--- a/downloads/teacher/ai-3-week-19.docx
+++ b/downloads/teacher/ai-3-week-19.docx
@@ -2756,6 +2756,396 @@
         <w:t>For your Verified Study Buddy, save the input, procedure, observed result and limitation of this check. Label this worked example as practice; use a different, previously unreviewed case when checking independent understanding.</w:t>
       </w:r>
     </w:p>
+    <w:p>
+      <w:pPr>
+        <w:pStyle w:val="Heading1"/>
+      </w:pPr>
+      <w:r>
+        <w:t>07. Prepare, teach and assess</w:t>
+      </w:r>
+    </w:p>
+    <w:p>
+      <w:r>
+        <w:t>Teaching target: Explain the mechanism and terminology of capstone requirements and corpus</w:t>
+      </w:r>
+    </w:p>
+    <w:p>
+      <w:r>
+        <w:t>Prepare the labelled worked-case picture, the matching workbook, fictional input cards and a place for individual responses. No paid AI account is required for the paper reasoning activities.</w:t>
+      </w:r>
+    </w:p>
+    <w:tbl>
+      <w:tblPr>
+        <w:tblStyle w:val="LightShading-Accent1"/>
+        <w:tblW w:type="auto" w:w="0"/>
+        <w:tblLook w:firstColumn="1" w:firstRow="1" w:lastColumn="0" w:lastRow="0" w:noHBand="0" w:noVBand="1" w:val="04A0"/>
+      </w:tblPr>
+      <w:tblGrid>
+        <w:gridCol w:w="3408"/>
+        <w:gridCol w:w="3408"/>
+        <w:gridCol w:w="3408"/>
+      </w:tblGrid>
+      <w:tr>
+        <w:trPr>
+          <w:tblHeader/>
+        </w:trPr>
+        <w:tc>
+          <w:tcPr>
+            <w:tcW w:type="dxa" w:w="3408"/>
+          </w:tcPr>
+          <w:p>
+            <w:r>
+              <w:t>Session</w:t>
+            </w:r>
+          </w:p>
+        </w:tc>
+        <w:tc>
+          <w:tcPr>
+            <w:tcW w:type="dxa" w:w="3408"/>
+          </w:tcPr>
+          <w:p>
+            <w:r>
+              <w:t>Plan</w:t>
+            </w:r>
+          </w:p>
+        </w:tc>
+        <w:tc>
+          <w:tcPr>
+            <w:tcW w:type="dxa" w:w="3408"/>
+          </w:tcPr>
+          <w:p>
+            <w:r>
+              <w:t>Resources</w:t>
+            </w:r>
+          </w:p>
+        </w:tc>
+      </w:tr>
+      <w:tr>
+        <w:tc>
+          <w:tcPr>
+            <w:tcW w:type="dxa" w:w="3408"/>
+          </w:tcPr>
+          <w:p>
+            <w:r>
+              <w:t>Session 1 · Understand · 45 min</w:t>
+            </w:r>
+          </w:p>
+        </w:tc>
+        <w:tc>
+          <w:tcPr>
+            <w:tcW w:type="dxa" w:w="3408"/>
+          </w:tcPr>
+          <w:p>
+            <w:r>
+              <w:t>0–7: recall and prerequisite; 7–15: inspect the concrete case and predict; 15–30: teacher models the worked trace; 30–40: learners explain a step using the text and visual; 40–45: check the core idea.</w:t>
+            </w:r>
+          </w:p>
+        </w:tc>
+        <w:tc>
+          <w:tcPr>
+            <w:tcW w:type="dxa" w:w="3408"/>
+          </w:tcPr>
+          <w:p>
+            <w:r>
+              <w:t>Sections 1–6; record the brief recall in the workbook.</w:t>
+            </w:r>
+          </w:p>
+        </w:tc>
+      </w:tr>
+      <w:tr>
+        <w:tc>
+          <w:tcPr>
+            <w:tcW w:type="dxa" w:w="3408"/>
+          </w:tcPr>
+          <w:p>
+            <w:r>
+              <w:t>Session 2 · Practise · 45 min</w:t>
+            </w:r>
+          </w:p>
+        </w:tc>
+        <w:tc>
+          <w:tcPr>
+            <w:tcW w:type="dxa" w:w="3408"/>
+          </w:tcPr>
+          <w:p>
+            <w:r>
+              <w:t>0–5: retrieve the procedure; 5–15: W2 completion practice; 15–23: explain and check with a partner; 23–30: each learner answers the misconception check; 30–40: targeted reteaching or a harder variation; 40–45: prepare the investigation.</w:t>
+            </w:r>
+          </w:p>
+        </w:tc>
+        <w:tc>
+          <w:tcPr>
+            <w:tcW w:type="dxa" w:w="3408"/>
+          </w:tcPr>
+          <w:p>
+            <w:r>
+              <w:t>Sections 7–10; use the matching workbook W2 and misconception check.</w:t>
+            </w:r>
+          </w:p>
+        </w:tc>
+      </w:tr>
+      <w:tr>
+        <w:tc>
+          <w:tcPr>
+            <w:tcW w:type="dxa" w:w="3408"/>
+          </w:tcPr>
+          <w:p>
+            <w:r>
+              <w:t>Session 3 · Investigate and transfer · 45 min</w:t>
+            </w:r>
+          </w:p>
+        </w:tc>
+        <w:tc>
+          <w:tcPr>
+            <w:tcW w:type="dxa" w:w="3408"/>
+          </w:tcPr>
+          <w:p>
+            <w:r>
+              <w:t>0–5: retrieve the decision rule; 5–20: investigate or trace; 20–30: start the independent case; 30–38: connect the project; 38–43: act on feedback; 43–45: plan the return check.</w:t>
+            </w:r>
+          </w:p>
+        </w:tc>
+        <w:tc>
+          <w:tcPr>
+            <w:tcW w:type="dxa" w:w="3408"/>
+          </w:tcPr>
+          <w:p>
+            <w:r>
+              <w:t>Sections 9 and 11–14. Give extra time to finish the full task set; use Section 15 when the week includes a coding lab.</w:t>
+            </w:r>
+          </w:p>
+        </w:tc>
+      </w:tr>
+    </w:tbl>
+    <w:p>
+      <w:r>
+        <w:t>Before class, solve the supported practice: Student room assistant corpus contains public register P, teacher-only guide T and current approval A. It must report approved room capacity or needs_review. Show the intermediate steps and give the conclusion with its scope.</w:t>
+      </w:r>
+    </w:p>
+    <w:p>
+      <w:r>
+        <w:t>Reasoned practice answer: Teacher explanation: Authorised corpus contains P and A, excluding T. Baseline manually checks same-room current approval and capacity. Reserve complete, missing and conflicting cases before development.</w:t>
+      </w:r>
+    </w:p>
+    <w:p>
+      <w:r>
+        <w:t>Check every learner before discussion: Use the worked case for Capstone requirements and corpus. Proposed explanation: “The worked result establishes every future case”. Decide whether this explanation is supported. Point to the step or supplied fact that decides; explain your repair if needed.</w:t>
+      </w:r>
+    </w:p>
+    <w:p>
+      <w:r>
+        <w:t>Misconception repair: A complete capstone plan is not evidence that the implementation meets it; evaluate after building.</w:t>
+      </w:r>
+    </w:p>
+    <w:p>
+      <w:r>
+        <w:t>Support: read the exact case aloud, enlarge the labelled picture, supply input cards and model only the first deciding step. Accept a spoken explanation or drawing; retain the reasoning goal.</w:t>
+      </w:r>
+    </w:p>
+    <w:p>
+      <w:r>
+        <w:t>Extension: The pupil asks for photosynthesis, which G3 does not contain. Require a prediction and a reason before comparing. Expected result: The assistant reports that the definition is unavailable in its approved glossary. Reason: A helpful interface cannot expand its authorised evidence by guessing.</w:t>
+      </w:r>
+    </w:p>
+    <w:p>
+      <w:r>
+        <w:t>Independent assessment: withhold the reserved answer until the learner has attempted the new case. Record support separately from correctness.</w:t>
+      </w:r>
+    </w:p>
+    <w:tbl>
+      <w:tblPr>
+        <w:tblStyle w:val="LightShading-Accent1"/>
+        <w:tblW w:type="auto" w:w="0"/>
+        <w:tblLook w:firstColumn="1" w:firstRow="1" w:lastColumn="0" w:lastRow="0" w:noHBand="0" w:noVBand="1" w:val="04A0"/>
+      </w:tblPr>
+      <w:tblGrid>
+        <w:gridCol w:w="2556"/>
+        <w:gridCol w:w="2556"/>
+        <w:gridCol w:w="2556"/>
+        <w:gridCol w:w="2556"/>
+      </w:tblGrid>
+      <w:tr>
+        <w:trPr>
+          <w:tblHeader/>
+        </w:trPr>
+        <w:tc>
+          <w:tcPr>
+            <w:tcW w:type="dxa" w:w="2556"/>
+          </w:tcPr>
+          <w:p>
+            <w:r>
+              <w:t>Criterion</w:t>
+            </w:r>
+          </w:p>
+        </w:tc>
+        <w:tc>
+          <w:tcPr>
+            <w:tcW w:type="dxa" w:w="2556"/>
+          </w:tcPr>
+          <w:p>
+            <w:r>
+              <w:t>Not yet</w:t>
+            </w:r>
+          </w:p>
+        </w:tc>
+        <w:tc>
+          <w:tcPr>
+            <w:tcW w:type="dxa" w:w="2556"/>
+          </w:tcPr>
+          <w:p>
+            <w:r>
+              <w:t>With support</w:t>
+            </w:r>
+          </w:p>
+        </w:tc>
+        <w:tc>
+          <w:tcPr>
+            <w:tcW w:type="dxa" w:w="2556"/>
+          </w:tcPr>
+          <w:p>
+            <w:r>
+              <w:t>Independent</w:t>
+            </w:r>
+          </w:p>
+        </w:tc>
+      </w:tr>
+      <w:tr>
+        <w:tc>
+          <w:tcPr>
+            <w:tcW w:type="dxa" w:w="2556"/>
+          </w:tcPr>
+          <w:p>
+            <w:r>
+              <w:t>Explanation</w:t>
+            </w:r>
+          </w:p>
+        </w:tc>
+        <w:tc>
+          <w:tcPr>
+            <w:tcW w:type="dxa" w:w="2556"/>
+          </w:tcPr>
+          <w:p>
+            <w:r>
+              <w:t>Names an answer without a deciding fact</w:t>
+            </w:r>
+          </w:p>
+        </w:tc>
+        <w:tc>
+          <w:tcPr>
+            <w:tcW w:type="dxa" w:w="2556"/>
+          </w:tcPr>
+          <w:p>
+            <w:r>
+              <w:t>Uses a hint to link fact and decision</w:t>
+            </w:r>
+          </w:p>
+        </w:tc>
+        <w:tc>
+          <w:tcPr>
+            <w:tcW w:type="dxa" w:w="2556"/>
+          </w:tcPr>
+          <w:p>
+            <w:r>
+              <w:t>Explains the deciding fact in own words</w:t>
+            </w:r>
+          </w:p>
+        </w:tc>
+      </w:tr>
+      <w:tr>
+        <w:tc>
+          <w:tcPr>
+            <w:tcW w:type="dxa" w:w="2556"/>
+          </w:tcPr>
+          <w:p>
+            <w:r>
+              <w:t>Trace or test</w:t>
+            </w:r>
+          </w:p>
+        </w:tc>
+        <w:tc>
+          <w:tcPr>
+            <w:tcW w:type="dxa" w:w="2556"/>
+          </w:tcPr>
+          <w:p>
+            <w:r>
+              <w:t>Cannot connect input and result</w:t>
+            </w:r>
+          </w:p>
+        </w:tc>
+        <w:tc>
+          <w:tcPr>
+            <w:tcW w:type="dxa" w:w="2556"/>
+          </w:tcPr>
+          <w:p>
+            <w:r>
+              <w:t>Completes steps with prompts</w:t>
+            </w:r>
+          </w:p>
+        </w:tc>
+        <w:tc>
+          <w:tcPr>
+            <w:tcW w:type="dxa" w:w="2556"/>
+          </w:tcPr>
+          <w:p>
+            <w:r>
+              <w:t>Traces or tests a changed case accurately</w:t>
+            </w:r>
+          </w:p>
+        </w:tc>
+      </w:tr>
+      <w:tr>
+        <w:tc>
+          <w:tcPr>
+            <w:tcW w:type="dxa" w:w="2556"/>
+          </w:tcPr>
+          <w:p>
+            <w:r>
+              <w:t>Limits and revision</w:t>
+            </w:r>
+          </w:p>
+        </w:tc>
+        <w:tc>
+          <w:tcPr>
+            <w:tcW w:type="dxa" w:w="2556"/>
+          </w:tcPr>
+          <w:p>
+            <w:r>
+              <w:t>Claims more than evidence supports</w:t>
+            </w:r>
+          </w:p>
+        </w:tc>
+        <w:tc>
+          <w:tcPr>
+            <w:tcW w:type="dxa" w:w="2556"/>
+          </w:tcPr>
+          <w:p>
+            <w:r>
+              <w:t>Names a limit after a prompt</w:t>
+            </w:r>
+          </w:p>
+        </w:tc>
+        <w:tc>
+          <w:tcPr>
+            <w:tcW w:type="dxa" w:w="2556"/>
+          </w:tcPr>
+          <w:p>
+            <w:r>
+              <w:t>States a defensible limit and useful next test</w:t>
+            </w:r>
+          </w:p>
+        </w:tc>
+      </w:tr>
+    </w:tbl>
+    <w:p>
+      <w:r>
+        <w:t>Project checkpoint: Evaluate and revise. Compare with your starting method, explain errors and record a justified revision.</w:t>
+      </w:r>
+    </w:p>
+    <w:p>
+      <w:r>
+        <w:t>Use the weekly teacher answer for topic-specific reasoning. A saved progress tick is an activity record; judge mastery from the learner’s explanation and evidence.</w:t>
+      </w:r>
+    </w:p>
     <w:sectPr>
       <w:pgSz w:w="12240" w:h="15840"/>
       <w:pgMar w:top="936" w:right="1008" w:bottom="936" w:left="1008" w:header="720" w:footer="720" w:gutter="0"/>

--- a/downloads/teacher/ai-3-week-19.docx
+++ b/downloads/teacher/ai-3-week-19.docx
@@ -3146,6 +3146,39 @@
         <w:t>Use the weekly teacher answer for topic-specific reasoning. A saved progress tick is an activity record; judge mastery from the learner’s explanation and evidence.</w:t>
       </w:r>
     </w:p>
+    <w:p>
+      <w:pPr>
+        <w:pStyle w:val="Heading1"/>
+      </w:pPr>
+      <w:r>
+        <w:t>08. Use feedback, labs and repair paths</w:t>
+      </w:r>
+    </w:p>
+    <w:p>
+      <w:r>
+        <w:t>Use the two formative questions as supported practice, not as independent mastery scores. Discuss the deciding evidence rather than accepting a guessed selection.</w:t>
+      </w:r>
+    </w:p>
+    <w:p>
+      <w:r>
+        <w:t>The feedback comes from the reviewed public worked case. Do not reveal the separately reserved independent teacher answer until the learner has attempted that case.</w:t>
+      </w:r>
+    </w:p>
+    <w:p>
+      <w:r>
+        <w:t>Ask students to predict before running code. Preserve errors and actual outputs; collect a changed test and an explanation. The branch-boundary and indexing lessons deliberately include failure cases.</w:t>
+      </w:r>
+    </w:p>
+    <w:p>
+      <w:r>
+        <w:t>Use the earlier worked-explanation links to address a specific missing building block, then return to the current question. Adapt this suggestion after observing the learner; it is not an automatic diagnosis.</w:t>
+      </w:r>
+    </w:p>
+    <w:p>
+      <w:r>
+        <w:t>Collect the completed-work portfolio as evidence. Record support separately from correctness, and assess explanation, trace/test and limitations. Progress ticks and quiz selections alone do not establish mastery.</w:t>
+      </w:r>
+    </w:p>
     <w:sectPr>
       <w:pgSz w:w="12240" w:h="15840"/>
       <w:pgMar w:top="936" w:right="1008" w:bottom="936" w:left="1008" w:header="720" w:footer="720" w:gutter="0"/>

--- a/downloads/teacher/ai-3-week-19.docx
+++ b/downloads/teacher/ai-3-week-19.docx
@@ -29,6 +29,11 @@
       </w:r>
     </w:p>
     <w:p>
+      <w:r>
+        <w:t>Prepare User Need and AI Contribution: check the target, prerequisites, resources and adaptable teaching schedule.</w:t>
+      </w:r>
+    </w:p>
+    <w:p>
       <w:pPr>
         <w:pStyle w:val="Heading3"/>
       </w:pPr>
@@ -37,8 +42,38 @@
       </w:r>
     </w:p>
     <w:p>
-      <w:r>
-        <w:t>Primary target: Explain the mechanism and terminology of capstone requirements and corpus</w:t>
+      <w:pPr>
+        <w:spacing w:line="336" w:lineRule="auto" w:after="180"/>
+      </w:pPr>
+      <w:r>
+        <w:rPr>
+          <w:b w:val="0"/>
+        </w:rPr>
+        <w:t xml:space="preserve">Primary target: Explain the </w:t>
+      </w:r>
+      <w:r>
+        <w:rPr>
+          <w:b/>
+        </w:rPr>
+        <w:t>mechanism</w:t>
+      </w:r>
+      <w:r>
+        <w:rPr>
+          <w:b w:val="0"/>
+        </w:rPr>
+        <w:t xml:space="preserve"> and terminology of capstone </w:t>
+      </w:r>
+      <w:r>
+        <w:rPr>
+          <w:b/>
+        </w:rPr>
+        <w:t>requirement</w:t>
+      </w:r>
+      <w:r>
+        <w:rPr>
+          <w:b w:val="0"/>
+        </w:rPr>
+        <w:t>s and corpus</w:t>
       </w:r>
     </w:p>
     <w:tbl>
@@ -185,12 +220,47 @@
       </w:tr>
     </w:tbl>
     <w:p>
-      <w:r>
-        <w:t>This is a starting allocation of 135 minutes, not a validated duration. Preserve all named topics. Schedule extra time for connected examples, the full investigation, independent cases and project building. Repeated copies of a case share one recorded attempt; they are not new evidence.</w:t>
-      </w:r>
-    </w:p>
-    <w:p>
-      <w:r>
+      <w:pPr>
+        <w:spacing w:line="336" w:lineRule="auto" w:after="180"/>
+      </w:pPr>
+      <w:r>
+        <w:rPr>
+          <w:b w:val="0"/>
+        </w:rPr>
+        <w:t>This is a starting allocation of 135 minutes, not a validated duration. Preserve all named topics. Schedule extra time for connected examples, the full investigation, independent cases and project building.</w:t>
+      </w:r>
+    </w:p>
+    <w:p>
+      <w:pPr>
+        <w:spacing w:line="336" w:lineRule="auto" w:after="180"/>
+      </w:pPr>
+      <w:r>
+        <w:rPr>
+          <w:b w:val="0"/>
+        </w:rPr>
+        <w:t xml:space="preserve">Repeated copies of a case share one recorded attempt; they are not new </w:t>
+      </w:r>
+      <w:r>
+        <w:rPr>
+          <w:b/>
+        </w:rPr>
+        <w:t>evidence</w:t>
+      </w:r>
+      <w:r>
+        <w:rPr>
+          <w:b w:val="0"/>
+        </w:rPr>
+        <w:t>.</w:t>
+      </w:r>
+    </w:p>
+    <w:p>
+      <w:pPr>
+        <w:spacing w:line="336" w:lineRule="auto" w:after="180"/>
+      </w:pPr>
+      <w:r>
+        <w:rPr>
+          <w:b w:val="0"/>
+        </w:rPr>
         <w:t>Case exposure check: this source example appears in ai-3/19, ai-3/33. Reuse a familiar case for recall or modelling; verify that the case used to assess transfer has not already received feedback.</w:t>
       </w:r>
     </w:p>
@@ -211,18 +281,94 @@
       </w:r>
     </w:p>
     <w:p>
-      <w:r>
+      <w:pPr>
+        <w:spacing w:line="336" w:lineRule="auto" w:after="180"/>
+      </w:pPr>
+      <w:r>
+        <w:rPr>
+          <w:b w:val="0"/>
+        </w:rPr>
         <w:t>Without opening the old lesson, explain one key idea from Retrieval Augmented Generation. Give an example and a mistake that the idea helps you avoid.</w:t>
       </w:r>
     </w:p>
     <w:p>
-      <w:r>
-        <w:t>Look for: Explain the mechanism and terminology of building a grounded answer</w:t>
-      </w:r>
-    </w:p>
-    <w:p>
-      <w:r>
-        <w:t>Reference example, not the only acceptable wording: Teacher explanation: A grounded answer connects each factual claim to evidence actually retrieved for the task. Retrieval success does not automatically make generation faithful. Build a claim-evidence table before final wording. Preserve source versions and qualifiers, omit unsupported claims or explicitly state the gap, then validate the answer against the table.</w:t>
+      <w:pPr>
+        <w:spacing w:line="336" w:lineRule="auto" w:after="180"/>
+      </w:pPr>
+      <w:r>
+        <w:rPr>
+          <w:b w:val="0"/>
+        </w:rPr>
+        <w:t xml:space="preserve">Look for: Explain the </w:t>
+      </w:r>
+      <w:r>
+        <w:rPr>
+          <w:b/>
+        </w:rPr>
+        <w:t>mechanism</w:t>
+      </w:r>
+      <w:r>
+        <w:rPr>
+          <w:b w:val="0"/>
+        </w:rPr>
+        <w:t xml:space="preserve"> and terminology of building a grounded answer</w:t>
+      </w:r>
+    </w:p>
+    <w:p>
+      <w:pPr>
+        <w:spacing w:line="336" w:lineRule="auto" w:after="180"/>
+      </w:pPr>
+      <w:r>
+        <w:rPr>
+          <w:b w:val="0"/>
+        </w:rPr>
+        <w:t xml:space="preserve">Reference example, not the only acceptable wording: Teacher explanation: A grounded answer connects each factual claim to </w:t>
+      </w:r>
+      <w:r>
+        <w:rPr>
+          <w:b/>
+        </w:rPr>
+        <w:t>evidence</w:t>
+      </w:r>
+      <w:r>
+        <w:rPr>
+          <w:b w:val="0"/>
+        </w:rPr>
+        <w:t xml:space="preserve"> actually retrieved for the task.</w:t>
+      </w:r>
+    </w:p>
+    <w:p>
+      <w:pPr>
+        <w:spacing w:line="336" w:lineRule="auto" w:after="180"/>
+      </w:pPr>
+      <w:r>
+        <w:rPr>
+          <w:b w:val="0"/>
+        </w:rPr>
+        <w:t>Retrieval success does not automatically make generation faithful. Build a claim-</w:t>
+      </w:r>
+      <w:r>
+        <w:rPr>
+          <w:b/>
+        </w:rPr>
+        <w:t>evidence</w:t>
+      </w:r>
+      <w:r>
+        <w:rPr>
+          <w:b w:val="0"/>
+        </w:rPr>
+        <w:t xml:space="preserve"> table before final wording.</w:t>
+      </w:r>
+    </w:p>
+    <w:p>
+      <w:pPr>
+        <w:spacing w:line="336" w:lineRule="auto" w:after="180"/>
+      </w:pPr>
+      <w:r>
+        <w:rPr>
+          <w:b w:val="0"/>
+        </w:rPr>
+        <w:t>Preserve source versions and qualifiers, omit unsupported claims or explicitly state the gap, then validate the answer against the table.</w:t>
       </w:r>
     </w:p>
     <w:p>
@@ -234,18 +380,59 @@
       </w:r>
     </w:p>
     <w:p>
-      <w:r>
+      <w:pPr>
+        <w:spacing w:line="336" w:lineRule="auto" w:after="180"/>
+      </w:pPr>
+      <w:r>
+        <w:rPr>
+          <w:b w:val="0"/>
+        </w:rPr>
         <w:t>Without opening the old lesson, explain one key idea from Verify Numbers and Dates. Give an example and a mistake that the idea helps you avoid.</w:t>
       </w:r>
     </w:p>
     <w:p>
-      <w:r>
-        <w:t>Look for: Explain the mechanism and terminology of claim support and citation evaluation</w:t>
-      </w:r>
-    </w:p>
-    <w:p>
-      <w:r>
-        <w:t>Reference example, not the only acceptable wording: Teacher explanation: Citation evaluation checks source existence, exact passage support and coverage of answer claims. A real citation can still be irrelevant. For this classroom rubric count a claim as supported only when its cited passage entails it. Separately count correct citation links. Use the number of factual claims as the support denominator.</w:t>
+      <w:pPr>
+        <w:spacing w:line="336" w:lineRule="auto" w:after="180"/>
+      </w:pPr>
+      <w:r>
+        <w:rPr>
+          <w:b w:val="0"/>
+        </w:rPr>
+        <w:t xml:space="preserve">Look for: Explain the </w:t>
+      </w:r>
+      <w:r>
+        <w:rPr>
+          <w:b/>
+        </w:rPr>
+        <w:t>mechanism</w:t>
+      </w:r>
+      <w:r>
+        <w:rPr>
+          <w:b w:val="0"/>
+        </w:rPr>
+        <w:t xml:space="preserve"> and terminology of claim support and citation evaluation</w:t>
+      </w:r>
+    </w:p>
+    <w:p>
+      <w:pPr>
+        <w:spacing w:line="336" w:lineRule="auto" w:after="180"/>
+      </w:pPr>
+      <w:r>
+        <w:rPr>
+          <w:b w:val="0"/>
+        </w:rPr>
+        <w:t>Reference example, not the only acceptable wording: Teacher explanation: Citation evaluation checks source existence, exact passage support and coverage of answer claims. A real citation can still be irrelevant.</w:t>
+      </w:r>
+    </w:p>
+    <w:p>
+      <w:pPr>
+        <w:spacing w:line="336" w:lineRule="auto" w:after="180"/>
+      </w:pPr>
+      <w:r>
+        <w:rPr>
+          <w:b w:val="0"/>
+        </w:rPr>
+        <w:t>For this classroom rubric count a claim as supported only when its cited passage entails it. Separately count correct citation links. Use the number of factual claims as the support denominator.</w:t>
       </w:r>
     </w:p>
     <w:p>
@@ -257,22 +444,122 @@
       </w:r>
     </w:p>
     <w:p>
-      <w:r>
-        <w:t>Without opening the old lesson, explain one key idea from Multimodal Evidence. Give an example and a mistake that the idea helps you avoid.</w:t>
-      </w:r>
-    </w:p>
-    <w:p>
-      <w:r>
-        <w:t>Look for: Explain the mechanism and terminology of speech pipelines and multimodal evidence</w:t>
-      </w:r>
-    </w:p>
-    <w:p>
-      <w:r>
-        <w:t>Reference example, not the only acceptable wording: Teacher explanation: A multimodal pipeline may transcribe speech, inspect an image and generate a response. Errors at one stage can propagate even when later stages run correctly. Track source modality, segment/time references, transcription, interpretation and final claims separately. Compare conflicting evidence without assuming one modality always wins. Ask for clarification when the task needs unresolved information.</w:t>
-      </w:r>
-    </w:p>
-    <w:p>
-      <w:r>
+      <w:pPr>
+        <w:spacing w:line="336" w:lineRule="auto" w:after="180"/>
+      </w:pPr>
+      <w:r>
+        <w:rPr>
+          <w:b w:val="0"/>
+        </w:rPr>
+        <w:t xml:space="preserve">Without opening the old lesson, explain one key idea from Multimodal </w:t>
+      </w:r>
+      <w:r>
+        <w:rPr>
+          <w:b/>
+        </w:rPr>
+        <w:t>Evidence</w:t>
+      </w:r>
+      <w:r>
+        <w:rPr>
+          <w:b w:val="0"/>
+        </w:rPr>
+        <w:t>. Give an example and a mistake that the idea helps you avoid.</w:t>
+      </w:r>
+    </w:p>
+    <w:p>
+      <w:pPr>
+        <w:spacing w:line="336" w:lineRule="auto" w:after="180"/>
+      </w:pPr>
+      <w:r>
+        <w:rPr>
+          <w:b w:val="0"/>
+        </w:rPr>
+        <w:t xml:space="preserve">Look for: Explain the </w:t>
+      </w:r>
+      <w:r>
+        <w:rPr>
+          <w:b/>
+        </w:rPr>
+        <w:t>mechanism</w:t>
+      </w:r>
+      <w:r>
+        <w:rPr>
+          <w:b w:val="0"/>
+        </w:rPr>
+        <w:t xml:space="preserve"> and terminology of speech pipelines and multimodal </w:t>
+      </w:r>
+      <w:r>
+        <w:rPr>
+          <w:b/>
+        </w:rPr>
+        <w:t>evidence</w:t>
+      </w:r>
+    </w:p>
+    <w:p>
+      <w:pPr>
+        <w:spacing w:line="336" w:lineRule="auto" w:after="180"/>
+      </w:pPr>
+      <w:r>
+        <w:rPr>
+          <w:b w:val="0"/>
+        </w:rPr>
+        <w:t>Reference example, not the only acceptable wording: Teacher explanation: A multimodal pipeline may transcribe speech, inspect an image and generate a response.</w:t>
+      </w:r>
+    </w:p>
+    <w:p>
+      <w:pPr>
+        <w:spacing w:line="336" w:lineRule="auto" w:after="180"/>
+      </w:pPr>
+      <w:r>
+        <w:rPr>
+          <w:b w:val="0"/>
+        </w:rPr>
+        <w:t>Errors at one stage can propagate even when later stages run correctly. Track source modality, segment/time references, transcription, interpretation and final claims separately.</w:t>
+      </w:r>
+    </w:p>
+    <w:p>
+      <w:pPr>
+        <w:spacing w:line="336" w:lineRule="auto" w:after="180"/>
+      </w:pPr>
+      <w:r>
+        <w:rPr>
+          <w:b w:val="0"/>
+        </w:rPr>
+        <w:t xml:space="preserve">Compare conflicting </w:t>
+      </w:r>
+      <w:r>
+        <w:rPr>
+          <w:b/>
+        </w:rPr>
+        <w:t>evidence</w:t>
+      </w:r>
+      <w:r>
+        <w:rPr>
+          <w:b w:val="0"/>
+        </w:rPr>
+        <w:t xml:space="preserve"> without assuming one modality always wins. Ask for clarification when the task </w:t>
+      </w:r>
+      <w:r>
+        <w:rPr>
+          <w:b/>
+        </w:rPr>
+        <w:t>need</w:t>
+      </w:r>
+      <w:r>
+        <w:rPr>
+          <w:b w:val="0"/>
+        </w:rPr>
+        <w:t>s unresolved information.</w:t>
+      </w:r>
+    </w:p>
+    <w:p>
+      <w:pPr>
+        <w:spacing w:line="336" w:lineRule="auto" w:after="180"/>
+      </w:pPr>
+      <w:r>
+        <w:rPr>
+          <w:b w:val="0"/>
+        </w:rPr>
         <w:t>Use the student module and workbook section with this exact week title. The worked case, independent question and answers below form one aligned lesson sequence.</w:t>
       </w:r>
     </w:p>
@@ -285,7 +572,13 @@
       </w:r>
     </w:p>
     <w:p>
-      <w:r>
+      <w:pPr>
+        <w:spacing w:line="336" w:lineRule="auto" w:after="180"/>
+      </w:pPr>
+      <w:r>
+        <w:rPr>
+          <w:b w:val="0"/>
+        </w:rPr>
         <w:t>Students cannot find definitions in a 20-page handout. Compare an index with a grounded assistant. Define a success measure and a failure case for both.</w:t>
       </w:r>
     </w:p>
@@ -298,8 +591,44 @@
       </w:r>
     </w:p>
     <w:p>
-      <w:r>
-        <w:t>Week 19: User, Need, and AI Contribution</w:t>
+      <w:pPr>
+        <w:spacing w:line="336" w:lineRule="auto" w:after="180"/>
+      </w:pPr>
+      <w:r>
+        <w:rPr>
+          <w:b w:val="0"/>
+        </w:rPr>
+        <w:t xml:space="preserve">Week 19: </w:t>
+      </w:r>
+      <w:r>
+        <w:rPr>
+          <w:b/>
+        </w:rPr>
+        <w:t>User</w:t>
+      </w:r>
+      <w:r>
+        <w:rPr>
+          <w:b w:val="0"/>
+        </w:rPr>
+        <w:t xml:space="preserve">, </w:t>
+      </w:r>
+      <w:r>
+        <w:rPr>
+          <w:b/>
+        </w:rPr>
+        <w:t>Need</w:t>
+      </w:r>
+      <w:r>
+        <w:rPr>
+          <w:b w:val="0"/>
+        </w:rPr>
+        <w:t xml:space="preserve">, and </w:t>
+      </w:r>
+      <w:r>
+        <w:rPr>
+          <w:b/>
+        </w:rPr>
+        <w:t>AI Contribution</w:t>
       </w:r>
     </w:p>
     <w:tbl>
@@ -435,26 +764,152 @@
       </w:r>
     </w:p>
     <w:p>
-      <w:r>
+      <w:pPr>
+        <w:spacing w:line="336" w:lineRule="auto" w:after="180"/>
+      </w:pPr>
+      <w:r>
+        <w:rPr>
+          <w:b w:val="0"/>
+        </w:rPr>
         <w:t>Use the supplied scenario, student illustrations and blank paper. For numeric work, offer counters or a calculator after learners show the setup. Fictional records are supplied; personal data and paid accounts are unnecessary.</w:t>
       </w:r>
     </w:p>
     <w:p>
-      <w:r>
-        <w:t>Allow 80 minutes: recall 8; explanation 12; worked demonstration 15; guided practice 20; independent assessment 15; project and reflection 10. Extend the lab into a second session when needed.</w:t>
-      </w:r>
-    </w:p>
-    <w:p>
       <w:pPr>
         <w:pStyle w:val="Heading3"/>
       </w:pPr>
       <w:r>
+        <w:t>Alternative compact allocation</w:t>
+      </w:r>
+    </w:p>
+    <w:p>
+      <w:r>
+        <w:t>This compact option is not the full-week schedule. Use the main teaching cycle and allow extra sessions for the investigation, independent work and project.</w:t>
+      </w:r>
+    </w:p>
+    <w:p>
+      <w:pPr>
+        <w:spacing w:line="336" w:lineRule="auto" w:after="180"/>
+        <w:shd w:fill="F1F6F8"/>
+      </w:pPr>
+      <w:r>
+        <w:rPr>
+          <w:b w:val="0"/>
+        </w:rPr>
+        <w:t xml:space="preserve">Allow 80 minutes: recall 8; explanation 12; worked demonstration 15; guided practice 20; independent assessment 15; project and reflection 10. Extend the lab into a second session when </w:t>
+      </w:r>
+      <w:r>
+        <w:rPr>
+          <w:b/>
+        </w:rPr>
+        <w:t>need</w:t>
+      </w:r>
+      <w:r>
+        <w:rPr>
+          <w:b w:val="0"/>
+        </w:rPr>
+        <w:t>ed.</w:t>
+      </w:r>
+    </w:p>
+    <w:p>
+      <w:pPr>
+        <w:pStyle w:val="Heading3"/>
+      </w:pPr>
+      <w:r>
         <w:t>Preparation for the connected explanation</w:t>
       </w:r>
     </w:p>
     <w:p>
-      <w:r>
-        <w:t>Two 45-minute sessions. A grounded-assistant capstone begins with bounded requirements and a versioned permitted corpus. A baseline can be a manual lookup process using the same evidence. Use the supplied constructed scenarios to make the mechanism inspectable. Collect W4 before sharing solutions. Students should name intermediate evidence and limitations; classroom pacing and learning effectiveness remain unvalidated.</w:t>
+      <w:pPr>
+        <w:spacing w:line="336" w:lineRule="auto" w:after="180"/>
+      </w:pPr>
+      <w:r>
+        <w:rPr>
+          <w:b w:val="0"/>
+        </w:rPr>
+        <w:t xml:space="preserve">Two 45-minute sessions. A grounded-assistant capstone begins with bounded </w:t>
+      </w:r>
+      <w:r>
+        <w:rPr>
+          <w:b/>
+        </w:rPr>
+        <w:t>requirement</w:t>
+      </w:r>
+      <w:r>
+        <w:rPr>
+          <w:b w:val="0"/>
+        </w:rPr>
+        <w:t xml:space="preserve">s and a versioned permitted corpus. A baseline can be a manual lookup </w:t>
+      </w:r>
+      <w:r>
+        <w:rPr>
+          <w:b/>
+        </w:rPr>
+        <w:t>process</w:t>
+      </w:r>
+      <w:r>
+        <w:rPr>
+          <w:b w:val="0"/>
+        </w:rPr>
+        <w:t xml:space="preserve"> using the same </w:t>
+      </w:r>
+      <w:r>
+        <w:rPr>
+          <w:b/>
+        </w:rPr>
+        <w:t>evidence</w:t>
+      </w:r>
+      <w:r>
+        <w:rPr>
+          <w:b w:val="0"/>
+        </w:rPr>
+        <w:t>.</w:t>
+      </w:r>
+    </w:p>
+    <w:p>
+      <w:pPr>
+        <w:spacing w:line="336" w:lineRule="auto" w:after="180"/>
+      </w:pPr>
+      <w:r>
+        <w:rPr>
+          <w:b w:val="0"/>
+        </w:rPr>
+        <w:t xml:space="preserve">Use the supplied constructed scenarios to make the </w:t>
+      </w:r>
+      <w:r>
+        <w:rPr>
+          <w:b/>
+        </w:rPr>
+        <w:t>mechanism</w:t>
+      </w:r>
+      <w:r>
+        <w:rPr>
+          <w:b w:val="0"/>
+        </w:rPr>
+        <w:t xml:space="preserve"> inspectable. Collect W4 before sharing solutions.</w:t>
+      </w:r>
+    </w:p>
+    <w:p>
+      <w:pPr>
+        <w:spacing w:line="336" w:lineRule="auto" w:after="180"/>
+      </w:pPr>
+      <w:r>
+        <w:rPr>
+          <w:b w:val="0"/>
+        </w:rPr>
+        <w:t xml:space="preserve">Students should name intermediate </w:t>
+      </w:r>
+      <w:r>
+        <w:rPr>
+          <w:b/>
+        </w:rPr>
+        <w:t>evidence</w:t>
+      </w:r>
+      <w:r>
+        <w:rPr>
+          <w:b w:val="0"/>
+        </w:rPr>
+        <w:t xml:space="preserve"> and limitations; classroom pacing and learning effectiveness remain unvalidated.</w:t>
       </w:r>
     </w:p>
     <w:p>
@@ -466,22 +921,81 @@
       </w:r>
     </w:p>
     <w:p>
-      <w:r>
-        <w:t>A result depends on the inputs, procedure and conditions that produced it. Preserve data roles and distinguish observed outcomes from predictions or unmeasured conditions. If the prior concept cannot be explained, use a short retrieval activity before this chapter.</w:t>
-      </w:r>
-    </w:p>
-    <w:p>
-      <w:r>
+      <w:pPr>
+        <w:spacing w:line="336" w:lineRule="auto" w:after="180"/>
+      </w:pPr>
+      <w:r>
+        <w:rPr>
+          <w:b w:val="0"/>
+        </w:rPr>
+        <w:t xml:space="preserve">A result depends on the </w:t>
+      </w:r>
+      <w:r>
+        <w:rPr>
+          <w:b/>
+        </w:rPr>
+        <w:t>input</w:t>
+      </w:r>
+      <w:r>
+        <w:rPr>
+          <w:b w:val="0"/>
+        </w:rPr>
+        <w:t xml:space="preserve">s, procedure and conditions that produced it. Preserve data roles and distinguish observed outcomes from </w:t>
+      </w:r>
+      <w:r>
+        <w:rPr>
+          <w:b/>
+        </w:rPr>
+        <w:t>prediction</w:t>
+      </w:r>
+      <w:r>
+        <w:rPr>
+          <w:b w:val="0"/>
+        </w:rPr>
+        <w:t>s or unmeasured conditions.</w:t>
+      </w:r>
+    </w:p>
+    <w:p>
+      <w:pPr>
+        <w:spacing w:line="336" w:lineRule="auto" w:after="180"/>
+      </w:pPr>
+      <w:r>
+        <w:rPr>
+          <w:b w:val="0"/>
+        </w:rPr>
+        <w:t>If the prior concept cannot be explained, use a short retrieval activity before this chapter.</w:t>
+      </w:r>
+    </w:p>
+    <w:p>
+      <w:pPr>
+        <w:spacing w:line="336" w:lineRule="auto" w:after="180"/>
+      </w:pPr>
+      <w:r>
+        <w:rPr>
+          <w:b w:val="0"/>
+        </w:rPr>
         <w:t>Lesson and workbook; paper and pencil</w:t>
       </w:r>
     </w:p>
     <w:p>
-      <w:r>
+      <w:pPr>
+        <w:spacing w:line="336" w:lineRule="auto" w:after="180"/>
+      </w:pPr>
+      <w:r>
+        <w:rPr>
+          <w:b w:val="0"/>
+        </w:rPr>
         <w:t>Calculator and optional local Python 3 for arithmetic; no live API or private data</w:t>
       </w:r>
     </w:p>
     <w:p>
-      <w:r>
+      <w:pPr>
+        <w:spacing w:line="336" w:lineRule="auto" w:after="180"/>
+      </w:pPr>
+      <w:r>
+        <w:rPr>
+          <w:b w:val="0"/>
+        </w:rPr>
         <w:t>Prepare the fresh retry separately and withhold its solution until after collection</w:t>
       </w:r>
     </w:p>
@@ -494,12 +1008,60 @@
       </w:r>
     </w:p>
     <w:p>
-      <w:r>
-        <w:t>By the end, I can explain user need and ai contribution using a traced example and a stated limitation.</w:t>
-      </w:r>
-    </w:p>
-    <w:p>
-      <w:r>
+      <w:pPr>
+        <w:spacing w:line="336" w:lineRule="auto" w:after="180"/>
+      </w:pPr>
+      <w:r>
+        <w:rPr>
+          <w:b w:val="0"/>
+        </w:rPr>
+        <w:t xml:space="preserve">By the end, I can explain </w:t>
+      </w:r>
+      <w:r>
+        <w:rPr>
+          <w:b/>
+        </w:rPr>
+        <w:t>user</w:t>
+      </w:r>
+      <w:r>
+        <w:rPr>
+          <w:b w:val="0"/>
+        </w:rPr>
+        <w:t xml:space="preserve"> </w:t>
+      </w:r>
+      <w:r>
+        <w:rPr>
+          <w:b/>
+        </w:rPr>
+        <w:t>need</w:t>
+      </w:r>
+      <w:r>
+        <w:rPr>
+          <w:b w:val="0"/>
+        </w:rPr>
+        <w:t xml:space="preserve"> and </w:t>
+      </w:r>
+      <w:r>
+        <w:rPr>
+          <w:b/>
+        </w:rPr>
+        <w:t>ai contribution</w:t>
+      </w:r>
+      <w:r>
+        <w:rPr>
+          <w:b w:val="0"/>
+        </w:rPr>
+        <w:t xml:space="preserve"> using a traced example and a stated limitation.</w:t>
+      </w:r>
+    </w:p>
+    <w:p>
+      <w:pPr>
+        <w:spacing w:line="336" w:lineRule="auto" w:after="180"/>
+      </w:pPr>
+      <w:r>
+        <w:rPr>
+          <w:b w:val="0"/>
+        </w:rPr>
         <w:t>This added worked case illustrates the week’s main idea. Retain all original and connected topics; schedule its practice within the teaching cycle.</w:t>
       </w:r>
     </w:p>
@@ -512,61 +1074,191 @@
       </w:r>
     </w:p>
     <w:p>
+      <w:r>
+        <w:t>Model User Need and AI Contribution using the supplied case, labelled mechanism and reasoning. Make the scope of each conclusion explicit.</w:t>
+      </w:r>
+    </w:p>
+    <w:p>
+      <w:pPr>
+        <w:spacing w:line="336" w:lineRule="auto" w:after="180"/>
+      </w:pPr>
+      <w:r>
+        <w:rPr>
+          <w:b/>
+        </w:rPr>
+        <w:t>Input</w:t>
+      </w:r>
+      <w:r>
+        <w:rPr>
+          <w:b w:val="0"/>
+        </w:rPr>
+        <w:t xml:space="preserve"> → </w:t>
+      </w:r>
+      <w:r>
+        <w:rPr>
+          <w:b/>
+        </w:rPr>
+        <w:t>Process</w:t>
+      </w:r>
+      <w:r>
+        <w:rPr>
+          <w:b w:val="0"/>
+        </w:rPr>
+        <w:t xml:space="preserve"> → </w:t>
+      </w:r>
+      <w:r>
+        <w:rPr>
+          <w:b/>
+        </w:rPr>
+        <w:t>Output</w:t>
+      </w:r>
+    </w:p>
+    <w:p>
+      <w:pPr>
+        <w:spacing w:line="336" w:lineRule="auto" w:after="180"/>
+      </w:pPr>
+      <w:r>
+        <w:rPr>
+          <w:b w:val="0"/>
+        </w:rPr>
+        <w:t>Trace the information. At each stage, ask what changed and how you could test it.</w:t>
+      </w:r>
+    </w:p>
+    <w:p>
+      <w:pPr>
+        <w:spacing w:line="336" w:lineRule="auto" w:after="180"/>
+      </w:pPr>
+      <w:r>
+        <w:rPr>
+          <w:b w:val="0"/>
+        </w:rPr>
+        <w:t>Which stage could fail even when the other two are correct? Explain:</w:t>
+      </w:r>
+    </w:p>
+    <w:p>
+      <w:pPr>
+        <w:spacing w:line="336" w:lineRule="auto" w:after="180"/>
+      </w:pPr>
+      <w:r>
+        <w:rPr>
+          <w:b w:val="0"/>
+        </w:rPr>
+        <w:t xml:space="preserve">Predict first. Then check each step. A correct answer without visible reasoning is incomplete </w:t>
+      </w:r>
+      <w:r>
+        <w:rPr>
+          <w:b/>
+        </w:rPr>
+        <w:t>evidence</w:t>
+      </w:r>
+      <w:r>
+        <w:rPr>
+          <w:b w:val="0"/>
+        </w:rPr>
+        <w:t>.</w:t>
+      </w:r>
+    </w:p>
+    <w:p>
+      <w:pPr>
+        <w:spacing w:line="336" w:lineRule="auto" w:after="180"/>
+        <w:shd w:fill="F4F9FC"/>
+      </w:pPr>
+      <w:r>
+        <w:rPr>
+          <w:b w:val="0"/>
+        </w:rPr>
+        <w:t xml:space="preserve">1. </w:t>
+      </w:r>
+      <w:r>
+        <w:rPr>
+          <w:b/>
+        </w:rPr>
+        <w:t>Need</w:t>
+      </w:r>
+      <w:r>
+        <w:rPr>
+          <w:b w:val="0"/>
+        </w:rPr>
+        <w:t>: turn approved notes into practice questions.</w:t>
+      </w:r>
+    </w:p>
+    <w:p>
+      <w:pPr>
+        <w:spacing w:line="336" w:lineRule="auto" w:after="180"/>
+        <w:shd w:fill="F4F9FC"/>
+      </w:pPr>
+      <w:r>
+        <w:rPr>
+          <w:b w:val="0"/>
+        </w:rPr>
+        <w:t>2. Simple template can create fixed question types reliably.</w:t>
+      </w:r>
+    </w:p>
+    <w:p>
+      <w:pPr>
+        <w:spacing w:line="336" w:lineRule="auto" w:after="180"/>
+        <w:shd w:fill="F4F9FC"/>
+      </w:pPr>
+      <w:r>
+        <w:rPr>
+          <w:b w:val="0"/>
+        </w:rPr>
+        <w:t>3. AI may add varied wording but also unsupported details.</w:t>
+      </w:r>
+    </w:p>
+    <w:p>
+      <w:pPr>
+        <w:spacing w:line="336" w:lineRule="auto" w:after="180"/>
+        <w:shd w:fill="F4F9FC"/>
+      </w:pPr>
+      <w:r>
+        <w:rPr>
+          <w:b w:val="0"/>
+        </w:rPr>
+        <w:t>4. Use AI only where benefit exceeds added verification and safety cost.</w:t>
+      </w:r>
+    </w:p>
+    <w:p>
+      <w:pPr>
+        <w:spacing w:line="336" w:lineRule="auto" w:after="180"/>
+      </w:pPr>
+      <w:r>
+        <w:rPr>
+          <w:b w:val="0"/>
+        </w:rPr>
+        <w:t>Recalculate, retrace, or restate the reasoning in your own representation:</w:t>
+      </w:r>
+    </w:p>
+    <w:p>
+      <w:pPr>
+        <w:spacing w:line="336" w:lineRule="auto" w:after="180"/>
+        <w:shd w:fill="F5F1FB"/>
+      </w:pPr>
+      <w:r>
+        <w:rPr>
+          <w:b w:val="0"/>
+        </w:rPr>
+        <w:t xml:space="preserve">CHECK Did the </w:t>
+      </w:r>
+      <w:r>
+        <w:rPr>
+          <w:b/>
+        </w:rPr>
+        <w:t>evidence</w:t>
+      </w:r>
+      <w:r>
+        <w:rPr>
+          <w:b w:val="0"/>
+        </w:rPr>
+        <w:t xml:space="preserve"> answer the exact question? Did the total, path, or source record stay consistent?</w:t>
+      </w:r>
+    </w:p>
+    <w:p>
       <w:pPr>
         <w:pStyle w:val="Heading3"/>
       </w:pPr>
       <w:r>
-        <w:t>Explain the mechanism</w:t>
-      </w:r>
-    </w:p>
-    <w:p>
-      <w:r>
-        <w:t>Input → Process → Output</w:t>
-      </w:r>
-    </w:p>
-    <w:p>
-      <w:r>
-        <w:t>Trace the information. At each stage, ask what changed and how you could test it.</w:t>
-      </w:r>
-    </w:p>
-    <w:p>
-      <w:r>
-        <w:t>Which stage could fail even when the other two are correct? Explain:</w:t>
-      </w:r>
-    </w:p>
-    <w:p>
-      <w:r>
-        <w:t>Predict first. Then check each step. A correct answer without visible reasoning is incomplete evidence.</w:t>
-      </w:r>
-    </w:p>
-    <w:p>
-      <w:r>
-        <w:t>1. Need: turn approved notes into practice questions.</w:t>
-      </w:r>
-    </w:p>
-    <w:p>
-      <w:r>
-        <w:t>2. Simple template can create fixed question types reliably.</w:t>
-      </w:r>
-    </w:p>
-    <w:p>
-      <w:r>
-        <w:t>3. AI may add varied wording but also unsupported details.</w:t>
-      </w:r>
-    </w:p>
-    <w:p>
-      <w:r>
-        <w:t>4. Use AI only where benefit exceeds added verification and safety cost.</w:t>
-      </w:r>
-    </w:p>
-    <w:p>
-      <w:r>
-        <w:t>Recalculate, retrace, or restate the reasoning in your own representation:</w:t>
-      </w:r>
-    </w:p>
-    <w:p>
-      <w:r>
-        <w:t>CHECK Did the evidence answer the exact question? Did the total, path, or source record stay consistent?</w:t>
+        <w:t>Concrete teaching case</w:t>
       </w:r>
     </w:p>
     <w:p>
@@ -574,29 +1266,90 @@
         <w:pStyle w:val="Heading3"/>
       </w:pPr>
       <w:r>
-        <w:t>Concrete teaching case</w:t>
-      </w:r>
-    </w:p>
-    <w:p>
-      <w:r>
+        <w:t>The teaching case</w:t>
+      </w:r>
+    </w:p>
+    <w:p>
+      <w:pPr>
+        <w:spacing w:line="336" w:lineRule="auto" w:after="180"/>
+        <w:shd w:fill="F1F6FC"/>
+      </w:pPr>
+      <w:r>
+        <w:rPr>
+          <w:b w:val="0"/>
+        </w:rPr>
         <w:t>Learners struggle to locate definitions in an approved chapter; a proposed chatbot answers everything.</w:t>
       </w:r>
     </w:p>
     <w:p>
-      <w:r>
-        <w:t>Narrow the need and AI contribution.</w:t>
-      </w:r>
-    </w:p>
-    <w:p>
       <w:pPr>
         <w:pStyle w:val="Heading3"/>
       </w:pPr>
       <w:r>
+        <w:t>The teaching case</w:t>
+      </w:r>
+    </w:p>
+    <w:p>
+      <w:pPr>
+        <w:spacing w:line="336" w:lineRule="auto" w:after="180"/>
+        <w:shd w:fill="F1F6FC"/>
+      </w:pPr>
+      <w:r>
+        <w:rPr>
+          <w:b w:val="0"/>
+        </w:rPr>
+        <w:t xml:space="preserve">Narrow the </w:t>
+      </w:r>
+      <w:r>
+        <w:rPr>
+          <w:b/>
+        </w:rPr>
+        <w:t>need</w:t>
+      </w:r>
+      <w:r>
+        <w:rPr>
+          <w:b w:val="0"/>
+        </w:rPr>
+        <w:t xml:space="preserve"> and </w:t>
+      </w:r>
+      <w:r>
+        <w:rPr>
+          <w:b/>
+        </w:rPr>
+        <w:t>AI contribution</w:t>
+      </w:r>
+      <w:r>
+        <w:rPr>
+          <w:b w:val="0"/>
+        </w:rPr>
+        <w:t>.</w:t>
+      </w:r>
+    </w:p>
+    <w:p>
+      <w:pPr>
+        <w:pStyle w:val="Heading3"/>
+      </w:pPr>
+      <w:r>
         <w:t>Exact explanation to model</w:t>
       </w:r>
     </w:p>
     <w:p>
-      <w:r>
+      <w:pPr>
+        <w:pStyle w:val="Heading3"/>
+      </w:pPr>
+      <w:r>
+        <w:t>Why the result follows</w:t>
+      </w:r>
+    </w:p>
+    <w:p>
+      <w:pPr>
+        <w:spacing w:line="336" w:lineRule="auto" w:after="180"/>
+        <w:shd w:fill="F1F6FC"/>
+      </w:pPr>
+      <w:r>
+        <w:rPr>
+          <w:b w:val="0"/>
+        </w:rPr>
         <w:t>Help locate and explain chapter definitions with references and unsupported-question handling. Compare a simple index or search first.</w:t>
       </w:r>
     </w:p>
@@ -609,23 +1362,169 @@
       </w:r>
     </w:p>
     <w:p>
-      <w:r>
-        <w:t>A grounded-assistant capstone begins with bounded requirements and a versioned permitted corpus. A baseline can be a manual lookup process using the same evidence.</w:t>
-      </w:r>
-    </w:p>
-    <w:p>
-      <w:r>
-        <w:t>Begin by writing the question the procedure is intended to answer. Identify the information already supplied, the information it will produce and the information still missing. These are constructed classroom examples; they do not require live accounts, private records or an external service. Do not treat a plausible explanation as a measured outcome.</w:t>
-      </w:r>
-    </w:p>
-    <w:p>
-      <w:r>
-        <w:t>Specify the user question, source authority, access, output/fallback contract and evaluation plan. Freeze corpus IDs and split cases before implementation. Keep teacher material out of student retrieval.</w:t>
-      </w:r>
-    </w:p>
-    <w:p>
-      <w:r>
-        <w:t>Before applying the procedure, write its units, denominator or decision boundary where relevant. A partner should be able to repeat each step using the same inputs. If a required input is absent or violates the stated contract, record that condition explicitly instead of quietly replacing it with a convenient value.</w:t>
+      <w:pPr>
+        <w:spacing w:line="336" w:lineRule="auto" w:after="180"/>
+      </w:pPr>
+      <w:r>
+        <w:rPr>
+          <w:b w:val="0"/>
+        </w:rPr>
+        <w:t xml:space="preserve">A grounded-assistant capstone begins with bounded </w:t>
+      </w:r>
+      <w:r>
+        <w:rPr>
+          <w:b/>
+        </w:rPr>
+        <w:t>requirement</w:t>
+      </w:r>
+      <w:r>
+        <w:rPr>
+          <w:b w:val="0"/>
+        </w:rPr>
+        <w:t xml:space="preserve">s and a versioned permitted corpus. A baseline can be a manual lookup </w:t>
+      </w:r>
+      <w:r>
+        <w:rPr>
+          <w:b/>
+        </w:rPr>
+        <w:t>process</w:t>
+      </w:r>
+      <w:r>
+        <w:rPr>
+          <w:b w:val="0"/>
+        </w:rPr>
+        <w:t xml:space="preserve"> using the same </w:t>
+      </w:r>
+      <w:r>
+        <w:rPr>
+          <w:b/>
+        </w:rPr>
+        <w:t>evidence</w:t>
+      </w:r>
+      <w:r>
+        <w:rPr>
+          <w:b w:val="0"/>
+        </w:rPr>
+        <w:t>.</w:t>
+      </w:r>
+    </w:p>
+    <w:p>
+      <w:pPr>
+        <w:pStyle w:val="Heading3"/>
+      </w:pPr>
+      <w:r>
+        <w:t>Explain the added worked example · 1</w:t>
+      </w:r>
+    </w:p>
+    <w:p>
+      <w:pPr>
+        <w:spacing w:line="336" w:lineRule="auto" w:after="180"/>
+      </w:pPr>
+      <w:r>
+        <w:rPr>
+          <w:b w:val="0"/>
+        </w:rPr>
+        <w:t>Begin by writing the question the procedure is intended to answer. Identify the information already supplied, the information it will produce and the information still missing.</w:t>
+      </w:r>
+    </w:p>
+    <w:p>
+      <w:pPr>
+        <w:spacing w:line="336" w:lineRule="auto" w:after="180"/>
+      </w:pPr>
+      <w:r>
+        <w:rPr>
+          <w:b w:val="0"/>
+        </w:rPr>
+        <w:t>These are constructed classroom examples; they do not require live accounts, private records or an external service. Do not treat a plausible explanation as a measured outcome.</w:t>
+      </w:r>
+    </w:p>
+    <w:p>
+      <w:pPr>
+        <w:spacing w:line="336" w:lineRule="auto" w:after="180"/>
+      </w:pPr>
+      <w:r>
+        <w:rPr>
+          <w:b w:val="0"/>
+        </w:rPr>
+        <w:t xml:space="preserve">Specify the </w:t>
+      </w:r>
+      <w:r>
+        <w:rPr>
+          <w:b/>
+        </w:rPr>
+        <w:t>user</w:t>
+      </w:r>
+      <w:r>
+        <w:rPr>
+          <w:b w:val="0"/>
+        </w:rPr>
+        <w:t xml:space="preserve"> question, source authority, access, </w:t>
+      </w:r>
+      <w:r>
+        <w:rPr>
+          <w:b/>
+        </w:rPr>
+        <w:t>output</w:t>
+      </w:r>
+      <w:r>
+        <w:rPr>
+          <w:b w:val="0"/>
+        </w:rPr>
+        <w:t>/fallback contract and evaluation plan. Freeze corpus IDs and split cases before implementation. Keep teacher material out of student retrieval.</w:t>
+      </w:r>
+    </w:p>
+    <w:p>
+      <w:pPr>
+        <w:pStyle w:val="Heading3"/>
+      </w:pPr>
+      <w:r>
+        <w:t>Explain the added worked example · 2</w:t>
+      </w:r>
+    </w:p>
+    <w:p>
+      <w:pPr>
+        <w:spacing w:line="336" w:lineRule="auto" w:after="180"/>
+      </w:pPr>
+      <w:r>
+        <w:rPr>
+          <w:b w:val="0"/>
+        </w:rPr>
+        <w:t xml:space="preserve">Before applying the procedure, write its units, denominator or decision boundary where relevant. A partner should be able to repeat each step using the same </w:t>
+      </w:r>
+      <w:r>
+        <w:rPr>
+          <w:b/>
+        </w:rPr>
+        <w:t>input</w:t>
+      </w:r>
+      <w:r>
+        <w:rPr>
+          <w:b w:val="0"/>
+        </w:rPr>
+        <w:t>s.</w:t>
+      </w:r>
+    </w:p>
+    <w:p>
+      <w:pPr>
+        <w:spacing w:line="336" w:lineRule="auto" w:after="180"/>
+      </w:pPr>
+      <w:r>
+        <w:rPr>
+          <w:b w:val="0"/>
+        </w:rPr>
+        <w:t xml:space="preserve">If a required </w:t>
+      </w:r>
+      <w:r>
+        <w:rPr>
+          <w:b/>
+        </w:rPr>
+        <w:t>input</w:t>
+      </w:r>
+      <w:r>
+        <w:rPr>
+          <w:b w:val="0"/>
+        </w:rPr>
+        <w:t xml:space="preserve"> is absent or violates the stated contract, record that condition explicitly instead of quietly replacing it with a convenient value.</w:t>
       </w:r>
     </w:p>
     <w:p>
@@ -747,23 +1646,137 @@
       </w:r>
     </w:p>
     <w:p>
-      <w:r>
-        <w:t>Use the complete worked example below before asking learners to complete W2. Reveal a small part, invite a prediction, then explain the deciding step. These teacher notes contain solutions; do not reveal the independent case answer during modelling.</w:t>
-      </w:r>
-    </w:p>
-    <w:p>
-      <w:r>
-        <w:t>Student room assistant corpus contains public register P, teacher-only guide T and current approval A. It must report approved room capacity or needs_review.</w:t>
-      </w:r>
-    </w:p>
-    <w:p>
-      <w:r>
+      <w:pPr>
+        <w:spacing w:line="336" w:lineRule="auto" w:after="180"/>
+      </w:pPr>
+      <w:r>
+        <w:rPr>
+          <w:b w:val="0"/>
+        </w:rPr>
+        <w:t xml:space="preserve">Use the complete worked example below before asking learners to complete W2. Reveal a small part, invite a </w:t>
+      </w:r>
+      <w:r>
+        <w:rPr>
+          <w:b/>
+        </w:rPr>
+        <w:t>prediction</w:t>
+      </w:r>
+      <w:r>
+        <w:rPr>
+          <w:b w:val="0"/>
+        </w:rPr>
+        <w:t>, then explain the deciding step.</w:t>
+      </w:r>
+    </w:p>
+    <w:p>
+      <w:pPr>
+        <w:spacing w:line="336" w:lineRule="auto" w:after="180"/>
+      </w:pPr>
+      <w:r>
+        <w:rPr>
+          <w:b w:val="0"/>
+        </w:rPr>
+        <w:t>These teacher notes contain solutions; do not reveal the independent case answer during modelling.</w:t>
+      </w:r>
+    </w:p>
+    <w:p>
+      <w:pPr>
+        <w:spacing w:line="336" w:lineRule="auto" w:after="180"/>
+      </w:pPr>
+      <w:r>
+        <w:rPr>
+          <w:b w:val="0"/>
+        </w:rPr>
+        <w:t xml:space="preserve">Student room assistant corpus contains public register P, teacher-only guide T and current approval A. It must report approved room capacity or </w:t>
+      </w:r>
+      <w:r>
+        <w:rPr>
+          <w:b/>
+        </w:rPr>
+        <w:t>need</w:t>
+      </w:r>
+      <w:r>
+        <w:rPr>
+          <w:b w:val="0"/>
+        </w:rPr>
+        <w:t>s_review.</w:t>
+      </w:r>
+    </w:p>
+    <w:p>
+      <w:pPr>
+        <w:spacing w:line="336" w:lineRule="auto" w:after="180"/>
+      </w:pPr>
+      <w:r>
+        <w:rPr>
+          <w:b w:val="0"/>
+        </w:rPr>
         <w:t>Authorised corpus contains P and A, excluding T. Baseline manually checks same-room current approval and capacity. Reserve complete, missing and conflicting cases before development.</w:t>
       </w:r>
     </w:p>
     <w:p>
-      <w:r>
-        <w:t>Compare the intermediate evidence with the final statement. Explain why each number or decision follows from the stated inputs. The conclusion belongs to this scenario and procedure; changing the inputs, evaluation population or authority can change what it establishes. Retain the raw record so a later revision can be compared honestly.</w:t>
+      <w:pPr>
+        <w:pStyle w:val="Heading3"/>
+      </w:pPr>
+      <w:r>
+        <w:t>Model the reasoning aloud · 3</w:t>
+      </w:r>
+    </w:p>
+    <w:p>
+      <w:pPr>
+        <w:spacing w:line="336" w:lineRule="auto" w:after="180"/>
+      </w:pPr>
+      <w:r>
+        <w:rPr>
+          <w:b w:val="0"/>
+        </w:rPr>
+        <w:t xml:space="preserve">Compare the intermediate </w:t>
+      </w:r>
+      <w:r>
+        <w:rPr>
+          <w:b/>
+        </w:rPr>
+        <w:t>evidence</w:t>
+      </w:r>
+      <w:r>
+        <w:rPr>
+          <w:b w:val="0"/>
+        </w:rPr>
+        <w:t xml:space="preserve"> with the final statement. Explain why each number or decision follows from the stated </w:t>
+      </w:r>
+      <w:r>
+        <w:rPr>
+          <w:b/>
+        </w:rPr>
+        <w:t>input</w:t>
+      </w:r>
+      <w:r>
+        <w:rPr>
+          <w:b w:val="0"/>
+        </w:rPr>
+        <w:t>s.</w:t>
+      </w:r>
+    </w:p>
+    <w:p>
+      <w:pPr>
+        <w:spacing w:line="336" w:lineRule="auto" w:after="180"/>
+      </w:pPr>
+      <w:r>
+        <w:rPr>
+          <w:b w:val="0"/>
+        </w:rPr>
+        <w:t xml:space="preserve">The conclusion belongs to this scenario and procedure; changing the </w:t>
+      </w:r>
+      <w:r>
+        <w:rPr>
+          <w:b/>
+        </w:rPr>
+        <w:t>input</w:t>
+      </w:r>
+      <w:r>
+        <w:rPr>
+          <w:b w:val="0"/>
+        </w:rPr>
+        <w:t>s, evaluation population or authority can change what it establishes. Retain the raw record so a later revision can be compared honestly.</w:t>
       </w:r>
     </w:p>
     <w:tbl>
@@ -869,7 +1882,13 @@
       </w:tr>
     </w:tbl>
     <w:p>
-      <w:r>
+      <w:pPr>
+        <w:spacing w:line="336" w:lineRule="auto" w:after="180"/>
+      </w:pPr>
+      <w:r>
+        <w:rPr>
+          <w:b w:val="0"/>
+        </w:rPr>
         <w:t>Use the diagram and verbal explanation together. Ask learners to match a sentence to a specific visual step; do not assign learners fixed visual or auditory learning styles.</w:t>
       </w:r>
     </w:p>
@@ -882,7 +1901,13 @@
       </w:r>
     </w:p>
     <w:p>
-      <w:r>
+      <w:pPr>
+        <w:spacing w:line="336" w:lineRule="auto" w:after="180"/>
+      </w:pPr>
+      <w:r>
+        <w:rPr>
+          <w:b w:val="0"/>
+        </w:rPr>
         <w:t>Define a useful reading helper before choosing its AI features.</w:t>
       </w:r>
     </w:p>
@@ -895,13 +1920,67 @@
       </w:r>
     </w:p>
     <w:p>
-      <w:r>
-        <w:t>A pupil needs the meaning of unfamiliar words in an approved glossary. G3 defines habitat as the place an organism lives; no other sources are allowed.</w:t>
-      </w:r>
-    </w:p>
-    <w:p>
-      <w:r>
-        <w:t>All inputs and outcomes in this worked example are invented classroom data; no real model run is claimed.</w:t>
+      <w:pPr>
+        <w:pStyle w:val="Heading3"/>
+      </w:pPr>
+      <w:r>
+        <w:t>Supplied facts</w:t>
+      </w:r>
+    </w:p>
+    <w:p>
+      <w:pPr>
+        <w:spacing w:line="336" w:lineRule="auto" w:after="180"/>
+        <w:shd w:fill="F1F6FC"/>
+      </w:pPr>
+      <w:r>
+        <w:rPr>
+          <w:b w:val="0"/>
+        </w:rPr>
+        <w:t xml:space="preserve">A pupil </w:t>
+      </w:r>
+      <w:r>
+        <w:rPr>
+          <w:b/>
+        </w:rPr>
+        <w:t>need</w:t>
+      </w:r>
+      <w:r>
+        <w:rPr>
+          <w:b w:val="0"/>
+        </w:rPr>
+        <w:t>s the meaning of unfamiliar words in an approved glossary. G3 defines habitat as the place an organism lives; no other sources are allowed.</w:t>
+      </w:r>
+    </w:p>
+    <w:p>
+      <w:pPr>
+        <w:pStyle w:val="Heading3"/>
+      </w:pPr>
+      <w:r>
+        <w:t>Supplied facts</w:t>
+      </w:r>
+    </w:p>
+    <w:p>
+      <w:pPr>
+        <w:spacing w:line="336" w:lineRule="auto" w:after="180"/>
+        <w:shd w:fill="F1F6FC"/>
+      </w:pPr>
+      <w:r>
+        <w:rPr>
+          <w:b w:val="0"/>
+        </w:rPr>
+        <w:t xml:space="preserve">All </w:t>
+      </w:r>
+      <w:r>
+        <w:rPr>
+          <w:b/>
+        </w:rPr>
+        <w:t>input</w:t>
+      </w:r>
+      <w:r>
+        <w:rPr>
+          <w:b w:val="0"/>
+        </w:rPr>
+        <w:t>s and outcomes in this worked example are invented classroom data; no real model run is claimed.</w:t>
       </w:r>
     </w:p>
     <w:p>
@@ -1064,57 +2143,235 @@
       </w:r>
     </w:p>
     <w:p>
-      <w:r>
-        <w:t>Read the picture in order. An absent word produces “not in this glossary”; a direct glossary search is the baseline. The arrows show which recorded input or intermediate result each decision uses. Explain the deciding step aloud before checking the changed case; pointing to the final answer alone does not show how it follows.</w:t>
-      </w:r>
-    </w:p>
-    <w:p>
       <w:pPr>
         <w:pStyle w:val="Heading3"/>
       </w:pPr>
       <w:r>
+        <w:t>Why the result follows</w:t>
+      </w:r>
+    </w:p>
+    <w:p>
+      <w:pPr>
+        <w:spacing w:line="336" w:lineRule="auto" w:after="180"/>
+        <w:shd w:fill="F1F6FC"/>
+      </w:pPr>
+      <w:r>
+        <w:rPr>
+          <w:b w:val="0"/>
+        </w:rPr>
+        <w:t xml:space="preserve">Read the picture in order. An absent word produces “not in this glossary”; a direct glossary search is the baseline. The arrows show which recorded </w:t>
+      </w:r>
+      <w:r>
+        <w:rPr>
+          <w:b/>
+        </w:rPr>
+        <w:t>input</w:t>
+      </w:r>
+      <w:r>
+        <w:rPr>
+          <w:b w:val="0"/>
+        </w:rPr>
+        <w:t xml:space="preserve"> or intermediate result each decision uses.</w:t>
+      </w:r>
+    </w:p>
+    <w:p>
+      <w:pPr>
+        <w:spacing w:line="336" w:lineRule="auto" w:after="180"/>
+        <w:shd w:fill="F1F6FC"/>
+      </w:pPr>
+      <w:r>
+        <w:rPr>
+          <w:b w:val="0"/>
+        </w:rPr>
+        <w:t>Explain the deciding step aloud before checking the changed case; pointing to the final answer alone does not show how it follows.</w:t>
+      </w:r>
+    </w:p>
+    <w:p>
+      <w:pPr>
+        <w:pStyle w:val="Heading3"/>
+      </w:pPr>
+      <w:r>
         <w:t>What this example does not establish</w:t>
       </w:r>
     </w:p>
     <w:p>
-      <w:r>
-        <w:t>A requirements plan identifies intended value; it does not demonstrate actual pupil benefit.</w:t>
-      </w:r>
-    </w:p>
-    <w:p>
       <w:pPr>
         <w:pStyle w:val="Heading3"/>
       </w:pPr>
       <w:r>
+        <w:t>Keep the stated limit</w:t>
+      </w:r>
+    </w:p>
+    <w:p>
+      <w:pPr>
+        <w:spacing w:line="336" w:lineRule="auto" w:after="180"/>
+        <w:shd w:fill="FFF5E6"/>
+      </w:pPr>
+      <w:r>
+        <w:rPr>
+          <w:b w:val="0"/>
+        </w:rPr>
+        <w:t xml:space="preserve">A </w:t>
+      </w:r>
+      <w:r>
+        <w:rPr>
+          <w:b/>
+        </w:rPr>
+        <w:t>requirement</w:t>
+      </w:r>
+      <w:r>
+        <w:rPr>
+          <w:b w:val="0"/>
+        </w:rPr>
+        <w:t>s plan identifies intended value; it does not demonstrate actual pupil benefit.</w:t>
+      </w:r>
+    </w:p>
+    <w:p>
+      <w:pPr>
+        <w:pStyle w:val="Heading3"/>
+      </w:pPr>
+      <w:r>
         <w:t>Change one thing in the pictured case</w:t>
       </w:r>
     </w:p>
     <w:p>
-      <w:r>
+      <w:pPr>
+        <w:pStyle w:val="Heading3"/>
+      </w:pPr>
+      <w:r>
+        <w:t>Change one thing</w:t>
+      </w:r>
+    </w:p>
+    <w:p>
+      <w:pPr>
+        <w:spacing w:line="336" w:lineRule="auto" w:after="180"/>
+        <w:shd w:fill="F5F1FB"/>
+      </w:pPr>
+      <w:r>
+        <w:rPr>
+          <w:b w:val="0"/>
+        </w:rPr>
         <w:t>Change: The pupil asks for photosynthesis, which G3 does not contain.</w:t>
       </w:r>
     </w:p>
     <w:p>
-      <w:r>
-        <w:t>Prediction: The assistant reports that the definition is unavailable in its approved glossary.</w:t>
-      </w:r>
-    </w:p>
-    <w:p>
-      <w:r>
-        <w:t>Reason: A helpful interface cannot expand its authorised evidence by guessing.</w:t>
-      </w:r>
-    </w:p>
-    <w:p>
       <w:pPr>
         <w:pStyle w:val="Heading3"/>
       </w:pPr>
       <w:r>
+        <w:t>Predicted result</w:t>
+      </w:r>
+    </w:p>
+    <w:p>
+      <w:pPr>
+        <w:spacing w:line="336" w:lineRule="auto" w:after="180"/>
+        <w:shd w:fill="F1F6FC"/>
+      </w:pPr>
+      <w:r>
+        <w:rPr>
+          <w:b/>
+        </w:rPr>
+        <w:t>Prediction</w:t>
+      </w:r>
+      <w:r>
+        <w:rPr>
+          <w:b w:val="0"/>
+        </w:rPr>
+        <w:t>: The assistant reports that the definition is unavailable in its approved glossary.</w:t>
+      </w:r>
+    </w:p>
+    <w:p>
+      <w:pPr>
+        <w:pStyle w:val="Heading3"/>
+      </w:pPr>
+      <w:r>
+        <w:t>Why the result follows</w:t>
+      </w:r>
+    </w:p>
+    <w:p>
+      <w:pPr>
+        <w:spacing w:line="336" w:lineRule="auto" w:after="180"/>
+        <w:shd w:fill="F1F6FC"/>
+      </w:pPr>
+      <w:r>
+        <w:rPr>
+          <w:b w:val="0"/>
+        </w:rPr>
+        <w:t xml:space="preserve">Reason: A helpful interface cannot expand its authorised </w:t>
+      </w:r>
+      <w:r>
+        <w:rPr>
+          <w:b/>
+        </w:rPr>
+        <w:t>evidence</w:t>
+      </w:r>
+      <w:r>
+        <w:rPr>
+          <w:b w:val="0"/>
+        </w:rPr>
+        <w:t xml:space="preserve"> by guessing.</w:t>
+      </w:r>
+    </w:p>
+    <w:p>
+      <w:pPr>
+        <w:pStyle w:val="Heading3"/>
+      </w:pPr>
+      <w:r>
         <w:t>Ask while showing the picture</w:t>
       </w:r>
     </w:p>
     <w:p>
-      <w:r>
-        <w:t>Cover the result. Ask learners to name the inputs and predict the next step. Uncover one step, connect the icon to the actual procedure, and explain its evidence. Then change the supplied condition and compare. The picture is a representation; it does not document execution of a real AI model.</w:t>
+      <w:pPr>
+        <w:pStyle w:val="Heading3"/>
+      </w:pPr>
+      <w:r>
+        <w:t>Ask while showing the picture · 4</w:t>
+      </w:r>
+    </w:p>
+    <w:p>
+      <w:pPr>
+        <w:spacing w:line="336" w:lineRule="auto" w:after="180"/>
+      </w:pPr>
+      <w:r>
+        <w:rPr>
+          <w:b w:val="0"/>
+        </w:rPr>
+        <w:t xml:space="preserve">Cover the result. Ask learners to name the </w:t>
+      </w:r>
+      <w:r>
+        <w:rPr>
+          <w:b/>
+        </w:rPr>
+        <w:t>input</w:t>
+      </w:r>
+      <w:r>
+        <w:rPr>
+          <w:b w:val="0"/>
+        </w:rPr>
+        <w:t xml:space="preserve">s and predict the next step. Uncover one step, connect the icon to the actual procedure, and explain its </w:t>
+      </w:r>
+      <w:r>
+        <w:rPr>
+          <w:b/>
+        </w:rPr>
+        <w:t>evidence</w:t>
+      </w:r>
+      <w:r>
+        <w:rPr>
+          <w:b w:val="0"/>
+        </w:rPr>
+        <w:t>. Then change the supplied condition and compare.</w:t>
+      </w:r>
+    </w:p>
+    <w:p>
+      <w:pPr>
+        <w:spacing w:line="336" w:lineRule="auto" w:after="180"/>
+      </w:pPr>
+      <w:r>
+        <w:rPr>
+          <w:b w:val="0"/>
+        </w:rPr>
+        <w:t>The picture is a representation; it does not document execution of a real AI model.</w:t>
       </w:r>
     </w:p>
     <w:p>
@@ -1126,11 +2383,16 @@
       </w:r>
     </w:p>
     <w:p>
+      <w:r>
+        <w:t>Demonstrate User Need and AI Contribution, reduce support deliberately and check individual reasoning before discussing answers.</w:t>
+      </w:r>
+    </w:p>
+    <w:p>
       <w:pPr>
         <w:pStyle w:val="Heading3"/>
       </w:pPr>
       <w:r>
-        <w:t>Demonstrate and guide practice</w:t>
+        <w:t>Board sequence</w:t>
       </w:r>
     </w:p>
     <w:p>
@@ -1138,55 +2400,221 @@
         <w:pStyle w:val="Heading3"/>
       </w:pPr>
       <w:r>
-        <w:t>Board sequence</w:t>
-      </w:r>
-    </w:p>
-    <w:p>
-      <w:r>
+        <w:t>1. Put the facts on the board</w:t>
+      </w:r>
+    </w:p>
+    <w:p>
+      <w:pPr>
+        <w:spacing w:line="336" w:lineRule="auto" w:after="180"/>
+        <w:shd w:fill="F4F9FC"/>
+      </w:pPr>
+      <w:r>
+        <w:rPr>
+          <w:b w:val="0"/>
+        </w:rPr>
         <w:t>Write the given facts: Learners struggle to locate definitions in an approved chapter; a proposed chatbot answers everything.</w:t>
       </w:r>
     </w:p>
     <w:p>
-      <w:r>
-        <w:t>Write the question to explain: Narrow the need and AI contribution.</w:t>
-      </w:r>
-    </w:p>
-    <w:p>
-      <w:r>
-        <w:t>Reveal after predictions: Help locate and explain chapter definitions with references and unsupported-question handling. Compare a simple index or search first.</w:t>
-      </w:r>
-    </w:p>
-    <w:p>
-      <w:r>
-        <w:t>Keep for an independent attempt: A student needs the exact due date from a course notice. Should the design start by generating a plausible date or locating the notice? Explain the AI contribution.</w:t>
-      </w:r>
-    </w:p>
-    <w:p>
       <w:pPr>
         <w:pStyle w:val="Heading3"/>
       </w:pPr>
       <w:r>
+        <w:t>2. State the decision to explain</w:t>
+      </w:r>
+    </w:p>
+    <w:p>
+      <w:pPr>
+        <w:spacing w:line="336" w:lineRule="auto" w:after="180"/>
+        <w:shd w:fill="F4F9FC"/>
+      </w:pPr>
+      <w:r>
+        <w:rPr>
+          <w:b w:val="0"/>
+        </w:rPr>
+        <w:t xml:space="preserve">Write the question to explain: Narrow the </w:t>
+      </w:r>
+      <w:r>
+        <w:rPr>
+          <w:b/>
+        </w:rPr>
+        <w:t>need</w:t>
+      </w:r>
+      <w:r>
+        <w:rPr>
+          <w:b w:val="0"/>
+        </w:rPr>
+        <w:t xml:space="preserve"> and </w:t>
+      </w:r>
+      <w:r>
+        <w:rPr>
+          <w:b/>
+        </w:rPr>
+        <w:t>AI contribution</w:t>
+      </w:r>
+      <w:r>
+        <w:rPr>
+          <w:b w:val="0"/>
+        </w:rPr>
+        <w:t>.</w:t>
+      </w:r>
+    </w:p>
+    <w:p>
+      <w:pPr>
+        <w:pStyle w:val="Heading3"/>
+      </w:pPr>
+      <w:r>
+        <w:t>3. Reveal the worked reasoning</w:t>
+      </w:r>
+    </w:p>
+    <w:p>
+      <w:pPr>
+        <w:spacing w:line="336" w:lineRule="auto" w:after="180"/>
+        <w:shd w:fill="F1F6FC"/>
+      </w:pPr>
+      <w:r>
+        <w:rPr>
+          <w:b w:val="0"/>
+        </w:rPr>
+        <w:t xml:space="preserve">Reveal after </w:t>
+      </w:r>
+      <w:r>
+        <w:rPr>
+          <w:b/>
+        </w:rPr>
+        <w:t>prediction</w:t>
+      </w:r>
+      <w:r>
+        <w:rPr>
+          <w:b w:val="0"/>
+        </w:rPr>
+        <w:t>s: Help locate and explain chapter definitions with references and unsupported-question handling. Compare a simple index or search first.</w:t>
+      </w:r>
+    </w:p>
+    <w:p>
+      <w:pPr>
+        <w:pStyle w:val="Heading3"/>
+      </w:pPr>
+      <w:r>
+        <w:t>Hold back the independent task</w:t>
+      </w:r>
+    </w:p>
+    <w:p>
+      <w:pPr>
+        <w:spacing w:line="336" w:lineRule="auto" w:after="180"/>
+        <w:shd w:fill="FFF5E6"/>
+      </w:pPr>
+      <w:r>
+        <w:rPr>
+          <w:b w:val="0"/>
+        </w:rPr>
+        <w:t xml:space="preserve">Keep for an independent attempt: A student </w:t>
+      </w:r>
+      <w:r>
+        <w:rPr>
+          <w:b/>
+        </w:rPr>
+        <w:t>need</w:t>
+      </w:r>
+      <w:r>
+        <w:rPr>
+          <w:b w:val="0"/>
+        </w:rPr>
+        <w:t xml:space="preserve">s the exact due date from a course notice. Should the design start by generating a plausible date or locating the notice? Explain the </w:t>
+      </w:r>
+      <w:r>
+        <w:rPr>
+          <w:b/>
+        </w:rPr>
+        <w:t>AI contribution</w:t>
+      </w:r>
+      <w:r>
+        <w:rPr>
+          <w:b w:val="0"/>
+        </w:rPr>
+        <w:t>.</w:t>
+      </w:r>
+    </w:p>
+    <w:p>
+      <w:pPr>
+        <w:pStyle w:val="Heading3"/>
+      </w:pPr>
+      <w:r>
         <w:t>Classroom dialogue</w:t>
       </w:r>
     </w:p>
     <w:p>
-      <w:r>
+      <w:pPr>
+        <w:pStyle w:val="Heading3"/>
+      </w:pPr>
+      <w:r>
+        <w:t>Ask the class</w:t>
+      </w:r>
+    </w:p>
+    <w:p>
+      <w:pPr>
+        <w:spacing w:line="336" w:lineRule="auto" w:after="180"/>
+        <w:shd w:fill="F5F1FB"/>
+      </w:pPr>
+      <w:r>
+        <w:rPr>
+          <w:b w:val="0"/>
+        </w:rPr>
         <w:t>Ask: Which facts are given, and which would we have to assume? Learners mark relevant details before discussing answers.</w:t>
       </w:r>
     </w:p>
     <w:p>
-      <w:r>
+      <w:pPr>
+        <w:pStyle w:val="Heading3"/>
+      </w:pPr>
+      <w:r>
+        <w:t>Language to model</w:t>
+      </w:r>
+    </w:p>
+    <w:p>
+      <w:pPr>
+        <w:spacing w:line="336" w:lineRule="auto" w:after="180"/>
+        <w:shd w:fill="F1F6F8"/>
+      </w:pPr>
+      <w:r>
+        <w:rPr>
+          <w:b w:val="0"/>
+        </w:rPr>
         <w:t>Say: Predict first. Show the rule, information path or calculation that would produce the result. A correct guess is not yet an explanation.</w:t>
       </w:r>
     </w:p>
     <w:p>
-      <w:r>
+      <w:pPr>
+        <w:spacing w:line="336" w:lineRule="auto" w:after="180"/>
+      </w:pPr>
+      <w:r>
+        <w:rPr>
+          <w:b w:val="0"/>
+        </w:rPr>
         <w:t>Reveal reasoning one step at a time. Explain why a tempting alternative fails. Write units and denominators for arithmetic, trace conditions for decisions, and identify supporting sources for claims.</w:t>
       </w:r>
     </w:p>
     <w:p>
-      <w:r>
-        <w:t>In pairs, one learner solves while the other checks evidence; exchange roles. Remove the worked answer before independent assessment.</w:t>
+      <w:pPr>
+        <w:spacing w:line="336" w:lineRule="auto" w:after="180"/>
+      </w:pPr>
+      <w:r>
+        <w:rPr>
+          <w:b w:val="0"/>
+        </w:rPr>
+        <w:t xml:space="preserve">In pairs, one learner solves while the other checks </w:t>
+      </w:r>
+      <w:r>
+        <w:rPr>
+          <w:b/>
+        </w:rPr>
+        <w:t>evidence</w:t>
+      </w:r>
+      <w:r>
+        <w:rPr>
+          <w:b w:val="0"/>
+        </w:rPr>
+        <w:t>; exchange roles. Remove the worked answer before independent assessment.</w:t>
       </w:r>
     </w:p>
     <w:p>
@@ -1198,8 +2626,72 @@
       </w:r>
     </w:p>
     <w:p>
-      <w:r>
-        <w:t>Guided: Authorised corpus contains P and A, excluding T. Baseline manually checks same-room current approval and capacity. Reserve complete, missing and conflicting cases before development. Qualification: A complete capstone plan is not evidence that the implementation meets it; evaluate after building. Exit: accept a concrete variation with its predicted outcome and a stated condition that would challenge the mechanism; reject a claim resting on unmeasured evidence.</w:t>
+      <w:pPr>
+        <w:spacing w:line="336" w:lineRule="auto" w:after="180"/>
+      </w:pPr>
+      <w:r>
+        <w:rPr>
+          <w:b w:val="0"/>
+        </w:rPr>
+        <w:t>Guided: Authorised corpus contains P and A, excluding T. Baseline manually checks same-room current approval and capacity. Reserve complete, missing and conflicting cases before development.</w:t>
+      </w:r>
+    </w:p>
+    <w:p>
+      <w:pPr>
+        <w:spacing w:line="336" w:lineRule="auto" w:after="180"/>
+      </w:pPr>
+      <w:r>
+        <w:rPr>
+          <w:b w:val="0"/>
+        </w:rPr>
+        <w:t xml:space="preserve">Qualification: A complete capstone plan is not </w:t>
+      </w:r>
+      <w:r>
+        <w:rPr>
+          <w:b/>
+        </w:rPr>
+        <w:t>evidence</w:t>
+      </w:r>
+      <w:r>
+        <w:rPr>
+          <w:b w:val="0"/>
+        </w:rPr>
+        <w:t xml:space="preserve"> that the implementation meets it; evaluate after building.</w:t>
+      </w:r>
+    </w:p>
+    <w:p>
+      <w:pPr>
+        <w:spacing w:line="336" w:lineRule="auto" w:after="180"/>
+      </w:pPr>
+      <w:r>
+        <w:rPr>
+          <w:b w:val="0"/>
+        </w:rPr>
+        <w:t xml:space="preserve">Exit: accept a concrete variation with its predicted outcome and a stated condition that would challenge the </w:t>
+      </w:r>
+      <w:r>
+        <w:rPr>
+          <w:b/>
+        </w:rPr>
+        <w:t>mechanism</w:t>
+      </w:r>
+      <w:r>
+        <w:rPr>
+          <w:b w:val="0"/>
+        </w:rPr>
+        <w:t xml:space="preserve">; reject a claim resting on unmeasured </w:t>
+      </w:r>
+      <w:r>
+        <w:rPr>
+          <w:b/>
+        </w:rPr>
+        <w:t>evidence</w:t>
+      </w:r>
+      <w:r>
+        <w:rPr>
+          <w:b w:val="0"/>
+        </w:rPr>
+        <w:t>.</w:t>
       </w:r>
     </w:p>
     <w:p>
@@ -1431,18 +2923,113 @@
       </w:r>
     </w:p>
     <w:p>
-      <w:r>
-        <w:t>Completion task: Student room assistant corpus contains public register P, teacher-only guide T and current approval A. It must report approved room capacity or needs_review. Show the intermediate steps and give the conclusion with its scope.</w:t>
-      </w:r>
-    </w:p>
-    <w:p>
-      <w:r>
+      <w:pPr>
+        <w:pStyle w:val="Heading3"/>
+      </w:pPr>
+      <w:r>
+        <w:t>Completion practice</w:t>
+      </w:r>
+    </w:p>
+    <w:p>
+      <w:pPr>
+        <w:spacing w:line="336" w:lineRule="auto" w:after="180"/>
+        <w:shd w:fill="F5F1FB"/>
+      </w:pPr>
+      <w:r>
+        <w:rPr>
+          <w:b w:val="0"/>
+        </w:rPr>
+        <w:t xml:space="preserve">Completion task: Student room assistant corpus contains public register P, teacher-only guide T and current approval A. It must report approved room capacity or </w:t>
+      </w:r>
+      <w:r>
+        <w:rPr>
+          <w:b/>
+        </w:rPr>
+        <w:t>need</w:t>
+      </w:r>
+      <w:r>
+        <w:rPr>
+          <w:b w:val="0"/>
+        </w:rPr>
+        <w:t>s_review.</w:t>
+      </w:r>
+    </w:p>
+    <w:p>
+      <w:pPr>
+        <w:spacing w:line="336" w:lineRule="auto" w:after="180"/>
+        <w:shd w:fill="F5F1FB"/>
+      </w:pPr>
+      <w:r>
+        <w:rPr>
+          <w:b w:val="0"/>
+        </w:rPr>
+        <w:t>Show the intermediate steps and give the conclusion with its scope.</w:t>
+      </w:r>
+    </w:p>
+    <w:p>
+      <w:pPr>
+        <w:pStyle w:val="Heading3"/>
+      </w:pPr>
+      <w:r>
+        <w:t>Reasoning to listen for</w:t>
+      </w:r>
+    </w:p>
+    <w:p>
+      <w:pPr>
+        <w:spacing w:line="336" w:lineRule="auto" w:after="180"/>
+        <w:shd w:fill="F1F6FC"/>
+      </w:pPr>
+      <w:r>
+        <w:rPr>
+          <w:b w:val="0"/>
+        </w:rPr>
         <w:t>Teacher check: Teacher explanation: Authorised corpus contains P and A, excluding T. Baseline manually checks same-room current approval and capacity. Reserve complete, missing and conflicting cases before development.</w:t>
       </w:r>
     </w:p>
     <w:p>
-      <w:r>
-        <w:t>Start by identifying the given inputs together. Leave the intermediate steps blank. If needed, model one step, then withdraw that help on the next step. Move to a full trace only when the partial trace is understood. For partners, alternate explainer and checker; collect a response from every learner before discussion.</w:t>
+      <w:pPr>
+        <w:spacing w:line="336" w:lineRule="auto" w:after="180"/>
+      </w:pPr>
+      <w:r>
+        <w:rPr>
+          <w:b w:val="0"/>
+        </w:rPr>
+        <w:t xml:space="preserve">Start by identifying the given </w:t>
+      </w:r>
+      <w:r>
+        <w:rPr>
+          <w:b/>
+        </w:rPr>
+        <w:t>input</w:t>
+      </w:r>
+      <w:r>
+        <w:rPr>
+          <w:b w:val="0"/>
+        </w:rPr>
+        <w:t xml:space="preserve">s together. Leave the intermediate steps blank. If </w:t>
+      </w:r>
+      <w:r>
+        <w:rPr>
+          <w:b/>
+        </w:rPr>
+        <w:t>need</w:t>
+      </w:r>
+      <w:r>
+        <w:rPr>
+          <w:b w:val="0"/>
+        </w:rPr>
+        <w:t>ed, model one step, then withdraw that help on the next step. Move to a full trace only when the partial trace is understood.</w:t>
+      </w:r>
+    </w:p>
+    <w:p>
+      <w:pPr>
+        <w:spacing w:line="336" w:lineRule="auto" w:after="180"/>
+      </w:pPr>
+      <w:r>
+        <w:rPr>
+          <w:b w:val="0"/>
+        </w:rPr>
+        <w:t>For partners, alternate explainer and checker; collect a response from every learner before discussion.</w:t>
       </w:r>
     </w:p>
     <w:p>
@@ -1454,18 +3041,49 @@
       </w:r>
     </w:p>
     <w:p>
-      <w:r>
-        <w:t>Use the worked case for Capstone requirements and corpus. Proposed explanation: “The worked result establishes every future case”. Decide whether this explanation is supported. Point to the step or supplied fact that decides; explain your repair if needed.</w:t>
-      </w:r>
-    </w:p>
-    <w:p>
-      <w:r>
-        <w:t>Expected correction: A complete capstone plan is not evidence that the implementation meets it; evaluate after building.</w:t>
-      </w:r>
-    </w:p>
-    <w:p>
-      <w:r>
-        <w:t>Collect explanations, not only yes/no votes. If a misunderstanding is common, re-model the relevant step for the class. If it affects a few learners, give a short targeted group explanation while others solve a more demanding variation.</w:t>
+      <w:pPr>
+        <w:spacing w:line="336" w:lineRule="auto" w:after="180"/>
+      </w:pPr>
+      <w:r>
+        <w:rPr>
+          <w:b w:val="0"/>
+        </w:rPr>
+        <w:t xml:space="preserve">Use the worked case for Capstone </w:t>
+      </w:r>
+      <w:r>
+        <w:rPr>
+          <w:b/>
+        </w:rPr>
+        <w:t>requirement</w:t>
+      </w:r>
+      <w:r>
+        <w:rPr>
+          <w:b w:val="0"/>
+        </w:rPr>
+        <w:t>s and corpus. Proposed explanation: “The worked result establishes every future case”. Decide whether this explanation is supported.</w:t>
+      </w:r>
+    </w:p>
+    <w:p>
+      <w:pPr>
+        <w:spacing w:line="336" w:lineRule="auto" w:after="180"/>
+      </w:pPr>
+      <w:r>
+        <w:rPr>
+          <w:b w:val="0"/>
+        </w:rPr>
+        <w:t xml:space="preserve">Point to the step or supplied fact that decides; explain your repair if </w:t>
+      </w:r>
+      <w:r>
+        <w:rPr>
+          <w:b/>
+        </w:rPr>
+        <w:t>need</w:t>
+      </w:r>
+      <w:r>
+        <w:rPr>
+          <w:b w:val="0"/>
+        </w:rPr>
+        <w:t>ed.</w:t>
       </w:r>
     </w:p>
     <w:p>
@@ -1473,12 +3091,84 @@
         <w:pStyle w:val="Heading3"/>
       </w:pPr>
       <w:r>
+        <w:t>Expected repair</w:t>
+      </w:r>
+    </w:p>
+    <w:p>
+      <w:pPr>
+        <w:spacing w:line="336" w:lineRule="auto" w:after="180"/>
+        <w:shd w:fill="F1F6FC"/>
+      </w:pPr>
+      <w:r>
+        <w:rPr>
+          <w:b w:val="0"/>
+        </w:rPr>
+        <w:t xml:space="preserve">Expected correction: A complete capstone plan is not </w:t>
+      </w:r>
+      <w:r>
+        <w:rPr>
+          <w:b/>
+        </w:rPr>
+        <w:t>evidence</w:t>
+      </w:r>
+      <w:r>
+        <w:rPr>
+          <w:b w:val="0"/>
+        </w:rPr>
+        <w:t xml:space="preserve"> that the implementation meets it; evaluate after building.</w:t>
+      </w:r>
+    </w:p>
+    <w:p>
+      <w:pPr>
+        <w:spacing w:line="336" w:lineRule="auto" w:after="180"/>
+      </w:pPr>
+      <w:r>
+        <w:rPr>
+          <w:b w:val="0"/>
+        </w:rPr>
+        <w:t>Collect explanations, not only yes/no votes. If a misunderstanding is common, re-model the relevant step for the class.</w:t>
+      </w:r>
+    </w:p>
+    <w:p>
+      <w:pPr>
+        <w:spacing w:line="336" w:lineRule="auto" w:after="180"/>
+      </w:pPr>
+      <w:r>
+        <w:rPr>
+          <w:b w:val="0"/>
+        </w:rPr>
+        <w:t>If it affects a few learners, give a short targeted group explanation while others solve a more demanding variation.</w:t>
+      </w:r>
+    </w:p>
+    <w:p>
+      <w:pPr>
+        <w:pStyle w:val="Heading3"/>
+      </w:pPr>
+      <w:r>
         <w:t>Pictorial practice question</w:t>
       </w:r>
     </w:p>
     <w:p>
-      <w:r>
-        <w:t>What non-AI baseline would reveal whether this helper adds value? Point to the relevant step in the picture, then write the changed result and the rule or evidence that supports it.</w:t>
+      <w:pPr>
+        <w:spacing w:line="336" w:lineRule="auto" w:after="180"/>
+      </w:pPr>
+      <w:r>
+        <w:rPr>
+          <w:b w:val="0"/>
+        </w:rPr>
+        <w:t xml:space="preserve">What non-AI baseline would reveal whether this helper adds value? Point to the relevant step in the picture, then write the changed result and the rule or </w:t>
+      </w:r>
+      <w:r>
+        <w:rPr>
+          <w:b/>
+        </w:rPr>
+        <w:t>evidence</w:t>
+      </w:r>
+      <w:r>
+        <w:rPr>
+          <w:b w:val="0"/>
+        </w:rPr>
+        <w:t xml:space="preserve"> that supports it.</w:t>
       </w:r>
     </w:p>
     <w:p>
@@ -1490,18 +3180,95 @@
       </w:r>
     </w:p>
     <w:p>
-      <w:r>
-        <w:t>Ask the same pupils to use direct glossary search on the same word tasks; compare supported answers and effort without inventing results. Changed-case check: The assistant reports that the definition is unavailable in its approved glossary. A helpful interface cannot expand its authorised evidence by guessing.</w:t>
-      </w:r>
-    </w:p>
-    <w:p>
-      <w:r>
-        <w:t>Changed-case reasoning: The assistant reports that the definition is unavailable in its approved glossary. A helpful interface cannot expand its authorised evidence by guessing.</w:t>
-      </w:r>
-    </w:p>
-    <w:p>
-      <w:r>
-        <w:t>Collect each learner’s explanation before discussion. Use the first missing connection between input, deciding step and result to choose support. This question is worked-case practice, not fresh mastery evidence.</w:t>
+      <w:pPr>
+        <w:spacing w:line="336" w:lineRule="auto" w:after="180"/>
+      </w:pPr>
+      <w:r>
+        <w:rPr>
+          <w:b w:val="0"/>
+        </w:rPr>
+        <w:t>Ask the same pupils to use direct glossary search on the same word tasks; compare supported answers and effort without inventing results.</w:t>
+      </w:r>
+    </w:p>
+    <w:p>
+      <w:pPr>
+        <w:spacing w:line="336" w:lineRule="auto" w:after="180"/>
+      </w:pPr>
+      <w:r>
+        <w:rPr>
+          <w:b w:val="0"/>
+        </w:rPr>
+        <w:t xml:space="preserve">Changed-case check: The assistant reports that the definition is unavailable in its approved glossary. A helpful interface cannot expand its authorised </w:t>
+      </w:r>
+      <w:r>
+        <w:rPr>
+          <w:b/>
+        </w:rPr>
+        <w:t>evidence</w:t>
+      </w:r>
+      <w:r>
+        <w:rPr>
+          <w:b w:val="0"/>
+        </w:rPr>
+        <w:t xml:space="preserve"> by guessing.</w:t>
+      </w:r>
+    </w:p>
+    <w:p>
+      <w:pPr>
+        <w:spacing w:line="336" w:lineRule="auto" w:after="180"/>
+      </w:pPr>
+      <w:r>
+        <w:rPr>
+          <w:b w:val="0"/>
+        </w:rPr>
+        <w:t xml:space="preserve">Changed-case reasoning: The assistant reports that the definition is unavailable in its approved glossary. A helpful interface cannot expand its authorised </w:t>
+      </w:r>
+      <w:r>
+        <w:rPr>
+          <w:b/>
+        </w:rPr>
+        <w:t>evidence</w:t>
+      </w:r>
+      <w:r>
+        <w:rPr>
+          <w:b w:val="0"/>
+        </w:rPr>
+        <w:t xml:space="preserve"> by guessing.</w:t>
+      </w:r>
+    </w:p>
+    <w:p>
+      <w:pPr>
+        <w:spacing w:line="336" w:lineRule="auto" w:after="180"/>
+      </w:pPr>
+      <w:r>
+        <w:rPr>
+          <w:b w:val="0"/>
+        </w:rPr>
+        <w:t xml:space="preserve">Collect each learner’s explanation before discussion. Use the first missing connection between </w:t>
+      </w:r>
+      <w:r>
+        <w:rPr>
+          <w:b/>
+        </w:rPr>
+        <w:t>input</w:t>
+      </w:r>
+      <w:r>
+        <w:rPr>
+          <w:b w:val="0"/>
+        </w:rPr>
+        <w:t xml:space="preserve">, deciding step and result to choose support. This question is worked-case practice, not fresh mastery </w:t>
+      </w:r>
+      <w:r>
+        <w:rPr>
+          <w:b/>
+        </w:rPr>
+        <w:t>evidence</w:t>
+      </w:r>
+      <w:r>
+        <w:rPr>
+          <w:b w:val="0"/>
+        </w:rPr>
+        <w:t>.</w:t>
       </w:r>
     </w:p>
     <w:p>
@@ -1513,54 +3280,117 @@
       </w:r>
     </w:p>
     <w:p>
+      <w:r>
+        <w:t>Run the User Need and AI Contribution investigation and use the first unsupported step to choose a teaching response.</w:t>
+      </w:r>
+    </w:p>
+    <w:p>
+      <w:pPr>
+        <w:spacing w:line="336" w:lineRule="auto" w:after="180"/>
+      </w:pPr>
+      <w:r>
+        <w:rPr>
+          <w:b w:val="0"/>
+        </w:rPr>
+        <w:t>Words You Can Use to Reason</w:t>
+      </w:r>
+    </w:p>
+    <w:p>
+      <w:pPr>
+        <w:spacing w:line="336" w:lineRule="auto" w:after="180"/>
+      </w:pPr>
+      <w:r>
+        <w:rPr>
+          <w:b w:val="0"/>
+        </w:rPr>
+        <w:t>A definition matters when you can recognize the idea, use it, and contrast it with a near-miss.</w:t>
+      </w:r>
+    </w:p>
+    <w:p>
+      <w:pPr>
+        <w:spacing w:line="336" w:lineRule="auto" w:after="180"/>
+      </w:pPr>
+      <w:r>
+        <w:rPr>
+          <w:b w:val="0"/>
+        </w:rPr>
+        <w:t>Predict → Test → Record → Explain</w:t>
+      </w:r>
+    </w:p>
+    <w:p>
+      <w:pPr>
+        <w:spacing w:line="336" w:lineRule="auto" w:after="180"/>
+      </w:pPr>
+      <w:r>
+        <w:rPr>
+          <w:b w:val="0"/>
+        </w:rPr>
+        <w:t>Keep expected and actual results separate. Surprises are useful data when recorded honestly.</w:t>
+      </w:r>
+    </w:p>
+    <w:p>
+      <w:pPr>
+        <w:spacing w:line="336" w:lineRule="auto" w:after="180"/>
+      </w:pPr>
+      <w:r>
+        <w:rPr>
+          <w:b w:val="0"/>
+        </w:rPr>
+        <w:t xml:space="preserve">Interview one learner, write a </w:t>
+      </w:r>
+      <w:r>
+        <w:rPr>
+          <w:b/>
+        </w:rPr>
+        <w:t>need</w:t>
+      </w:r>
+      <w:r>
+        <w:rPr>
+          <w:b w:val="0"/>
+        </w:rPr>
+        <w:t xml:space="preserve"> statement, sketch AI and non-AI flows, and compare value, risk, cost, and testability.</w:t>
+      </w:r>
+    </w:p>
+    <w:p>
+      <w:pPr>
+        <w:spacing w:line="336" w:lineRule="auto" w:after="180"/>
+        <w:shd w:fill="F5F1FB"/>
+      </w:pPr>
+      <w:r>
+        <w:rPr>
+          <w:b w:val="0"/>
+        </w:rPr>
+        <w:t>What did the hardest test teach you that the normal test did not?</w:t>
+      </w:r>
+    </w:p>
+    <w:p>
       <w:pPr>
         <w:pStyle w:val="Heading3"/>
       </w:pPr>
       <w:r>
-        <w:t>Run the weekly evidence lab</w:t>
-      </w:r>
-    </w:p>
-    <w:p>
-      <w:r>
-        <w:t>Words You Can Use to Reason</w:t>
-      </w:r>
-    </w:p>
-    <w:p>
-      <w:r>
-        <w:t>A definition matters when you can recognize the idea, use it, and contrast it with a near-miss.</w:t>
-      </w:r>
-    </w:p>
-    <w:p>
-      <w:r>
-        <w:t>Predict → Test → Record → Explain</w:t>
-      </w:r>
-    </w:p>
-    <w:p>
-      <w:r>
-        <w:t>Keep expected and actual results separate. Surprises are useful data when recorded honestly.</w:t>
-      </w:r>
-    </w:p>
-    <w:p>
-      <w:r>
-        <w:t>Interview one learner, write a need statement, sketch AI and non-AI flows, and compare value, risk, cost, and testability.</w:t>
-      </w:r>
-    </w:p>
-    <w:p>
-      <w:r>
-        <w:t>What did the hardest test teach you that the normal test did not?</w:t>
-      </w:r>
-    </w:p>
-    <w:p>
-      <w:pPr>
-        <w:pStyle w:val="Heading3"/>
-      </w:pPr>
-      <w:r>
         <w:t>Make the lab runnable</w:t>
       </w:r>
     </w:p>
     <w:p>
-      <w:r>
-        <w:t>Use the concrete case as the shared normal case and the independent question as a second case. Each pair creates a boundary or missing-information case and predicts its result before testing. Keep the expected result separate from an observed mistake.</w:t>
+      <w:pPr>
+        <w:spacing w:line="336" w:lineRule="auto" w:after="180"/>
+      </w:pPr>
+      <w:r>
+        <w:rPr>
+          <w:b w:val="0"/>
+        </w:rPr>
+        <w:t>Use the concrete case as the shared normal case and the independent question as a second case. Each pair creates a boundary or missing-information case and predicts its result before testing.</w:t>
+      </w:r>
+    </w:p>
+    <w:p>
+      <w:pPr>
+        <w:spacing w:line="336" w:lineRule="auto" w:after="180"/>
+      </w:pPr>
+      <w:r>
+        <w:rPr>
+          <w:b w:val="0"/>
+        </w:rPr>
+        <w:t>Keep the expected result separate from an observed mistake.</w:t>
       </w:r>
     </w:p>
     <w:tbl>
@@ -1718,8 +3548,25 @@
       </w:r>
     </w:p>
     <w:p>
-      <w:r>
-        <w:t>For guessing, return to given facts and request a trace. For vocabulary without application, use one example and one non-example. For arithmetic errors, check the setup before the calculation. Finish with a different uncoached case before recording mastery.</w:t>
+      <w:pPr>
+        <w:spacing w:line="336" w:lineRule="auto" w:after="180"/>
+      </w:pPr>
+      <w:r>
+        <w:rPr>
+          <w:b w:val="0"/>
+        </w:rPr>
+        <w:t>For guessing, return to given facts and request a trace. For vocabulary without application, use one example and one non-example. For arithmetic errors, check the setup before the calculation.</w:t>
+      </w:r>
+    </w:p>
+    <w:p>
+      <w:pPr>
+        <w:spacing w:line="336" w:lineRule="auto" w:after="180"/>
+      </w:pPr>
+      <w:r>
+        <w:rPr>
+          <w:b w:val="0"/>
+        </w:rPr>
+        <w:t>Finish with a different uncoached case before recording mastery.</w:t>
       </w:r>
     </w:p>
     <w:p>
@@ -1731,18 +3578,84 @@
       </w:r>
     </w:p>
     <w:p>
-      <w:r>
-        <w:t>The worked result establishes every future case: A complete capstone plan is not evidence that the implementation meets it; evaluate after building.</w:t>
-      </w:r>
-    </w:p>
-    <w:p>
-      <w:r>
-        <w:t>A missing input may be replaced without recording the change: A replacement changes the evidence or contract. Record the change and its justification; do not silently turn unknown into a measured value.</w:t>
-      </w:r>
-    </w:p>
-    <w:p>
-      <w:r>
-        <w:t>Repeating an assessed case is new independent evidence: A replay checks consistency. An example used for feedback or revision cannot later be described as untouched final evaluation.</w:t>
+      <w:pPr>
+        <w:spacing w:line="336" w:lineRule="auto" w:after="180"/>
+      </w:pPr>
+      <w:r>
+        <w:rPr>
+          <w:b w:val="0"/>
+        </w:rPr>
+        <w:t xml:space="preserve">The worked result establishes every future case: A complete capstone plan is not </w:t>
+      </w:r>
+      <w:r>
+        <w:rPr>
+          <w:b/>
+        </w:rPr>
+        <w:t>evidence</w:t>
+      </w:r>
+      <w:r>
+        <w:rPr>
+          <w:b w:val="0"/>
+        </w:rPr>
+        <w:t xml:space="preserve"> that the implementation meets it; evaluate after building.</w:t>
+      </w:r>
+    </w:p>
+    <w:p>
+      <w:pPr>
+        <w:spacing w:line="336" w:lineRule="auto" w:after="180"/>
+      </w:pPr>
+      <w:r>
+        <w:rPr>
+          <w:b w:val="0"/>
+        </w:rPr>
+        <w:t xml:space="preserve">A missing </w:t>
+      </w:r>
+      <w:r>
+        <w:rPr>
+          <w:b/>
+        </w:rPr>
+        <w:t>input</w:t>
+      </w:r>
+      <w:r>
+        <w:rPr>
+          <w:b w:val="0"/>
+        </w:rPr>
+        <w:t xml:space="preserve"> may be replaced without recording the change: A replacement changes the </w:t>
+      </w:r>
+      <w:r>
+        <w:rPr>
+          <w:b/>
+        </w:rPr>
+        <w:t>evidence</w:t>
+      </w:r>
+      <w:r>
+        <w:rPr>
+          <w:b w:val="0"/>
+        </w:rPr>
+        <w:t xml:space="preserve"> or contract. Record the change and its justification; do not silently turn unknown into a measured value.</w:t>
+      </w:r>
+    </w:p>
+    <w:p>
+      <w:pPr>
+        <w:spacing w:line="336" w:lineRule="auto" w:after="180"/>
+      </w:pPr>
+      <w:r>
+        <w:rPr>
+          <w:b w:val="0"/>
+        </w:rPr>
+        <w:t xml:space="preserve">Repeating an assessed case is new independent </w:t>
+      </w:r>
+      <w:r>
+        <w:rPr>
+          <w:b/>
+        </w:rPr>
+        <w:t>evidence</w:t>
+      </w:r>
+      <w:r>
+        <w:rPr>
+          <w:b w:val="0"/>
+        </w:rPr>
+        <w:t>: A replay checks consistency. An example used for feedback or revision cannot later be described as untouched final evaluation.</w:t>
       </w:r>
     </w:p>
     <w:p>
@@ -1900,8 +3813,25 @@
       </w:tr>
     </w:tbl>
     <w:p>
-      <w:r>
-        <w:t>Offer an oral explanation, drawing, enlarged visual or fewer examples when that removes a reading/writing barrier. Keep the same reasoning goal. Stretch secure learners by changing a boundary or assumption and asking them to defend the effect, not simply by assigning more of the same questions.</w:t>
+      <w:pPr>
+        <w:spacing w:line="336" w:lineRule="auto" w:after="180"/>
+      </w:pPr>
+      <w:r>
+        <w:rPr>
+          <w:b w:val="0"/>
+        </w:rPr>
+        <w:t>Offer an oral explanation, drawing, enlarged visual or fewer examples when that removes a reading/writing barrier. Keep the same reasoning goal.</w:t>
+      </w:r>
+    </w:p>
+    <w:p>
+      <w:pPr>
+        <w:spacing w:line="336" w:lineRule="auto" w:after="180"/>
+      </w:pPr>
+      <w:r>
+        <w:rPr>
+          <w:b w:val="0"/>
+        </w:rPr>
+        <w:t>Stretch secure learners by changing a boundary or assumption and asking them to defend the effect, not simply by assigning more of the same questions.</w:t>
       </w:r>
     </w:p>
     <w:p>
@@ -1913,11 +3843,16 @@
       </w:r>
     </w:p>
     <w:p>
+      <w:r>
+        <w:t>Use the User Need and AI Contribution questions, teacher keys and criteria after the relevant attempts. Previously discussed cases are practice; protect the separately selected independent task.</w:t>
+      </w:r>
+    </w:p>
+    <w:p>
       <w:pPr>
         <w:pStyle w:val="Heading3"/>
       </w:pPr>
       <w:r>
-        <w:t>Assess and explain the answers</w:t>
+        <w:t>Worked case answer</w:t>
       </w:r>
     </w:p>
     <w:p>
@@ -1925,11 +3860,18 @@
         <w:pStyle w:val="Heading3"/>
       </w:pPr>
       <w:r>
-        <w:t>Worked case answer</w:t>
-      </w:r>
-    </w:p>
-    <w:p>
-      <w:r>
+        <w:t>Teacher key · Worked case answer</w:t>
+      </w:r>
+    </w:p>
+    <w:p>
+      <w:pPr>
+        <w:spacing w:line="336" w:lineRule="auto" w:after="180"/>
+        <w:shd w:fill="F1F6FC"/>
+      </w:pPr>
+      <w:r>
+        <w:rPr>
+          <w:b w:val="0"/>
+        </w:rPr>
         <w:t>Help locate and explain chapter definitions with references and unsupported-question handling. Compare a simple index or search first.</w:t>
       </w:r>
     </w:p>
@@ -1942,20 +3884,74 @@
       </w:r>
     </w:p>
     <w:p>
-      <w:r>
-        <w:t>A student needs the exact due date from a course notice. Should the design start by generating a plausible date or locating the notice? Explain the AI contribution.</w:t>
-      </w:r>
-    </w:p>
-    <w:p>
       <w:pPr>
         <w:pStyle w:val="Heading3"/>
       </w:pPr>
       <w:r>
+        <w:t>Independent question · withhold the key</w:t>
+      </w:r>
+    </w:p>
+    <w:p>
+      <w:pPr>
+        <w:spacing w:line="336" w:lineRule="auto" w:after="180"/>
+        <w:shd w:fill="F5F1FB"/>
+      </w:pPr>
+      <w:r>
+        <w:rPr>
+          <w:b w:val="0"/>
+        </w:rPr>
+        <w:t xml:space="preserve">A student </w:t>
+      </w:r>
+      <w:r>
+        <w:rPr>
+          <w:b/>
+        </w:rPr>
+        <w:t>need</w:t>
+      </w:r>
+      <w:r>
+        <w:rPr>
+          <w:b w:val="0"/>
+        </w:rPr>
+        <w:t xml:space="preserve">s the exact due date from a course notice. Should the design start by generating a plausible date or locating the notice? Explain the </w:t>
+      </w:r>
+      <w:r>
+        <w:rPr>
+          <w:b/>
+        </w:rPr>
+        <w:t>AI contribution</w:t>
+      </w:r>
+      <w:r>
+        <w:rPr>
+          <w:b w:val="0"/>
+        </w:rPr>
+        <w:t>.</w:t>
+      </w:r>
+    </w:p>
+    <w:p>
+      <w:pPr>
+        <w:pStyle w:val="Heading3"/>
+      </w:pPr>
+      <w:r>
         <w:t>Expected independent answer</w:t>
       </w:r>
     </w:p>
     <w:p>
-      <w:r>
+      <w:pPr>
+        <w:pStyle w:val="Heading3"/>
+      </w:pPr>
+      <w:r>
+        <w:t>Teacher key · Expected independent answer</w:t>
+      </w:r>
+    </w:p>
+    <w:p>
+      <w:pPr>
+        <w:spacing w:line="336" w:lineRule="auto" w:after="180"/>
+        <w:shd w:fill="F1F6FC"/>
+      </w:pPr>
+      <w:r>
+        <w:rPr>
+          <w:b w:val="0"/>
+        </w:rPr>
         <w:t>Locate and read the relevant notice first. AI can help find or explain it, but the date must come from the authoritative record.</w:t>
       </w:r>
     </w:p>
@@ -2194,8 +4190,25 @@
       </w:tr>
     </w:tbl>
     <w:p>
-      <w:r>
-        <w:t>Use 6/8 as a classroom checkpoint, with 2 required for both Result and Reasoning. This is a proposed teaching rule, not a validated certification threshold. Do not count a coached answer as independent mastery; correct unsafe or unsupported claims regardless of total.</w:t>
+      <w:pPr>
+        <w:spacing w:line="336" w:lineRule="auto" w:after="180"/>
+      </w:pPr>
+      <w:r>
+        <w:rPr>
+          <w:b w:val="0"/>
+        </w:rPr>
+        <w:t>Use 6/8 as a classroom checkpoint, with 2 required for both Result and Reasoning. This is a proposed teaching rule, not a validated certification threshold.</w:t>
+      </w:r>
+    </w:p>
+    <w:p>
+      <w:pPr>
+        <w:spacing w:line="336" w:lineRule="auto" w:after="180"/>
+      </w:pPr>
+      <w:r>
+        <w:rPr>
+          <w:b w:val="0"/>
+        </w:rPr>
+        <w:t>Do not count a coached answer as independent mastery; correct unsafe or unsupported claims regardless of total.</w:t>
       </w:r>
     </w:p>
     <w:p>
@@ -2207,8 +4220,50 @@
       </w:r>
     </w:p>
     <w:p>
-      <w:r>
-        <w:t>Ask the learner to find the evidence that challenges this claim: “Every user need is best solved by generating new text first.” Keep the first attempt and an uncoached retry separate.</w:t>
+      <w:pPr>
+        <w:spacing w:line="336" w:lineRule="auto" w:after="180"/>
+      </w:pPr>
+      <w:r>
+        <w:rPr>
+          <w:b w:val="0"/>
+        </w:rPr>
+        <w:t xml:space="preserve">Ask the learner to find the </w:t>
+      </w:r>
+      <w:r>
+        <w:rPr>
+          <w:b/>
+        </w:rPr>
+        <w:t>evidence</w:t>
+      </w:r>
+      <w:r>
+        <w:rPr>
+          <w:b w:val="0"/>
+        </w:rPr>
+        <w:t xml:space="preserve"> that challenges this claim: “Every </w:t>
+      </w:r>
+      <w:r>
+        <w:rPr>
+          <w:b/>
+        </w:rPr>
+        <w:t>user</w:t>
+      </w:r>
+      <w:r>
+        <w:rPr>
+          <w:b w:val="0"/>
+        </w:rPr>
+        <w:t xml:space="preserve"> </w:t>
+      </w:r>
+      <w:r>
+        <w:rPr>
+          <w:b/>
+        </w:rPr>
+        <w:t>need</w:t>
+      </w:r>
+      <w:r>
+        <w:rPr>
+          <w:b w:val="0"/>
+        </w:rPr>
+        <w:t xml:space="preserve"> is best solved by generating new text first.” Keep the first attempt and an uncoached retry separate.</w:t>
       </w:r>
     </w:p>
     <w:p>
@@ -2220,15 +4275,54 @@
       </w:r>
     </w:p>
     <w:p>
-      <w:r>
-        <w:t>Use timed predefined definition queries, recording correctness, page reference and unsupported-question handling. An index may already meet the need. An assistant must add measured value without inventing definitions absent from the handout.</w:t>
-      </w:r>
-    </w:p>
-    <w:p>
       <w:pPr>
         <w:pStyle w:val="Heading3"/>
       </w:pPr>
       <w:r>
+        <w:t>Teacher key · Original transfer answer</w:t>
+      </w:r>
+    </w:p>
+    <w:p>
+      <w:pPr>
+        <w:spacing w:line="336" w:lineRule="auto" w:after="180"/>
+        <w:shd w:fill="F1F6FC"/>
+      </w:pPr>
+      <w:r>
+        <w:rPr>
+          <w:b w:val="0"/>
+        </w:rPr>
+        <w:t xml:space="preserve">Use timed predefined definition queries, recording correctness, page reference and unsupported-question handling. An index may already meet the </w:t>
+      </w:r>
+      <w:r>
+        <w:rPr>
+          <w:b/>
+        </w:rPr>
+        <w:t>need</w:t>
+      </w:r>
+      <w:r>
+        <w:rPr>
+          <w:b w:val="0"/>
+        </w:rPr>
+        <w:t>.</w:t>
+      </w:r>
+    </w:p>
+    <w:p>
+      <w:pPr>
+        <w:spacing w:line="336" w:lineRule="auto" w:after="180"/>
+        <w:shd w:fill="F1F6FC"/>
+      </w:pPr>
+      <w:r>
+        <w:rPr>
+          <w:b w:val="0"/>
+        </w:rPr>
+        <w:t>An assistant must add measured value without inventing definitions absent from the handout.</w:t>
+      </w:r>
+    </w:p>
+    <w:p>
+      <w:pPr>
+        <w:pStyle w:val="Heading3"/>
+      </w:pPr>
+      <w:r>
         <w:t>Explanations for the additional workbook examples</w:t>
       </w:r>
     </w:p>
@@ -2241,30 +4335,210 @@
       </w:r>
     </w:p>
     <w:p>
-      <w:r>
-        <w:t>Explain the weekly mechanism in your own words. Use the worked scenario to name its input, decision rule and output.</w:t>
-      </w:r>
-    </w:p>
-    <w:p>
-      <w:r>
-        <w:t>Teacher explanation: A grounded-assistant capstone begins with bounded requirements and a versioned permitted corpus. A baseline can be a manual lookup process using the same evidence. Specify the user question, source authority, access, output/fallback contract and evaluation plan. Freeze corpus IDs and split cases before implementation. Keep teacher material out of student retrieval.</w:t>
-      </w:r>
-    </w:p>
-    <w:p>
       <w:pPr>
         <w:pStyle w:val="Heading3"/>
       </w:pPr>
       <w:r>
+        <w:t>Workbook question · W1</w:t>
+      </w:r>
+    </w:p>
+    <w:p>
+      <w:pPr>
+        <w:spacing w:line="336" w:lineRule="auto" w:after="180"/>
+        <w:shd w:fill="F5F1FB"/>
+      </w:pPr>
+      <w:r>
+        <w:rPr>
+          <w:b w:val="0"/>
+        </w:rPr>
+        <w:t xml:space="preserve">Explain the weekly </w:t>
+      </w:r>
+      <w:r>
+        <w:rPr>
+          <w:b/>
+        </w:rPr>
+        <w:t>mechanism</w:t>
+      </w:r>
+      <w:r>
+        <w:rPr>
+          <w:b w:val="0"/>
+        </w:rPr>
+        <w:t xml:space="preserve"> in your own words. Use the worked scenario to name its </w:t>
+      </w:r>
+      <w:r>
+        <w:rPr>
+          <w:b/>
+        </w:rPr>
+        <w:t>input</w:t>
+      </w:r>
+      <w:r>
+        <w:rPr>
+          <w:b w:val="0"/>
+        </w:rPr>
+        <w:t xml:space="preserve">, decision rule and </w:t>
+      </w:r>
+      <w:r>
+        <w:rPr>
+          <w:b/>
+        </w:rPr>
+        <w:t>output</w:t>
+      </w:r>
+      <w:r>
+        <w:rPr>
+          <w:b w:val="0"/>
+        </w:rPr>
+        <w:t>.</w:t>
+      </w:r>
+    </w:p>
+    <w:p>
+      <w:pPr>
+        <w:pStyle w:val="Heading3"/>
+      </w:pPr>
+      <w:r>
+        <w:t>Teacher reasoning · W1</w:t>
+      </w:r>
+    </w:p>
+    <w:p>
+      <w:pPr>
+        <w:spacing w:line="336" w:lineRule="auto" w:after="180"/>
+        <w:shd w:fill="F1F6FC"/>
+      </w:pPr>
+      <w:r>
+        <w:rPr>
+          <w:b w:val="0"/>
+        </w:rPr>
+        <w:t xml:space="preserve">Teacher explanation: A grounded-assistant capstone begins with bounded </w:t>
+      </w:r>
+      <w:r>
+        <w:rPr>
+          <w:b/>
+        </w:rPr>
+        <w:t>requirement</w:t>
+      </w:r>
+      <w:r>
+        <w:rPr>
+          <w:b w:val="0"/>
+        </w:rPr>
+        <w:t xml:space="preserve">s and a versioned permitted corpus. A baseline can be a manual lookup </w:t>
+      </w:r>
+      <w:r>
+        <w:rPr>
+          <w:b/>
+        </w:rPr>
+        <w:t>process</w:t>
+      </w:r>
+      <w:r>
+        <w:rPr>
+          <w:b w:val="0"/>
+        </w:rPr>
+        <w:t xml:space="preserve"> using the same </w:t>
+      </w:r>
+      <w:r>
+        <w:rPr>
+          <w:b/>
+        </w:rPr>
+        <w:t>evidence</w:t>
+      </w:r>
+      <w:r>
+        <w:rPr>
+          <w:b w:val="0"/>
+        </w:rPr>
+        <w:t>.</w:t>
+      </w:r>
+    </w:p>
+    <w:p>
+      <w:pPr>
+        <w:spacing w:line="336" w:lineRule="auto" w:after="180"/>
+        <w:shd w:fill="F1F6FC"/>
+      </w:pPr>
+      <w:r>
+        <w:rPr>
+          <w:b w:val="0"/>
+        </w:rPr>
+        <w:t xml:space="preserve">Specify the </w:t>
+      </w:r>
+      <w:r>
+        <w:rPr>
+          <w:b/>
+        </w:rPr>
+        <w:t>user</w:t>
+      </w:r>
+      <w:r>
+        <w:rPr>
+          <w:b w:val="0"/>
+        </w:rPr>
+        <w:t xml:space="preserve"> question, source authority, access, </w:t>
+      </w:r>
+      <w:r>
+        <w:rPr>
+          <w:b/>
+        </w:rPr>
+        <w:t>output</w:t>
+      </w:r>
+      <w:r>
+        <w:rPr>
+          <w:b w:val="0"/>
+        </w:rPr>
+        <w:t>/fallback contract and evaluation plan. Freeze corpus IDs and split cases before implementation. Keep teacher material out of student retrieval.</w:t>
+      </w:r>
+    </w:p>
+    <w:p>
+      <w:pPr>
+        <w:pStyle w:val="Heading3"/>
+      </w:pPr>
+      <w:r>
         <w:t>W2 Trace the worked case</w:t>
       </w:r>
     </w:p>
     <w:p>
-      <w:r>
-        <w:t>Student room assistant corpus contains public register P, teacher-only guide T and current approval A. It must report approved room capacity or needs_review. Show the intermediate steps and give the conclusion with its scope.</w:t>
-      </w:r>
-    </w:p>
-    <w:p>
-      <w:r>
+      <w:pPr>
+        <w:pStyle w:val="Heading3"/>
+      </w:pPr>
+      <w:r>
+        <w:t>Workbook question · W2</w:t>
+      </w:r>
+    </w:p>
+    <w:p>
+      <w:pPr>
+        <w:spacing w:line="336" w:lineRule="auto" w:after="180"/>
+        <w:shd w:fill="F5F1FB"/>
+      </w:pPr>
+      <w:r>
+        <w:rPr>
+          <w:b w:val="0"/>
+        </w:rPr>
+        <w:t xml:space="preserve">Student room assistant corpus contains public register P, teacher-only guide T and current approval A. It must report approved room capacity or </w:t>
+      </w:r>
+      <w:r>
+        <w:rPr>
+          <w:b/>
+        </w:rPr>
+        <w:t>need</w:t>
+      </w:r>
+      <w:r>
+        <w:rPr>
+          <w:b w:val="0"/>
+        </w:rPr>
+        <w:t>s_review. Show the intermediate steps and give the conclusion with its scope.</w:t>
+      </w:r>
+    </w:p>
+    <w:p>
+      <w:pPr>
+        <w:pStyle w:val="Heading3"/>
+      </w:pPr>
+      <w:r>
+        <w:t>Teacher reasoning · W2</w:t>
+      </w:r>
+    </w:p>
+    <w:p>
+      <w:pPr>
+        <w:spacing w:line="336" w:lineRule="auto" w:after="180"/>
+        <w:shd w:fill="F1F6FC"/>
+      </w:pPr>
+      <w:r>
+        <w:rPr>
+          <w:b w:val="0"/>
+        </w:rPr>
         <w:t>Teacher explanation: Authorised corpus contains P and A, excluding T. Baseline manually checks same-room current approval and capacity. Reserve complete, missing and conflicting cases before development.</w:t>
       </w:r>
     </w:p>
@@ -2277,75 +4551,399 @@
       </w:r>
     </w:p>
     <w:p>
-      <w:r>
-        <w:t>A report omits this qualification: A complete capstone plan is not evidence that the implementation meets it; evaluate after building. Explain how omitting it could change a reader's interpretation, and write an accurate replacement.</w:t>
-      </w:r>
-    </w:p>
-    <w:p>
-      <w:r>
-        <w:t>Teacher explanation: A complete capstone plan is not evidence that the implementation meets it; evaluate after building. State the observed result separately from the unverified or out-of-scope claim; preserve the original evidence rather than inventing a missing fact.</w:t>
-      </w:r>
-    </w:p>
-    <w:p>
       <w:pPr>
         <w:pStyle w:val="Heading3"/>
       </w:pPr>
       <w:r>
+        <w:t>Workbook question · W3</w:t>
+      </w:r>
+    </w:p>
+    <w:p>
+      <w:pPr>
+        <w:spacing w:line="336" w:lineRule="auto" w:after="180"/>
+        <w:shd w:fill="F5F1FB"/>
+      </w:pPr>
+      <w:r>
+        <w:rPr>
+          <w:b w:val="0"/>
+        </w:rPr>
+        <w:t xml:space="preserve">A report omits this qualification: A complete capstone plan is not </w:t>
+      </w:r>
+      <w:r>
+        <w:rPr>
+          <w:b/>
+        </w:rPr>
+        <w:t>evidence</w:t>
+      </w:r>
+      <w:r>
+        <w:rPr>
+          <w:b w:val="0"/>
+        </w:rPr>
+        <w:t xml:space="preserve"> that the implementation meets it; evaluate after building.</w:t>
+      </w:r>
+    </w:p>
+    <w:p>
+      <w:pPr>
+        <w:spacing w:line="336" w:lineRule="auto" w:after="180"/>
+        <w:shd w:fill="F5F1FB"/>
+      </w:pPr>
+      <w:r>
+        <w:rPr>
+          <w:b w:val="0"/>
+        </w:rPr>
+        <w:t>Explain how omitting it could change a reader's interpretation, and write an accurate replacement.</w:t>
+      </w:r>
+    </w:p>
+    <w:p>
+      <w:pPr>
+        <w:pStyle w:val="Heading3"/>
+      </w:pPr>
+      <w:r>
+        <w:t>Teacher reasoning · W3</w:t>
+      </w:r>
+    </w:p>
+    <w:p>
+      <w:pPr>
+        <w:spacing w:line="336" w:lineRule="auto" w:after="180"/>
+        <w:shd w:fill="F1F6FC"/>
+      </w:pPr>
+      <w:r>
+        <w:rPr>
+          <w:b w:val="0"/>
+        </w:rPr>
+        <w:t xml:space="preserve">Teacher explanation: A complete capstone plan is not </w:t>
+      </w:r>
+      <w:r>
+        <w:rPr>
+          <w:b/>
+        </w:rPr>
+        <w:t>evidence</w:t>
+      </w:r>
+      <w:r>
+        <w:rPr>
+          <w:b w:val="0"/>
+        </w:rPr>
+        <w:t xml:space="preserve"> that the implementation meets it; evaluate after building.</w:t>
+      </w:r>
+    </w:p>
+    <w:p>
+      <w:pPr>
+        <w:spacing w:line="336" w:lineRule="auto" w:after="180"/>
+        <w:shd w:fill="F1F6FC"/>
+      </w:pPr>
+      <w:r>
+        <w:rPr>
+          <w:b w:val="0"/>
+        </w:rPr>
+        <w:t xml:space="preserve">State the observed result separately from the unverified or out-of-scope claim; preserve the original </w:t>
+      </w:r>
+      <w:r>
+        <w:rPr>
+          <w:b/>
+        </w:rPr>
+        <w:t>evidence</w:t>
+      </w:r>
+      <w:r>
+        <w:rPr>
+          <w:b w:val="0"/>
+        </w:rPr>
+        <w:t xml:space="preserve"> rather than inventing a missing fact.</w:t>
+      </w:r>
+    </w:p>
+    <w:p>
+      <w:pPr>
+        <w:pStyle w:val="Heading3"/>
+      </w:pPr>
+      <w:r>
         <w:t>W4 Apply a new case independently</w:t>
       </w:r>
     </w:p>
     <w:p>
-      <w:r>
-        <w:t>Student equipment assistant has public inventory I, restricted purchase ledger L and public booking notice B. Define eligible corpus, baseline and a missing-evidence test.</w:t>
-      </w:r>
-    </w:p>
-    <w:p>
-      <w:r>
-        <w:t>Teacher explanation: Use I and B only; exclude L. Baseline manually matches item availability to authorised booking evidence. Missing notice should trigger the specified review outcome.</w:t>
-      </w:r>
-    </w:p>
-    <w:p>
       <w:pPr>
         <w:pStyle w:val="Heading3"/>
       </w:pPr>
       <w:r>
+        <w:t>Workbook question · W4</w:t>
+      </w:r>
+    </w:p>
+    <w:p>
+      <w:pPr>
+        <w:spacing w:line="336" w:lineRule="auto" w:after="180"/>
+        <w:shd w:fill="F5F1FB"/>
+      </w:pPr>
+      <w:r>
+        <w:rPr>
+          <w:b w:val="0"/>
+        </w:rPr>
+        <w:t>Student equipment assistant has public inventory I, restricted purchase ledger L and public booking notice B. Define eligible corpus, baseline and a missing-</w:t>
+      </w:r>
+      <w:r>
+        <w:rPr>
+          <w:b/>
+        </w:rPr>
+        <w:t>evidence</w:t>
+      </w:r>
+      <w:r>
+        <w:rPr>
+          <w:b w:val="0"/>
+        </w:rPr>
+        <w:t xml:space="preserve"> test.</w:t>
+      </w:r>
+    </w:p>
+    <w:p>
+      <w:pPr>
+        <w:pStyle w:val="Heading3"/>
+      </w:pPr>
+      <w:r>
+        <w:t>Teacher reasoning · W4</w:t>
+      </w:r>
+    </w:p>
+    <w:p>
+      <w:pPr>
+        <w:spacing w:line="336" w:lineRule="auto" w:after="180"/>
+        <w:shd w:fill="F1F6FC"/>
+      </w:pPr>
+      <w:r>
+        <w:rPr>
+          <w:b w:val="0"/>
+        </w:rPr>
+        <w:t xml:space="preserve">Teacher explanation: Use I and B only; exclude L. Baseline manually matches item availability to authorised booking </w:t>
+      </w:r>
+      <w:r>
+        <w:rPr>
+          <w:b/>
+        </w:rPr>
+        <w:t>evidence</w:t>
+      </w:r>
+      <w:r>
+        <w:rPr>
+          <w:b w:val="0"/>
+        </w:rPr>
+        <w:t>. Missing notice should trigger the specified review outcome.</w:t>
+      </w:r>
+    </w:p>
+    <w:p>
+      <w:pPr>
+        <w:pStyle w:val="Heading3"/>
+      </w:pPr>
+      <w:r>
         <w:t>W5 Design a revealing follow-up</w:t>
       </w:r>
     </w:p>
     <w:p>
-      <w:r>
-        <w:t>For the worked scenario, propose one additional case that could reveal a failure, describe its expected outcome before running it, and explain what would need to remain fixed for a fair comparison. Do not reuse W4 as a new final test after receiving feedback.</w:t>
-      </w:r>
-    </w:p>
-    <w:p>
-      <w:r>
-        <w:t>Teacher explanation: Accept a concrete variant of the worked input or a missing/conflicting/boundary condition, with an expectation derived from the declared procedure. Require preserved settings, original outputs and data roles. A complete capstone plan is not evidence that the implementation meets it; evaluate after building. The new case should test this particular mechanism rather than merely restate the original result.</w:t>
-      </w:r>
-    </w:p>
-    <w:p>
       <w:pPr>
         <w:pStyle w:val="Heading3"/>
       </w:pPr>
       <w:r>
+        <w:t>Workbook question · W5</w:t>
+      </w:r>
+    </w:p>
+    <w:p>
+      <w:pPr>
+        <w:spacing w:line="336" w:lineRule="auto" w:after="180"/>
+        <w:shd w:fill="F5F1FB"/>
+      </w:pPr>
+      <w:r>
+        <w:rPr>
+          <w:b w:val="0"/>
+        </w:rPr>
+        <w:t xml:space="preserve">For the worked scenario, propose one additional case that could reveal a failure, describe its expected outcome before running it, and explain what would </w:t>
+      </w:r>
+      <w:r>
+        <w:rPr>
+          <w:b/>
+        </w:rPr>
+        <w:t>need</w:t>
+      </w:r>
+      <w:r>
+        <w:rPr>
+          <w:b w:val="0"/>
+        </w:rPr>
+        <w:t xml:space="preserve"> to remain fixed for a fair comparison.</w:t>
+      </w:r>
+    </w:p>
+    <w:p>
+      <w:pPr>
+        <w:spacing w:line="336" w:lineRule="auto" w:after="180"/>
+        <w:shd w:fill="F5F1FB"/>
+      </w:pPr>
+      <w:r>
+        <w:rPr>
+          <w:b w:val="0"/>
+        </w:rPr>
+        <w:t>Do not reuse W4 as a new final test after receiving feedback.</w:t>
+      </w:r>
+    </w:p>
+    <w:p>
+      <w:pPr>
+        <w:pStyle w:val="Heading3"/>
+      </w:pPr>
+      <w:r>
+        <w:t>Teacher reasoning · W5</w:t>
+      </w:r>
+    </w:p>
+    <w:p>
+      <w:pPr>
+        <w:spacing w:line="336" w:lineRule="auto" w:after="180"/>
+        <w:shd w:fill="F1F6FC"/>
+      </w:pPr>
+      <w:r>
+        <w:rPr>
+          <w:b w:val="0"/>
+        </w:rPr>
+        <w:t xml:space="preserve">Teacher explanation: Accept a concrete variant of the worked </w:t>
+      </w:r>
+      <w:r>
+        <w:rPr>
+          <w:b/>
+        </w:rPr>
+        <w:t>input</w:t>
+      </w:r>
+      <w:r>
+        <w:rPr>
+          <w:b w:val="0"/>
+        </w:rPr>
+        <w:t xml:space="preserve"> or a missing/conflicting/boundary condition, with an expectation derived from the declared procedure.</w:t>
+      </w:r>
+    </w:p>
+    <w:p>
+      <w:pPr>
+        <w:spacing w:line="336" w:lineRule="auto" w:after="180"/>
+        <w:shd w:fill="F1F6FC"/>
+      </w:pPr>
+      <w:r>
+        <w:rPr>
+          <w:b w:val="0"/>
+        </w:rPr>
+        <w:t xml:space="preserve">Require preserved settings, original </w:t>
+      </w:r>
+      <w:r>
+        <w:rPr>
+          <w:b/>
+        </w:rPr>
+        <w:t>output</w:t>
+      </w:r>
+      <w:r>
+        <w:rPr>
+          <w:b w:val="0"/>
+        </w:rPr>
+        <w:t xml:space="preserve">s and data roles. A complete capstone plan is not </w:t>
+      </w:r>
+      <w:r>
+        <w:rPr>
+          <w:b/>
+        </w:rPr>
+        <w:t>evidence</w:t>
+      </w:r>
+      <w:r>
+        <w:rPr>
+          <w:b w:val="0"/>
+        </w:rPr>
+        <w:t xml:space="preserve"> that the implementation meets it; evaluate after building.</w:t>
+      </w:r>
+    </w:p>
+    <w:p>
+      <w:pPr>
+        <w:spacing w:line="336" w:lineRule="auto" w:after="180"/>
+        <w:shd w:fill="F1F6FC"/>
+      </w:pPr>
+      <w:r>
+        <w:rPr>
+          <w:b w:val="0"/>
+        </w:rPr>
+        <w:t xml:space="preserve">The new case should test this particular </w:t>
+      </w:r>
+      <w:r>
+        <w:rPr>
+          <w:b/>
+        </w:rPr>
+        <w:t>mechanism</w:t>
+      </w:r>
+      <w:r>
+        <w:rPr>
+          <w:b w:val="0"/>
+        </w:rPr>
+        <w:t xml:space="preserve"> rather than merely restate the original result.</w:t>
+      </w:r>
+    </w:p>
+    <w:p>
+      <w:pPr>
+        <w:pStyle w:val="Heading3"/>
+      </w:pPr>
+      <w:r>
         <w:t>Assess independent transfer</w:t>
       </w:r>
     </w:p>
     <w:p>
-      <w:r>
-        <w:t>Selected case: Student equipment assistant has public inventory I, restricted purchase ledger L and public booking notice B. Define eligible corpus, baseline and a missing-evidence test.</w:t>
-      </w:r>
-    </w:p>
-    <w:p>
       <w:pPr>
         <w:pStyle w:val="Heading3"/>
       </w:pPr>
       <w:r>
+        <w:t>Independent question · withhold the key</w:t>
+      </w:r>
+    </w:p>
+    <w:p>
+      <w:pPr>
+        <w:spacing w:line="336" w:lineRule="auto" w:after="180"/>
+        <w:shd w:fill="F5F1FB"/>
+      </w:pPr>
+      <w:r>
+        <w:rPr>
+          <w:b w:val="0"/>
+        </w:rPr>
+        <w:t>Selected case: Student equipment assistant has public inventory I, restricted purchase ledger L and public booking notice B. Define eligible corpus, baseline and a missing-</w:t>
+      </w:r>
+      <w:r>
+        <w:rPr>
+          <w:b/>
+        </w:rPr>
+        <w:t>evidence</w:t>
+      </w:r>
+      <w:r>
+        <w:rPr>
+          <w:b w:val="0"/>
+        </w:rPr>
+        <w:t xml:space="preserve"> test.</w:t>
+      </w:r>
+    </w:p>
+    <w:p>
+      <w:pPr>
+        <w:pStyle w:val="Heading3"/>
+      </w:pPr>
+      <w:r>
         <w:t>Selected case answer</w:t>
       </w:r>
     </w:p>
     <w:p>
-      <w:r>
-        <w:t>Teacher explanation: Use I and B only; exclude L. Baseline manually matches item availability to authorised booking evidence. Missing notice should trigger the specified review outcome.</w:t>
+      <w:pPr>
+        <w:pStyle w:val="Heading3"/>
+      </w:pPr>
+      <w:r>
+        <w:t>Teacher key · Selected case answer</w:t>
+      </w:r>
+    </w:p>
+    <w:p>
+      <w:pPr>
+        <w:spacing w:line="336" w:lineRule="auto" w:after="180"/>
+        <w:shd w:fill="F1F6FC"/>
+      </w:pPr>
+      <w:r>
+        <w:rPr>
+          <w:b w:val="0"/>
+        </w:rPr>
+        <w:t xml:space="preserve">Teacher explanation: Use I and B only; exclude L. Baseline manually matches item availability to authorised booking </w:t>
+      </w:r>
+      <w:r>
+        <w:rPr>
+          <w:b/>
+        </w:rPr>
+        <w:t>evidence</w:t>
+      </w:r>
+      <w:r>
+        <w:rPr>
+          <w:b w:val="0"/>
+        </w:rPr>
+        <w:t>. Missing notice should trigger the specified review outcome.</w:t>
       </w:r>
     </w:p>
     <w:tbl>
@@ -2451,21 +5049,77 @@
       </w:tr>
     </w:tbl>
     <w:p>
-      <w:r>
-        <w:t>Record each dimension as not yet, with support, or independent. Accept a valid alternative procedure with a defensible trace. Do not penalise an honestly recorded model failure if the learner correctly explains its evidence and limits.</w:t>
-      </w:r>
-    </w:p>
-    <w:p>
       <w:pPr>
         <w:pStyle w:val="Heading3"/>
       </w:pPr>
       <w:r>
+        <w:t>Teacher key · Selected case answer</w:t>
+      </w:r>
+    </w:p>
+    <w:p>
+      <w:pPr>
+        <w:spacing w:line="336" w:lineRule="auto" w:after="180"/>
+        <w:shd w:fill="F1F6FC"/>
+      </w:pPr>
+      <w:r>
+        <w:rPr>
+          <w:b w:val="0"/>
+        </w:rPr>
+        <w:t>Record each dimension as not yet, with support, or independent. Accept a valid alternative procedure with a defensible trace.</w:t>
+      </w:r>
+    </w:p>
+    <w:p>
+      <w:pPr>
+        <w:spacing w:line="336" w:lineRule="auto" w:after="180"/>
+        <w:shd w:fill="F1F6FC"/>
+      </w:pPr>
+      <w:r>
+        <w:rPr>
+          <w:b w:val="0"/>
+        </w:rPr>
+        <w:t xml:space="preserve">Do not penalise an honestly recorded model failure if the learner correctly explains its </w:t>
+      </w:r>
+      <w:r>
+        <w:rPr>
+          <w:b/>
+        </w:rPr>
+        <w:t>evidence</w:t>
+      </w:r>
+      <w:r>
+        <w:rPr>
+          <w:b w:val="0"/>
+        </w:rPr>
+        <w:t xml:space="preserve"> and limits.</w:t>
+      </w:r>
+    </w:p>
+    <w:p>
+      <w:pPr>
+        <w:pStyle w:val="Heading3"/>
+      </w:pPr>
+      <w:r>
         <w:t>Feedback that the learner uses</w:t>
       </w:r>
     </w:p>
     <w:p>
-      <w:r>
-        <w:t>Name the earliest unsupported step and give one action to repair it. Have the learner make that repair now and explain why. Then assess the relevant skill on a fresh, fully specified case. Confirm it was not previously practised with feedback; solve and check the new case before assigning it. A follow-up design prompt is a starting brief, not automatically an equivalent test.</w:t>
+      <w:pPr>
+        <w:spacing w:line="336" w:lineRule="auto" w:after="180"/>
+      </w:pPr>
+      <w:r>
+        <w:rPr>
+          <w:b w:val="0"/>
+        </w:rPr>
+        <w:t>Name the earliest unsupported step and give one action to repair it. Have the learner make that repair now and explain why. Then assess the relevant skill on a fresh, fully specified case.</w:t>
+      </w:r>
+    </w:p>
+    <w:p>
+      <w:pPr>
+        <w:spacing w:line="336" w:lineRule="auto" w:after="180"/>
+      </w:pPr>
+      <w:r>
+        <w:rPr>
+          <w:b w:val="0"/>
+        </w:rPr>
+        <w:t>Confirm it was not previously practised with feedback; solve and check the new case before assigning it. A follow-up design prompt is a starting brief, not automatically an equivalent test.</w:t>
       </w:r>
     </w:p>
     <w:p>
@@ -2477,11 +5131,62 @@
       </w:r>
     </w:p>
     <w:p>
+      <w:r>
+        <w:t>Connect User Need and AI Contribution to Verified Study Buddy, adapt support and plan a later changed-case check.</w:t>
+      </w:r>
+    </w:p>
+    <w:p>
       <w:pPr>
         <w:pStyle w:val="Heading3"/>
       </w:pPr>
       <w:r>
-        <w:t>Connect and extend learning</w:t>
+        <w:t>Verified Study Buddy</w:t>
+      </w:r>
+    </w:p>
+    <w:p>
+      <w:pPr>
+        <w:spacing w:line="336" w:lineRule="auto" w:after="180"/>
+      </w:pPr>
+      <w:r>
+        <w:rPr>
+          <w:b w:val="0"/>
+        </w:rPr>
+        <w:t>Justify exactly which Study Buddy stage uses AI and which stages remain deterministic.</w:t>
+      </w:r>
+    </w:p>
+    <w:p>
+      <w:pPr>
+        <w:spacing w:line="336" w:lineRule="auto" w:after="180"/>
+      </w:pPr>
+      <w:r>
+        <w:rPr>
+          <w:b w:val="0"/>
+        </w:rPr>
+        <w:t xml:space="preserve">Keep the decision, </w:t>
+      </w:r>
+      <w:r>
+        <w:rPr>
+          <w:b/>
+        </w:rPr>
+        <w:t>input</w:t>
+      </w:r>
+      <w:r>
+        <w:rPr>
+          <w:b w:val="0"/>
+        </w:rPr>
+        <w:t xml:space="preserve">, result, explanation and remaining limitation in the project </w:t>
+      </w:r>
+      <w:r>
+        <w:rPr>
+          <w:b/>
+        </w:rPr>
+        <w:t>evidence</w:t>
+      </w:r>
+      <w:r>
+        <w:rPr>
+          <w:b w:val="0"/>
+        </w:rPr>
+        <w:t xml:space="preserve"> record. Retrieve this record next week rather than restarting the project.</w:t>
       </w:r>
     </w:p>
     <w:p>
@@ -2489,17 +5194,54 @@
         <w:pStyle w:val="Heading3"/>
       </w:pPr>
       <w:r>
-        <w:t>Verified Study Buddy</w:t>
-      </w:r>
-    </w:p>
-    <w:p>
-      <w:r>
-        <w:t>Justify exactly which Study Buddy stage uses AI and which stages remain deterministic.</w:t>
-      </w:r>
-    </w:p>
-    <w:p>
-      <w:r>
-        <w:t>Keep the decision, input, result, explanation and remaining limitation in the project evidence record. Retrieve this record next week rather than restarting the project.</w:t>
+        <w:t>Support and stretch</w:t>
+      </w:r>
+    </w:p>
+    <w:p>
+      <w:pPr>
+        <w:spacing w:line="336" w:lineRule="auto" w:after="180"/>
+      </w:pPr>
+      <w:r>
+        <w:rPr>
+          <w:b w:val="0"/>
+        </w:rPr>
+        <w:t xml:space="preserve">Provide one short approved passage; separate instruction, </w:t>
+      </w:r>
+      <w:r>
+        <w:rPr>
+          <w:b/>
+        </w:rPr>
+        <w:t>input</w:t>
+      </w:r>
+      <w:r>
+        <w:rPr>
+          <w:b w:val="0"/>
+        </w:rPr>
+        <w:t xml:space="preserve">, </w:t>
+      </w:r>
+      <w:r>
+        <w:rPr>
+          <w:b/>
+        </w:rPr>
+        <w:t>output</w:t>
+      </w:r>
+      <w:r>
+        <w:rPr>
+          <w:b w:val="0"/>
+        </w:rPr>
+        <w:t xml:space="preserve"> and </w:t>
+      </w:r>
+      <w:r>
+        <w:rPr>
+          <w:b/>
+        </w:rPr>
+        <w:t>evidence</w:t>
+      </w:r>
+      <w:r>
+        <w:rPr>
+          <w:b w:val="0"/>
+        </w:rPr>
+        <w:t>. Stretch: introduce an unsupported claim or conflicting source and validate claim by claim with a fallback.</w:t>
       </w:r>
     </w:p>
     <w:p>
@@ -2507,12 +5249,30 @@
         <w:pStyle w:val="Heading3"/>
       </w:pPr>
       <w:r>
-        <w:t>Support and stretch</w:t>
-      </w:r>
-    </w:p>
-    <w:p>
-      <w:r>
-        <w:t>Provide one short approved passage; separate instruction, input, output and evidence. Stretch: introduce an unsupported claim or conflicting source and validate claim by claim with a fallback.</w:t>
+        <w:t>Exit reflection</w:t>
+      </w:r>
+    </w:p>
+    <w:p>
+      <w:pPr>
+        <w:spacing w:line="336" w:lineRule="auto" w:after="180"/>
+      </w:pPr>
+      <w:r>
+        <w:rPr>
+          <w:b w:val="0"/>
+        </w:rPr>
+        <w:t xml:space="preserve">Ask for one decision the learner can now justify and one situation requiring more </w:t>
+      </w:r>
+      <w:r>
+        <w:rPr>
+          <w:b/>
+        </w:rPr>
+        <w:t>evidence</w:t>
+      </w:r>
+      <w:r>
+        <w:rPr>
+          <w:b w:val="0"/>
+        </w:rPr>
+        <w:t xml:space="preserve"> or human review. Confidence ratings are separate from correct independent performance.</w:t>
       </w:r>
     </w:p>
     <w:p>
@@ -2520,12 +5280,30 @@
         <w:pStyle w:val="Heading3"/>
       </w:pPr>
       <w:r>
-        <w:t>Exit reflection</w:t>
-      </w:r>
-    </w:p>
-    <w:p>
-      <w:r>
-        <w:t>Ask for one decision the learner can now justify and one situation requiring more evidence or human review. Confidence ratings are separate from correct independent performance.</w:t>
+        <w:t>Bridge to the next week</w:t>
+      </w:r>
+    </w:p>
+    <w:p>
+      <w:pPr>
+        <w:spacing w:line="336" w:lineRule="auto" w:after="180"/>
+      </w:pPr>
+      <w:r>
+        <w:rPr>
+          <w:b w:val="0"/>
+        </w:rPr>
+        <w:t xml:space="preserve">Next: Week 20: Conversation State and Memory. Retrieve today’s </w:t>
+      </w:r>
+      <w:r>
+        <w:rPr>
+          <w:b/>
+        </w:rPr>
+        <w:t>evidence</w:t>
+      </w:r>
+      <w:r>
+        <w:rPr>
+          <w:b w:val="0"/>
+        </w:rPr>
+        <w:t xml:space="preserve"> and identify what carries forward and what is new.</w:t>
       </w:r>
     </w:p>
     <w:p>
@@ -2533,12 +5311,156 @@
         <w:pStyle w:val="Heading3"/>
       </w:pPr>
       <w:r>
-        <w:t>Bridge to the next week</w:t>
-      </w:r>
-    </w:p>
-    <w:p>
-      <w:r>
-        <w:t>Next: Week 20: Conversation State and Memory. Retrieve today’s evidence and identify what carries forward and what is new.</w:t>
+        <w:t>Support and fresh reassessment</w:t>
+      </w:r>
+    </w:p>
+    <w:p>
+      <w:pPr>
+        <w:spacing w:line="336" w:lineRule="auto" w:after="180"/>
+      </w:pPr>
+      <w:r>
+        <w:rPr>
+          <w:b w:val="0"/>
+        </w:rPr>
+        <w:t xml:space="preserve">Provide an </w:t>
+      </w:r>
+      <w:r>
+        <w:rPr>
+          <w:b/>
+        </w:rPr>
+        <w:t>input</w:t>
+      </w:r>
+      <w:r>
+        <w:rPr>
+          <w:b w:val="0"/>
+        </w:rPr>
+        <w:t xml:space="preserve">/procedure/result/limit frame and a calculator when </w:t>
+      </w:r>
+      <w:r>
+        <w:rPr>
+          <w:b/>
+        </w:rPr>
+        <w:t>need</w:t>
+      </w:r>
+      <w:r>
+        <w:rPr>
+          <w:b w:val="0"/>
+        </w:rPr>
+        <w:t>ed. Ask students to identify the first step before completing the whole trace.</w:t>
+      </w:r>
+    </w:p>
+    <w:p>
+      <w:pPr>
+        <w:spacing w:line="336" w:lineRule="auto" w:after="180"/>
+      </w:pPr>
+      <w:r>
+        <w:rPr>
+          <w:b w:val="0"/>
+        </w:rPr>
+        <w:t xml:space="preserve">Extension: compare two concrete variants of this </w:t>
+      </w:r>
+      <w:r>
+        <w:rPr>
+          <w:b/>
+        </w:rPr>
+        <w:t>mechanism</w:t>
+      </w:r>
+      <w:r>
+        <w:rPr>
+          <w:b w:val="0"/>
+        </w:rPr>
+        <w:t xml:space="preserve"> while holding unrelated conditions fixed; report both successful and unsuccessful outcomes.</w:t>
+      </w:r>
+    </w:p>
+    <w:p>
+      <w:pPr>
+        <w:spacing w:line="336" w:lineRule="auto" w:after="180"/>
+      </w:pPr>
+      <w:r>
+        <w:rPr>
+          <w:b w:val="0"/>
+        </w:rPr>
+        <w:t xml:space="preserve">W4: Use I and B only; exclude L. Baseline manually matches item availability to authorised booking </w:t>
+      </w:r>
+      <w:r>
+        <w:rPr>
+          <w:b/>
+        </w:rPr>
+        <w:t>evidence</w:t>
+      </w:r>
+      <w:r>
+        <w:rPr>
+          <w:b w:val="0"/>
+        </w:rPr>
+        <w:t>. Missing notice should trigger the specified review outcome. Require intermediate reasoning and the stated scope.</w:t>
+      </w:r>
+    </w:p>
+    <w:p>
+      <w:pPr>
+        <w:spacing w:line="336" w:lineRule="auto" w:after="180"/>
+      </w:pPr>
+      <w:r>
+        <w:rPr>
+          <w:b w:val="0"/>
+        </w:rPr>
+        <w:t>Fresh retry: Public timetable S and restricted staff notes N; student assistant reports meeting time. Expected reasoning: Use S only.</w:t>
+      </w:r>
+    </w:p>
+    <w:p>
+      <w:pPr>
+        <w:spacing w:line="336" w:lineRule="auto" w:after="180"/>
+      </w:pPr>
+      <w:r>
+        <w:rPr>
+          <w:b w:val="0"/>
+        </w:rPr>
+        <w:t>Manual timetable lookup is baseline; missing current timetable gives fallback rather than staff-note access.</w:t>
+      </w:r>
+    </w:p>
+    <w:p>
+      <w:pPr>
+        <w:spacing w:line="336" w:lineRule="auto" w:after="180"/>
+      </w:pPr>
+      <w:r>
+        <w:rPr>
+          <w:b w:val="0"/>
+        </w:rPr>
+        <w:t xml:space="preserve">If students </w:t>
+      </w:r>
+      <w:r>
+        <w:rPr>
+          <w:b/>
+        </w:rPr>
+        <w:t>need</w:t>
+      </w:r>
+      <w:r>
+        <w:rPr>
+          <w:b w:val="0"/>
+        </w:rPr>
+        <w:t xml:space="preserve"> support, record it and reassess with another new case rather than awarding independence to a copied answer.</w:t>
+      </w:r>
+    </w:p>
+    <w:p>
+      <w:pPr>
+        <w:spacing w:line="336" w:lineRule="auto" w:after="180"/>
+      </w:pPr>
+      <w:r>
+        <w:rPr>
+          <w:b w:val="0"/>
+        </w:rPr>
+        <w:t xml:space="preserve">Next connection: Capstone grounded assistant. Preserve the current case record and retrieve its </w:t>
+      </w:r>
+      <w:r>
+        <w:rPr>
+          <w:b/>
+        </w:rPr>
+        <w:t>evidence</w:t>
+      </w:r>
+      <w:r>
+        <w:rPr>
+          <w:b w:val="0"/>
+        </w:rPr>
+        <w:t xml:space="preserve"> boundary before moving on.</w:t>
       </w:r>
     </w:p>
     <w:p>
@@ -2546,40 +5468,40 @@
         <w:pStyle w:val="Heading3"/>
       </w:pPr>
       <w:r>
-        <w:t>Support and fresh reassessment</w:t>
-      </w:r>
-    </w:p>
-    <w:p>
-      <w:r>
-        <w:t>Provide an input/procedure/result/limit frame and a calculator when needed. Ask students to identify the first step before completing the whole trace. Extension: compare two concrete variants of this mechanism while holding unrelated conditions fixed; report both successful and unsuccessful outcomes.</w:t>
-      </w:r>
-    </w:p>
-    <w:p>
-      <w:r>
-        <w:t>W4: Use I and B only; exclude L. Baseline manually matches item availability to authorised booking evidence. Missing notice should trigger the specified review outcome. Require intermediate reasoning and the stated scope. Fresh retry: Public timetable S and restricted staff notes N; student assistant reports meeting time. Expected reasoning: Use S only. Manual timetable lookup is baseline; missing current timetable gives fallback rather than staff-note access. If students need support, record it and reassess with another new case rather than awarding independence to a copied answer.</w:t>
-      </w:r>
-    </w:p>
-    <w:p>
-      <w:r>
-        <w:t>Next connection: Capstone grounded assistant. Preserve the current case record and retrieve its evidence boundary before moving on.</w:t>
-      </w:r>
-    </w:p>
-    <w:p>
-      <w:pPr>
-        <w:pStyle w:val="Heading3"/>
-      </w:pPr>
-      <w:r>
         <w:t>Plan the delayed return</w:t>
       </w:r>
     </w:p>
     <w:p>
-      <w:r>
+      <w:pPr>
+        <w:spacing w:line="336" w:lineRule="auto" w:after="180"/>
+      </w:pPr>
+      <w:r>
+        <w:rPr>
+          <w:b w:val="0"/>
+        </w:rPr>
         <w:t>Suggested return points in this level: ai-3/20, ai-3/22, ai-3/25. Use actual classroom dates, adjusting for holidays and gaps. One, three and six teaching weeks are scheduling choices, not a claimed optimal spacing.</w:t>
       </w:r>
     </w:p>
     <w:p>
-      <w:r>
-        <w:t>At a delayed check, ask for the idea from memory and a changed application. Compare with the earlier independent response and record support used. For a new level, revisit the previous capstone before checking the new prerequisites.</w:t>
+      <w:pPr>
+        <w:spacing w:line="336" w:lineRule="auto" w:after="180"/>
+      </w:pPr>
+      <w:r>
+        <w:rPr>
+          <w:b w:val="0"/>
+        </w:rPr>
+        <w:t>At a delayed check, ask for the idea from memory and a changed application. Compare with the earlier independent response and record support used.</w:t>
+      </w:r>
+    </w:p>
+    <w:p>
+      <w:pPr>
+        <w:spacing w:line="336" w:lineRule="auto" w:after="180"/>
+      </w:pPr>
+      <w:r>
+        <w:rPr>
+          <w:b w:val="0"/>
+        </w:rPr>
+        <w:t>For a new level, revisit the previous capstone before checking the new prerequisites.</w:t>
       </w:r>
     </w:p>
     <w:tbl>
@@ -2739,8 +5661,26 @@
       </w:tr>
     </w:tbl>
     <w:p>
-      <w:r>
-        <w:t>Use the evidence to choose reteaching or the next step. A completed page, confidence rating or attractive project does not by itself demonstrate understanding.</w:t>
+      <w:pPr>
+        <w:spacing w:line="336" w:lineRule="auto" w:after="180"/>
+      </w:pPr>
+      <w:r>
+        <w:rPr>
+          <w:b w:val="0"/>
+        </w:rPr>
+        <w:t xml:space="preserve">Use the </w:t>
+      </w:r>
+      <w:r>
+        <w:rPr>
+          <w:b/>
+        </w:rPr>
+        <w:t>evidence</w:t>
+      </w:r>
+      <w:r>
+        <w:rPr>
+          <w:b w:val="0"/>
+        </w:rPr>
+        <w:t xml:space="preserve"> to choose reteaching or the next step. A completed page, confidence rating or attractive project does not by itself demonstrate understanding.</w:t>
       </w:r>
     </w:p>
     <w:p>
@@ -2752,8 +5692,37 @@
       </w:r>
     </w:p>
     <w:p>
-      <w:r>
-        <w:t>For your Verified Study Buddy, save the input, procedure, observed result and limitation of this check. Label this worked example as practice; use a different, previously unreviewed case when checking independent understanding.</w:t>
+      <w:pPr>
+        <w:spacing w:line="336" w:lineRule="auto" w:after="180"/>
+      </w:pPr>
+      <w:r>
+        <w:rPr>
+          <w:b w:val="0"/>
+        </w:rPr>
+        <w:t xml:space="preserve">For your Verified Study Buddy, save the </w:t>
+      </w:r>
+      <w:r>
+        <w:rPr>
+          <w:b/>
+        </w:rPr>
+        <w:t>input</w:t>
+      </w:r>
+      <w:r>
+        <w:rPr>
+          <w:b w:val="0"/>
+        </w:rPr>
+        <w:t>, procedure, observed result and limitation of this check.</w:t>
+      </w:r>
+    </w:p>
+    <w:p>
+      <w:pPr>
+        <w:spacing w:line="336" w:lineRule="auto" w:after="180"/>
+      </w:pPr>
+      <w:r>
+        <w:rPr>
+          <w:b w:val="0"/>
+        </w:rPr>
+        <w:t>Label this worked example as practice; use a different, previously unreviewed case when checking independent understanding.</w:t>
       </w:r>
     </w:p>
     <w:p>
@@ -2766,12 +5735,74 @@
     </w:p>
     <w:p>
       <w:r>
-        <w:t>Teaching target: Explain the mechanism and terminology of capstone requirements and corpus</w:t>
-      </w:r>
-    </w:p>
-    <w:p>
-      <w:r>
-        <w:t>Prepare the labelled worked-case picture, the matching workbook, fictional input cards and a place for individual responses. No paid AI account is required for the paper reasoning activities.</w:t>
+        <w:t>Use this preparation summary alongside the detailed User Need and AI Contribution lesson; it is a checklist rather than a replacement for the full sequence.</w:t>
+      </w:r>
+    </w:p>
+    <w:p>
+      <w:pPr>
+        <w:pStyle w:val="Heading3"/>
+      </w:pPr>
+      <w:r>
+        <w:t>Teaching target</w:t>
+      </w:r>
+    </w:p>
+    <w:p>
+      <w:pPr>
+        <w:spacing w:line="336" w:lineRule="auto" w:after="180"/>
+        <w:shd w:fill="EDF7F3"/>
+      </w:pPr>
+      <w:r>
+        <w:rPr>
+          <w:b w:val="0"/>
+        </w:rPr>
+        <w:t xml:space="preserve">Teaching target: Explain the </w:t>
+      </w:r>
+      <w:r>
+        <w:rPr>
+          <w:b/>
+        </w:rPr>
+        <w:t>mechanism</w:t>
+      </w:r>
+      <w:r>
+        <w:rPr>
+          <w:b w:val="0"/>
+        </w:rPr>
+        <w:t xml:space="preserve"> and terminology of capstone </w:t>
+      </w:r>
+      <w:r>
+        <w:rPr>
+          <w:b/>
+        </w:rPr>
+        <w:t>requirement</w:t>
+      </w:r>
+      <w:r>
+        <w:rPr>
+          <w:b w:val="0"/>
+        </w:rPr>
+        <w:t>s and corpus</w:t>
+      </w:r>
+    </w:p>
+    <w:p>
+      <w:pPr>
+        <w:spacing w:line="336" w:lineRule="auto" w:after="180"/>
+      </w:pPr>
+      <w:r>
+        <w:rPr>
+          <w:b w:val="0"/>
+        </w:rPr>
+        <w:t xml:space="preserve">Prepare the labelled worked-case picture, the matching workbook, fictional </w:t>
+      </w:r>
+      <w:r>
+        <w:rPr>
+          <w:b/>
+        </w:rPr>
+        <w:t>input</w:t>
+      </w:r>
+      <w:r>
+        <w:rPr>
+          <w:b w:val="0"/>
+        </w:rPr>
+        <w:t xml:space="preserve"> cards and a place for individual responses. No paid AI account is required for the paper reasoning activities.</w:t>
       </w:r>
     </w:p>
     <w:tbl>
@@ -2918,37 +5949,254 @@
       </w:tr>
     </w:tbl>
     <w:p>
-      <w:r>
-        <w:t>Before class, solve the supported practice: Student room assistant corpus contains public register P, teacher-only guide T and current approval A. It must report approved room capacity or needs_review. Show the intermediate steps and give the conclusion with its scope.</w:t>
-      </w:r>
-    </w:p>
-    <w:p>
-      <w:r>
-        <w:t>Reasoned practice answer: Teacher explanation: Authorised corpus contains P and A, excluding T. Baseline manually checks same-room current approval and capacity. Reserve complete, missing and conflicting cases before development.</w:t>
-      </w:r>
-    </w:p>
-    <w:p>
-      <w:r>
-        <w:t>Check every learner before discussion: Use the worked case for Capstone requirements and corpus. Proposed explanation: “The worked result establishes every future case”. Decide whether this explanation is supported. Point to the step or supplied fact that decides; explain your repair if needed.</w:t>
-      </w:r>
-    </w:p>
-    <w:p>
-      <w:r>
-        <w:t>Misconception repair: A complete capstone plan is not evidence that the implementation meets it; evaluate after building.</w:t>
-      </w:r>
-    </w:p>
-    <w:p>
-      <w:r>
-        <w:t>Support: read the exact case aloud, enlarge the labelled picture, supply input cards and model only the first deciding step. Accept a spoken explanation or drawing; retain the reasoning goal.</w:t>
-      </w:r>
-    </w:p>
-    <w:p>
-      <w:r>
-        <w:t>Extension: The pupil asks for photosynthesis, which G3 does not contain. Require a prediction and a reason before comparing. Expected result: The assistant reports that the definition is unavailable in its approved glossary. Reason: A helpful interface cannot expand its authorised evidence by guessing.</w:t>
-      </w:r>
-    </w:p>
-    <w:p>
-      <w:r>
+      <w:pPr>
+        <w:spacing w:line="336" w:lineRule="auto" w:after="180"/>
+      </w:pPr>
+      <w:r>
+        <w:rPr>
+          <w:b w:val="0"/>
+        </w:rPr>
+        <w:t xml:space="preserve">Before class, solve the supported practice: Student room assistant corpus contains public register P, teacher-only guide T and current approval A. It must report approved room capacity or </w:t>
+      </w:r>
+      <w:r>
+        <w:rPr>
+          <w:b/>
+        </w:rPr>
+        <w:t>need</w:t>
+      </w:r>
+      <w:r>
+        <w:rPr>
+          <w:b w:val="0"/>
+        </w:rPr>
+        <w:t>s_review.</w:t>
+      </w:r>
+    </w:p>
+    <w:p>
+      <w:pPr>
+        <w:spacing w:line="336" w:lineRule="auto" w:after="180"/>
+      </w:pPr>
+      <w:r>
+        <w:rPr>
+          <w:b w:val="0"/>
+        </w:rPr>
+        <w:t>Show the intermediate steps and give the conclusion with its scope.</w:t>
+      </w:r>
+    </w:p>
+    <w:p>
+      <w:pPr>
+        <w:pStyle w:val="Heading3"/>
+      </w:pPr>
+      <w:r>
+        <w:t>Supported practice answer</w:t>
+      </w:r>
+    </w:p>
+    <w:p>
+      <w:pPr>
+        <w:spacing w:line="336" w:lineRule="auto" w:after="180"/>
+        <w:shd w:fill="F1F6FC"/>
+      </w:pPr>
+      <w:r>
+        <w:rPr>
+          <w:b w:val="0"/>
+        </w:rPr>
+        <w:t>Reasoned practice answer: Teacher explanation: Authorised corpus contains P and A, excluding T. Baseline manually checks same-room current approval and capacity.</w:t>
+      </w:r>
+    </w:p>
+    <w:p>
+      <w:pPr>
+        <w:spacing w:line="336" w:lineRule="auto" w:after="180"/>
+        <w:shd w:fill="F1F6FC"/>
+      </w:pPr>
+      <w:r>
+        <w:rPr>
+          <w:b w:val="0"/>
+        </w:rPr>
+        <w:t>Reserve complete, missing and conflicting cases before development.</w:t>
+      </w:r>
+    </w:p>
+    <w:p>
+      <w:pPr>
+        <w:spacing w:line="336" w:lineRule="auto" w:after="180"/>
+      </w:pPr>
+      <w:r>
+        <w:rPr>
+          <w:b w:val="0"/>
+        </w:rPr>
+        <w:t xml:space="preserve">Check every learner before discussion: Use the worked case for Capstone </w:t>
+      </w:r>
+      <w:r>
+        <w:rPr>
+          <w:b/>
+        </w:rPr>
+        <w:t>requirement</w:t>
+      </w:r>
+      <w:r>
+        <w:rPr>
+          <w:b w:val="0"/>
+        </w:rPr>
+        <w:t>s and corpus. Proposed explanation: “The worked result establishes every future case”. Decide whether this explanation is supported.</w:t>
+      </w:r>
+    </w:p>
+    <w:p>
+      <w:pPr>
+        <w:spacing w:line="336" w:lineRule="auto" w:after="180"/>
+      </w:pPr>
+      <w:r>
+        <w:rPr>
+          <w:b w:val="0"/>
+        </w:rPr>
+        <w:t xml:space="preserve">Point to the step or supplied fact that decides; explain your repair if </w:t>
+      </w:r>
+      <w:r>
+        <w:rPr>
+          <w:b/>
+        </w:rPr>
+        <w:t>need</w:t>
+      </w:r>
+      <w:r>
+        <w:rPr>
+          <w:b w:val="0"/>
+        </w:rPr>
+        <w:t>ed.</w:t>
+      </w:r>
+    </w:p>
+    <w:p>
+      <w:pPr>
+        <w:pStyle w:val="Heading3"/>
+      </w:pPr>
+      <w:r>
+        <w:t>Repair the misconception</w:t>
+      </w:r>
+    </w:p>
+    <w:p>
+      <w:pPr>
+        <w:spacing w:line="336" w:lineRule="auto" w:after="180"/>
+        <w:shd w:fill="FFF5E6"/>
+      </w:pPr>
+      <w:r>
+        <w:rPr>
+          <w:b w:val="0"/>
+        </w:rPr>
+        <w:t xml:space="preserve">Misconception repair: A complete capstone plan is not </w:t>
+      </w:r>
+      <w:r>
+        <w:rPr>
+          <w:b/>
+        </w:rPr>
+        <w:t>evidence</w:t>
+      </w:r>
+      <w:r>
+        <w:rPr>
+          <w:b w:val="0"/>
+        </w:rPr>
+        <w:t xml:space="preserve"> that the implementation meets it; evaluate after building.</w:t>
+      </w:r>
+    </w:p>
+    <w:p>
+      <w:pPr>
+        <w:pStyle w:val="Heading3"/>
+      </w:pPr>
+      <w:r>
+        <w:t>Support without giving away the answer</w:t>
+      </w:r>
+    </w:p>
+    <w:p>
+      <w:pPr>
+        <w:spacing w:line="336" w:lineRule="auto" w:after="180"/>
+        <w:shd w:fill="F1F6F8"/>
+      </w:pPr>
+      <w:r>
+        <w:rPr>
+          <w:b w:val="0"/>
+        </w:rPr>
+        <w:t xml:space="preserve">Support: read the exact case aloud, enlarge the labelled picture, supply </w:t>
+      </w:r>
+      <w:r>
+        <w:rPr>
+          <w:b/>
+        </w:rPr>
+        <w:t>input</w:t>
+      </w:r>
+      <w:r>
+        <w:rPr>
+          <w:b w:val="0"/>
+        </w:rPr>
+        <w:t xml:space="preserve"> cards and model only the first deciding step. Accept a spoken explanation or drawing; retain the reasoning goal.</w:t>
+      </w:r>
+    </w:p>
+    <w:p>
+      <w:pPr>
+        <w:pStyle w:val="Heading3"/>
+      </w:pPr>
+      <w:r>
+        <w:t>Extend the reasoning</w:t>
+      </w:r>
+    </w:p>
+    <w:p>
+      <w:pPr>
+        <w:spacing w:line="336" w:lineRule="auto" w:after="180"/>
+        <w:shd w:fill="F5F1FB"/>
+      </w:pPr>
+      <w:r>
+        <w:rPr>
+          <w:b w:val="0"/>
+        </w:rPr>
+        <w:t xml:space="preserve">Extension: The pupil asks for photosynthesis, which G3 does not contain. Require a </w:t>
+      </w:r>
+      <w:r>
+        <w:rPr>
+          <w:b/>
+        </w:rPr>
+        <w:t>prediction</w:t>
+      </w:r>
+      <w:r>
+        <w:rPr>
+          <w:b w:val="0"/>
+        </w:rPr>
+        <w:t xml:space="preserve"> and a reason before comparing. Expected result: The assistant reports that the definition is unavailable in its approved glossary.</w:t>
+      </w:r>
+    </w:p>
+    <w:p>
+      <w:pPr>
+        <w:spacing w:line="336" w:lineRule="auto" w:after="180"/>
+        <w:shd w:fill="F5F1FB"/>
+      </w:pPr>
+      <w:r>
+        <w:rPr>
+          <w:b w:val="0"/>
+        </w:rPr>
+        <w:t xml:space="preserve">Reason: A helpful interface cannot expand its authorised </w:t>
+      </w:r>
+      <w:r>
+        <w:rPr>
+          <w:b/>
+        </w:rPr>
+        <w:t>evidence</w:t>
+      </w:r>
+      <w:r>
+        <w:rPr>
+          <w:b w:val="0"/>
+        </w:rPr>
+        <w:t xml:space="preserve"> by guessing.</w:t>
+      </w:r>
+    </w:p>
+    <w:p>
+      <w:pPr>
+        <w:pStyle w:val="Heading3"/>
+      </w:pPr>
+      <w:r>
+        <w:t>Protect the independent attempt</w:t>
+      </w:r>
+    </w:p>
+    <w:p>
+      <w:pPr>
+        <w:spacing w:line="336" w:lineRule="auto" w:after="180"/>
+        <w:shd w:fill="FFF5E6"/>
+      </w:pPr>
+      <w:r>
+        <w:rPr>
+          <w:b w:val="0"/>
+        </w:rPr>
         <w:t>Independent assessment: withhold the reserved answer until the learner has attempted the new case. Record support separately from correctness.</w:t>
       </w:r>
     </w:p>
@@ -3137,13 +6385,46 @@
       </w:tr>
     </w:tbl>
     <w:p>
-      <w:r>
+      <w:pPr>
+        <w:pStyle w:val="Heading3"/>
+      </w:pPr>
+      <w:r>
+        <w:t>Project checkpoint</w:t>
+      </w:r>
+    </w:p>
+    <w:p>
+      <w:pPr>
+        <w:spacing w:line="336" w:lineRule="auto" w:after="180"/>
+        <w:shd w:fill="EDF7F3"/>
+      </w:pPr>
+      <w:r>
+        <w:rPr>
+          <w:b w:val="0"/>
+        </w:rPr>
         <w:t>Project checkpoint: Evaluate and revise. Compare with your starting method, explain errors and record a justified revision.</w:t>
       </w:r>
     </w:p>
     <w:p>
-      <w:r>
-        <w:t>Use the weekly teacher answer for topic-specific reasoning. A saved progress tick is an activity record; judge mastery from the learner’s explanation and evidence.</w:t>
+      <w:pPr>
+        <w:spacing w:line="336" w:lineRule="auto" w:after="180"/>
+      </w:pPr>
+      <w:r>
+        <w:rPr>
+          <w:b w:val="0"/>
+        </w:rPr>
+        <w:t xml:space="preserve">Use the weekly teacher answer for topic-specific reasoning. A saved progress tick is an activity record; judge mastery from the learner’s explanation and </w:t>
+      </w:r>
+      <w:r>
+        <w:rPr>
+          <w:b/>
+        </w:rPr>
+        <w:t>evidence</w:t>
+      </w:r>
+      <w:r>
+        <w:rPr>
+          <w:b w:val="0"/>
+        </w:rPr>
+        <w:t>.</w:t>
       </w:r>
     </w:p>
     <w:p>
@@ -3156,27 +6437,1069 @@
     </w:p>
     <w:p>
       <w:r>
-        <w:t>Use the two formative questions as supported practice, not as independent mastery scores. Discuss the deciding evidence rather than accepting a guessed selection.</w:t>
-      </w:r>
-    </w:p>
-    <w:p>
-      <w:r>
+        <w:t>Use feedback, earlier review and portfolios purposefully. Apply the coding routine only when this lesson has an executable lab.</w:t>
+      </w:r>
+    </w:p>
+    <w:p>
+      <w:pPr>
+        <w:spacing w:line="336" w:lineRule="auto" w:after="180"/>
+      </w:pPr>
+      <w:r>
+        <w:rPr>
+          <w:b w:val="0"/>
+        </w:rPr>
+        <w:t xml:space="preserve">Use the two formative questions as supported practice, not as independent mastery scores. Discuss the deciding </w:t>
+      </w:r>
+      <w:r>
+        <w:rPr>
+          <w:b/>
+        </w:rPr>
+        <w:t>evidence</w:t>
+      </w:r>
+      <w:r>
+        <w:rPr>
+          <w:b w:val="0"/>
+        </w:rPr>
+        <w:t xml:space="preserve"> rather than accepting a guessed selection.</w:t>
+      </w:r>
+    </w:p>
+    <w:p>
+      <w:pPr>
+        <w:spacing w:line="336" w:lineRule="auto" w:after="180"/>
+      </w:pPr>
+      <w:r>
+        <w:rPr>
+          <w:b w:val="0"/>
+        </w:rPr>
         <w:t>The feedback comes from the reviewed public worked case. Do not reveal the separately reserved independent teacher answer until the learner has attempted that case.</w:t>
       </w:r>
     </w:p>
     <w:p>
-      <w:r>
-        <w:t>Ask students to predict before running code. Preserve errors and actual outputs; collect a changed test and an explanation. The branch-boundary and indexing lessons deliberately include failure cases.</w:t>
-      </w:r>
-    </w:p>
-    <w:p>
-      <w:r>
+      <w:pPr>
+        <w:pStyle w:val="Heading3"/>
+      </w:pPr>
+      <w:r>
+        <w:t>For later coding lessons</w:t>
+      </w:r>
+    </w:p>
+    <w:p>
+      <w:r>
+        <w:t>This week has no code block. Use this routine when a later lesson includes an executable lab.</w:t>
+      </w:r>
+    </w:p>
+    <w:p>
+      <w:pPr>
+        <w:spacing w:line="336" w:lineRule="auto" w:after="180"/>
+        <w:shd w:fill="F1F6F8"/>
+      </w:pPr>
+      <w:r>
+        <w:rPr>
+          <w:b w:val="0"/>
+        </w:rPr>
+        <w:t xml:space="preserve">Ask students to predict before running code. Preserve errors and actual </w:t>
+      </w:r>
+      <w:r>
+        <w:rPr>
+          <w:b/>
+        </w:rPr>
+        <w:t>output</w:t>
+      </w:r>
+      <w:r>
+        <w:rPr>
+          <w:b w:val="0"/>
+        </w:rPr>
+        <w:t>s; collect a changed test and an explanation. The branch-boundary and indexing lessons deliberately include failure cases.</w:t>
+      </w:r>
+    </w:p>
+    <w:p>
+      <w:pPr>
+        <w:spacing w:line="336" w:lineRule="auto" w:after="180"/>
+      </w:pPr>
+      <w:r>
+        <w:rPr>
+          <w:b w:val="0"/>
+        </w:rPr>
         <w:t>Use the earlier worked-explanation links to address a specific missing building block, then return to the current question. Adapt this suggestion after observing the learner; it is not an automatic diagnosis.</w:t>
       </w:r>
     </w:p>
     <w:p>
-      <w:r>
-        <w:t>Collect the completed-work portfolio as evidence. Record support separately from correctness, and assess explanation, trace/test and limitations. Progress ticks and quiz selections alone do not establish mastery.</w:t>
+      <w:pPr>
+        <w:spacing w:line="336" w:lineRule="auto" w:after="180"/>
+      </w:pPr>
+      <w:r>
+        <w:rPr>
+          <w:b w:val="0"/>
+        </w:rPr>
+        <w:t xml:space="preserve">Collect the completed-work portfolio as </w:t>
+      </w:r>
+      <w:r>
+        <w:rPr>
+          <w:b/>
+        </w:rPr>
+        <w:t>evidence</w:t>
+      </w:r>
+      <w:r>
+        <w:rPr>
+          <w:b w:val="0"/>
+        </w:rPr>
+        <w:t>. Record support separately from correctness, and assess explanation, trace/test and limitations. Progress ticks and quiz selections alone do not establish mastery.</w:t>
+      </w:r>
+    </w:p>
+    <w:p>
+      <w:pPr>
+        <w:pStyle w:val="Heading1"/>
+      </w:pPr>
+      <w:r>
+        <w:t>09. Visual concept journey</w:t>
+      </w:r>
+    </w:p>
+    <w:p>
+      <w:r>
+        <w:t>Show one User Need and AI Contribution graphic at a time, request a prediction and discuss its trace before the independent assessment.</w:t>
+      </w:r>
+    </w:p>
+    <w:p>
+      <w:pPr>
+        <w:spacing w:line="336" w:lineRule="auto" w:after="180"/>
+      </w:pPr>
+      <w:r>
+        <w:rPr>
+          <w:b w:val="0"/>
+        </w:rPr>
+        <w:t xml:space="preserve">Use one picture at a time. Hide a worked result before asking for a </w:t>
+      </w:r>
+      <w:r>
+        <w:rPr>
+          <w:b/>
+        </w:rPr>
+        <w:t>prediction</w:t>
+      </w:r>
+      <w:r>
+        <w:rPr>
+          <w:b w:val="0"/>
+        </w:rPr>
+        <w:t>, then reveal it for feedback. These are supported teaching cases; retain the separate independent assessment for a fresh first attempt.</w:t>
+      </w:r>
+    </w:p>
+    <w:p>
+      <w:pPr>
+        <w:pStyle w:val="Heading3"/>
+      </w:pPr>
+      <w:r>
+        <w:t>01. User Need and AI Contribution: the case</w:t>
+      </w:r>
+    </w:p>
+    <w:p>
+      <w:r>
+        <w:drawing>
+          <wp:inline xmlns:a="http://schemas.openxmlformats.org/drawingml/2006/main" xmlns:pic="http://schemas.openxmlformats.org/drawingml/2006/picture">
+            <wp:extent cx="5486400" cy="3291840"/>
+            <wp:docPr id="2" name="Picture 2" descr="Define a useful reading helper before choosing its AI features. Supplied facts: A pupil needs the meaning of unfamiliar words in an approved glossary. G3 defines habitat as the place an organism lives; no other sources are allowed. All inputs and outcomes in this worked example are invented classroom data; no real model run is claimed."/>
+            <wp:cNvGraphicFramePr>
+              <a:graphicFrameLocks noChangeAspect="1"/>
+            </wp:cNvGraphicFramePr>
+            <a:graphic>
+              <a:graphicData uri="http://schemas.openxmlformats.org/drawingml/2006/picture">
+                <pic:pic>
+                  <pic:nvPicPr>
+                    <pic:cNvPr id="0" name="academy-story-ai-3-19-01.png"/>
+                    <pic:cNvPicPr/>
+                  </pic:nvPicPr>
+                  <pic:blipFill>
+                    <a:blip r:embed="rId10"/>
+                    <a:stretch>
+                      <a:fillRect/>
+                    </a:stretch>
+                  </pic:blipFill>
+                  <pic:spPr>
+                    <a:xfrm>
+                      <a:off x="0" y="0"/>
+                      <a:ext cx="5486400" cy="3291840"/>
+                    </a:xfrm>
+                    <a:prstGeom prst="rect"/>
+                  </pic:spPr>
+                </pic:pic>
+              </a:graphicData>
+            </a:graphic>
+          </wp:inline>
+        </w:drawing>
+      </w:r>
+    </w:p>
+    <w:p>
+      <w:pPr>
+        <w:spacing w:line="336" w:lineRule="auto" w:after="180"/>
+      </w:pPr>
+      <w:r>
+        <w:rPr>
+          <w:b w:val="0"/>
+        </w:rPr>
+        <w:t xml:space="preserve">Define a useful reading helper before choosing its AI features. Supplied facts: A pupil </w:t>
+      </w:r>
+      <w:r>
+        <w:rPr>
+          <w:b/>
+        </w:rPr>
+        <w:t>need</w:t>
+      </w:r>
+      <w:r>
+        <w:rPr>
+          <w:b w:val="0"/>
+        </w:rPr>
+        <w:t>s the meaning of unfamiliar words in an approved glossary.</w:t>
+      </w:r>
+    </w:p>
+    <w:p>
+      <w:pPr>
+        <w:spacing w:line="336" w:lineRule="auto" w:after="180"/>
+      </w:pPr>
+      <w:r>
+        <w:rPr>
+          <w:b w:val="0"/>
+        </w:rPr>
+        <w:t xml:space="preserve">G3 defines habitat as the place an organism lives; no other sources are allowed. All </w:t>
+      </w:r>
+      <w:r>
+        <w:rPr>
+          <w:b/>
+        </w:rPr>
+        <w:t>input</w:t>
+      </w:r>
+      <w:r>
+        <w:rPr>
+          <w:b w:val="0"/>
+        </w:rPr>
+        <w:t>s and outcomes in this worked example are invented classroom data; no real model run is claimed.</w:t>
+      </w:r>
+    </w:p>
+    <w:p>
+      <w:pPr>
+        <w:spacing w:line="336" w:lineRule="auto" w:after="180"/>
+        <w:shd w:fill="F5F1FB"/>
+      </w:pPr>
+      <w:r>
+        <w:rPr>
+          <w:b w:val="0"/>
+        </w:rPr>
+        <w:t>Point to the given fact that matters most. Explain why it matters.</w:t>
+      </w:r>
+    </w:p>
+    <w:p>
+      <w:pPr>
+        <w:pStyle w:val="Heading3"/>
+      </w:pPr>
+      <w:r>
+        <w:t>Discuss while showing the picture</w:t>
+      </w:r>
+    </w:p>
+    <w:p>
+      <w:pPr>
+        <w:spacing w:line="336" w:lineRule="auto" w:after="180"/>
+        <w:shd w:fill="F1F6F8"/>
+      </w:pPr>
+      <w:r>
+        <w:rPr>
+          <w:b w:val="0"/>
+        </w:rPr>
+        <w:t>Teacher prompt: Point to the given fact that matters most. Explain why it matters. Ask learners to describe one label or arrow in ordinary words. Use the adjacent transcript if the image is difficult to see.</w:t>
+      </w:r>
+    </w:p>
+    <w:p>
+      <w:pPr>
+        <w:pStyle w:val="Heading3"/>
+      </w:pPr>
+      <w:r>
+        <w:t>02. Follow the deciding steps</w:t>
+      </w:r>
+    </w:p>
+    <w:p>
+      <w:r>
+        <w:drawing>
+          <wp:inline xmlns:a="http://schemas.openxmlformats.org/drawingml/2006/main" xmlns:pic="http://schemas.openxmlformats.org/drawingml/2006/picture">
+            <wp:extent cx="5486400" cy="3648456"/>
+            <wp:docPr id="3" name="Picture 3" descr="Name the need: The pupil wants a glossary meaning, not a made-up example presented as a fact. → Choose contribution: The assistant locates the glossary entry and restates it in clear language with G3. → Bound the service: An absent word produces “not in this glossary”; a direct glossary search is the baseline."/>
+            <wp:cNvGraphicFramePr>
+              <a:graphicFrameLocks noChangeAspect="1"/>
+            </wp:cNvGraphicFramePr>
+            <a:graphic>
+              <a:graphicData uri="http://schemas.openxmlformats.org/drawingml/2006/picture">
+                <pic:pic>
+                  <pic:nvPicPr>
+                    <pic:cNvPr id="0" name="academy-story-ai-3-19-02.png"/>
+                    <pic:cNvPicPr/>
+                  </pic:nvPicPr>
+                  <pic:blipFill>
+                    <a:blip r:embed="rId11"/>
+                    <a:stretch>
+                      <a:fillRect/>
+                    </a:stretch>
+                  </pic:blipFill>
+                  <pic:spPr>
+                    <a:xfrm>
+                      <a:off x="0" y="0"/>
+                      <a:ext cx="5486400" cy="3648456"/>
+                    </a:xfrm>
+                    <a:prstGeom prst="rect"/>
+                  </pic:spPr>
+                </pic:pic>
+              </a:graphicData>
+            </a:graphic>
+          </wp:inline>
+        </w:drawing>
+      </w:r>
+    </w:p>
+    <w:p>
+      <w:pPr>
+        <w:spacing w:line="336" w:lineRule="auto" w:after="180"/>
+      </w:pPr>
+      <w:r>
+        <w:rPr>
+          <w:b w:val="0"/>
+        </w:rPr>
+        <w:t xml:space="preserve">Name the </w:t>
+      </w:r>
+      <w:r>
+        <w:rPr>
+          <w:b/>
+        </w:rPr>
+        <w:t>need</w:t>
+      </w:r>
+      <w:r>
+        <w:rPr>
+          <w:b w:val="0"/>
+        </w:rPr>
+        <w:t>: The pupil wants a glossary meaning, not a made-up example presented as a fact. → Choose contribution: The assistant locates the glossary entry and restates it in clear language with G3. → Bound the service: An absent word produces “not in this glossary”; a direct glossary search is the baseline.</w:t>
+      </w:r>
+    </w:p>
+    <w:p>
+      <w:pPr>
+        <w:spacing w:line="336" w:lineRule="auto" w:after="180"/>
+        <w:shd w:fill="F5F1FB"/>
+      </w:pPr>
+      <w:r>
+        <w:rPr>
+          <w:b w:val="0"/>
+        </w:rPr>
+        <w:t xml:space="preserve">Point to each numbered stage and explain which recorded </w:t>
+      </w:r>
+      <w:r>
+        <w:rPr>
+          <w:b/>
+        </w:rPr>
+        <w:t>input</w:t>
+      </w:r>
+      <w:r>
+        <w:rPr>
+          <w:b w:val="0"/>
+        </w:rPr>
+        <w:t xml:space="preserve"> it uses.</w:t>
+      </w:r>
+    </w:p>
+    <w:p>
+      <w:pPr>
+        <w:pStyle w:val="Heading3"/>
+      </w:pPr>
+      <w:r>
+        <w:t>Discuss while showing the picture</w:t>
+      </w:r>
+    </w:p>
+    <w:p>
+      <w:pPr>
+        <w:spacing w:line="336" w:lineRule="auto" w:after="180"/>
+        <w:shd w:fill="F1F6F8"/>
+      </w:pPr>
+      <w:r>
+        <w:rPr>
+          <w:b w:val="0"/>
+        </w:rPr>
+        <w:t xml:space="preserve">Teacher prompt: Point to each numbered stage and explain which recorded </w:t>
+      </w:r>
+      <w:r>
+        <w:rPr>
+          <w:b/>
+        </w:rPr>
+        <w:t>input</w:t>
+      </w:r>
+      <w:r>
+        <w:rPr>
+          <w:b w:val="0"/>
+        </w:rPr>
+        <w:t xml:space="preserve"> it uses. Ask learners to describe one label or arrow in ordinary words. Use the adjacent transcript if the image is difficult to see.</w:t>
+      </w:r>
+    </w:p>
+    <w:p>
+      <w:pPr>
+        <w:pStyle w:val="Heading3"/>
+      </w:pPr>
+      <w:r>
+        <w:t>03. Capstone requirements and corpus — evidence trace</w:t>
+      </w:r>
+    </w:p>
+    <w:p>
+      <w:r>
+        <w:drawing>
+          <wp:inline xmlns:a="http://schemas.openxmlformats.org/drawingml/2006/main" xmlns:pic="http://schemas.openxmlformats.org/drawingml/2006/picture">
+            <wp:extent cx="5486400" cy="3145536"/>
+            <wp:docPr id="4" name="Picture 4" descr="Capstone requirements and corpus — evidence trace. Student room assistant corpus contains public register P, teacher-only guide T and current approval A. It must report approved room capacity or needs_review. | Specify the user question, source authority, access, output/fallback contract and evaluation plan. Freeze corpus IDs and split cases before implementation. Keep teacher material out of student retrieval. | Authorised corpus contains P and A, excluding T. Baseline manually checks same-room current approval and capacity. Reserve complete, missing and conflicting cases before development."/>
+            <wp:cNvGraphicFramePr>
+              <a:graphicFrameLocks noChangeAspect="1"/>
+            </wp:cNvGraphicFramePr>
+            <a:graphic>
+              <a:graphicData uri="http://schemas.openxmlformats.org/drawingml/2006/picture">
+                <pic:pic>
+                  <pic:nvPicPr>
+                    <pic:cNvPr id="0" name="academy-story-ai-3-19-03.png"/>
+                    <pic:cNvPicPr/>
+                  </pic:nvPicPr>
+                  <pic:blipFill>
+                    <a:blip r:embed="rId12"/>
+                    <a:stretch>
+                      <a:fillRect/>
+                    </a:stretch>
+                  </pic:blipFill>
+                  <pic:spPr>
+                    <a:xfrm>
+                      <a:off x="0" y="0"/>
+                      <a:ext cx="5486400" cy="3145536"/>
+                    </a:xfrm>
+                    <a:prstGeom prst="rect"/>
+                  </pic:spPr>
+                </pic:pic>
+              </a:graphicData>
+            </a:graphic>
+          </wp:inline>
+        </w:drawing>
+      </w:r>
+    </w:p>
+    <w:p>
+      <w:pPr>
+        <w:spacing w:line="336" w:lineRule="auto" w:after="180"/>
+      </w:pPr>
+      <w:r>
+        <w:rPr>
+          <w:b w:val="0"/>
+        </w:rPr>
+        <w:t xml:space="preserve">Capstone </w:t>
+      </w:r>
+      <w:r>
+        <w:rPr>
+          <w:b/>
+        </w:rPr>
+        <w:t>requirement</w:t>
+      </w:r>
+      <w:r>
+        <w:rPr>
+          <w:b w:val="0"/>
+        </w:rPr>
+        <w:t xml:space="preserve">s and corpus — </w:t>
+      </w:r>
+      <w:r>
+        <w:rPr>
+          <w:b/>
+        </w:rPr>
+        <w:t>evidence</w:t>
+      </w:r>
+      <w:r>
+        <w:rPr>
+          <w:b w:val="0"/>
+        </w:rPr>
+        <w:t xml:space="preserve"> trace. Student room assistant corpus contains public register P, teacher-only guide T and current approval A.</w:t>
+      </w:r>
+    </w:p>
+    <w:p>
+      <w:pPr>
+        <w:spacing w:line="336" w:lineRule="auto" w:after="180"/>
+      </w:pPr>
+      <w:r>
+        <w:rPr>
+          <w:b w:val="0"/>
+        </w:rPr>
+        <w:t xml:space="preserve">It must report approved room capacity or </w:t>
+      </w:r>
+      <w:r>
+        <w:rPr>
+          <w:b/>
+        </w:rPr>
+        <w:t>need</w:t>
+      </w:r>
+      <w:r>
+        <w:rPr>
+          <w:b w:val="0"/>
+        </w:rPr>
+        <w:t xml:space="preserve">s_review. | Specify the </w:t>
+      </w:r>
+      <w:r>
+        <w:rPr>
+          <w:b/>
+        </w:rPr>
+        <w:t>user</w:t>
+      </w:r>
+      <w:r>
+        <w:rPr>
+          <w:b w:val="0"/>
+        </w:rPr>
+        <w:t xml:space="preserve"> question, source authority, access, </w:t>
+      </w:r>
+      <w:r>
+        <w:rPr>
+          <w:b/>
+        </w:rPr>
+        <w:t>output</w:t>
+      </w:r>
+      <w:r>
+        <w:rPr>
+          <w:b w:val="0"/>
+        </w:rPr>
+        <w:t>/fallback contract and evaluation plan. Freeze corpus IDs and split cases before implementation.</w:t>
+      </w:r>
+    </w:p>
+    <w:p>
+      <w:pPr>
+        <w:spacing w:line="336" w:lineRule="auto" w:after="180"/>
+      </w:pPr>
+      <w:r>
+        <w:rPr>
+          <w:b w:val="0"/>
+        </w:rPr>
+        <w:t>Keep teacher material out of student retrieval. | Authorised corpus contains P and A, excluding T. Baseline manually checks same-room current approval and capacity.</w:t>
+      </w:r>
+    </w:p>
+    <w:p>
+      <w:pPr>
+        <w:spacing w:line="336" w:lineRule="auto" w:after="180"/>
+      </w:pPr>
+      <w:r>
+        <w:rPr>
+          <w:b w:val="0"/>
+        </w:rPr>
+        <w:t>Reserve complete, missing and conflicting cases before development.</w:t>
+      </w:r>
+    </w:p>
+    <w:p>
+      <w:pPr>
+        <w:spacing w:line="336" w:lineRule="auto" w:after="180"/>
+        <w:shd w:fill="F5F1FB"/>
+      </w:pPr>
+      <w:r>
+        <w:rPr>
+          <w:b w:val="0"/>
+        </w:rPr>
+        <w:t>Read the labels and values. Explain the relationship the model shows.</w:t>
+      </w:r>
+    </w:p>
+    <w:p>
+      <w:pPr>
+        <w:pStyle w:val="Heading3"/>
+      </w:pPr>
+      <w:r>
+        <w:t>Discuss while showing the picture</w:t>
+      </w:r>
+    </w:p>
+    <w:p>
+      <w:pPr>
+        <w:spacing w:line="336" w:lineRule="auto" w:after="180"/>
+        <w:shd w:fill="F1F6F8"/>
+      </w:pPr>
+      <w:r>
+        <w:rPr>
+          <w:b w:val="0"/>
+        </w:rPr>
+        <w:t>Teacher prompt: Read the labels and values. Explain the relationship the model shows. Ask learners to describe one label or arrow in ordinary words. Use the adjacent transcript if the image is difficult to see.</w:t>
+      </w:r>
+    </w:p>
+    <w:p>
+      <w:pPr>
+        <w:pStyle w:val="Heading3"/>
+      </w:pPr>
+      <w:r>
+        <w:t>04. Change one thing. Trace what follows.</w:t>
+      </w:r>
+    </w:p>
+    <w:p>
+      <w:r>
+        <w:drawing>
+          <wp:inline xmlns:a="http://schemas.openxmlformats.org/drawingml/2006/main" xmlns:pic="http://schemas.openxmlformats.org/drawingml/2006/picture">
+            <wp:extent cx="5486400" cy="3041904"/>
+            <wp:docPr id="5" name="Picture 5" descr="Original case: An absent word produces “not in this glossary”; a direct glossary search is the baseline. Changed condition: The pupil asks for photosynthesis, which G3 does not contain. Expected result: The assistant reports that the definition is unavailable in its approved glossary. Reason: A helpful interface cannot expand its authorised evidence by guessing."/>
+            <wp:cNvGraphicFramePr>
+              <a:graphicFrameLocks noChangeAspect="1"/>
+            </wp:cNvGraphicFramePr>
+            <a:graphic>
+              <a:graphicData uri="http://schemas.openxmlformats.org/drawingml/2006/picture">
+                <pic:pic>
+                  <pic:nvPicPr>
+                    <pic:cNvPr id="0" name="academy-story-ai-3-19-04.png"/>
+                    <pic:cNvPicPr/>
+                  </pic:nvPicPr>
+                  <pic:blipFill>
+                    <a:blip r:embed="rId13"/>
+                    <a:stretch>
+                      <a:fillRect/>
+                    </a:stretch>
+                  </pic:blipFill>
+                  <pic:spPr>
+                    <a:xfrm>
+                      <a:off x="0" y="0"/>
+                      <a:ext cx="5486400" cy="3041904"/>
+                    </a:xfrm>
+                    <a:prstGeom prst="rect"/>
+                  </pic:spPr>
+                </pic:pic>
+              </a:graphicData>
+            </a:graphic>
+          </wp:inline>
+        </w:drawing>
+      </w:r>
+    </w:p>
+    <w:p>
+      <w:pPr>
+        <w:spacing w:line="336" w:lineRule="auto" w:after="180"/>
+      </w:pPr>
+      <w:r>
+        <w:rPr>
+          <w:b w:val="0"/>
+        </w:rPr>
+        <w:t>Original case: An absent word produces “not in this glossary”; a direct glossary search is the baseline. Changed condition: The pupil asks for photosynthesis, which G3 does not contain.</w:t>
+      </w:r>
+    </w:p>
+    <w:p>
+      <w:pPr>
+        <w:spacing w:line="336" w:lineRule="auto" w:after="180"/>
+      </w:pPr>
+      <w:r>
+        <w:rPr>
+          <w:b w:val="0"/>
+        </w:rPr>
+        <w:t xml:space="preserve">Expected result: The assistant reports that the definition is unavailable in its approved glossary. Reason: A helpful interface cannot expand its authorised </w:t>
+      </w:r>
+      <w:r>
+        <w:rPr>
+          <w:b/>
+        </w:rPr>
+        <w:t>evidence</w:t>
+      </w:r>
+      <w:r>
+        <w:rPr>
+          <w:b w:val="0"/>
+        </w:rPr>
+        <w:t xml:space="preserve"> by guessing.</w:t>
+      </w:r>
+    </w:p>
+    <w:p>
+      <w:pPr>
+        <w:spacing w:line="336" w:lineRule="auto" w:after="180"/>
+        <w:shd w:fill="F5F1FB"/>
+      </w:pPr>
+      <w:r>
+        <w:rPr>
+          <w:b w:val="0"/>
+        </w:rPr>
+        <w:t>Predict before checking the worked changed-case result. Name what changed and what the supplied facts allow you to conclude.</w:t>
+      </w:r>
+    </w:p>
+    <w:p>
+      <w:pPr>
+        <w:pStyle w:val="Heading3"/>
+      </w:pPr>
+      <w:r>
+        <w:t>Discuss while showing the picture</w:t>
+      </w:r>
+    </w:p>
+    <w:p>
+      <w:pPr>
+        <w:spacing w:line="336" w:lineRule="auto" w:after="180"/>
+        <w:shd w:fill="F1F6F8"/>
+      </w:pPr>
+      <w:r>
+        <w:rPr>
+          <w:b w:val="0"/>
+        </w:rPr>
+        <w:t>Teacher prompt: Predict before checking the worked changed-case result. Name what changed and what the supplied facts allow you to conclude. Ask learners to describe one label or arrow in ordinary words.</w:t>
+      </w:r>
+    </w:p>
+    <w:p>
+      <w:pPr>
+        <w:spacing w:line="336" w:lineRule="auto" w:after="180"/>
+        <w:shd w:fill="F1F6F8"/>
+      </w:pPr>
+      <w:r>
+        <w:rPr>
+          <w:b w:val="0"/>
+        </w:rPr>
+        <w:t xml:space="preserve">Use the adjacent transcript if the image is difficult to see. Changed-case reasoning: A helpful interface cannot expand its authorised </w:t>
+      </w:r>
+      <w:r>
+        <w:rPr>
+          <w:b/>
+        </w:rPr>
+        <w:t>evidence</w:t>
+      </w:r>
+      <w:r>
+        <w:rPr>
+          <w:b w:val="0"/>
+        </w:rPr>
+        <w:t xml:space="preserve"> by guessing.</w:t>
+      </w:r>
+    </w:p>
+    <w:p>
+      <w:pPr>
+        <w:pStyle w:val="Heading3"/>
+      </w:pPr>
+      <w:r>
+        <w:t>05. Connect the explanation to its limit</w:t>
+      </w:r>
+    </w:p>
+    <w:p>
+      <w:r>
+        <w:drawing>
+          <wp:inline xmlns:a="http://schemas.openxmlformats.org/drawingml/2006/main" xmlns:pic="http://schemas.openxmlformats.org/drawingml/2006/picture">
+            <wp:extent cx="5486400" cy="2834640"/>
+            <wp:docPr id="6" name="Picture 6" descr="Read the picture in order. An absent word produces “not in this glossary”; a direct glossary search is the baseline. The arrows show which recorded input or intermediate result each decision uses. Explain the deciding step aloud before checking the changed case; pointing to the final answer alone does not show how it follows. Limit: A requirements plan identifies intended value; it does not demonstrate actual pupil benefit."/>
+            <wp:cNvGraphicFramePr>
+              <a:graphicFrameLocks noChangeAspect="1"/>
+            </wp:cNvGraphicFramePr>
+            <a:graphic>
+              <a:graphicData uri="http://schemas.openxmlformats.org/drawingml/2006/picture">
+                <pic:pic>
+                  <pic:nvPicPr>
+                    <pic:cNvPr id="0" name="academy-story-ai-3-19-05.png"/>
+                    <pic:cNvPicPr/>
+                  </pic:nvPicPr>
+                  <pic:blipFill>
+                    <a:blip r:embed="rId14"/>
+                    <a:stretch>
+                      <a:fillRect/>
+                    </a:stretch>
+                  </pic:blipFill>
+                  <pic:spPr>
+                    <a:xfrm>
+                      <a:off x="0" y="0"/>
+                      <a:ext cx="5486400" cy="2834640"/>
+                    </a:xfrm>
+                    <a:prstGeom prst="rect"/>
+                  </pic:spPr>
+                </pic:pic>
+              </a:graphicData>
+            </a:graphic>
+          </wp:inline>
+        </w:drawing>
+      </w:r>
+    </w:p>
+    <w:p>
+      <w:pPr>
+        <w:spacing w:line="336" w:lineRule="auto" w:after="180"/>
+      </w:pPr>
+      <w:r>
+        <w:rPr>
+          <w:b w:val="0"/>
+        </w:rPr>
+        <w:t xml:space="preserve">Read the picture in order. An absent word produces “not in this glossary”; a direct glossary search is the baseline. The arrows show which recorded </w:t>
+      </w:r>
+      <w:r>
+        <w:rPr>
+          <w:b/>
+        </w:rPr>
+        <w:t>input</w:t>
+      </w:r>
+      <w:r>
+        <w:rPr>
+          <w:b w:val="0"/>
+        </w:rPr>
+        <w:t xml:space="preserve"> or intermediate result each decision uses.</w:t>
+      </w:r>
+    </w:p>
+    <w:p>
+      <w:pPr>
+        <w:spacing w:line="336" w:lineRule="auto" w:after="180"/>
+      </w:pPr>
+      <w:r>
+        <w:rPr>
+          <w:b w:val="0"/>
+        </w:rPr>
+        <w:t>Explain the deciding step aloud before checking the changed case; pointing to the final answer alone does not show how it follows.</w:t>
+      </w:r>
+    </w:p>
+    <w:p>
+      <w:pPr>
+        <w:spacing w:line="336" w:lineRule="auto" w:after="180"/>
+      </w:pPr>
+      <w:r>
+        <w:rPr>
+          <w:b w:val="0"/>
+        </w:rPr>
+        <w:t xml:space="preserve">Limit: A </w:t>
+      </w:r>
+      <w:r>
+        <w:rPr>
+          <w:b/>
+        </w:rPr>
+        <w:t>requirement</w:t>
+      </w:r>
+      <w:r>
+        <w:rPr>
+          <w:b w:val="0"/>
+        </w:rPr>
+        <w:t>s plan identifies intended value; it does not demonstrate actual pupil benefit.</w:t>
+      </w:r>
+    </w:p>
+    <w:p>
+      <w:pPr>
+        <w:spacing w:line="336" w:lineRule="auto" w:after="180"/>
+        <w:shd w:fill="F5F1FB"/>
+      </w:pPr>
+      <w:r>
+        <w:rPr>
+          <w:b w:val="0"/>
+        </w:rPr>
+        <w:t>Explain the case, then point to a limit on the claim.</w:t>
+      </w:r>
+    </w:p>
+    <w:p>
+      <w:pPr>
+        <w:pStyle w:val="Heading3"/>
+      </w:pPr>
+      <w:r>
+        <w:t>Discuss while showing the picture</w:t>
+      </w:r>
+    </w:p>
+    <w:p>
+      <w:pPr>
+        <w:spacing w:line="336" w:lineRule="auto" w:after="180"/>
+        <w:shd w:fill="F1F6F8"/>
+      </w:pPr>
+      <w:r>
+        <w:rPr>
+          <w:b w:val="0"/>
+        </w:rPr>
+        <w:t>Teacher prompt: Explain the case, then point to a limit on the claim. Ask learners to describe one label or arrow in ordinary words. Use the adjacent transcript if the image is difficult to see.</w:t>
+      </w:r>
+    </w:p>
+    <w:p>
+      <w:pPr>
+        <w:spacing w:line="336" w:lineRule="auto" w:after="180"/>
+        <w:shd w:fill="F1F6F8"/>
+      </w:pPr>
+      <w:r>
+        <w:rPr>
+          <w:b w:val="0"/>
+        </w:rPr>
+        <w:t xml:space="preserve">Keep the stated scope: A </w:t>
+      </w:r>
+      <w:r>
+        <w:rPr>
+          <w:b/>
+        </w:rPr>
+        <w:t>requirement</w:t>
+      </w:r>
+      <w:r>
+        <w:rPr>
+          <w:b w:val="0"/>
+        </w:rPr>
+        <w:t>s plan identifies intended value; it does not demonstrate actual pupil benefit.</w:t>
+      </w:r>
+    </w:p>
+    <w:p>
+      <w:pPr>
+        <w:pStyle w:val="Heading3"/>
+      </w:pPr>
+      <w:r>
+        <w:t>06. Make the idea visible in your project</w:t>
+      </w:r>
+    </w:p>
+    <w:p>
+      <w:r>
+        <w:drawing>
+          <wp:inline xmlns:a="http://schemas.openxmlformats.org/drawingml/2006/main" xmlns:pic="http://schemas.openxmlformats.org/drawingml/2006/picture">
+            <wp:extent cx="5486400" cy="3681984"/>
+            <wp:docPr id="7" name="Picture 7" descr="For your Verified Study Buddy, save the input, procedure, observed result and limitation of this check. Label this worked example as practice; use a different, previously unreviewed case when checking independent understanding. Draw your input, deciding step, result and limit. Supported question: What non-AI baseline would reveal whether this helper adds value? Point to the relevant step in the picture, then write the changed result and the rule or evidence that supports it."/>
+            <wp:cNvGraphicFramePr>
+              <a:graphicFrameLocks noChangeAspect="1"/>
+            </wp:cNvGraphicFramePr>
+            <a:graphic>
+              <a:graphicData uri="http://schemas.openxmlformats.org/drawingml/2006/picture">
+                <pic:pic>
+                  <pic:nvPicPr>
+                    <pic:cNvPr id="0" name="academy-story-ai-3-19-06.png"/>
+                    <pic:cNvPicPr/>
+                  </pic:nvPicPr>
+                  <pic:blipFill>
+                    <a:blip r:embed="rId15"/>
+                    <a:stretch>
+                      <a:fillRect/>
+                    </a:stretch>
+                  </pic:blipFill>
+                  <pic:spPr>
+                    <a:xfrm>
+                      <a:off x="0" y="0"/>
+                      <a:ext cx="5486400" cy="3681984"/>
+                    </a:xfrm>
+                    <a:prstGeom prst="rect"/>
+                  </pic:spPr>
+                </pic:pic>
+              </a:graphicData>
+            </a:graphic>
+          </wp:inline>
+        </w:drawing>
+      </w:r>
+    </w:p>
+    <w:p>
+      <w:pPr>
+        <w:spacing w:line="336" w:lineRule="auto" w:after="180"/>
+      </w:pPr>
+      <w:r>
+        <w:rPr>
+          <w:b w:val="0"/>
+        </w:rPr>
+        <w:t xml:space="preserve">For your Verified Study Buddy, save the </w:t>
+      </w:r>
+      <w:r>
+        <w:rPr>
+          <w:b/>
+        </w:rPr>
+        <w:t>input</w:t>
+      </w:r>
+      <w:r>
+        <w:rPr>
+          <w:b w:val="0"/>
+        </w:rPr>
+        <w:t>, procedure, observed result and limitation of this check.</w:t>
+      </w:r>
+    </w:p>
+    <w:p>
+      <w:pPr>
+        <w:spacing w:line="336" w:lineRule="auto" w:after="180"/>
+      </w:pPr>
+      <w:r>
+        <w:rPr>
+          <w:b w:val="0"/>
+        </w:rPr>
+        <w:t xml:space="preserve">Label this worked example as practice; use a different, previously unreviewed case when checking independent understanding. Draw your </w:t>
+      </w:r>
+      <w:r>
+        <w:rPr>
+          <w:b/>
+        </w:rPr>
+        <w:t>input</w:t>
+      </w:r>
+      <w:r>
+        <w:rPr>
+          <w:b w:val="0"/>
+        </w:rPr>
+        <w:t>, deciding step, result and limit.</w:t>
+      </w:r>
+    </w:p>
+    <w:p>
+      <w:pPr>
+        <w:spacing w:line="336" w:lineRule="auto" w:after="180"/>
+      </w:pPr>
+      <w:r>
+        <w:rPr>
+          <w:b w:val="0"/>
+        </w:rPr>
+        <w:t xml:space="preserve">Supported question: What non-AI baseline would reveal whether this helper adds value? Point to the relevant step in the picture, then write the changed result and the rule or </w:t>
+      </w:r>
+      <w:r>
+        <w:rPr>
+          <w:b/>
+        </w:rPr>
+        <w:t>evidence</w:t>
+      </w:r>
+      <w:r>
+        <w:rPr>
+          <w:b w:val="0"/>
+        </w:rPr>
+        <w:t xml:space="preserve"> that supports it.</w:t>
+      </w:r>
+    </w:p>
+    <w:p>
+      <w:pPr>
+        <w:spacing w:line="336" w:lineRule="auto" w:after="180"/>
+        <w:shd w:fill="F5F1FB"/>
+      </w:pPr>
+      <w:r>
+        <w:rPr>
+          <w:b w:val="0"/>
+        </w:rPr>
+        <w:t xml:space="preserve">Draw your project trace and justify the deciding step using </w:t>
+      </w:r>
+      <w:r>
+        <w:rPr>
+          <w:b/>
+        </w:rPr>
+        <w:t>evidence</w:t>
+      </w:r>
+      <w:r>
+        <w:rPr>
+          <w:b w:val="0"/>
+        </w:rPr>
+        <w:t>.</w:t>
+      </w:r>
+    </w:p>
+    <w:p>
+      <w:pPr>
+        <w:pStyle w:val="Heading3"/>
+      </w:pPr>
+      <w:r>
+        <w:t>Discuss while showing the picture</w:t>
+      </w:r>
+    </w:p>
+    <w:p>
+      <w:pPr>
+        <w:spacing w:line="336" w:lineRule="auto" w:after="180"/>
+        <w:shd w:fill="F1F6F8"/>
+      </w:pPr>
+      <w:r>
+        <w:rPr>
+          <w:b w:val="0"/>
+        </w:rPr>
+        <w:t xml:space="preserve">Teacher prompt: Draw your project trace and justify the deciding step using </w:t>
+      </w:r>
+      <w:r>
+        <w:rPr>
+          <w:b/>
+        </w:rPr>
+        <w:t>evidence</w:t>
+      </w:r>
+      <w:r>
+        <w:rPr>
+          <w:b w:val="0"/>
+        </w:rPr>
+        <w:t>. Ask learners to describe one label or arrow in ordinary words. Use the adjacent transcript if the image is difficult to see.</w:t>
+      </w:r>
+    </w:p>
+    <w:p>
+      <w:pPr>
+        <w:spacing w:line="336" w:lineRule="auto" w:after="180"/>
+        <w:shd w:fill="F1F6F8"/>
+      </w:pPr>
+      <w:r>
+        <w:rPr>
+          <w:b w:val="0"/>
+        </w:rPr>
+        <w:t>Supported practice key: Ask the same pupils to use direct glossary search on the same word tasks; compare supported answers and effort without inventing results.</w:t>
+      </w:r>
+    </w:p>
+    <w:p>
+      <w:pPr>
+        <w:spacing w:line="336" w:lineRule="auto" w:after="180"/>
+        <w:shd w:fill="F1F6F8"/>
+      </w:pPr>
+      <w:r>
+        <w:rPr>
+          <w:b w:val="0"/>
+        </w:rPr>
+        <w:t xml:space="preserve">Changed-case check: The assistant reports that the definition is unavailable in its approved glossary. A helpful interface cannot expand its authorised </w:t>
+      </w:r>
+      <w:r>
+        <w:rPr>
+          <w:b/>
+        </w:rPr>
+        <w:t>evidence</w:t>
+      </w:r>
+      <w:r>
+        <w:rPr>
+          <w:b w:val="0"/>
+        </w:rPr>
+        <w:t xml:space="preserve"> by guessing.</w:t>
       </w:r>
     </w:p>
     <w:sectPr>

--- a/downloads/teacher/ai-3-week-19.docx
+++ b/downloads/teacher/ai-3-week-19.docx
@@ -213,7 +213,7 @@
           </w:tcPr>
           <w:p>
             <w:r>
-              <w:t>Sections 9 and 11–14. Give extra time to finish the full task set; use Section 15 when the week includes a coding lab.</w:t>
+              <w:t>Use “Run the investigation”, “Connect your project”, “Show what you know”, “Study a complete case” and “Try a new case independently”. Give extra time for the full task set. If this week has a coding lab, use its named section; section numbers can change when extra explanations are included.</w:t>
             </w:r>
           </w:p>
         </w:tc>
@@ -5942,7 +5942,7 @@
           </w:tcPr>
           <w:p>
             <w:r>
-              <w:t>Sections 9 and 11–14. Give extra time to finish the full task set; use Section 15 when the week includes a coding lab.</w:t>
+              <w:t>Use “Run the investigation”, “Connect your project”, “Show what you know”, “Study a complete case” and “Try a new case independently”. Give extra time for the full task set. If this week has a coding lab, use its named section; section numbers can change when extra explanations are included.</w:t>
             </w:r>
           </w:p>
         </w:tc>

--- a/downloads/teacher/ai-3-week-19.docx
+++ b/downloads/teacher/ai-3-week-19.docx
@@ -25,20 +25,38 @@
         <w:pStyle w:val="Heading1"/>
       </w:pPr>
       <w:r>
-        <w:t>01. User, Need, and AI Contribution</w:t>
-      </w:r>
-    </w:p>
-    <w:p>
-      <w:r>
-        <w:t>Prepare User Need and AI Contribution: check the target, prerequisites, resources and adaptable teaching schedule.</w:t>
-      </w:r>
-    </w:p>
-    <w:p>
-      <w:pPr>
-        <w:pStyle w:val="Heading3"/>
-      </w:pPr>
-      <w:r>
-        <w:t>Teach the learning cycle</w:t>
+        <w:t>Teach user value as something to investigate.</w:t>
+      </w:r>
+    </w:p>
+    <w:p>
+      <w:r>
+        <w:t>Supply complete need cards, separate plans from measured outcomes and assess a new corpus/baseline decision.</w:t>
+      </w:r>
+    </w:p>
+    <w:p>
+      <w:r>
+        <w:t>Accept a simpler non-AI design when its contribution fits the need; require evidence for claimed improvements.</w:t>
+      </w:r>
+    </w:p>
+    <w:p>
+      <w:pPr>
+        <w:pStyle w:val="Heading1"/>
+      </w:pPr>
+      <w:r>
+        <w:t>01. Prepare this connected week</w:t>
+      </w:r>
+    </w:p>
+    <w:p>
+      <w:r>
+        <w:t>Use one main plan and keep practice separate from the independent first attempt.</w:t>
+      </w:r>
+    </w:p>
+    <w:p>
+      <w:pPr>
+        <w:pStyle w:val="Heading2"/>
+      </w:pPr>
+      <w:r>
+        <w:t>Learning goal and precision</w:t>
       </w:r>
     </w:p>
     <w:p>
@@ -74,6 +92,202 @@
           <w:b w:val="0"/>
         </w:rPr>
         <w:t>s and corpus</w:t>
+      </w:r>
+    </w:p>
+    <w:p>
+      <w:pPr>
+        <w:spacing w:line="336" w:lineRule="auto" w:after="180"/>
+      </w:pPr>
+      <w:r>
+        <w:rPr>
+          <w:b w:val="0"/>
+        </w:rPr>
+        <w:t xml:space="preserve">Two 45-minute sessions. A grounded-assistant capstone begins with bounded </w:t>
+      </w:r>
+      <w:r>
+        <w:rPr>
+          <w:b/>
+        </w:rPr>
+        <w:t>requirement</w:t>
+      </w:r>
+      <w:r>
+        <w:rPr>
+          <w:b w:val="0"/>
+        </w:rPr>
+        <w:t xml:space="preserve">s and a versioned permitted corpus. A baseline can be a manual lookup </w:t>
+      </w:r>
+      <w:r>
+        <w:rPr>
+          <w:b/>
+        </w:rPr>
+        <w:t>process</w:t>
+      </w:r>
+      <w:r>
+        <w:rPr>
+          <w:b w:val="0"/>
+        </w:rPr>
+        <w:t xml:space="preserve"> using the same </w:t>
+      </w:r>
+      <w:r>
+        <w:rPr>
+          <w:b/>
+        </w:rPr>
+        <w:t>evidence</w:t>
+      </w:r>
+      <w:r>
+        <w:rPr>
+          <w:b w:val="0"/>
+        </w:rPr>
+        <w:t>.</w:t>
+      </w:r>
+    </w:p>
+    <w:p>
+      <w:pPr>
+        <w:spacing w:line="336" w:lineRule="auto" w:after="180"/>
+      </w:pPr>
+      <w:r>
+        <w:rPr>
+          <w:b w:val="0"/>
+        </w:rPr>
+        <w:t xml:space="preserve">Use the supplied constructed scenarios to make the </w:t>
+      </w:r>
+      <w:r>
+        <w:rPr>
+          <w:b/>
+        </w:rPr>
+        <w:t>mechanism</w:t>
+      </w:r>
+      <w:r>
+        <w:rPr>
+          <w:b w:val="0"/>
+        </w:rPr>
+        <w:t xml:space="preserve"> inspectable. Collect W4 before sharing solutions.</w:t>
+      </w:r>
+    </w:p>
+    <w:p>
+      <w:pPr>
+        <w:spacing w:line="336" w:lineRule="auto" w:after="180"/>
+      </w:pPr>
+      <w:r>
+        <w:rPr>
+          <w:b w:val="0"/>
+        </w:rPr>
+        <w:t xml:space="preserve">Students should name intermediate </w:t>
+      </w:r>
+      <w:r>
+        <w:rPr>
+          <w:b/>
+        </w:rPr>
+        <w:t>evidence</w:t>
+      </w:r>
+      <w:r>
+        <w:rPr>
+          <w:b w:val="0"/>
+        </w:rPr>
+        <w:t xml:space="preserve"> and limitations; classroom pacing and learning effectiveness remain unvalidated.</w:t>
+      </w:r>
+    </w:p>
+    <w:p>
+      <w:pPr>
+        <w:spacing w:line="336" w:lineRule="auto" w:after="180"/>
+      </w:pPr>
+      <w:r>
+        <w:rPr>
+          <w:b w:val="0"/>
+        </w:rPr>
+        <w:t xml:space="preserve">By the end, I can explain </w:t>
+      </w:r>
+      <w:r>
+        <w:rPr>
+          <w:b/>
+        </w:rPr>
+        <w:t>user</w:t>
+      </w:r>
+      <w:r>
+        <w:rPr>
+          <w:b w:val="0"/>
+        </w:rPr>
+        <w:t xml:space="preserve"> </w:t>
+      </w:r>
+      <w:r>
+        <w:rPr>
+          <w:b/>
+        </w:rPr>
+        <w:t>need</w:t>
+      </w:r>
+      <w:r>
+        <w:rPr>
+          <w:b w:val="0"/>
+        </w:rPr>
+        <w:t xml:space="preserve"> and </w:t>
+      </w:r>
+      <w:r>
+        <w:rPr>
+          <w:b/>
+        </w:rPr>
+        <w:t>ai contribution</w:t>
+      </w:r>
+      <w:r>
+        <w:rPr>
+          <w:b w:val="0"/>
+        </w:rPr>
+        <w:t xml:space="preserve"> using a traced example and a stated limitation.</w:t>
+      </w:r>
+    </w:p>
+    <w:p>
+      <w:pPr>
+        <w:pStyle w:val="Heading2"/>
+      </w:pPr>
+      <w:r>
+        <w:t>What to prepare</w:t>
+      </w:r>
+    </w:p>
+    <w:p>
+      <w:pPr>
+        <w:pStyle w:val="ListBullet"/>
+      </w:pPr>
+      <w:r>
+        <w:t>Use the supplied scenario, student illustrations and blank paper. For numeric work, offer counters or a calculator after learners show the setup. Fictional records are supplied; personal data and paid accounts are unnecessary.</w:t>
+      </w:r>
+    </w:p>
+    <w:p>
+      <w:pPr>
+        <w:pStyle w:val="ListBullet"/>
+      </w:pPr>
+      <w:r>
+        <w:t>Case exposure check: this source example appears in ai-3/19, ai-3/33. Reuse a familiar case for recall or modelling; verify that the case used to assess transfer has not already received feedback.</w:t>
+      </w:r>
+    </w:p>
+    <w:p>
+      <w:pPr>
+        <w:pStyle w:val="ListBullet"/>
+      </w:pPr>
+      <w:r>
+        <w:t>Lesson and workbook; paper and pencil</w:t>
+      </w:r>
+    </w:p>
+    <w:p>
+      <w:pPr>
+        <w:pStyle w:val="ListBullet"/>
+      </w:pPr>
+      <w:r>
+        <w:t>Calculator and optional local Python 3 for arithmetic; no live API or private data</w:t>
+      </w:r>
+    </w:p>
+    <w:p>
+      <w:pPr>
+        <w:pStyle w:val="ListBullet"/>
+      </w:pPr>
+      <w:r>
+        <w:t>Prepare the fresh retry separately and withhold its solution until after collection</w:t>
+      </w:r>
+    </w:p>
+    <w:p>
+      <w:pPr>
+        <w:pStyle w:val="Heading2"/>
+      </w:pPr>
+      <w:r>
+        <w:t>Main teaching plan</w:t>
       </w:r>
     </w:p>
     <w:tbl>
@@ -255,13 +469,245 @@
     </w:p>
     <w:p>
       <w:pPr>
+        <w:pStyle w:val="Heading2"/>
+      </w:pPr>
+      <w:r>
+        <w:t>Opening retrieval and readiness</w:t>
+      </w:r>
+    </w:p>
+    <w:p>
+      <w:pPr>
         <w:spacing w:line="336" w:lineRule="auto" w:after="180"/>
       </w:pPr>
       <w:r>
         <w:rPr>
           <w:b w:val="0"/>
         </w:rPr>
-        <w:t>Case exposure check: this source example appears in ai-3/19, ai-3/33. Reuse a familiar case for recall or modelling; verify that the case used to assess transfer has not already received feedback.</w:t>
+        <w:t>Without opening the old lesson, explain one key idea from Retrieval Augmented Generation. Give an example and a mistake that the idea helps you avoid.</w:t>
+      </w:r>
+    </w:p>
+    <w:p>
+      <w:pPr>
+        <w:spacing w:line="336" w:lineRule="auto" w:after="180"/>
+      </w:pPr>
+      <w:r>
+        <w:rPr>
+          <w:b w:val="0"/>
+        </w:rPr>
+        <w:t xml:space="preserve">Look for: Explain the </w:t>
+      </w:r>
+      <w:r>
+        <w:rPr>
+          <w:b/>
+        </w:rPr>
+        <w:t>mechanism</w:t>
+      </w:r>
+      <w:r>
+        <w:rPr>
+          <w:b w:val="0"/>
+        </w:rPr>
+        <w:t xml:space="preserve"> and terminology of building a grounded answer</w:t>
+      </w:r>
+    </w:p>
+    <w:p>
+      <w:pPr>
+        <w:spacing w:line="336" w:lineRule="auto" w:after="180"/>
+      </w:pPr>
+      <w:r>
+        <w:rPr>
+          <w:b w:val="0"/>
+        </w:rPr>
+        <w:t xml:space="preserve">Reference example, not the only acceptable wording: Teacher explanation: A grounded answer connects each factual claim to </w:t>
+      </w:r>
+      <w:r>
+        <w:rPr>
+          <w:b/>
+        </w:rPr>
+        <w:t>evidence</w:t>
+      </w:r>
+      <w:r>
+        <w:rPr>
+          <w:b w:val="0"/>
+        </w:rPr>
+        <w:t xml:space="preserve"> actually retrieved for the task.</w:t>
+      </w:r>
+    </w:p>
+    <w:p>
+      <w:pPr>
+        <w:spacing w:line="336" w:lineRule="auto" w:after="180"/>
+      </w:pPr>
+      <w:r>
+        <w:rPr>
+          <w:b w:val="0"/>
+        </w:rPr>
+        <w:t>Retrieval success does not automatically make generation faithful. Build a claim-</w:t>
+      </w:r>
+      <w:r>
+        <w:rPr>
+          <w:b/>
+        </w:rPr>
+        <w:t>evidence</w:t>
+      </w:r>
+      <w:r>
+        <w:rPr>
+          <w:b w:val="0"/>
+        </w:rPr>
+        <w:t xml:space="preserve"> table before final wording.</w:t>
+      </w:r>
+    </w:p>
+    <w:p>
+      <w:pPr>
+        <w:spacing w:line="336" w:lineRule="auto" w:after="180"/>
+      </w:pPr>
+      <w:r>
+        <w:rPr>
+          <w:b w:val="0"/>
+        </w:rPr>
+        <w:t>Preserve source versions and qualifiers, omit unsupported claims or explicitly state the gap, then validate the answer against the table.</w:t>
+      </w:r>
+    </w:p>
+    <w:p>
+      <w:pPr>
+        <w:spacing w:line="336" w:lineRule="auto" w:after="180"/>
+      </w:pPr>
+      <w:r>
+        <w:rPr>
+          <w:b w:val="0"/>
+        </w:rPr>
+        <w:t>Without opening the old lesson, explain one key idea from Verify Numbers and Dates. Give an example and a mistake that the idea helps you avoid.</w:t>
+      </w:r>
+    </w:p>
+    <w:p>
+      <w:pPr>
+        <w:spacing w:line="336" w:lineRule="auto" w:after="180"/>
+      </w:pPr>
+      <w:r>
+        <w:rPr>
+          <w:b w:val="0"/>
+        </w:rPr>
+        <w:t>Look for: Verify a numeric claim using its source, denominator and units</w:t>
+      </w:r>
+    </w:p>
+    <w:p>
+      <w:pPr>
+        <w:spacing w:line="336" w:lineRule="auto" w:after="180"/>
+      </w:pPr>
+      <w:r>
+        <w:rPr>
+          <w:b w:val="0"/>
+        </w:rPr>
+        <w:t>Reference example, not the only acceptable wording: Identify the source and population, retain units, and recompute with the correct denominator. Calendar validity does not establish the intended event date; preserve missing authority rather than guessing a replacement.</w:t>
+      </w:r>
+    </w:p>
+    <w:p>
+      <w:pPr>
+        <w:spacing w:line="336" w:lineRule="auto" w:after="180"/>
+      </w:pPr>
+      <w:r>
+        <w:rPr>
+          <w:b w:val="0"/>
+        </w:rPr>
+        <w:t xml:space="preserve">Without opening the old lesson, explain one key idea from Multimodal </w:t>
+      </w:r>
+      <w:r>
+        <w:rPr>
+          <w:b/>
+        </w:rPr>
+        <w:t>Evidence</w:t>
+      </w:r>
+      <w:r>
+        <w:rPr>
+          <w:b w:val="0"/>
+        </w:rPr>
+        <w:t>. Give an example and a mistake that the idea helps you avoid.</w:t>
+      </w:r>
+    </w:p>
+    <w:p>
+      <w:pPr>
+        <w:spacing w:line="336" w:lineRule="auto" w:after="180"/>
+      </w:pPr>
+      <w:r>
+        <w:rPr>
+          <w:b w:val="0"/>
+        </w:rPr>
+        <w:t xml:space="preserve">Look for: Keep visible </w:t>
+      </w:r>
+      <w:r>
+        <w:rPr>
+          <w:b/>
+        </w:rPr>
+        <w:t>evidence</w:t>
+      </w:r>
+      <w:r>
+        <w:rPr>
+          <w:b w:val="0"/>
+        </w:rPr>
+        <w:t>, hidden contents and caption claims separate</w:t>
+      </w:r>
+    </w:p>
+    <w:p>
+      <w:pPr>
+        <w:spacing w:line="336" w:lineRule="auto" w:after="180"/>
+      </w:pPr>
+      <w:r>
+        <w:rPr>
+          <w:b w:val="0"/>
+        </w:rPr>
+        <w:t>Reference example, not the only acceptable wording: Three reported visible pencils support a lower bound, not a verified total. Hidden contents remain unknown; a caption does not reveal them. Only the supplied new observation and complete-location scope support the changed total.</w:t>
+      </w:r>
+    </w:p>
+    <w:p>
+      <w:pPr>
+        <w:spacing w:line="336" w:lineRule="auto" w:after="180"/>
+      </w:pPr>
+      <w:r>
+        <w:rPr>
+          <w:b w:val="0"/>
+        </w:rPr>
+        <w:t xml:space="preserve">A result depends on the </w:t>
+      </w:r>
+      <w:r>
+        <w:rPr>
+          <w:b/>
+        </w:rPr>
+        <w:t>input</w:t>
+      </w:r>
+      <w:r>
+        <w:rPr>
+          <w:b w:val="0"/>
+        </w:rPr>
+        <w:t xml:space="preserve">s, procedure and conditions that produced it. Preserve data roles and distinguish observed outcomes from </w:t>
+      </w:r>
+      <w:r>
+        <w:rPr>
+          <w:b/>
+        </w:rPr>
+        <w:t>prediction</w:t>
+      </w:r>
+      <w:r>
+        <w:rPr>
+          <w:b w:val="0"/>
+        </w:rPr>
+        <w:t>s or unmeasured conditions.</w:t>
+      </w:r>
+    </w:p>
+    <w:p>
+      <w:pPr>
+        <w:spacing w:line="336" w:lineRule="auto" w:after="180"/>
+      </w:pPr>
+      <w:r>
+        <w:rPr>
+          <w:b w:val="0"/>
+        </w:rPr>
+        <w:t>If the prior concept cannot be explained, use a short retrieval activity before this chapter.</w:t>
+      </w:r>
+    </w:p>
+    <w:p>
+      <w:pPr>
+        <w:pStyle w:val="Heading2"/>
+      </w:pPr>
+      <w:r>
+        <w:t>Earlier wording, alternatives and picture transcripts · reference / check after trying</w:t>
       </w:r>
     </w:p>
     <w:p>
@@ -269,6 +715,14 @@
         <w:pStyle w:val="Heading3"/>
       </w:pPr>
       <w:r>
+        <w:t>Teach the learning cycle</w:t>
+      </w:r>
+    </w:p>
+    <w:p>
+      <w:pPr>
+        <w:pStyle w:val="Heading3"/>
+      </w:pPr>
+      <w:r>
         <w:t>Retrieval answer guidance</w:t>
       </w:r>
     </w:p>
@@ -282,97 +736,6 @@
     </w:p>
     <w:p>
       <w:pPr>
-        <w:spacing w:line="336" w:lineRule="auto" w:after="180"/>
-      </w:pPr>
-      <w:r>
-        <w:rPr>
-          <w:b w:val="0"/>
-        </w:rPr>
-        <w:t>Without opening the old lesson, explain one key idea from Retrieval Augmented Generation. Give an example and a mistake that the idea helps you avoid.</w:t>
-      </w:r>
-    </w:p>
-    <w:p>
-      <w:pPr>
-        <w:spacing w:line="336" w:lineRule="auto" w:after="180"/>
-      </w:pPr>
-      <w:r>
-        <w:rPr>
-          <w:b w:val="0"/>
-        </w:rPr>
-        <w:t xml:space="preserve">Look for: Explain the </w:t>
-      </w:r>
-      <w:r>
-        <w:rPr>
-          <w:b/>
-        </w:rPr>
-        <w:t>mechanism</w:t>
-      </w:r>
-      <w:r>
-        <w:rPr>
-          <w:b w:val="0"/>
-        </w:rPr>
-        <w:t xml:space="preserve"> and terminology of building a grounded answer</w:t>
-      </w:r>
-    </w:p>
-    <w:p>
-      <w:pPr>
-        <w:spacing w:line="336" w:lineRule="auto" w:after="180"/>
-      </w:pPr>
-      <w:r>
-        <w:rPr>
-          <w:b w:val="0"/>
-        </w:rPr>
-        <w:t xml:space="preserve">Reference example, not the only acceptable wording: Teacher explanation: A grounded answer connects each factual claim to </w:t>
-      </w:r>
-      <w:r>
-        <w:rPr>
-          <w:b/>
-        </w:rPr>
-        <w:t>evidence</w:t>
-      </w:r>
-      <w:r>
-        <w:rPr>
-          <w:b w:val="0"/>
-        </w:rPr>
-        <w:t xml:space="preserve"> actually retrieved for the task.</w:t>
-      </w:r>
-    </w:p>
-    <w:p>
-      <w:pPr>
-        <w:spacing w:line="336" w:lineRule="auto" w:after="180"/>
-      </w:pPr>
-      <w:r>
-        <w:rPr>
-          <w:b w:val="0"/>
-        </w:rPr>
-        <w:t>Retrieval success does not automatically make generation faithful. Build a claim-</w:t>
-      </w:r>
-      <w:r>
-        <w:rPr>
-          <w:b/>
-        </w:rPr>
-        <w:t>evidence</w:t>
-      </w:r>
-      <w:r>
-        <w:rPr>
-          <w:b w:val="0"/>
-        </w:rPr>
-        <w:t xml:space="preserve"> table before final wording.</w:t>
-      </w:r>
-    </w:p>
-    <w:p>
-      <w:pPr>
-        <w:spacing w:line="336" w:lineRule="auto" w:after="180"/>
-      </w:pPr>
-      <w:r>
-        <w:rPr>
-          <w:b w:val="0"/>
-        </w:rPr>
-        <w:t>Preserve source versions and qualifiers, omit unsupported claims or explicitly state the gap, then validate the answer against the table.</w:t>
-      </w:r>
-    </w:p>
-    <w:p>
-      <w:pPr>
         <w:pStyle w:val="Heading3"/>
       </w:pPr>
       <w:r>
@@ -381,175 +744,10 @@
     </w:p>
     <w:p>
       <w:pPr>
-        <w:spacing w:line="336" w:lineRule="auto" w:after="180"/>
-      </w:pPr>
-      <w:r>
-        <w:rPr>
-          <w:b w:val="0"/>
-        </w:rPr>
-        <w:t>Without opening the old lesson, explain one key idea from Verify Numbers and Dates. Give an example and a mistake that the idea helps you avoid.</w:t>
-      </w:r>
-    </w:p>
-    <w:p>
-      <w:pPr>
-        <w:spacing w:line="336" w:lineRule="auto" w:after="180"/>
-      </w:pPr>
-      <w:r>
-        <w:rPr>
-          <w:b w:val="0"/>
-        </w:rPr>
-        <w:t xml:space="preserve">Look for: Explain the </w:t>
-      </w:r>
-      <w:r>
-        <w:rPr>
-          <w:b/>
-        </w:rPr>
-        <w:t>mechanism</w:t>
-      </w:r>
-      <w:r>
-        <w:rPr>
-          <w:b w:val="0"/>
-        </w:rPr>
-        <w:t xml:space="preserve"> and terminology of claim support and citation evaluation</w:t>
-      </w:r>
-    </w:p>
-    <w:p>
-      <w:pPr>
-        <w:spacing w:line="336" w:lineRule="auto" w:after="180"/>
-      </w:pPr>
-      <w:r>
-        <w:rPr>
-          <w:b w:val="0"/>
-        </w:rPr>
-        <w:t>Reference example, not the only acceptable wording: Teacher explanation: Citation evaluation checks source existence, exact passage support and coverage of answer claims. A real citation can still be irrelevant.</w:t>
-      </w:r>
-    </w:p>
-    <w:p>
-      <w:pPr>
-        <w:spacing w:line="336" w:lineRule="auto" w:after="180"/>
-      </w:pPr>
-      <w:r>
-        <w:rPr>
-          <w:b w:val="0"/>
-        </w:rPr>
-        <w:t>For this classroom rubric count a claim as supported only when its cited passage entails it. Separately count correct citation links. Use the number of factual claims as the support denominator.</w:t>
-      </w:r>
-    </w:p>
-    <w:p>
-      <w:pPr>
         <w:pStyle w:val="Heading3"/>
       </w:pPr>
       <w:r>
         <w:t>Multimodal Evidence</w:t>
-      </w:r>
-    </w:p>
-    <w:p>
-      <w:pPr>
-        <w:spacing w:line="336" w:lineRule="auto" w:after="180"/>
-      </w:pPr>
-      <w:r>
-        <w:rPr>
-          <w:b w:val="0"/>
-        </w:rPr>
-        <w:t xml:space="preserve">Without opening the old lesson, explain one key idea from Multimodal </w:t>
-      </w:r>
-      <w:r>
-        <w:rPr>
-          <w:b/>
-        </w:rPr>
-        <w:t>Evidence</w:t>
-      </w:r>
-      <w:r>
-        <w:rPr>
-          <w:b w:val="0"/>
-        </w:rPr>
-        <w:t>. Give an example and a mistake that the idea helps you avoid.</w:t>
-      </w:r>
-    </w:p>
-    <w:p>
-      <w:pPr>
-        <w:spacing w:line="336" w:lineRule="auto" w:after="180"/>
-      </w:pPr>
-      <w:r>
-        <w:rPr>
-          <w:b w:val="0"/>
-        </w:rPr>
-        <w:t xml:space="preserve">Look for: Explain the </w:t>
-      </w:r>
-      <w:r>
-        <w:rPr>
-          <w:b/>
-        </w:rPr>
-        <w:t>mechanism</w:t>
-      </w:r>
-      <w:r>
-        <w:rPr>
-          <w:b w:val="0"/>
-        </w:rPr>
-        <w:t xml:space="preserve"> and terminology of speech pipelines and multimodal </w:t>
-      </w:r>
-      <w:r>
-        <w:rPr>
-          <w:b/>
-        </w:rPr>
-        <w:t>evidence</w:t>
-      </w:r>
-    </w:p>
-    <w:p>
-      <w:pPr>
-        <w:spacing w:line="336" w:lineRule="auto" w:after="180"/>
-      </w:pPr>
-      <w:r>
-        <w:rPr>
-          <w:b w:val="0"/>
-        </w:rPr>
-        <w:t>Reference example, not the only acceptable wording: Teacher explanation: A multimodal pipeline may transcribe speech, inspect an image and generate a response.</w:t>
-      </w:r>
-    </w:p>
-    <w:p>
-      <w:pPr>
-        <w:spacing w:line="336" w:lineRule="auto" w:after="180"/>
-      </w:pPr>
-      <w:r>
-        <w:rPr>
-          <w:b w:val="0"/>
-        </w:rPr>
-        <w:t>Errors at one stage can propagate even when later stages run correctly. Track source modality, segment/time references, transcription, interpretation and final claims separately.</w:t>
-      </w:r>
-    </w:p>
-    <w:p>
-      <w:pPr>
-        <w:spacing w:line="336" w:lineRule="auto" w:after="180"/>
-      </w:pPr>
-      <w:r>
-        <w:rPr>
-          <w:b w:val="0"/>
-        </w:rPr>
-        <w:t xml:space="preserve">Compare conflicting </w:t>
-      </w:r>
-      <w:r>
-        <w:rPr>
-          <w:b/>
-        </w:rPr>
-        <w:t>evidence</w:t>
-      </w:r>
-      <w:r>
-        <w:rPr>
-          <w:b w:val="0"/>
-        </w:rPr>
-        <w:t xml:space="preserve"> without assuming one modality always wins. Ask for clarification when the task </w:t>
-      </w:r>
-      <w:r>
-        <w:rPr>
-          <w:b/>
-        </w:rPr>
-        <w:t>need</w:t>
-      </w:r>
-      <w:r>
-        <w:rPr>
-          <w:b w:val="0"/>
-        </w:rPr>
-        <w:t>s unresolved information.</w:t>
       </w:r>
     </w:p>
     <w:p>
@@ -764,6 +962,11 @@
       </w:r>
     </w:p>
     <w:p>
+      <w:r>
+        <w:t>This compact option is not the full-week schedule. Use the main teaching cycle and allow extra sessions for the investigation, independent work and project.</w:t>
+      </w:r>
+    </w:p>
+    <w:p>
       <w:pPr>
         <w:spacing w:line="336" w:lineRule="auto" w:after="180"/>
       </w:pPr>
@@ -771,7 +974,19 @@
         <w:rPr>
           <w:b w:val="0"/>
         </w:rPr>
-        <w:t>Use the supplied scenario, student illustrations and blank paper. For numeric work, offer counters or a calculator after learners show the setup. Fictional records are supplied; personal data and paid accounts are unnecessary.</w:t>
+        <w:t xml:space="preserve">Allow 80 minutes: recall 8; explanation 12; worked demonstration 15; guided practice 20; independent assessment 15; project and reflection 10. Extend the lab into a second session when </w:t>
+      </w:r>
+      <w:r>
+        <w:rPr>
+          <w:b/>
+        </w:rPr>
+        <w:t>need</w:t>
+      </w:r>
+      <w:r>
+        <w:rPr>
+          <w:b w:val="0"/>
+        </w:rPr>
+        <w:t>ed.</w:t>
       </w:r>
     </w:p>
     <w:p>
@@ -779,24 +994,77 @@
         <w:pStyle w:val="Heading3"/>
       </w:pPr>
       <w:r>
-        <w:t>Alternative compact allocation</w:t>
-      </w:r>
-    </w:p>
-    <w:p>
-      <w:r>
-        <w:t>This compact option is not the full-week schedule. Use the main teaching cycle and allow extra sessions for the investigation, independent work and project.</w:t>
+        <w:t>Preparation for the connected explanation</w:t>
+      </w:r>
+    </w:p>
+    <w:p>
+      <w:pPr>
+        <w:pStyle w:val="Heading3"/>
+      </w:pPr>
+      <w:r>
+        <w:t>Readiness answer</w:t>
+      </w:r>
+    </w:p>
+    <w:p>
+      <w:pPr>
+        <w:pStyle w:val="Heading3"/>
+      </w:pPr>
+      <w:r>
+        <w:t>End goal for the pictorial case</w:t>
       </w:r>
     </w:p>
     <w:p>
       <w:pPr>
         <w:spacing w:line="336" w:lineRule="auto" w:after="180"/>
-        <w:shd w:fill="F1F6F8"/>
-      </w:pPr>
-      <w:r>
-        <w:rPr>
-          <w:b w:val="0"/>
-        </w:rPr>
-        <w:t xml:space="preserve">Allow 80 minutes: recall 8; explanation 12; worked demonstration 15; guided practice 20; independent assessment 15; project and reflection 10. Extend the lab into a second session when </w:t>
+      </w:pPr>
+      <w:r>
+        <w:rPr>
+          <w:b w:val="0"/>
+        </w:rPr>
+        <w:t>This added worked case illustrates the week’s main idea. Retain all original and connected topics; schedule its practice within the teaching cycle.</w:t>
+      </w:r>
+    </w:p>
+    <w:p>
+      <w:pPr>
+        <w:pStyle w:val="Heading1"/>
+      </w:pPr>
+      <w:r>
+        <w:t>02. Teach a bounded contribution and a simpler comparison</w:t>
+      </w:r>
+    </w:p>
+    <w:p>
+      <w:r>
+        <w:t>Keep requirements, implementation and evaluation as different stages.</w:t>
+      </w:r>
+    </w:p>
+    <w:p>
+      <w:pPr>
+        <w:pStyle w:val="Heading2"/>
+      </w:pPr>
+      <w:r>
+        <w:t>Narrow the actual user need</w:t>
+      </w:r>
+    </w:p>
+    <w:p>
+      <w:pPr>
+        <w:spacing w:line="336" w:lineRule="auto" w:after="180"/>
+      </w:pPr>
+      <w:r>
+        <w:rPr>
+          <w:b w:val="0"/>
+        </w:rPr>
+        <w:t>Learners struggle to locate definitions in an approved chapter; a proposed chatbot answers everything.</w:t>
+      </w:r>
+    </w:p>
+    <w:p>
+      <w:pPr>
+        <w:spacing w:line="336" w:lineRule="auto" w:after="180"/>
+      </w:pPr>
+      <w:r>
+        <w:rPr>
+          <w:b w:val="0"/>
+        </w:rPr>
+        <w:t xml:space="preserve">Narrow the </w:t>
       </w:r>
       <w:r>
         <w:rPr>
@@ -808,7 +1076,472 @@
         <w:rPr>
           <w:b w:val="0"/>
         </w:rPr>
-        <w:t>ed.</w:t>
+        <w:t xml:space="preserve"> and </w:t>
+      </w:r>
+      <w:r>
+        <w:rPr>
+          <w:b/>
+        </w:rPr>
+        <w:t>AI contribution</w:t>
+      </w:r>
+      <w:r>
+        <w:rPr>
+          <w:b w:val="0"/>
+        </w:rPr>
+        <w:t>.</w:t>
+      </w:r>
+    </w:p>
+    <w:p>
+      <w:pPr>
+        <w:spacing w:line="336" w:lineRule="auto" w:after="180"/>
+      </w:pPr>
+      <w:r>
+        <w:rPr>
+          <w:b w:val="0"/>
+        </w:rPr>
+        <w:t>Help locate and explain chapter definitions with references and unsupported-question handling. Compare a simple index or search first.</w:t>
+      </w:r>
+    </w:p>
+    <w:tbl>
+      <w:tblPr>
+        <w:tblStyle w:val="LightShading-Accent1"/>
+        <w:tblW w:type="auto" w:w="0"/>
+        <w:tblLook w:firstColumn="1" w:firstRow="1" w:lastColumn="0" w:lastRow="0" w:noHBand="0" w:noVBand="1" w:val="04A0"/>
+      </w:tblPr>
+      <w:tblGrid>
+        <w:gridCol w:w="5112"/>
+        <w:gridCol w:w="5112"/>
+      </w:tblGrid>
+      <w:tr>
+        <w:trPr>
+          <w:tblHeader/>
+        </w:trPr>
+        <w:tc>
+          <w:tcPr>
+            <w:tcW w:type="dxa" w:w="5112"/>
+          </w:tcPr>
+          <w:p>
+            <w:r>
+              <w:t>Requirement</w:t>
+            </w:r>
+          </w:p>
+        </w:tc>
+        <w:tc>
+          <w:tcPr>
+            <w:tcW w:type="dxa" w:w="5112"/>
+          </w:tcPr>
+          <w:p>
+            <w:r>
+              <w:t>Concrete glossary example</w:t>
+            </w:r>
+          </w:p>
+        </w:tc>
+      </w:tr>
+      <w:tr>
+        <w:tc>
+          <w:tcPr>
+            <w:tcW w:type="dxa" w:w="5112"/>
+          </w:tcPr>
+          <w:p>
+            <w:r>
+              <w:t>User and task</w:t>
+            </w:r>
+          </w:p>
+        </w:tc>
+        <w:tc>
+          <w:tcPr>
+            <w:tcW w:type="dxa" w:w="5112"/>
+          </w:tcPr>
+          <w:p>
+            <w:r>
+              <w:t>Pupil locating an approved word meaning</w:t>
+            </w:r>
+          </w:p>
+        </w:tc>
+      </w:tr>
+      <w:tr>
+        <w:tc>
+          <w:tcPr>
+            <w:tcW w:type="dxa" w:w="5112"/>
+          </w:tcPr>
+          <w:p>
+            <w:r>
+              <w:t>Permitted evidence</w:t>
+            </w:r>
+          </w:p>
+        </w:tc>
+        <w:tc>
+          <w:tcPr>
+            <w:tcW w:type="dxa" w:w="5112"/>
+          </w:tcPr>
+          <w:p>
+            <w:r>
+              <w:t>G3-v1 only: habitat = the place an organism lives</w:t>
+            </w:r>
+          </w:p>
+        </w:tc>
+      </w:tr>
+      <w:tr>
+        <w:tc>
+          <w:tcPr>
+            <w:tcW w:type="dxa" w:w="5112"/>
+          </w:tcPr>
+          <w:p>
+            <w:r>
+              <w:t>Baseline</w:t>
+            </w:r>
+          </w:p>
+        </w:tc>
+        <w:tc>
+          <w:tcPr>
+            <w:tcW w:type="dxa" w:w="5112"/>
+          </w:tcPr>
+          <w:p>
+            <w:r>
+              <w:t>Find and read the glossary entry directly</w:t>
+            </w:r>
+          </w:p>
+        </w:tc>
+      </w:tr>
+      <w:tr>
+        <w:tc>
+          <w:tcPr>
+            <w:tcW w:type="dxa" w:w="5112"/>
+          </w:tcPr>
+          <w:p>
+            <w:r>
+              <w:t>Possible AI contribution</w:t>
+            </w:r>
+          </w:p>
+        </w:tc>
+        <w:tc>
+          <w:tcPr>
+            <w:tcW w:type="dxa" w:w="5112"/>
+          </w:tcPr>
+          <w:p>
+            <w:r>
+              <w:t>Locate and clearly restate the same supported meaning with its source</w:t>
+            </w:r>
+          </w:p>
+        </w:tc>
+      </w:tr>
+      <w:tr>
+        <w:tc>
+          <w:tcPr>
+            <w:tcW w:type="dxa" w:w="5112"/>
+          </w:tcPr>
+          <w:p>
+            <w:r>
+              <w:t>Boundary</w:t>
+            </w:r>
+          </w:p>
+        </w:tc>
+        <w:tc>
+          <w:tcPr>
+            <w:tcW w:type="dxa" w:w="5112"/>
+          </w:tcPr>
+          <w:p>
+            <w:r>
+              <w:t>No answer for an absent entry; report not in this glossary</w:t>
+            </w:r>
+          </w:p>
+        </w:tc>
+      </w:tr>
+      <w:tr>
+        <w:tc>
+          <w:tcPr>
+            <w:tcW w:type="dxa" w:w="5112"/>
+          </w:tcPr>
+          <w:p>
+            <w:r>
+              <w:t>Evaluation plan</w:t>
+            </w:r>
+          </w:p>
+        </w:tc>
+        <w:tc>
+          <w:tcPr>
+            <w:tcW w:type="dxa" w:w="5112"/>
+          </w:tcPr>
+          <w:p>
+            <w:r>
+              <w:t>Compare supported completion, time, errors and help used on fresh matched tasks</w:t>
+            </w:r>
+          </w:p>
+        </w:tc>
+      </w:tr>
+      <w:tr>
+        <w:tc>
+          <w:tcPr>
+            <w:tcW w:type="dxa" w:w="5112"/>
+          </w:tcPr>
+          <w:p>
+            <w:r>
+              <w:t>Decision</w:t>
+            </w:r>
+          </w:p>
+        </w:tc>
+        <w:tc>
+          <w:tcPr>
+            <w:tcW w:type="dxa" w:w="5112"/>
+          </w:tcPr>
+          <w:p>
+            <w:r>
+              <w:t>Keep a feature only if observed value justifies its extra errors, effort and cost</w:t>
+            </w:r>
+          </w:p>
+        </w:tc>
+      </w:tr>
+    </w:tbl>
+    <w:p>
+      <w:pPr>
+        <w:pStyle w:val="Heading2"/>
+      </w:pPr>
+      <w:r>
+        <w:t>Connect requirements and permitted corpus</w:t>
+      </w:r>
+    </w:p>
+    <w:p>
+      <w:pPr>
+        <w:spacing w:line="336" w:lineRule="auto" w:after="180"/>
+      </w:pPr>
+      <w:r>
+        <w:rPr>
+          <w:b w:val="0"/>
+        </w:rPr>
+        <w:t xml:space="preserve">A grounded-assistant capstone begins with bounded </w:t>
+      </w:r>
+      <w:r>
+        <w:rPr>
+          <w:b/>
+        </w:rPr>
+        <w:t>requirement</w:t>
+      </w:r>
+      <w:r>
+        <w:rPr>
+          <w:b w:val="0"/>
+        </w:rPr>
+        <w:t xml:space="preserve">s and a versioned permitted corpus. A baseline can be a manual lookup </w:t>
+      </w:r>
+      <w:r>
+        <w:rPr>
+          <w:b/>
+        </w:rPr>
+        <w:t>process</w:t>
+      </w:r>
+      <w:r>
+        <w:rPr>
+          <w:b w:val="0"/>
+        </w:rPr>
+        <w:t xml:space="preserve"> using the same </w:t>
+      </w:r>
+      <w:r>
+        <w:rPr>
+          <w:b/>
+        </w:rPr>
+        <w:t>evidence</w:t>
+      </w:r>
+      <w:r>
+        <w:rPr>
+          <w:b w:val="0"/>
+        </w:rPr>
+        <w:t>.</w:t>
+      </w:r>
+    </w:p>
+    <w:p>
+      <w:pPr>
+        <w:spacing w:line="336" w:lineRule="auto" w:after="180"/>
+      </w:pPr>
+      <w:r>
+        <w:rPr>
+          <w:b w:val="0"/>
+        </w:rPr>
+        <w:t xml:space="preserve">Specify the </w:t>
+      </w:r>
+      <w:r>
+        <w:rPr>
+          <w:b/>
+        </w:rPr>
+        <w:t>user</w:t>
+      </w:r>
+      <w:r>
+        <w:rPr>
+          <w:b w:val="0"/>
+        </w:rPr>
+        <w:t xml:space="preserve"> question, source authority, access, </w:t>
+      </w:r>
+      <w:r>
+        <w:rPr>
+          <w:b/>
+        </w:rPr>
+        <w:t>output</w:t>
+      </w:r>
+      <w:r>
+        <w:rPr>
+          <w:b w:val="0"/>
+        </w:rPr>
+        <w:t>/fallback contract and evaluation plan. Freeze corpus IDs and split cases before implementation. Keep teacher material out of student retrieval.</w:t>
+      </w:r>
+    </w:p>
+    <w:p>
+      <w:pPr>
+        <w:pStyle w:val="Heading2"/>
+      </w:pPr>
+      <w:r>
+        <w:t>Trace separate room-corpus practice</w:t>
+      </w:r>
+    </w:p>
+    <w:p>
+      <w:pPr>
+        <w:spacing w:line="336" w:lineRule="auto" w:after="180"/>
+      </w:pPr>
+      <w:r>
+        <w:rPr>
+          <w:b w:val="0"/>
+        </w:rPr>
+        <w:t xml:space="preserve">Student room assistant corpus contains public register P, teacher-only guide T and current approval A. It must report approved room capacity or </w:t>
+      </w:r>
+      <w:r>
+        <w:rPr>
+          <w:b/>
+        </w:rPr>
+        <w:t>need</w:t>
+      </w:r>
+      <w:r>
+        <w:rPr>
+          <w:b w:val="0"/>
+        </w:rPr>
+        <w:t>s_review.</w:t>
+      </w:r>
+    </w:p>
+    <w:p>
+      <w:pPr>
+        <w:spacing w:line="336" w:lineRule="auto" w:after="180"/>
+      </w:pPr>
+      <w:r>
+        <w:rPr>
+          <w:b w:val="0"/>
+        </w:rPr>
+        <w:t>Authorised corpus contains P and A, excluding T. Baseline manually checks same-room current approval and capacity. Reserve complete, missing and conflicting cases before development.</w:t>
+      </w:r>
+    </w:p>
+    <w:p>
+      <w:pPr>
+        <w:pStyle w:val="Heading2"/>
+      </w:pPr>
+      <w:r>
+        <w:t>Read the complete glossary case</w:t>
+      </w:r>
+    </w:p>
+    <w:p>
+      <w:pPr>
+        <w:spacing w:line="336" w:lineRule="auto" w:after="180"/>
+      </w:pPr>
+      <w:r>
+        <w:rPr>
+          <w:b w:val="0"/>
+        </w:rPr>
+        <w:t>Define a useful reading helper before choosing its AI features.</w:t>
+      </w:r>
+    </w:p>
+    <w:p>
+      <w:pPr>
+        <w:spacing w:line="336" w:lineRule="auto" w:after="180"/>
+      </w:pPr>
+      <w:r>
+        <w:rPr>
+          <w:b w:val="0"/>
+        </w:rPr>
+        <w:t xml:space="preserve">A pupil </w:t>
+      </w:r>
+      <w:r>
+        <w:rPr>
+          <w:b/>
+        </w:rPr>
+        <w:t>need</w:t>
+      </w:r>
+      <w:r>
+        <w:rPr>
+          <w:b w:val="0"/>
+        </w:rPr>
+        <w:t>s the meaning of unfamiliar words in an approved glossary. G3 defines habitat as the place an organism lives; no other sources are allowed.</w:t>
+      </w:r>
+    </w:p>
+    <w:p>
+      <w:pPr>
+        <w:spacing w:line="336" w:lineRule="auto" w:after="180"/>
+      </w:pPr>
+      <w:r>
+        <w:rPr>
+          <w:b w:val="0"/>
+        </w:rPr>
+        <w:t xml:space="preserve">All </w:t>
+      </w:r>
+      <w:r>
+        <w:rPr>
+          <w:b/>
+        </w:rPr>
+        <w:t>input</w:t>
+      </w:r>
+      <w:r>
+        <w:rPr>
+          <w:b w:val="0"/>
+        </w:rPr>
+        <w:t>s and outcomes in this worked example are invented classroom data; no real model run is claimed.</w:t>
+      </w:r>
+    </w:p>
+    <w:p>
+      <w:pPr>
+        <w:spacing w:line="336" w:lineRule="auto" w:after="180"/>
+      </w:pPr>
+      <w:r>
+        <w:rPr>
+          <w:b w:val="0"/>
+        </w:rPr>
+        <w:t>For this complete toy glossary, G3-v1 contains only habitat: the place an organism lives. Photosynthesis is absent. Both direct lookup and the proposed grounded helper must report that absence. The proposed helper may restate the supported meaning; it cannot add unauthorised factual content. No usability study, model run or measured learning gain is supplied.</w:t>
+      </w:r>
+    </w:p>
+    <w:p>
+      <w:pPr>
+        <w:pStyle w:val="Heading2"/>
+      </w:pPr>
+      <w:r>
+        <w:t>Trace contribution and fallback</w:t>
+      </w:r>
+    </w:p>
+    <w:p>
+      <w:r>
+        <w:drawing>
+          <wp:inline xmlns:a="http://schemas.openxmlformats.org/drawingml/2006/main" xmlns:pic="http://schemas.openxmlformats.org/drawingml/2006/picture">
+            <wp:extent cx="5486400" cy="3648456"/>
+            <wp:docPr id="1" name="Picture 1" descr="Name the need: The pupil wants a glossary meaning, not a made-up example presented as a fact. → Choose contribution: The assistant locates the glossary entry and restates it in clear language with G3. → Bound the service: An absent word produces “not in this glossary”; a direct glossary search is the baseline."/>
+            <wp:cNvGraphicFramePr>
+              <a:graphicFrameLocks noChangeAspect="1"/>
+            </wp:cNvGraphicFramePr>
+            <a:graphic>
+              <a:graphicData uri="http://schemas.openxmlformats.org/drawingml/2006/picture">
+                <pic:pic>
+                  <pic:nvPicPr>
+                    <pic:cNvPr id="0" name="academy-story-ai-3-19-02.png"/>
+                    <pic:cNvPicPr/>
+                  </pic:nvPicPr>
+                  <pic:blipFill>
+                    <a:blip r:embed="rId9"/>
+                    <a:stretch>
+                      <a:fillRect/>
+                    </a:stretch>
+                  </pic:blipFill>
+                  <pic:spPr>
+                    <a:xfrm>
+                      <a:off x="0" y="0"/>
+                      <a:ext cx="5486400" cy="3648456"/>
+                    </a:xfrm>
+                    <a:prstGeom prst="rect"/>
+                  </pic:spPr>
+                </pic:pic>
+              </a:graphicData>
+            </a:graphic>
+          </wp:inline>
+        </w:drawing>
       </w:r>
     </w:p>
     <w:p>
@@ -816,7 +1549,114 @@
         <w:pStyle w:val="Heading3"/>
       </w:pPr>
       <w:r>
-        <w:t>Preparation for the connected explanation</w:t>
+        <w:t>Read the picture one step at a time</w:t>
+      </w:r>
+    </w:p>
+    <w:tbl>
+      <w:tblPr>
+        <w:tblStyle w:val="LightShading-Accent1"/>
+        <w:tblW w:type="auto" w:w="0"/>
+        <w:tblLook w:firstColumn="1" w:firstRow="1" w:lastColumn="0" w:lastRow="0" w:noHBand="0" w:noVBand="1" w:val="04A0"/>
+      </w:tblPr>
+      <w:tblGrid>
+        <w:gridCol w:w="5112"/>
+        <w:gridCol w:w="5112"/>
+      </w:tblGrid>
+      <w:tr>
+        <w:trPr>
+          <w:tblHeader/>
+        </w:trPr>
+        <w:tc>
+          <w:tcPr>
+            <w:tcW w:type="dxa" w:w="5112"/>
+          </w:tcPr>
+          <w:p>
+            <w:r>
+              <w:t>Step</w:t>
+            </w:r>
+          </w:p>
+        </w:tc>
+        <w:tc>
+          <w:tcPr>
+            <w:tcW w:type="dxa" w:w="5112"/>
+          </w:tcPr>
+          <w:p>
+            <w:r>
+              <w:t>What happens and why</w:t>
+            </w:r>
+          </w:p>
+        </w:tc>
+      </w:tr>
+      <w:tr>
+        <w:tc>
+          <w:tcPr>
+            <w:tcW w:type="dxa" w:w="5112"/>
+          </w:tcPr>
+          <w:p>
+            <w:r>
+              <w:t>1. Name the need</w:t>
+            </w:r>
+          </w:p>
+        </w:tc>
+        <w:tc>
+          <w:tcPr>
+            <w:tcW w:type="dxa" w:w="5112"/>
+          </w:tcPr>
+          <w:p>
+            <w:r>
+              <w:t>The pupil wants a glossary meaning, not a made-up example presented as a fact.</w:t>
+            </w:r>
+          </w:p>
+        </w:tc>
+      </w:tr>
+      <w:tr>
+        <w:tc>
+          <w:tcPr>
+            <w:tcW w:type="dxa" w:w="5112"/>
+          </w:tcPr>
+          <w:p>
+            <w:r>
+              <w:t>2. Choose contribution</w:t>
+            </w:r>
+          </w:p>
+        </w:tc>
+        <w:tc>
+          <w:tcPr>
+            <w:tcW w:type="dxa" w:w="5112"/>
+          </w:tcPr>
+          <w:p>
+            <w:r>
+              <w:t>The assistant locates the glossary entry and restates it in clear language with G3.</w:t>
+            </w:r>
+          </w:p>
+        </w:tc>
+      </w:tr>
+      <w:tr>
+        <w:tc>
+          <w:tcPr>
+            <w:tcW w:type="dxa" w:w="5112"/>
+          </w:tcPr>
+          <w:p>
+            <w:r>
+              <w:t>3. Bound the service</w:t>
+            </w:r>
+          </w:p>
+        </w:tc>
+        <w:tc>
+          <w:tcPr>
+            <w:tcW w:type="dxa" w:w="5112"/>
+          </w:tcPr>
+          <w:p>
+            <w:r>
+              <w:t>An absent word produces “not in this glossary”; a direct glossary search is the baseline.</w:t>
+            </w:r>
+          </w:p>
+        </w:tc>
+      </w:tr>
+    </w:tbl>
+    <w:p>
+      <w:r>
+        <w:t>Match each pictured step to the supplied facts. This is a worked teaching case, not an independent assessment.</w:t>
       </w:r>
     </w:p>
     <w:p>
@@ -827,31 +1667,143 @@
         <w:rPr>
           <w:b w:val="0"/>
         </w:rPr>
-        <w:t xml:space="preserve">Two 45-minute sessions. A grounded-assistant capstone begins with bounded </w:t>
+        <w:t xml:space="preserve">Read the picture in order. An absent word produces “not in this glossary”; a direct glossary search is the baseline. The arrows show which recorded </w:t>
       </w:r>
       <w:r>
         <w:rPr>
           <w:b/>
         </w:rPr>
+        <w:t>input</w:t>
+      </w:r>
+      <w:r>
+        <w:rPr>
+          <w:b w:val="0"/>
+        </w:rPr>
+        <w:t xml:space="preserve"> or intermediate result each decision uses.</w:t>
+      </w:r>
+    </w:p>
+    <w:p>
+      <w:pPr>
+        <w:spacing w:line="336" w:lineRule="auto" w:after="180"/>
+      </w:pPr>
+      <w:r>
+        <w:rPr>
+          <w:b w:val="0"/>
+        </w:rPr>
+        <w:t>Explain the deciding step aloud before checking the changed case; pointing to the final answer alone does not show how it follows.</w:t>
+      </w:r>
+    </w:p>
+    <w:p>
+      <w:pPr>
+        <w:pStyle w:val="Heading2"/>
+      </w:pPr>
+      <w:r>
+        <w:t>Predict the absent entry</w:t>
+      </w:r>
+    </w:p>
+    <w:p>
+      <w:pPr>
+        <w:spacing w:line="336" w:lineRule="auto" w:after="180"/>
+      </w:pPr>
+      <w:r>
+        <w:rPr>
+          <w:b w:val="0"/>
+        </w:rPr>
+        <w:t>Change: The pupil asks for photosynthesis, which G3 does not contain.</w:t>
+      </w:r>
+    </w:p>
+    <w:p>
+      <w:pPr>
+        <w:spacing w:line="336" w:lineRule="auto" w:after="180"/>
+      </w:pPr>
+      <w:r>
+        <w:rPr>
+          <w:b/>
+        </w:rPr>
+        <w:t>Prediction</w:t>
+      </w:r>
+      <w:r>
+        <w:rPr>
+          <w:b w:val="0"/>
+        </w:rPr>
+        <w:t>: The assistant reports that the definition is unavailable in its approved glossary.</w:t>
+      </w:r>
+    </w:p>
+    <w:p>
+      <w:pPr>
+        <w:spacing w:line="336" w:lineRule="auto" w:after="180"/>
+      </w:pPr>
+      <w:r>
+        <w:rPr>
+          <w:b w:val="0"/>
+        </w:rPr>
+        <w:t xml:space="preserve">Reason: A helpful interface cannot expand its authorised </w:t>
+      </w:r>
+      <w:r>
+        <w:rPr>
+          <w:b/>
+        </w:rPr>
+        <w:t>evidence</w:t>
+      </w:r>
+      <w:r>
+        <w:rPr>
+          <w:b w:val="0"/>
+        </w:rPr>
+        <w:t xml:space="preserve"> by guessing.</w:t>
+      </w:r>
+    </w:p>
+    <w:p>
+      <w:pPr>
+        <w:pStyle w:val="Heading2"/>
+      </w:pPr>
+      <w:r>
+        <w:t>State the unmeasured-benefit limit</w:t>
+      </w:r>
+    </w:p>
+    <w:p>
+      <w:pPr>
+        <w:spacing w:line="336" w:lineRule="auto" w:after="180"/>
+      </w:pPr>
+      <w:r>
+        <w:rPr>
+          <w:b w:val="0"/>
+        </w:rPr>
+        <w:t xml:space="preserve">A </w:t>
+      </w:r>
+      <w:r>
+        <w:rPr>
+          <w:b/>
+        </w:rPr>
         <w:t>requirement</w:t>
       </w:r>
       <w:r>
         <w:rPr>
           <w:b w:val="0"/>
         </w:rPr>
-        <w:t xml:space="preserve">s and a versioned permitted corpus. A baseline can be a manual lookup </w:t>
+        <w:t>s plan identifies intended value; it does not demonstrate actual pupil benefit.</w:t>
+      </w:r>
+    </w:p>
+    <w:p>
+      <w:pPr>
+        <w:spacing w:line="336" w:lineRule="auto" w:after="180"/>
+      </w:pPr>
+      <w:r>
+        <w:rPr>
+          <w:b w:val="0"/>
+        </w:rPr>
+        <w:t xml:space="preserve">Cover the result. Ask learners to name the </w:t>
       </w:r>
       <w:r>
         <w:rPr>
           <w:b/>
         </w:rPr>
-        <w:t>process</w:t>
-      </w:r>
-      <w:r>
-        <w:rPr>
-          <w:b w:val="0"/>
-        </w:rPr>
-        <w:t xml:space="preserve"> using the same </w:t>
+        <w:t>input</w:t>
+      </w:r>
+      <w:r>
+        <w:rPr>
+          <w:b w:val="0"/>
+        </w:rPr>
+        <w:t xml:space="preserve">s and predict the next step. Uncover one step, connect the icon to the actual procedure, and explain its </w:t>
       </w:r>
       <w:r>
         <w:rPr>
@@ -863,6 +1815,116 @@
         <w:rPr>
           <w:b w:val="0"/>
         </w:rPr>
+        <w:t>. Then change the supplied condition and compare.</w:t>
+      </w:r>
+    </w:p>
+    <w:p>
+      <w:pPr>
+        <w:spacing w:line="336" w:lineRule="auto" w:after="180"/>
+      </w:pPr>
+      <w:r>
+        <w:rPr>
+          <w:b w:val="0"/>
+        </w:rPr>
+        <w:t>The picture is a representation; it does not document execution of a real AI model.</w:t>
+      </w:r>
+    </w:p>
+    <w:p>
+      <w:pPr>
+        <w:pStyle w:val="Heading2"/>
+      </w:pPr>
+      <w:r>
+        <w:t>Earlier wording, alternatives and picture transcripts · reference / check after trying</w:t>
+      </w:r>
+    </w:p>
+    <w:p>
+      <w:pPr>
+        <w:spacing w:line="336" w:lineRule="auto" w:after="180"/>
+      </w:pPr>
+      <w:r>
+        <w:rPr>
+          <w:b w:val="0"/>
+        </w:rPr>
+        <w:t>Explain the mechanism</w:t>
+      </w:r>
+    </w:p>
+    <w:p>
+      <w:pPr>
+        <w:spacing w:line="336" w:lineRule="auto" w:after="180"/>
+      </w:pPr>
+      <w:r>
+        <w:rPr>
+          <w:b/>
+        </w:rPr>
+        <w:t>Input</w:t>
+      </w:r>
+      <w:r>
+        <w:rPr>
+          <w:b w:val="0"/>
+        </w:rPr>
+        <w:t xml:space="preserve"> → </w:t>
+      </w:r>
+      <w:r>
+        <w:rPr>
+          <w:b/>
+        </w:rPr>
+        <w:t>Process</w:t>
+      </w:r>
+      <w:r>
+        <w:rPr>
+          <w:b w:val="0"/>
+        </w:rPr>
+        <w:t xml:space="preserve"> → </w:t>
+      </w:r>
+      <w:r>
+        <w:rPr>
+          <w:b/>
+        </w:rPr>
+        <w:t>Output</w:t>
+      </w:r>
+    </w:p>
+    <w:p>
+      <w:pPr>
+        <w:spacing w:line="336" w:lineRule="auto" w:after="180"/>
+      </w:pPr>
+      <w:r>
+        <w:rPr>
+          <w:b w:val="0"/>
+        </w:rPr>
+        <w:t>Trace the information. At each stage, ask what changed and how you could test it.</w:t>
+      </w:r>
+    </w:p>
+    <w:p>
+      <w:pPr>
+        <w:spacing w:line="336" w:lineRule="auto" w:after="180"/>
+      </w:pPr>
+      <w:r>
+        <w:rPr>
+          <w:b w:val="0"/>
+        </w:rPr>
+        <w:t>Which stage could fail even when the other two are correct? Explain:</w:t>
+      </w:r>
+    </w:p>
+    <w:p>
+      <w:pPr>
+        <w:spacing w:line="336" w:lineRule="auto" w:after="180"/>
+      </w:pPr>
+      <w:r>
+        <w:rPr>
+          <w:b w:val="0"/>
+        </w:rPr>
+        <w:t xml:space="preserve">Predict first. Then check each step. A correct answer without visible reasoning is incomplete </w:t>
+      </w:r>
+      <w:r>
+        <w:rPr>
+          <w:b/>
+        </w:rPr>
+        <w:t>evidence</w:t>
+      </w:r>
+      <w:r>
+        <w:rPr>
+          <w:b w:val="0"/>
+        </w:rPr>
         <w:t>.</w:t>
       </w:r>
     </w:p>
@@ -874,19 +1936,19 @@
         <w:rPr>
           <w:b w:val="0"/>
         </w:rPr>
-        <w:t xml:space="preserve">Use the supplied constructed scenarios to make the </w:t>
+        <w:t xml:space="preserve">1. </w:t>
       </w:r>
       <w:r>
         <w:rPr>
           <w:b/>
         </w:rPr>
-        <w:t>mechanism</w:t>
-      </w:r>
-      <w:r>
-        <w:rPr>
-          <w:b w:val="0"/>
-        </w:rPr>
-        <w:t xml:space="preserve"> inspectable. Collect W4 before sharing solutions.</w:t>
+        <w:t>Need</w:t>
+      </w:r>
+      <w:r>
+        <w:rPr>
+          <w:b w:val="0"/>
+        </w:rPr>
+        <w:t>: turn approved notes into practice questions.</w:t>
       </w:r>
     </w:p>
     <w:p>
@@ -897,7 +1959,51 @@
         <w:rPr>
           <w:b w:val="0"/>
         </w:rPr>
-        <w:t xml:space="preserve">Students should name intermediate </w:t>
+        <w:t>2. Simple template can create fixed question types reliably.</w:t>
+      </w:r>
+    </w:p>
+    <w:p>
+      <w:pPr>
+        <w:spacing w:line="336" w:lineRule="auto" w:after="180"/>
+      </w:pPr>
+      <w:r>
+        <w:rPr>
+          <w:b w:val="0"/>
+        </w:rPr>
+        <w:t>3. AI may add varied wording but also unsupported details.</w:t>
+      </w:r>
+    </w:p>
+    <w:p>
+      <w:pPr>
+        <w:spacing w:line="336" w:lineRule="auto" w:after="180"/>
+      </w:pPr>
+      <w:r>
+        <w:rPr>
+          <w:b w:val="0"/>
+        </w:rPr>
+        <w:t>4. Use AI only where benefit exceeds added verification and safety cost.</w:t>
+      </w:r>
+    </w:p>
+    <w:p>
+      <w:pPr>
+        <w:spacing w:line="336" w:lineRule="auto" w:after="180"/>
+      </w:pPr>
+      <w:r>
+        <w:rPr>
+          <w:b w:val="0"/>
+        </w:rPr>
+        <w:t>Recalculate, retrace, or restate the reasoning in your own representation:</w:t>
+      </w:r>
+    </w:p>
+    <w:p>
+      <w:pPr>
+        <w:spacing w:line="336" w:lineRule="auto" w:after="180"/>
+      </w:pPr>
+      <w:r>
+        <w:rPr>
+          <w:b w:val="0"/>
+        </w:rPr>
+        <w:t xml:space="preserve">CHECK Did the </w:t>
       </w:r>
       <w:r>
         <w:rPr>
@@ -909,7 +2015,7 @@
         <w:rPr>
           <w:b w:val="0"/>
         </w:rPr>
-        <w:t xml:space="preserve"> and limitations; classroom pacing and learning effectiveness remain unvalidated.</w:t>
+        <w:t xml:space="preserve"> answer the exact question? Did the total, path, or source record stay consistent?</w:t>
       </w:r>
     </w:p>
     <w:p>
@@ -917,7 +2023,23 @@
         <w:pStyle w:val="Heading3"/>
       </w:pPr>
       <w:r>
-        <w:t>Readiness answer</w:t>
+        <w:t>Concrete teaching case</w:t>
+      </w:r>
+    </w:p>
+    <w:p>
+      <w:pPr>
+        <w:pStyle w:val="Heading3"/>
+      </w:pPr>
+      <w:r>
+        <w:t>Exact explanation to model</w:t>
+      </w:r>
+    </w:p>
+    <w:p>
+      <w:pPr>
+        <w:pStyle w:val="Heading3"/>
+      </w:pPr>
+      <w:r>
+        <w:t>Explain the added worked example</w:t>
       </w:r>
     </w:p>
     <w:p>
@@ -928,31 +2050,7 @@
         <w:rPr>
           <w:b w:val="0"/>
         </w:rPr>
-        <w:t xml:space="preserve">A result depends on the </w:t>
-      </w:r>
-      <w:r>
-        <w:rPr>
-          <w:b/>
-        </w:rPr>
-        <w:t>input</w:t>
-      </w:r>
-      <w:r>
-        <w:rPr>
-          <w:b w:val="0"/>
-        </w:rPr>
-        <w:t xml:space="preserve">s, procedure and conditions that produced it. Preserve data roles and distinguish observed outcomes from </w:t>
-      </w:r>
-      <w:r>
-        <w:rPr>
-          <w:b/>
-        </w:rPr>
-        <w:t>prediction</w:t>
-      </w:r>
-      <w:r>
-        <w:rPr>
-          <w:b w:val="0"/>
-        </w:rPr>
-        <w:t>s or unmeasured conditions.</w:t>
+        <w:t>Begin by writing the question the procedure is intended to answer. Identify the information already supplied, the information it will produce and the information still missing.</w:t>
       </w:r>
     </w:p>
     <w:p>
@@ -963,522 +2061,7 @@
         <w:rPr>
           <w:b w:val="0"/>
         </w:rPr>
-        <w:t>If the prior concept cannot be explained, use a short retrieval activity before this chapter.</w:t>
-      </w:r>
-    </w:p>
-    <w:p>
-      <w:pPr>
-        <w:spacing w:line="336" w:lineRule="auto" w:after="180"/>
-      </w:pPr>
-      <w:r>
-        <w:rPr>
-          <w:b w:val="0"/>
-        </w:rPr>
-        <w:t>Lesson and workbook; paper and pencil</w:t>
-      </w:r>
-    </w:p>
-    <w:p>
-      <w:pPr>
-        <w:spacing w:line="336" w:lineRule="auto" w:after="180"/>
-      </w:pPr>
-      <w:r>
-        <w:rPr>
-          <w:b w:val="0"/>
-        </w:rPr>
-        <w:t>Calculator and optional local Python 3 for arithmetic; no live API or private data</w:t>
-      </w:r>
-    </w:p>
-    <w:p>
-      <w:pPr>
-        <w:spacing w:line="336" w:lineRule="auto" w:after="180"/>
-      </w:pPr>
-      <w:r>
-        <w:rPr>
-          <w:b w:val="0"/>
-        </w:rPr>
-        <w:t>Prepare the fresh retry separately and withhold its solution until after collection</w:t>
-      </w:r>
-    </w:p>
-    <w:p>
-      <w:pPr>
-        <w:pStyle w:val="Heading3"/>
-      </w:pPr>
-      <w:r>
-        <w:t>End goal for the pictorial case</w:t>
-      </w:r>
-    </w:p>
-    <w:p>
-      <w:pPr>
-        <w:spacing w:line="336" w:lineRule="auto" w:after="180"/>
-      </w:pPr>
-      <w:r>
-        <w:rPr>
-          <w:b w:val="0"/>
-        </w:rPr>
-        <w:t xml:space="preserve">By the end, I can explain </w:t>
-      </w:r>
-      <w:r>
-        <w:rPr>
-          <w:b/>
-        </w:rPr>
-        <w:t>user</w:t>
-      </w:r>
-      <w:r>
-        <w:rPr>
-          <w:b w:val="0"/>
-        </w:rPr>
-        <w:t xml:space="preserve"> </w:t>
-      </w:r>
-      <w:r>
-        <w:rPr>
-          <w:b/>
-        </w:rPr>
-        <w:t>need</w:t>
-      </w:r>
-      <w:r>
-        <w:rPr>
-          <w:b w:val="0"/>
-        </w:rPr>
-        <w:t xml:space="preserve"> and </w:t>
-      </w:r>
-      <w:r>
-        <w:rPr>
-          <w:b/>
-        </w:rPr>
-        <w:t>ai contribution</w:t>
-      </w:r>
-      <w:r>
-        <w:rPr>
-          <w:b w:val="0"/>
-        </w:rPr>
-        <w:t xml:space="preserve"> using a traced example and a stated limitation.</w:t>
-      </w:r>
-    </w:p>
-    <w:p>
-      <w:pPr>
-        <w:spacing w:line="336" w:lineRule="auto" w:after="180"/>
-      </w:pPr>
-      <w:r>
-        <w:rPr>
-          <w:b w:val="0"/>
-        </w:rPr>
-        <w:t>This added worked case illustrates the week’s main idea. Retain all original and connected topics; schedule its practice within the teaching cycle.</w:t>
-      </w:r>
-    </w:p>
-    <w:p>
-      <w:pPr>
-        <w:pStyle w:val="Heading1"/>
-      </w:pPr>
-      <w:r>
-        <w:t>02. Explain the mechanism</w:t>
-      </w:r>
-    </w:p>
-    <w:p>
-      <w:r>
-        <w:t>Model User Need and AI Contribution using the supplied case, labelled mechanism and reasoning. Make the scope of each conclusion explicit.</w:t>
-      </w:r>
-    </w:p>
-    <w:p>
-      <w:pPr>
-        <w:spacing w:line="336" w:lineRule="auto" w:after="180"/>
-      </w:pPr>
-      <w:r>
-        <w:rPr>
-          <w:b/>
-        </w:rPr>
-        <w:t>Input</w:t>
-      </w:r>
-      <w:r>
-        <w:rPr>
-          <w:b w:val="0"/>
-        </w:rPr>
-        <w:t xml:space="preserve"> → </w:t>
-      </w:r>
-      <w:r>
-        <w:rPr>
-          <w:b/>
-        </w:rPr>
-        <w:t>Process</w:t>
-      </w:r>
-      <w:r>
-        <w:rPr>
-          <w:b w:val="0"/>
-        </w:rPr>
-        <w:t xml:space="preserve"> → </w:t>
-      </w:r>
-      <w:r>
-        <w:rPr>
-          <w:b/>
-        </w:rPr>
-        <w:t>Output</w:t>
-      </w:r>
-    </w:p>
-    <w:p>
-      <w:pPr>
-        <w:spacing w:line="336" w:lineRule="auto" w:after="180"/>
-      </w:pPr>
-      <w:r>
-        <w:rPr>
-          <w:b w:val="0"/>
-        </w:rPr>
-        <w:t>Trace the information. At each stage, ask what changed and how you could test it.</w:t>
-      </w:r>
-    </w:p>
-    <w:p>
-      <w:pPr>
-        <w:spacing w:line="336" w:lineRule="auto" w:after="180"/>
-      </w:pPr>
-      <w:r>
-        <w:rPr>
-          <w:b w:val="0"/>
-        </w:rPr>
-        <w:t>Which stage could fail even when the other two are correct? Explain:</w:t>
-      </w:r>
-    </w:p>
-    <w:p>
-      <w:pPr>
-        <w:spacing w:line="336" w:lineRule="auto" w:after="180"/>
-      </w:pPr>
-      <w:r>
-        <w:rPr>
-          <w:b w:val="0"/>
-        </w:rPr>
-        <w:t xml:space="preserve">Predict first. Then check each step. A correct answer without visible reasoning is incomplete </w:t>
-      </w:r>
-      <w:r>
-        <w:rPr>
-          <w:b/>
-        </w:rPr>
-        <w:t>evidence</w:t>
-      </w:r>
-      <w:r>
-        <w:rPr>
-          <w:b w:val="0"/>
-        </w:rPr>
-        <w:t>.</w:t>
-      </w:r>
-    </w:p>
-    <w:p>
-      <w:pPr>
-        <w:spacing w:line="336" w:lineRule="auto" w:after="180"/>
-        <w:shd w:fill="F4F9FC"/>
-      </w:pPr>
-      <w:r>
-        <w:rPr>
-          <w:b w:val="0"/>
-        </w:rPr>
-        <w:t xml:space="preserve">1. </w:t>
-      </w:r>
-      <w:r>
-        <w:rPr>
-          <w:b/>
-        </w:rPr>
-        <w:t>Need</w:t>
-      </w:r>
-      <w:r>
-        <w:rPr>
-          <w:b w:val="0"/>
-        </w:rPr>
-        <w:t>: turn approved notes into practice questions.</w:t>
-      </w:r>
-    </w:p>
-    <w:p>
-      <w:pPr>
-        <w:spacing w:line="336" w:lineRule="auto" w:after="180"/>
-        <w:shd w:fill="F4F9FC"/>
-      </w:pPr>
-      <w:r>
-        <w:rPr>
-          <w:b w:val="0"/>
-        </w:rPr>
-        <w:t>2. Simple template can create fixed question types reliably.</w:t>
-      </w:r>
-    </w:p>
-    <w:p>
-      <w:pPr>
-        <w:spacing w:line="336" w:lineRule="auto" w:after="180"/>
-        <w:shd w:fill="F4F9FC"/>
-      </w:pPr>
-      <w:r>
-        <w:rPr>
-          <w:b w:val="0"/>
-        </w:rPr>
-        <w:t>3. AI may add varied wording but also unsupported details.</w:t>
-      </w:r>
-    </w:p>
-    <w:p>
-      <w:pPr>
-        <w:spacing w:line="336" w:lineRule="auto" w:after="180"/>
-        <w:shd w:fill="F4F9FC"/>
-      </w:pPr>
-      <w:r>
-        <w:rPr>
-          <w:b w:val="0"/>
-        </w:rPr>
-        <w:t>4. Use AI only where benefit exceeds added verification and safety cost.</w:t>
-      </w:r>
-    </w:p>
-    <w:p>
-      <w:pPr>
-        <w:spacing w:line="336" w:lineRule="auto" w:after="180"/>
-      </w:pPr>
-      <w:r>
-        <w:rPr>
-          <w:b w:val="0"/>
-        </w:rPr>
-        <w:t>Recalculate, retrace, or restate the reasoning in your own representation:</w:t>
-      </w:r>
-    </w:p>
-    <w:p>
-      <w:pPr>
-        <w:spacing w:line="336" w:lineRule="auto" w:after="180"/>
-        <w:shd w:fill="F5F1FB"/>
-      </w:pPr>
-      <w:r>
-        <w:rPr>
-          <w:b w:val="0"/>
-        </w:rPr>
-        <w:t xml:space="preserve">CHECK Did the </w:t>
-      </w:r>
-      <w:r>
-        <w:rPr>
-          <w:b/>
-        </w:rPr>
-        <w:t>evidence</w:t>
-      </w:r>
-      <w:r>
-        <w:rPr>
-          <w:b w:val="0"/>
-        </w:rPr>
-        <w:t xml:space="preserve"> answer the exact question? Did the total, path, or source record stay consistent?</w:t>
-      </w:r>
-    </w:p>
-    <w:p>
-      <w:pPr>
-        <w:pStyle w:val="Heading3"/>
-      </w:pPr>
-      <w:r>
-        <w:t>Concrete teaching case</w:t>
-      </w:r>
-    </w:p>
-    <w:p>
-      <w:pPr>
-        <w:pStyle w:val="Heading3"/>
-      </w:pPr>
-      <w:r>
-        <w:t>The teaching case</w:t>
-      </w:r>
-    </w:p>
-    <w:p>
-      <w:pPr>
-        <w:spacing w:line="336" w:lineRule="auto" w:after="180"/>
-        <w:shd w:fill="F1F6FC"/>
-      </w:pPr>
-      <w:r>
-        <w:rPr>
-          <w:b w:val="0"/>
-        </w:rPr>
-        <w:t>Learners struggle to locate definitions in an approved chapter; a proposed chatbot answers everything.</w:t>
-      </w:r>
-    </w:p>
-    <w:p>
-      <w:pPr>
-        <w:pStyle w:val="Heading3"/>
-      </w:pPr>
-      <w:r>
-        <w:t>The teaching case</w:t>
-      </w:r>
-    </w:p>
-    <w:p>
-      <w:pPr>
-        <w:spacing w:line="336" w:lineRule="auto" w:after="180"/>
-        <w:shd w:fill="F1F6FC"/>
-      </w:pPr>
-      <w:r>
-        <w:rPr>
-          <w:b w:val="0"/>
-        </w:rPr>
-        <w:t xml:space="preserve">Narrow the </w:t>
-      </w:r>
-      <w:r>
-        <w:rPr>
-          <w:b/>
-        </w:rPr>
-        <w:t>need</w:t>
-      </w:r>
-      <w:r>
-        <w:rPr>
-          <w:b w:val="0"/>
-        </w:rPr>
-        <w:t xml:space="preserve"> and </w:t>
-      </w:r>
-      <w:r>
-        <w:rPr>
-          <w:b/>
-        </w:rPr>
-        <w:t>AI contribution</w:t>
-      </w:r>
-      <w:r>
-        <w:rPr>
-          <w:b w:val="0"/>
-        </w:rPr>
-        <w:t>.</w:t>
-      </w:r>
-    </w:p>
-    <w:p>
-      <w:pPr>
-        <w:pStyle w:val="Heading3"/>
-      </w:pPr>
-      <w:r>
-        <w:t>Exact explanation to model</w:t>
-      </w:r>
-    </w:p>
-    <w:p>
-      <w:pPr>
-        <w:pStyle w:val="Heading3"/>
-      </w:pPr>
-      <w:r>
-        <w:t>Why the result follows</w:t>
-      </w:r>
-    </w:p>
-    <w:p>
-      <w:pPr>
-        <w:spacing w:line="336" w:lineRule="auto" w:after="180"/>
-        <w:shd w:fill="F1F6FC"/>
-      </w:pPr>
-      <w:r>
-        <w:rPr>
-          <w:b w:val="0"/>
-        </w:rPr>
-        <w:t>Help locate and explain chapter definitions with references and unsupported-question handling. Compare a simple index or search first.</w:t>
-      </w:r>
-    </w:p>
-    <w:p>
-      <w:pPr>
-        <w:pStyle w:val="Heading3"/>
-      </w:pPr>
-      <w:r>
-        <w:t>Explain the added worked example</w:t>
-      </w:r>
-    </w:p>
-    <w:p>
-      <w:pPr>
-        <w:spacing w:line="336" w:lineRule="auto" w:after="180"/>
-      </w:pPr>
-      <w:r>
-        <w:rPr>
-          <w:b w:val="0"/>
-        </w:rPr>
-        <w:t xml:space="preserve">A grounded-assistant capstone begins with bounded </w:t>
-      </w:r>
-      <w:r>
-        <w:rPr>
-          <w:b/>
-        </w:rPr>
-        <w:t>requirement</w:t>
-      </w:r>
-      <w:r>
-        <w:rPr>
-          <w:b w:val="0"/>
-        </w:rPr>
-        <w:t xml:space="preserve">s and a versioned permitted corpus. A baseline can be a manual lookup </w:t>
-      </w:r>
-      <w:r>
-        <w:rPr>
-          <w:b/>
-        </w:rPr>
-        <w:t>process</w:t>
-      </w:r>
-      <w:r>
-        <w:rPr>
-          <w:b w:val="0"/>
-        </w:rPr>
-        <w:t xml:space="preserve"> using the same </w:t>
-      </w:r>
-      <w:r>
-        <w:rPr>
-          <w:b/>
-        </w:rPr>
-        <w:t>evidence</w:t>
-      </w:r>
-      <w:r>
-        <w:rPr>
-          <w:b w:val="0"/>
-        </w:rPr>
-        <w:t>.</w:t>
-      </w:r>
-    </w:p>
-    <w:p>
-      <w:pPr>
-        <w:pStyle w:val="Heading3"/>
-      </w:pPr>
-      <w:r>
-        <w:t>Explain the added worked example · 1</w:t>
-      </w:r>
-    </w:p>
-    <w:p>
-      <w:pPr>
-        <w:spacing w:line="336" w:lineRule="auto" w:after="180"/>
-      </w:pPr>
-      <w:r>
-        <w:rPr>
-          <w:b w:val="0"/>
-        </w:rPr>
-        <w:t>Begin by writing the question the procedure is intended to answer. Identify the information already supplied, the information it will produce and the information still missing.</w:t>
-      </w:r>
-    </w:p>
-    <w:p>
-      <w:pPr>
-        <w:spacing w:line="336" w:lineRule="auto" w:after="180"/>
-      </w:pPr>
-      <w:r>
-        <w:rPr>
-          <w:b w:val="0"/>
-        </w:rPr>
         <w:t>These are constructed classroom examples; they do not require live accounts, private records or an external service. Do not treat a plausible explanation as a measured outcome.</w:t>
-      </w:r>
-    </w:p>
-    <w:p>
-      <w:pPr>
-        <w:spacing w:line="336" w:lineRule="auto" w:after="180"/>
-      </w:pPr>
-      <w:r>
-        <w:rPr>
-          <w:b w:val="0"/>
-        </w:rPr>
-        <w:t xml:space="preserve">Specify the </w:t>
-      </w:r>
-      <w:r>
-        <w:rPr>
-          <w:b/>
-        </w:rPr>
-        <w:t>user</w:t>
-      </w:r>
-      <w:r>
-        <w:rPr>
-          <w:b w:val="0"/>
-        </w:rPr>
-        <w:t xml:space="preserve"> question, source authority, access, </w:t>
-      </w:r>
-      <w:r>
-        <w:rPr>
-          <w:b/>
-        </w:rPr>
-        <w:t>output</w:t>
-      </w:r>
-      <w:r>
-        <w:rPr>
-          <w:b w:val="0"/>
-        </w:rPr>
-        <w:t>/fallback contract and evaluation plan. Freeze corpus IDs and split cases before implementation. Keep teacher material out of student retrieval.</w:t>
-      </w:r>
-    </w:p>
-    <w:p>
-      <w:pPr>
-        <w:pStyle w:val="Heading3"/>
-      </w:pPr>
-      <w:r>
-        <w:t>Explain the added worked example · 2</w:t>
       </w:r>
     </w:p>
     <w:p>
@@ -1687,48 +2270,6 @@
         <w:rPr>
           <w:b w:val="0"/>
         </w:rPr>
-        <w:t xml:space="preserve">Student room assistant corpus contains public register P, teacher-only guide T and current approval A. It must report approved room capacity or </w:t>
-      </w:r>
-      <w:r>
-        <w:rPr>
-          <w:b/>
-        </w:rPr>
-        <w:t>need</w:t>
-      </w:r>
-      <w:r>
-        <w:rPr>
-          <w:b w:val="0"/>
-        </w:rPr>
-        <w:t>s_review.</w:t>
-      </w:r>
-    </w:p>
-    <w:p>
-      <w:pPr>
-        <w:spacing w:line="336" w:lineRule="auto" w:after="180"/>
-      </w:pPr>
-      <w:r>
-        <w:rPr>
-          <w:b w:val="0"/>
-        </w:rPr>
-        <w:t>Authorised corpus contains P and A, excluding T. Baseline manually checks same-room current approval and capacity. Reserve complete, missing and conflicting cases before development.</w:t>
-      </w:r>
-    </w:p>
-    <w:p>
-      <w:pPr>
-        <w:pStyle w:val="Heading3"/>
-      </w:pPr>
-      <w:r>
-        <w:t>Model the reasoning aloud · 3</w:t>
-      </w:r>
-    </w:p>
-    <w:p>
-      <w:pPr>
-        <w:spacing w:line="336" w:lineRule="auto" w:after="180"/>
-      </w:pPr>
-      <w:r>
-        <w:rPr>
-          <w:b w:val="0"/>
-        </w:rPr>
         <w:t xml:space="preserve">Compare the intermediate </w:t>
       </w:r>
       <w:r>
@@ -1902,85 +2443,10 @@
     </w:p>
     <w:p>
       <w:pPr>
-        <w:spacing w:line="336" w:lineRule="auto" w:after="180"/>
-      </w:pPr>
-      <w:r>
-        <w:rPr>
-          <w:b w:val="0"/>
-        </w:rPr>
-        <w:t>Define a useful reading helper before choosing its AI features.</w:t>
-      </w:r>
-    </w:p>
-    <w:p>
-      <w:pPr>
         <w:pStyle w:val="Heading3"/>
       </w:pPr>
       <w:r>
         <w:t>The facts we will use</w:t>
-      </w:r>
-    </w:p>
-    <w:p>
-      <w:pPr>
-        <w:pStyle w:val="Heading3"/>
-      </w:pPr>
-      <w:r>
-        <w:t>Supplied facts</w:t>
-      </w:r>
-    </w:p>
-    <w:p>
-      <w:pPr>
-        <w:spacing w:line="336" w:lineRule="auto" w:after="180"/>
-        <w:shd w:fill="F1F6FC"/>
-      </w:pPr>
-      <w:r>
-        <w:rPr>
-          <w:b w:val="0"/>
-        </w:rPr>
-        <w:t xml:space="preserve">A pupil </w:t>
-      </w:r>
-      <w:r>
-        <w:rPr>
-          <w:b/>
-        </w:rPr>
-        <w:t>need</w:t>
-      </w:r>
-      <w:r>
-        <w:rPr>
-          <w:b w:val="0"/>
-        </w:rPr>
-        <w:t>s the meaning of unfamiliar words in an approved glossary. G3 defines habitat as the place an organism lives; no other sources are allowed.</w:t>
-      </w:r>
-    </w:p>
-    <w:p>
-      <w:pPr>
-        <w:pStyle w:val="Heading3"/>
-      </w:pPr>
-      <w:r>
-        <w:t>Supplied facts</w:t>
-      </w:r>
-    </w:p>
-    <w:p>
-      <w:pPr>
-        <w:spacing w:line="336" w:lineRule="auto" w:after="180"/>
-        <w:shd w:fill="F1F6FC"/>
-      </w:pPr>
-      <w:r>
-        <w:rPr>
-          <w:b w:val="0"/>
-        </w:rPr>
-        <w:t xml:space="preserve">All </w:t>
-      </w:r>
-      <w:r>
-        <w:rPr>
-          <w:b/>
-        </w:rPr>
-        <w:t>input</w:t>
-      </w:r>
-      <w:r>
-        <w:rPr>
-          <w:b w:val="0"/>
-        </w:rPr>
-        <w:t>s and outcomes in this worked example are invented classroom data; no real model run is claimed.</w:t>
       </w:r>
     </w:p>
     <w:p>
@@ -1988,7 +2454,7 @@
         <w:drawing>
           <wp:inline xmlns:a="http://schemas.openxmlformats.org/drawingml/2006/main" xmlns:pic="http://schemas.openxmlformats.org/drawingml/2006/picture">
             <wp:extent cx="5486400" cy="5261429"/>
-            <wp:docPr id="1" name="Picture 1" descr="User Need and AI Contribution. Name the need: The pupil wants a glossary meaning, not a made-up example presented as a fact.. Choose contribution: The assistant locates the glossary entry and restates it in clear language with G3.. Bound the service: An absent word produces “not in this glossary”; a direct glossary search is the baseline."/>
+            <wp:docPr id="2" name="Picture 2" descr="User Need and AI Contribution. Name the need: The pupil wants a glossary meaning, not a made-up example presented as a fact.. Choose contribution: The assistant locates the glossary entry and restates it in clear language with G3.. Bound the service: An absent word produces “not in this glossary”; a direct glossary search is the baseline."/>
             <wp:cNvGraphicFramePr>
               <a:graphicFrameLocks noChangeAspect="1"/>
             </wp:cNvGraphicFramePr>
@@ -2000,7 +2466,7 @@
                     <pic:cNvPicPr/>
                   </pic:nvPicPr>
                   <pic:blipFill>
-                    <a:blip r:embed="rId9"/>
+                    <a:blip r:embed="rId10"/>
                     <a:stretch>
                       <a:fillRect/>
                     </a:stretch>
@@ -2024,114 +2490,7 @@
         <w:pStyle w:val="Heading3"/>
       </w:pPr>
       <w:r>
-        <w:t>Read the picture one step at a time</w:t>
-      </w:r>
-    </w:p>
-    <w:tbl>
-      <w:tblPr>
-        <w:tblStyle w:val="LightShading-Accent1"/>
-        <w:tblW w:type="auto" w:w="0"/>
-        <w:tblLook w:firstColumn="1" w:firstRow="1" w:lastColumn="0" w:lastRow="0" w:noHBand="0" w:noVBand="1" w:val="04A0"/>
-      </w:tblPr>
-      <w:tblGrid>
-        <w:gridCol w:w="5112"/>
-        <w:gridCol w:w="5112"/>
-      </w:tblGrid>
-      <w:tr>
-        <w:trPr>
-          <w:tblHeader/>
-        </w:trPr>
-        <w:tc>
-          <w:tcPr>
-            <w:tcW w:type="dxa" w:w="5112"/>
-          </w:tcPr>
-          <w:p>
-            <w:r>
-              <w:t>Step</w:t>
-            </w:r>
-          </w:p>
-        </w:tc>
-        <w:tc>
-          <w:tcPr>
-            <w:tcW w:type="dxa" w:w="5112"/>
-          </w:tcPr>
-          <w:p>
-            <w:r>
-              <w:t>What happens and why</w:t>
-            </w:r>
-          </w:p>
-        </w:tc>
-      </w:tr>
-      <w:tr>
-        <w:tc>
-          <w:tcPr>
-            <w:tcW w:type="dxa" w:w="5112"/>
-          </w:tcPr>
-          <w:p>
-            <w:r>
-              <w:t>1. Name the need</w:t>
-            </w:r>
-          </w:p>
-        </w:tc>
-        <w:tc>
-          <w:tcPr>
-            <w:tcW w:type="dxa" w:w="5112"/>
-          </w:tcPr>
-          <w:p>
-            <w:r>
-              <w:t>The pupil wants a glossary meaning, not a made-up example presented as a fact.</w:t>
-            </w:r>
-          </w:p>
-        </w:tc>
-      </w:tr>
-      <w:tr>
-        <w:tc>
-          <w:tcPr>
-            <w:tcW w:type="dxa" w:w="5112"/>
-          </w:tcPr>
-          <w:p>
-            <w:r>
-              <w:t>2. Choose contribution</w:t>
-            </w:r>
-          </w:p>
-        </w:tc>
-        <w:tc>
-          <w:tcPr>
-            <w:tcW w:type="dxa" w:w="5112"/>
-          </w:tcPr>
-          <w:p>
-            <w:r>
-              <w:t>The assistant locates the glossary entry and restates it in clear language with G3.</w:t>
-            </w:r>
-          </w:p>
-        </w:tc>
-      </w:tr>
-      <w:tr>
-        <w:tc>
-          <w:tcPr>
-            <w:tcW w:type="dxa" w:w="5112"/>
-          </w:tcPr>
-          <w:p>
-            <w:r>
-              <w:t>3. Bound the service</w:t>
-            </w:r>
-          </w:p>
-        </w:tc>
-        <w:tc>
-          <w:tcPr>
-            <w:tcW w:type="dxa" w:w="5112"/>
-          </w:tcPr>
-          <w:p>
-            <w:r>
-              <w:t>An absent word produces “not in this glossary”; a direct glossary search is the baseline.</w:t>
-            </w:r>
-          </w:p>
-        </w:tc>
-      </w:tr>
-    </w:tbl>
-    <w:p>
-      <w:r>
-        <w:t>Match each pictured step to the supplied facts. This is a worked teaching case, not an independent assessment.</w:t>
+        <w:t>Why this result follows</w:t>
       </w:r>
     </w:p>
     <w:p>
@@ -2139,7 +2498,7 @@
         <w:pStyle w:val="Heading3"/>
       </w:pPr>
       <w:r>
-        <w:t>Why this result follows</w:t>
+        <w:t>What this example does not establish</w:t>
       </w:r>
     </w:p>
     <w:p>
@@ -2147,43 +2506,408 @@
         <w:pStyle w:val="Heading3"/>
       </w:pPr>
       <w:r>
-        <w:t>Why the result follows</w:t>
+        <w:t>Change one thing in the pictured case</w:t>
+      </w:r>
+    </w:p>
+    <w:p>
+      <w:pPr>
+        <w:pStyle w:val="Heading3"/>
+      </w:pPr>
+      <w:r>
+        <w:t>Ask while showing the picture</w:t>
+      </w:r>
+    </w:p>
+    <w:p>
+      <w:pPr>
+        <w:pStyle w:val="Heading1"/>
+      </w:pPr>
+      <w:r>
+        <w:t>03. Guide the explanation, then remove help</w:t>
+      </w:r>
+    </w:p>
+    <w:p>
+      <w:r>
+        <w:t>Collect each learner’s reasoning before showing feedback.</w:t>
+      </w:r>
+    </w:p>
+    <w:p>
+      <w:pPr>
+        <w:pStyle w:val="Heading2"/>
+      </w:pPr>
+      <w:r>
+        <w:t>Main completion prompt</w:t>
       </w:r>
     </w:p>
     <w:p>
       <w:pPr>
         <w:spacing w:line="336" w:lineRule="auto" w:after="180"/>
-        <w:shd w:fill="F1F6FC"/>
-      </w:pPr>
-      <w:r>
-        <w:rPr>
-          <w:b w:val="0"/>
-        </w:rPr>
-        <w:t xml:space="preserve">Read the picture in order. An absent word produces “not in this glossary”; a direct glossary search is the baseline. The arrows show which recorded </w:t>
+      </w:pPr>
+      <w:r>
+        <w:rPr>
+          <w:b w:val="0"/>
+        </w:rPr>
+        <w:t xml:space="preserve">Completion task: Student room assistant corpus contains public register P, teacher-only guide T and current approval A. It must report approved room capacity or </w:t>
       </w:r>
       <w:r>
         <w:rPr>
           <w:b/>
         </w:rPr>
+        <w:t>need</w:t>
+      </w:r>
+      <w:r>
+        <w:rPr>
+          <w:b w:val="0"/>
+        </w:rPr>
+        <w:t>s_review.</w:t>
+      </w:r>
+    </w:p>
+    <w:p>
+      <w:pPr>
+        <w:spacing w:line="336" w:lineRule="auto" w:after="180"/>
+      </w:pPr>
+      <w:r>
+        <w:rPr>
+          <w:b w:val="0"/>
+        </w:rPr>
+        <w:t>Show the intermediate steps and give the conclusion with its scope.</w:t>
+      </w:r>
+    </w:p>
+    <w:p>
+      <w:pPr>
+        <w:pStyle w:val="Heading2"/>
+      </w:pPr>
+      <w:r>
+        <w:t>Expected reasoning and fading help</w:t>
+      </w:r>
+    </w:p>
+    <w:p>
+      <w:pPr>
+        <w:spacing w:line="336" w:lineRule="auto" w:after="180"/>
+      </w:pPr>
+      <w:r>
+        <w:rPr>
+          <w:b w:val="0"/>
+        </w:rPr>
+        <w:t>Teacher check: Teacher explanation: Authorised corpus contains P and A, excluding T. Baseline manually checks same-room current approval and capacity. Reserve complete, missing and conflicting cases before development.</w:t>
+      </w:r>
+    </w:p>
+    <w:p>
+      <w:pPr>
+        <w:spacing w:line="336" w:lineRule="auto" w:after="180"/>
+      </w:pPr>
+      <w:r>
+        <w:rPr>
+          <w:b w:val="0"/>
+        </w:rPr>
+        <w:t xml:space="preserve">Start by identifying the given </w:t>
+      </w:r>
+      <w:r>
+        <w:rPr>
+          <w:b/>
+        </w:rPr>
         <w:t>input</w:t>
       </w:r>
       <w:r>
         <w:rPr>
           <w:b w:val="0"/>
         </w:rPr>
-        <w:t xml:space="preserve"> or intermediate result each decision uses.</w:t>
+        <w:t xml:space="preserve">s together. Leave the intermediate steps blank. If </w:t>
+      </w:r>
+      <w:r>
+        <w:rPr>
+          <w:b/>
+        </w:rPr>
+        <w:t>need</w:t>
+      </w:r>
+      <w:r>
+        <w:rPr>
+          <w:b w:val="0"/>
+        </w:rPr>
+        <w:t>ed, model one step, then withdraw that help on the next step. Move to a full trace only when the partial trace is understood.</w:t>
       </w:r>
     </w:p>
     <w:p>
       <w:pPr>
         <w:spacing w:line="336" w:lineRule="auto" w:after="180"/>
-        <w:shd w:fill="F1F6FC"/>
-      </w:pPr>
-      <w:r>
-        <w:rPr>
-          <w:b w:val="0"/>
-        </w:rPr>
-        <w:t>Explain the deciding step aloud before checking the changed case; pointing to the final answer alone does not show how it follows.</w:t>
+      </w:pPr>
+      <w:r>
+        <w:rPr>
+          <w:b w:val="0"/>
+        </w:rPr>
+        <w:t>For partners, alternate explainer and checker; collect a response from every learner before discussion.</w:t>
+      </w:r>
+    </w:p>
+    <w:p>
+      <w:pPr>
+        <w:pStyle w:val="Heading2"/>
+      </w:pPr>
+      <w:r>
+        <w:t>Individual misconception check</w:t>
+      </w:r>
+    </w:p>
+    <w:p>
+      <w:pPr>
+        <w:spacing w:line="336" w:lineRule="auto" w:after="180"/>
+      </w:pPr>
+      <w:r>
+        <w:rPr>
+          <w:b w:val="0"/>
+        </w:rPr>
+        <w:t xml:space="preserve">Use the worked case for Capstone </w:t>
+      </w:r>
+      <w:r>
+        <w:rPr>
+          <w:b/>
+        </w:rPr>
+        <w:t>requirement</w:t>
+      </w:r>
+      <w:r>
+        <w:rPr>
+          <w:b w:val="0"/>
+        </w:rPr>
+        <w:t>s and corpus. Proposed explanation: “The worked result establishes every future case”. Decide whether this explanation is supported.</w:t>
+      </w:r>
+    </w:p>
+    <w:p>
+      <w:pPr>
+        <w:spacing w:line="336" w:lineRule="auto" w:after="180"/>
+      </w:pPr>
+      <w:r>
+        <w:rPr>
+          <w:b w:val="0"/>
+        </w:rPr>
+        <w:t xml:space="preserve">Point to the step or supplied fact that decides; explain your repair if </w:t>
+      </w:r>
+      <w:r>
+        <w:rPr>
+          <w:b/>
+        </w:rPr>
+        <w:t>need</w:t>
+      </w:r>
+      <w:r>
+        <w:rPr>
+          <w:b w:val="0"/>
+        </w:rPr>
+        <w:t>ed.</w:t>
+      </w:r>
+    </w:p>
+    <w:p>
+      <w:pPr>
+        <w:spacing w:line="336" w:lineRule="auto" w:after="180"/>
+      </w:pPr>
+      <w:r>
+        <w:rPr>
+          <w:b w:val="0"/>
+        </w:rPr>
+        <w:t xml:space="preserve">Expected correction: A complete capstone plan is not </w:t>
+      </w:r>
+      <w:r>
+        <w:rPr>
+          <w:b/>
+        </w:rPr>
+        <w:t>evidence</w:t>
+      </w:r>
+      <w:r>
+        <w:rPr>
+          <w:b w:val="0"/>
+        </w:rPr>
+        <w:t xml:space="preserve"> that the implementation meets it; evaluate after building.</w:t>
+      </w:r>
+    </w:p>
+    <w:p>
+      <w:pPr>
+        <w:spacing w:line="336" w:lineRule="auto" w:after="180"/>
+      </w:pPr>
+      <w:r>
+        <w:rPr>
+          <w:b w:val="0"/>
+        </w:rPr>
+        <w:t>Collect explanations, not only yes/no votes. If a misunderstanding is common, re-model the relevant step for the class.</w:t>
+      </w:r>
+    </w:p>
+    <w:p>
+      <w:pPr>
+        <w:spacing w:line="336" w:lineRule="auto" w:after="180"/>
+      </w:pPr>
+      <w:r>
+        <w:rPr>
+          <w:b w:val="0"/>
+        </w:rPr>
+        <w:t>If it affects a few learners, give a short targeted group explanation while others solve a more demanding variation.</w:t>
+      </w:r>
+    </w:p>
+    <w:p>
+      <w:pPr>
+        <w:pStyle w:val="Heading2"/>
+      </w:pPr>
+      <w:r>
+        <w:t>Pictorial question and changed-case reasoning</w:t>
+      </w:r>
+    </w:p>
+    <w:p>
+      <w:pPr>
+        <w:spacing w:line="336" w:lineRule="auto" w:after="180"/>
+      </w:pPr>
+      <w:r>
+        <w:rPr>
+          <w:b w:val="0"/>
+        </w:rPr>
+        <w:t xml:space="preserve">What non-AI baseline would reveal whether this helper adds value? Point to the relevant step in the picture, then write the changed result and the rule or </w:t>
+      </w:r>
+      <w:r>
+        <w:rPr>
+          <w:b/>
+        </w:rPr>
+        <w:t>evidence</w:t>
+      </w:r>
+      <w:r>
+        <w:rPr>
+          <w:b w:val="0"/>
+        </w:rPr>
+        <w:t xml:space="preserve"> that supports it.</w:t>
+      </w:r>
+    </w:p>
+    <w:p>
+      <w:pPr>
+        <w:spacing w:line="336" w:lineRule="auto" w:after="180"/>
+      </w:pPr>
+      <w:r>
+        <w:rPr>
+          <w:b w:val="0"/>
+        </w:rPr>
+        <w:t>Ask the same pupils to use direct glossary search on the same word tasks; compare supported answers and effort without inventing results.</w:t>
+      </w:r>
+    </w:p>
+    <w:p>
+      <w:pPr>
+        <w:spacing w:line="336" w:lineRule="auto" w:after="180"/>
+      </w:pPr>
+      <w:r>
+        <w:rPr>
+          <w:b w:val="0"/>
+        </w:rPr>
+        <w:t xml:space="preserve">Changed-case check: The assistant reports that the definition is unavailable in its approved glossary. A helpful interface cannot expand its authorised </w:t>
+      </w:r>
+      <w:r>
+        <w:rPr>
+          <w:b/>
+        </w:rPr>
+        <w:t>evidence</w:t>
+      </w:r>
+      <w:r>
+        <w:rPr>
+          <w:b w:val="0"/>
+        </w:rPr>
+        <w:t xml:space="preserve"> by guessing.</w:t>
+      </w:r>
+    </w:p>
+    <w:p>
+      <w:pPr>
+        <w:spacing w:line="336" w:lineRule="auto" w:after="180"/>
+      </w:pPr>
+      <w:r>
+        <w:rPr>
+          <w:b w:val="0"/>
+        </w:rPr>
+        <w:t xml:space="preserve">Changed-case reasoning: The assistant reports that the definition is unavailable in its approved glossary. A helpful interface cannot expand its authorised </w:t>
+      </w:r>
+      <w:r>
+        <w:rPr>
+          <w:b/>
+        </w:rPr>
+        <w:t>evidence</w:t>
+      </w:r>
+      <w:r>
+        <w:rPr>
+          <w:b w:val="0"/>
+        </w:rPr>
+        <w:t xml:space="preserve"> by guessing.</w:t>
+      </w:r>
+    </w:p>
+    <w:p>
+      <w:pPr>
+        <w:spacing w:line="336" w:lineRule="auto" w:after="180"/>
+      </w:pPr>
+      <w:r>
+        <w:rPr>
+          <w:b w:val="0"/>
+        </w:rPr>
+        <w:t xml:space="preserve">Collect each learner’s explanation before discussion. Use the first missing connection between </w:t>
+      </w:r>
+      <w:r>
+        <w:rPr>
+          <w:b/>
+        </w:rPr>
+        <w:t>input</w:t>
+      </w:r>
+      <w:r>
+        <w:rPr>
+          <w:b w:val="0"/>
+        </w:rPr>
+        <w:t xml:space="preserve">, deciding step and result to choose support. This question is worked-case practice, not fresh mastery </w:t>
+      </w:r>
+      <w:r>
+        <w:rPr>
+          <w:b/>
+        </w:rPr>
+        <w:t>evidence</w:t>
+      </w:r>
+      <w:r>
+        <w:rPr>
+          <w:b w:val="0"/>
+        </w:rPr>
+        <w:t>.</w:t>
+      </w:r>
+    </w:p>
+    <w:p>
+      <w:pPr>
+        <w:pStyle w:val="Heading2"/>
+      </w:pPr>
+      <w:r>
+        <w:t>Keep each learner explaining</w:t>
+      </w:r>
+    </w:p>
+    <w:p>
+      <w:pPr>
+        <w:pStyle w:val="ListBullet"/>
+      </w:pPr>
+      <w:r>
+        <w:t>Ask: Which facts are given, and which would we have to assume? Learners mark relevant details before discussing answers.</w:t>
+      </w:r>
+    </w:p>
+    <w:p>
+      <w:pPr>
+        <w:pStyle w:val="ListBullet"/>
+      </w:pPr>
+      <w:r>
+        <w:t>Say: Predict first. Show the rule, information path or calculation that would produce the result. A correct guess is not yet an explanation.</w:t>
+      </w:r>
+    </w:p>
+    <w:p>
+      <w:pPr>
+        <w:pStyle w:val="ListBullet"/>
+      </w:pPr>
+      <w:r>
+        <w:t>In pairs, one learner solves while the other checks evidence; exchange roles. Remove the worked answer before independent assessment.</w:t>
+      </w:r>
+    </w:p>
+    <w:p>
+      <w:pPr>
+        <w:pStyle w:val="Heading2"/>
+      </w:pPr>
+      <w:r>
+        <w:t>Earlier wording, alternatives and picture transcripts · reference / check after trying</w:t>
+      </w:r>
+    </w:p>
+    <w:p>
+      <w:pPr>
+        <w:spacing w:line="336" w:lineRule="auto" w:after="180"/>
+      </w:pPr>
+      <w:r>
+        <w:rPr>
+          <w:b w:val="0"/>
+        </w:rPr>
+        <w:t>Demonstrate and guide practice</w:t>
       </w:r>
     </w:p>
     <w:p>
@@ -2191,7 +2915,87 @@
         <w:pStyle w:val="Heading3"/>
       </w:pPr>
       <w:r>
-        <w:t>What this example does not establish</w:t>
+        <w:t>Board sequence</w:t>
+      </w:r>
+    </w:p>
+    <w:p>
+      <w:pPr>
+        <w:spacing w:line="336" w:lineRule="auto" w:after="180"/>
+      </w:pPr>
+      <w:r>
+        <w:rPr>
+          <w:b w:val="0"/>
+        </w:rPr>
+        <w:t>Write the given facts: Learners struggle to locate definitions in an approved chapter; a proposed chatbot answers everything.</w:t>
+      </w:r>
+    </w:p>
+    <w:p>
+      <w:pPr>
+        <w:spacing w:line="336" w:lineRule="auto" w:after="180"/>
+      </w:pPr>
+      <w:r>
+        <w:rPr>
+          <w:b w:val="0"/>
+        </w:rPr>
+        <w:t xml:space="preserve">Write the question to explain: Narrow the </w:t>
+      </w:r>
+      <w:r>
+        <w:rPr>
+          <w:b/>
+        </w:rPr>
+        <w:t>need</w:t>
+      </w:r>
+      <w:r>
+        <w:rPr>
+          <w:b w:val="0"/>
+        </w:rPr>
+        <w:t xml:space="preserve"> and </w:t>
+      </w:r>
+      <w:r>
+        <w:rPr>
+          <w:b/>
+        </w:rPr>
+        <w:t>AI contribution</w:t>
+      </w:r>
+      <w:r>
+        <w:rPr>
+          <w:b w:val="0"/>
+        </w:rPr>
+        <w:t>.</w:t>
+      </w:r>
+    </w:p>
+    <w:p>
+      <w:pPr>
+        <w:spacing w:line="336" w:lineRule="auto" w:after="180"/>
+      </w:pPr>
+      <w:r>
+        <w:rPr>
+          <w:b w:val="0"/>
+        </w:rPr>
+        <w:t xml:space="preserve">Reveal after </w:t>
+      </w:r>
+      <w:r>
+        <w:rPr>
+          <w:b/>
+        </w:rPr>
+        <w:t>prediction</w:t>
+      </w:r>
+      <w:r>
+        <w:rPr>
+          <w:b w:val="0"/>
+        </w:rPr>
+        <w:t>s: Help locate and explain chapter definitions with references and unsupported-question handling. Compare a simple index or search first.</w:t>
+      </w:r>
+    </w:p>
+    <w:p>
+      <w:pPr>
+        <w:spacing w:line="336" w:lineRule="auto" w:after="180"/>
+      </w:pPr>
+      <w:r>
+        <w:rPr>
+          <w:b w:val="0"/>
+        </w:rPr>
+        <w:t>Use the earlier changed question as optional later practice. Reserve Scope the equipment assistant independently for the first independent attempt before hints or feedback.</w:t>
       </w:r>
     </w:p>
     <w:p>
@@ -2199,422 +3003,18 @@
         <w:pStyle w:val="Heading3"/>
       </w:pPr>
       <w:r>
-        <w:t>Keep the stated limit</w:t>
+        <w:t>Classroom dialogue</w:t>
       </w:r>
     </w:p>
     <w:p>
       <w:pPr>
         <w:spacing w:line="336" w:lineRule="auto" w:after="180"/>
-        <w:shd w:fill="FFF5E6"/>
-      </w:pPr>
-      <w:r>
-        <w:rPr>
-          <w:b w:val="0"/>
-        </w:rPr>
-        <w:t xml:space="preserve">A </w:t>
-      </w:r>
-      <w:r>
-        <w:rPr>
-          <w:b/>
-        </w:rPr>
-        <w:t>requirement</w:t>
-      </w:r>
-      <w:r>
-        <w:rPr>
-          <w:b w:val="0"/>
-        </w:rPr>
-        <w:t>s plan identifies intended value; it does not demonstrate actual pupil benefit.</w:t>
-      </w:r>
-    </w:p>
-    <w:p>
-      <w:pPr>
-        <w:pStyle w:val="Heading3"/>
-      </w:pPr>
-      <w:r>
-        <w:t>Change one thing in the pictured case</w:t>
-      </w:r>
-    </w:p>
-    <w:p>
-      <w:pPr>
-        <w:pStyle w:val="Heading3"/>
-      </w:pPr>
-      <w:r>
-        <w:t>Change one thing</w:t>
-      </w:r>
-    </w:p>
-    <w:p>
-      <w:pPr>
-        <w:spacing w:line="336" w:lineRule="auto" w:after="180"/>
-        <w:shd w:fill="F5F1FB"/>
-      </w:pPr>
-      <w:r>
-        <w:rPr>
-          <w:b w:val="0"/>
-        </w:rPr>
-        <w:t>Change: The pupil asks for photosynthesis, which G3 does not contain.</w:t>
-      </w:r>
-    </w:p>
-    <w:p>
-      <w:pPr>
-        <w:pStyle w:val="Heading3"/>
-      </w:pPr>
-      <w:r>
-        <w:t>Predicted result</w:t>
-      </w:r>
-    </w:p>
-    <w:p>
-      <w:pPr>
-        <w:spacing w:line="336" w:lineRule="auto" w:after="180"/>
-        <w:shd w:fill="F1F6FC"/>
-      </w:pPr>
-      <w:r>
-        <w:rPr>
-          <w:b/>
-        </w:rPr>
-        <w:t>Prediction</w:t>
-      </w:r>
-      <w:r>
-        <w:rPr>
-          <w:b w:val="0"/>
-        </w:rPr>
-        <w:t>: The assistant reports that the definition is unavailable in its approved glossary.</w:t>
-      </w:r>
-    </w:p>
-    <w:p>
-      <w:pPr>
-        <w:pStyle w:val="Heading3"/>
-      </w:pPr>
-      <w:r>
-        <w:t>Why the result follows</w:t>
-      </w:r>
-    </w:p>
-    <w:p>
-      <w:pPr>
-        <w:spacing w:line="336" w:lineRule="auto" w:after="180"/>
-        <w:shd w:fill="F1F6FC"/>
-      </w:pPr>
-      <w:r>
-        <w:rPr>
-          <w:b w:val="0"/>
-        </w:rPr>
-        <w:t xml:space="preserve">Reason: A helpful interface cannot expand its authorised </w:t>
-      </w:r>
-      <w:r>
-        <w:rPr>
-          <w:b/>
-        </w:rPr>
-        <w:t>evidence</w:t>
-      </w:r>
-      <w:r>
-        <w:rPr>
-          <w:b w:val="0"/>
-        </w:rPr>
-        <w:t xml:space="preserve"> by guessing.</w:t>
-      </w:r>
-    </w:p>
-    <w:p>
-      <w:pPr>
-        <w:pStyle w:val="Heading3"/>
-      </w:pPr>
-      <w:r>
-        <w:t>Ask while showing the picture</w:t>
-      </w:r>
-    </w:p>
-    <w:p>
-      <w:pPr>
-        <w:pStyle w:val="Heading3"/>
-      </w:pPr>
-      <w:r>
-        <w:t>Ask while showing the picture · 4</w:t>
-      </w:r>
-    </w:p>
-    <w:p>
-      <w:pPr>
-        <w:spacing w:line="336" w:lineRule="auto" w:after="180"/>
-      </w:pPr>
-      <w:r>
-        <w:rPr>
-          <w:b w:val="0"/>
-        </w:rPr>
-        <w:t xml:space="preserve">Cover the result. Ask learners to name the </w:t>
-      </w:r>
-      <w:r>
-        <w:rPr>
-          <w:b/>
-        </w:rPr>
-        <w:t>input</w:t>
-      </w:r>
-      <w:r>
-        <w:rPr>
-          <w:b w:val="0"/>
-        </w:rPr>
-        <w:t xml:space="preserve">s and predict the next step. Uncover one step, connect the icon to the actual procedure, and explain its </w:t>
-      </w:r>
-      <w:r>
-        <w:rPr>
-          <w:b/>
-        </w:rPr>
-        <w:t>evidence</w:t>
-      </w:r>
-      <w:r>
-        <w:rPr>
-          <w:b w:val="0"/>
-        </w:rPr>
-        <w:t>. Then change the supplied condition and compare.</w:t>
-      </w:r>
-    </w:p>
-    <w:p>
-      <w:pPr>
-        <w:spacing w:line="336" w:lineRule="auto" w:after="180"/>
-      </w:pPr>
-      <w:r>
-        <w:rPr>
-          <w:b w:val="0"/>
-        </w:rPr>
-        <w:t>The picture is a representation; it does not document execution of a real AI model.</w:t>
-      </w:r>
-    </w:p>
-    <w:p>
-      <w:pPr>
-        <w:pStyle w:val="Heading1"/>
-      </w:pPr>
-      <w:r>
-        <w:t>03. Demonstrate and guide practice</w:t>
-      </w:r>
-    </w:p>
-    <w:p>
-      <w:r>
-        <w:t>Demonstrate User Need and AI Contribution, reduce support deliberately and check individual reasoning before discussing answers.</w:t>
-      </w:r>
-    </w:p>
-    <w:p>
-      <w:pPr>
-        <w:pStyle w:val="Heading3"/>
-      </w:pPr>
-      <w:r>
-        <w:t>Board sequence</w:t>
-      </w:r>
-    </w:p>
-    <w:p>
-      <w:pPr>
-        <w:pStyle w:val="Heading3"/>
-      </w:pPr>
-      <w:r>
-        <w:t>1. Put the facts on the board</w:t>
-      </w:r>
-    </w:p>
-    <w:p>
-      <w:pPr>
-        <w:spacing w:line="336" w:lineRule="auto" w:after="180"/>
-        <w:shd w:fill="F4F9FC"/>
-      </w:pPr>
-      <w:r>
-        <w:rPr>
-          <w:b w:val="0"/>
-        </w:rPr>
-        <w:t>Write the given facts: Learners struggle to locate definitions in an approved chapter; a proposed chatbot answers everything.</w:t>
-      </w:r>
-    </w:p>
-    <w:p>
-      <w:pPr>
-        <w:pStyle w:val="Heading3"/>
-      </w:pPr>
-      <w:r>
-        <w:t>2. State the decision to explain</w:t>
-      </w:r>
-    </w:p>
-    <w:p>
-      <w:pPr>
-        <w:spacing w:line="336" w:lineRule="auto" w:after="180"/>
-        <w:shd w:fill="F4F9FC"/>
-      </w:pPr>
-      <w:r>
-        <w:rPr>
-          <w:b w:val="0"/>
-        </w:rPr>
-        <w:t xml:space="preserve">Write the question to explain: Narrow the </w:t>
-      </w:r>
-      <w:r>
-        <w:rPr>
-          <w:b/>
-        </w:rPr>
-        <w:t>need</w:t>
-      </w:r>
-      <w:r>
-        <w:rPr>
-          <w:b w:val="0"/>
-        </w:rPr>
-        <w:t xml:space="preserve"> and </w:t>
-      </w:r>
-      <w:r>
-        <w:rPr>
-          <w:b/>
-        </w:rPr>
-        <w:t>AI contribution</w:t>
-      </w:r>
-      <w:r>
-        <w:rPr>
-          <w:b w:val="0"/>
-        </w:rPr>
-        <w:t>.</w:t>
-      </w:r>
-    </w:p>
-    <w:p>
-      <w:pPr>
-        <w:pStyle w:val="Heading3"/>
-      </w:pPr>
-      <w:r>
-        <w:t>3. Reveal the worked reasoning</w:t>
-      </w:r>
-    </w:p>
-    <w:p>
-      <w:pPr>
-        <w:spacing w:line="336" w:lineRule="auto" w:after="180"/>
-        <w:shd w:fill="F1F6FC"/>
-      </w:pPr>
-      <w:r>
-        <w:rPr>
-          <w:b w:val="0"/>
-        </w:rPr>
-        <w:t xml:space="preserve">Reveal after </w:t>
-      </w:r>
-      <w:r>
-        <w:rPr>
-          <w:b/>
-        </w:rPr>
-        <w:t>prediction</w:t>
-      </w:r>
-      <w:r>
-        <w:rPr>
-          <w:b w:val="0"/>
-        </w:rPr>
-        <w:t>s: Help locate and explain chapter definitions with references and unsupported-question handling. Compare a simple index or search first.</w:t>
-      </w:r>
-    </w:p>
-    <w:p>
-      <w:pPr>
-        <w:pStyle w:val="Heading3"/>
-      </w:pPr>
-      <w:r>
-        <w:t>Hold back the independent task</w:t>
-      </w:r>
-    </w:p>
-    <w:p>
-      <w:pPr>
-        <w:spacing w:line="336" w:lineRule="auto" w:after="180"/>
-        <w:shd w:fill="FFF5E6"/>
-      </w:pPr>
-      <w:r>
-        <w:rPr>
-          <w:b w:val="0"/>
-        </w:rPr>
-        <w:t xml:space="preserve">Keep for an independent attempt: A student </w:t>
-      </w:r>
-      <w:r>
-        <w:rPr>
-          <w:b/>
-        </w:rPr>
-        <w:t>need</w:t>
-      </w:r>
-      <w:r>
-        <w:rPr>
-          <w:b w:val="0"/>
-        </w:rPr>
-        <w:t xml:space="preserve">s the exact due date from a course notice. Should the design start by generating a plausible date or locating the notice? Explain the </w:t>
-      </w:r>
-      <w:r>
-        <w:rPr>
-          <w:b/>
-        </w:rPr>
-        <w:t>AI contribution</w:t>
-      </w:r>
-      <w:r>
-        <w:rPr>
-          <w:b w:val="0"/>
-        </w:rPr>
-        <w:t>.</w:t>
-      </w:r>
-    </w:p>
-    <w:p>
-      <w:pPr>
-        <w:pStyle w:val="Heading3"/>
-      </w:pPr>
-      <w:r>
-        <w:t>Classroom dialogue</w:t>
-      </w:r>
-    </w:p>
-    <w:p>
-      <w:pPr>
-        <w:pStyle w:val="Heading3"/>
-      </w:pPr>
-      <w:r>
-        <w:t>Ask the class</w:t>
-      </w:r>
-    </w:p>
-    <w:p>
-      <w:pPr>
-        <w:spacing w:line="336" w:lineRule="auto" w:after="180"/>
-        <w:shd w:fill="F5F1FB"/>
-      </w:pPr>
-      <w:r>
-        <w:rPr>
-          <w:b w:val="0"/>
-        </w:rPr>
-        <w:t>Ask: Which facts are given, and which would we have to assume? Learners mark relevant details before discussing answers.</w:t>
-      </w:r>
-    </w:p>
-    <w:p>
-      <w:pPr>
-        <w:pStyle w:val="Heading3"/>
-      </w:pPr>
-      <w:r>
-        <w:t>Language to model</w:t>
-      </w:r>
-    </w:p>
-    <w:p>
-      <w:pPr>
-        <w:spacing w:line="336" w:lineRule="auto" w:after="180"/>
-        <w:shd w:fill="F1F6F8"/>
-      </w:pPr>
-      <w:r>
-        <w:rPr>
-          <w:b w:val="0"/>
-        </w:rPr>
-        <w:t>Say: Predict first. Show the rule, information path or calculation that would produce the result. A correct guess is not yet an explanation.</w:t>
-      </w:r>
-    </w:p>
-    <w:p>
-      <w:pPr>
-        <w:spacing w:line="336" w:lineRule="auto" w:after="180"/>
       </w:pPr>
       <w:r>
         <w:rPr>
           <w:b w:val="0"/>
         </w:rPr>
         <w:t>Reveal reasoning one step at a time. Explain why a tempting alternative fails. Write units and denominators for arithmetic, trace conditions for decisions, and identify supporting sources for claims.</w:t>
-      </w:r>
-    </w:p>
-    <w:p>
-      <w:pPr>
-        <w:spacing w:line="336" w:lineRule="auto" w:after="180"/>
-      </w:pPr>
-      <w:r>
-        <w:rPr>
-          <w:b w:val="0"/>
-        </w:rPr>
-        <w:t xml:space="preserve">In pairs, one learner solves while the other checks </w:t>
-      </w:r>
-      <w:r>
-        <w:rPr>
-          <w:b/>
-        </w:rPr>
-        <w:t>evidence</w:t>
-      </w:r>
-      <w:r>
-        <w:rPr>
-          <w:b w:val="0"/>
-        </w:rPr>
-        <w:t>; exchange roles. Remove the worked answer before independent assessment.</w:t>
       </w:r>
     </w:p>
     <w:p>
@@ -2927,470 +3327,114 @@
         <w:pStyle w:val="Heading3"/>
       </w:pPr>
       <w:r>
-        <w:t>Completion practice</w:t>
+        <w:t>Individual reasoning check</w:t>
+      </w:r>
+    </w:p>
+    <w:p>
+      <w:pPr>
+        <w:pStyle w:val="Heading3"/>
+      </w:pPr>
+      <w:r>
+        <w:t>Pictorial practice question</w:t>
+      </w:r>
+    </w:p>
+    <w:p>
+      <w:pPr>
+        <w:pStyle w:val="Heading3"/>
+      </w:pPr>
+      <w:r>
+        <w:t>Reasoned teacher answer</w:t>
+      </w:r>
+    </w:p>
+    <w:p>
+      <w:pPr>
+        <w:pStyle w:val="Heading1"/>
+      </w:pPr>
+      <w:r>
+        <w:t>04. Run the supplied investigation</w:t>
+      </w:r>
+    </w:p>
+    <w:p>
+      <w:r>
+        <w:t>Keep expected results, observed paper traces and remaining limits distinguishable.</w:t>
+      </w:r>
+    </w:p>
+    <w:p>
+      <w:pPr>
+        <w:pStyle w:val="Heading2"/>
+      </w:pPr>
+      <w:r>
+        <w:t>Supplied materials and answer guidance</w:t>
       </w:r>
     </w:p>
     <w:p>
       <w:pPr>
         <w:spacing w:line="336" w:lineRule="auto" w:after="180"/>
-        <w:shd w:fill="F5F1FB"/>
-      </w:pPr>
-      <w:r>
-        <w:rPr>
-          <w:b w:val="0"/>
-        </w:rPr>
-        <w:t xml:space="preserve">Completion task: Student room assistant corpus contains public register P, teacher-only guide T and current approval A. It must report approved room capacity or </w:t>
-      </w:r>
-      <w:r>
-        <w:rPr>
-          <w:b/>
-        </w:rPr>
-        <w:t>need</w:t>
-      </w:r>
-      <w:r>
-        <w:rPr>
-          <w:b w:val="0"/>
-        </w:rPr>
-        <w:t>s_review.</w:t>
+      </w:pPr>
+      <w:r>
+        <w:rPr>
+          <w:b w:val="0"/>
+        </w:rPr>
+        <w:t>The glossary need is approved meaning plus source location, not unrestricted factual chat. Direct lookup is the baseline; a grounded restatement is a proposal requiring evaluation. Habitat is supported by G3; photosynthesis must return not in this glossary. No timings, costs or learning gains are supplied. Room planning uses P+A, not teacher-only T.</w:t>
       </w:r>
     </w:p>
     <w:p>
       <w:pPr>
         <w:spacing w:line="336" w:lineRule="auto" w:after="180"/>
-        <w:shd w:fill="F5F1FB"/>
-      </w:pPr>
-      <w:r>
-        <w:rPr>
-          <w:b w:val="0"/>
-        </w:rPr>
-        <w:t>Show the intermediate steps and give the conclusion with its scope.</w:t>
-      </w:r>
-    </w:p>
-    <w:p>
-      <w:pPr>
-        <w:pStyle w:val="Heading3"/>
-      </w:pPr>
-      <w:r>
-        <w:t>Reasoning to listen for</w:t>
-      </w:r>
-    </w:p>
-    <w:p>
-      <w:pPr>
-        <w:spacing w:line="336" w:lineRule="auto" w:after="180"/>
-        <w:shd w:fill="F1F6FC"/>
-      </w:pPr>
-      <w:r>
-        <w:rPr>
-          <w:b w:val="0"/>
-        </w:rPr>
-        <w:t>Teacher check: Teacher explanation: Authorised corpus contains P and A, excluding T. Baseline manually checks same-room current approval and capacity. Reserve complete, missing and conflicting cases before development.</w:t>
-      </w:r>
-    </w:p>
-    <w:p>
-      <w:pPr>
-        <w:spacing w:line="336" w:lineRule="auto" w:after="180"/>
-      </w:pPr>
-      <w:r>
-        <w:rPr>
-          <w:b w:val="0"/>
-        </w:rPr>
-        <w:t xml:space="preserve">Start by identifying the given </w:t>
-      </w:r>
-      <w:r>
-        <w:rPr>
-          <w:b/>
-        </w:rPr>
-        <w:t>input</w:t>
-      </w:r>
-      <w:r>
-        <w:rPr>
-          <w:b w:val="0"/>
-        </w:rPr>
-        <w:t xml:space="preserve">s together. Leave the intermediate steps blank. If </w:t>
-      </w:r>
-      <w:r>
-        <w:rPr>
-          <w:b/>
-        </w:rPr>
-        <w:t>need</w:t>
-      </w:r>
-      <w:r>
-        <w:rPr>
-          <w:b w:val="0"/>
-        </w:rPr>
-        <w:t>ed, model one step, then withdraw that help on the next step. Move to a full trace only when the partial trace is understood.</w:t>
-      </w:r>
-    </w:p>
-    <w:p>
-      <w:pPr>
-        <w:spacing w:line="336" w:lineRule="auto" w:after="180"/>
-      </w:pPr>
-      <w:r>
-        <w:rPr>
-          <w:b w:val="0"/>
-        </w:rPr>
-        <w:t>For partners, alternate explainer and checker; collect a response from every learner before discussion.</w:t>
-      </w:r>
-    </w:p>
-    <w:p>
-      <w:pPr>
-        <w:pStyle w:val="Heading3"/>
-      </w:pPr>
-      <w:r>
-        <w:t>Individual reasoning check</w:t>
-      </w:r>
-    </w:p>
-    <w:p>
-      <w:pPr>
-        <w:spacing w:line="336" w:lineRule="auto" w:after="180"/>
-      </w:pPr>
-      <w:r>
-        <w:rPr>
-          <w:b w:val="0"/>
-        </w:rPr>
-        <w:t xml:space="preserve">Use the worked case for Capstone </w:t>
-      </w:r>
-      <w:r>
-        <w:rPr>
-          <w:b/>
-        </w:rPr>
-        <w:t>requirement</w:t>
-      </w:r>
-      <w:r>
-        <w:rPr>
-          <w:b w:val="0"/>
-        </w:rPr>
-        <w:t>s and corpus. Proposed explanation: “The worked result establishes every future case”. Decide whether this explanation is supported.</w:t>
-      </w:r>
-    </w:p>
-    <w:p>
-      <w:pPr>
-        <w:spacing w:line="336" w:lineRule="auto" w:after="180"/>
-      </w:pPr>
-      <w:r>
-        <w:rPr>
-          <w:b w:val="0"/>
-        </w:rPr>
-        <w:t xml:space="preserve">Point to the step or supplied fact that decides; explain your repair if </w:t>
-      </w:r>
-      <w:r>
-        <w:rPr>
-          <w:b/>
-        </w:rPr>
-        <w:t>need</w:t>
-      </w:r>
-      <w:r>
-        <w:rPr>
-          <w:b w:val="0"/>
-        </w:rPr>
-        <w:t>ed.</w:t>
-      </w:r>
-    </w:p>
-    <w:p>
-      <w:pPr>
-        <w:pStyle w:val="Heading3"/>
-      </w:pPr>
-      <w:r>
-        <w:t>Expected repair</w:t>
-      </w:r>
-    </w:p>
-    <w:p>
-      <w:pPr>
-        <w:spacing w:line="336" w:lineRule="auto" w:after="180"/>
-        <w:shd w:fill="F1F6FC"/>
-      </w:pPr>
-      <w:r>
-        <w:rPr>
-          <w:b w:val="0"/>
-        </w:rPr>
-        <w:t xml:space="preserve">Expected correction: A complete capstone plan is not </w:t>
-      </w:r>
-      <w:r>
-        <w:rPr>
-          <w:b/>
-        </w:rPr>
-        <w:t>evidence</w:t>
-      </w:r>
-      <w:r>
-        <w:rPr>
-          <w:b w:val="0"/>
-        </w:rPr>
-        <w:t xml:space="preserve"> that the implementation meets it; evaluate after building.</w:t>
-      </w:r>
-    </w:p>
-    <w:p>
-      <w:pPr>
-        <w:spacing w:line="336" w:lineRule="auto" w:after="180"/>
-      </w:pPr>
-      <w:r>
-        <w:rPr>
-          <w:b w:val="0"/>
-        </w:rPr>
-        <w:t>Collect explanations, not only yes/no votes. If a misunderstanding is common, re-model the relevant step for the class.</w:t>
-      </w:r>
-    </w:p>
-    <w:p>
-      <w:pPr>
-        <w:spacing w:line="336" w:lineRule="auto" w:after="180"/>
-      </w:pPr>
-      <w:r>
-        <w:rPr>
-          <w:b w:val="0"/>
-        </w:rPr>
-        <w:t>If it affects a few learners, give a short targeted group explanation while others solve a more demanding variation.</w:t>
-      </w:r>
-    </w:p>
-    <w:p>
-      <w:pPr>
-        <w:pStyle w:val="Heading3"/>
-      </w:pPr>
-      <w:r>
-        <w:t>Pictorial practice question</w:t>
-      </w:r>
-    </w:p>
-    <w:p>
-      <w:pPr>
-        <w:spacing w:line="336" w:lineRule="auto" w:after="180"/>
-      </w:pPr>
-      <w:r>
-        <w:rPr>
-          <w:b w:val="0"/>
-        </w:rPr>
-        <w:t xml:space="preserve">What non-AI baseline would reveal whether this helper adds value? Point to the relevant step in the picture, then write the changed result and the rule or </w:t>
-      </w:r>
-      <w:r>
-        <w:rPr>
-          <w:b/>
-        </w:rPr>
-        <w:t>evidence</w:t>
-      </w:r>
-      <w:r>
-        <w:rPr>
-          <w:b w:val="0"/>
-        </w:rPr>
-        <w:t xml:space="preserve"> that supports it.</w:t>
-      </w:r>
-    </w:p>
-    <w:p>
-      <w:pPr>
-        <w:pStyle w:val="Heading3"/>
-      </w:pPr>
-      <w:r>
-        <w:t>Reasoned teacher answer</w:t>
-      </w:r>
-    </w:p>
-    <w:p>
-      <w:pPr>
-        <w:spacing w:line="336" w:lineRule="auto" w:after="180"/>
-      </w:pPr>
-      <w:r>
-        <w:rPr>
-          <w:b w:val="0"/>
-        </w:rPr>
-        <w:t>Ask the same pupils to use direct glossary search on the same word tasks; compare supported answers and effort without inventing results.</w:t>
-      </w:r>
-    </w:p>
-    <w:p>
-      <w:pPr>
-        <w:spacing w:line="336" w:lineRule="auto" w:after="180"/>
-      </w:pPr>
-      <w:r>
-        <w:rPr>
-          <w:b w:val="0"/>
-        </w:rPr>
-        <w:t xml:space="preserve">Changed-case check: The assistant reports that the definition is unavailable in its approved glossary. A helpful interface cannot expand its authorised </w:t>
-      </w:r>
-      <w:r>
-        <w:rPr>
-          <w:b/>
-        </w:rPr>
-        <w:t>evidence</w:t>
-      </w:r>
-      <w:r>
-        <w:rPr>
-          <w:b w:val="0"/>
-        </w:rPr>
-        <w:t xml:space="preserve"> by guessing.</w:t>
-      </w:r>
-    </w:p>
-    <w:p>
-      <w:pPr>
-        <w:spacing w:line="336" w:lineRule="auto" w:after="180"/>
-      </w:pPr>
-      <w:r>
-        <w:rPr>
-          <w:b w:val="0"/>
-        </w:rPr>
-        <w:t xml:space="preserve">Changed-case reasoning: The assistant reports that the definition is unavailable in its approved glossary. A helpful interface cannot expand its authorised </w:t>
-      </w:r>
-      <w:r>
-        <w:rPr>
-          <w:b/>
-        </w:rPr>
-        <w:t>evidence</w:t>
-      </w:r>
-      <w:r>
-        <w:rPr>
-          <w:b w:val="0"/>
-        </w:rPr>
-        <w:t xml:space="preserve"> by guessing.</w:t>
-      </w:r>
-    </w:p>
-    <w:p>
-      <w:pPr>
-        <w:spacing w:line="336" w:lineRule="auto" w:after="180"/>
-      </w:pPr>
-      <w:r>
-        <w:rPr>
-          <w:b w:val="0"/>
-        </w:rPr>
-        <w:t xml:space="preserve">Collect each learner’s explanation before discussion. Use the first missing connection between </w:t>
-      </w:r>
-      <w:r>
-        <w:rPr>
-          <w:b/>
-        </w:rPr>
-        <w:t>input</w:t>
-      </w:r>
-      <w:r>
-        <w:rPr>
-          <w:b w:val="0"/>
-        </w:rPr>
-        <w:t xml:space="preserve">, deciding step and result to choose support. This question is worked-case practice, not fresh mastery </w:t>
-      </w:r>
-      <w:r>
-        <w:rPr>
-          <w:b/>
-        </w:rPr>
-        <w:t>evidence</w:t>
-      </w:r>
-      <w:r>
-        <w:rPr>
-          <w:b w:val="0"/>
-        </w:rPr>
-        <w:t>.</w:t>
-      </w:r>
-    </w:p>
-    <w:p>
-      <w:pPr>
-        <w:pStyle w:val="Heading1"/>
-      </w:pPr>
-      <w:r>
-        <w:t>04. Run the weekly evidence lab</w:t>
-      </w:r>
-    </w:p>
-    <w:p>
-      <w:r>
-        <w:t>Run the User Need and AI Contribution investigation and use the first unsupported step to choose a teaching response.</w:t>
-      </w:r>
-    </w:p>
-    <w:p>
-      <w:pPr>
-        <w:spacing w:line="336" w:lineRule="auto" w:after="180"/>
-      </w:pPr>
-      <w:r>
-        <w:rPr>
-          <w:b w:val="0"/>
-        </w:rPr>
-        <w:t>Words You Can Use to Reason</w:t>
-      </w:r>
-    </w:p>
-    <w:p>
-      <w:pPr>
-        <w:spacing w:line="336" w:lineRule="auto" w:after="180"/>
-      </w:pPr>
-      <w:r>
-        <w:rPr>
-          <w:b w:val="0"/>
-        </w:rPr>
-        <w:t>A definition matters when you can recognize the idea, use it, and contrast it with a near-miss.</w:t>
-      </w:r>
-    </w:p>
-    <w:p>
-      <w:pPr>
-        <w:spacing w:line="336" w:lineRule="auto" w:after="180"/>
-      </w:pPr>
-      <w:r>
-        <w:rPr>
-          <w:b w:val="0"/>
-        </w:rPr>
+      </w:pPr>
+      <w:r>
+        <w:rPr>
+          <w:b w:val="0"/>
+        </w:rPr>
+        <w:t>Independent equipment planning uses public I+B, excludes restricted L; manual eligible item/booking lookup is baseline, missing authorised notice triggers review rather than guessing.</w:t>
+      </w:r>
+    </w:p>
+    <w:p>
+      <w:pPr>
+        <w:pStyle w:val="Heading2"/>
+      </w:pPr>
+      <w:r>
+        <w:t>Run and record</w:t>
+      </w:r>
+    </w:p>
+    <w:p>
+      <w:pPr>
+        <w:pStyle w:val="ListNumber"/>
+      </w:pPr>
+      <w:r>
         <w:t>Predict → Test → Record → Explain</w:t>
       </w:r>
     </w:p>
     <w:p>
       <w:pPr>
-        <w:spacing w:line="336" w:lineRule="auto" w:after="180"/>
-      </w:pPr>
-      <w:r>
-        <w:rPr>
-          <w:b w:val="0"/>
-        </w:rPr>
+        <w:pStyle w:val="ListNumber"/>
+      </w:pPr>
+      <w:r>
         <w:t>Keep expected and actual results separate. Surprises are useful data when recorded honestly.</w:t>
       </w:r>
     </w:p>
     <w:p>
       <w:pPr>
-        <w:spacing w:line="336" w:lineRule="auto" w:after="180"/>
-      </w:pPr>
-      <w:r>
-        <w:rPr>
-          <w:b w:val="0"/>
-        </w:rPr>
-        <w:t xml:space="preserve">Interview one learner, write a </w:t>
-      </w:r>
-      <w:r>
-        <w:rPr>
-          <w:b/>
-        </w:rPr>
-        <w:t>need</w:t>
-      </w:r>
-      <w:r>
-        <w:rPr>
-          <w:b w:val="0"/>
-        </w:rPr>
-        <w:t xml:space="preserve"> statement, sketch AI and non-AI flows, and compare value, risk, cost, and testability.</w:t>
-      </w:r>
-    </w:p>
-    <w:p>
-      <w:pPr>
-        <w:spacing w:line="336" w:lineRule="auto" w:after="180"/>
-        <w:shd w:fill="F5F1FB"/>
-      </w:pPr>
-      <w:r>
-        <w:rPr>
-          <w:b w:val="0"/>
-        </w:rPr>
+        <w:pStyle w:val="ListNumber"/>
+      </w:pPr>
+      <w:r>
+        <w:t>Use the supplied fictional learner card, or a separately recorded optional classmate interview, to define one need. Compare direct lookup with a bounded grounded helper; record source support, fallback and unknown costs or benefits without inventing user-test results.</w:t>
+      </w:r>
+    </w:p>
+    <w:p>
+      <w:pPr>
+        <w:pStyle w:val="ListNumber"/>
+      </w:pPr>
+      <w:r>
         <w:t>What did the hardest test teach you that the normal test did not?</w:t>
       </w:r>
     </w:p>
     <w:p>
       <w:pPr>
-        <w:pStyle w:val="Heading3"/>
-      </w:pPr>
-      <w:r>
-        <w:t>Make the lab runnable</w:t>
-      </w:r>
-    </w:p>
-    <w:p>
-      <w:pPr>
-        <w:spacing w:line="336" w:lineRule="auto" w:after="180"/>
-      </w:pPr>
-      <w:r>
-        <w:rPr>
-          <w:b w:val="0"/>
-        </w:rPr>
-        <w:t>Use the concrete case as the shared normal case and the independent question as a second case. Each pair creates a boundary or missing-information case and predicts its result before testing.</w:t>
-      </w:r>
-    </w:p>
-    <w:p>
-      <w:pPr>
-        <w:spacing w:line="336" w:lineRule="auto" w:after="180"/>
-      </w:pPr>
-      <w:r>
-        <w:rPr>
-          <w:b w:val="0"/>
-        </w:rPr>
-        <w:t>Keep the expected result separate from an observed mistake.</w:t>
+        <w:pStyle w:val="Heading2"/>
+      </w:pPr>
+      <w:r>
+        <w:t>Keep an inspectable record</w:t>
       </w:r>
     </w:p>
     <w:tbl>
@@ -3541,10 +3585,10 @@
     </w:tbl>
     <w:p>
       <w:pPr>
-        <w:pStyle w:val="Heading3"/>
-      </w:pPr>
-      <w:r>
-        <w:t>Diagnose and reteach</w:t>
+        <w:pStyle w:val="Heading2"/>
+      </w:pPr>
+      <w:r>
+        <w:t>Diagnose the first misunderstanding</w:t>
       </w:r>
     </w:p>
     <w:p>
@@ -3555,7 +3599,19 @@
         <w:rPr>
           <w:b w:val="0"/>
         </w:rPr>
-        <w:t>For guessing, return to given facts and request a trace. For vocabulary without application, use one example and one non-example. For arithmetic errors, check the setup before the calculation.</w:t>
+        <w:t xml:space="preserve">The worked result establishes every future case: A complete capstone plan is not </w:t>
+      </w:r>
+      <w:r>
+        <w:rPr>
+          <w:b/>
+        </w:rPr>
+        <w:t>evidence</w:t>
+      </w:r>
+      <w:r>
+        <w:rPr>
+          <w:b w:val="0"/>
+        </w:rPr>
+        <w:t xml:space="preserve"> that the implementation meets it; evaluate after building.</w:t>
       </w:r>
     </w:p>
     <w:p>
@@ -3566,15 +3622,31 @@
         <w:rPr>
           <w:b w:val="0"/>
         </w:rPr>
-        <w:t>Finish with a different uncoached case before recording mastery.</w:t>
-      </w:r>
-    </w:p>
-    <w:p>
-      <w:pPr>
-        <w:pStyle w:val="Heading3"/>
-      </w:pPr>
-      <w:r>
-        <w:t>Address these additional misconceptions</w:t>
+        <w:t xml:space="preserve">A missing </w:t>
+      </w:r>
+      <w:r>
+        <w:rPr>
+          <w:b/>
+        </w:rPr>
+        <w:t>input</w:t>
+      </w:r>
+      <w:r>
+        <w:rPr>
+          <w:b w:val="0"/>
+        </w:rPr>
+        <w:t xml:space="preserve"> may be replaced without recording the change: A replacement changes the </w:t>
+      </w:r>
+      <w:r>
+        <w:rPr>
+          <w:b/>
+        </w:rPr>
+        <w:t>evidence</w:t>
+      </w:r>
+      <w:r>
+        <w:rPr>
+          <w:b w:val="0"/>
+        </w:rPr>
+        <w:t xml:space="preserve"> or contract. Record the change and its justification; do not silently turn unknown into a measured value.</w:t>
       </w:r>
     </w:p>
     <w:p>
@@ -3585,7 +3657,7 @@
         <w:rPr>
           <w:b w:val="0"/>
         </w:rPr>
-        <w:t xml:space="preserve">The worked result establishes every future case: A complete capstone plan is not </w:t>
+        <w:t xml:space="preserve">Repeating an assessed case is new independent </w:t>
       </w:r>
       <w:r>
         <w:rPr>
@@ -3597,73 +3669,15 @@
         <w:rPr>
           <w:b w:val="0"/>
         </w:rPr>
-        <w:t xml:space="preserve"> that the implementation meets it; evaluate after building.</w:t>
-      </w:r>
-    </w:p>
-    <w:p>
-      <w:pPr>
-        <w:spacing w:line="336" w:lineRule="auto" w:after="180"/>
-      </w:pPr>
-      <w:r>
-        <w:rPr>
-          <w:b w:val="0"/>
-        </w:rPr>
-        <w:t xml:space="preserve">A missing </w:t>
-      </w:r>
-      <w:r>
-        <w:rPr>
-          <w:b/>
-        </w:rPr>
-        <w:t>input</w:t>
-      </w:r>
-      <w:r>
-        <w:rPr>
-          <w:b w:val="0"/>
-        </w:rPr>
-        <w:t xml:space="preserve"> may be replaced without recording the change: A replacement changes the </w:t>
-      </w:r>
-      <w:r>
-        <w:rPr>
-          <w:b/>
-        </w:rPr>
-        <w:t>evidence</w:t>
-      </w:r>
-      <w:r>
-        <w:rPr>
-          <w:b w:val="0"/>
-        </w:rPr>
-        <w:t xml:space="preserve"> or contract. Record the change and its justification; do not silently turn unknown into a measured value.</w:t>
-      </w:r>
-    </w:p>
-    <w:p>
-      <w:pPr>
-        <w:spacing w:line="336" w:lineRule="auto" w:after="180"/>
-      </w:pPr>
-      <w:r>
-        <w:rPr>
-          <w:b w:val="0"/>
-        </w:rPr>
-        <w:t xml:space="preserve">Repeating an assessed case is new independent </w:t>
-      </w:r>
-      <w:r>
-        <w:rPr>
-          <w:b/>
-        </w:rPr>
-        <w:t>evidence</w:t>
-      </w:r>
-      <w:r>
-        <w:rPr>
-          <w:b w:val="0"/>
-        </w:rPr>
         <w:t>: A replay checks consistency. An example used for feedback or revision cannot later be described as untouched final evaluation.</w:t>
       </w:r>
     </w:p>
     <w:p>
       <w:pPr>
-        <w:pStyle w:val="Heading3"/>
-      </w:pPr>
-      <w:r>
-        <w:t>Match the support to the first error</w:t>
+        <w:pStyle w:val="Heading2"/>
+      </w:pPr>
+      <w:r>
+        <w:t>Choose support from the response</w:t>
       </w:r>
     </w:p>
     <w:tbl>
@@ -3836,15 +3850,758 @@
     </w:p>
     <w:p>
       <w:pPr>
+        <w:pStyle w:val="Heading2"/>
+      </w:pPr>
+      <w:r>
+        <w:t>Earlier wording, alternatives and picture transcripts · reference / check after trying</w:t>
+      </w:r>
+    </w:p>
+    <w:p>
+      <w:pPr>
+        <w:spacing w:line="336" w:lineRule="auto" w:after="180"/>
+      </w:pPr>
+      <w:r>
+        <w:rPr>
+          <w:b w:val="0"/>
+        </w:rPr>
+        <w:t>Run the weekly evidence lab</w:t>
+      </w:r>
+    </w:p>
+    <w:p>
+      <w:pPr>
+        <w:spacing w:line="336" w:lineRule="auto" w:after="180"/>
+      </w:pPr>
+      <w:r>
+        <w:rPr>
+          <w:b w:val="0"/>
+        </w:rPr>
+        <w:t>Words You Can Use to Reason</w:t>
+      </w:r>
+    </w:p>
+    <w:p>
+      <w:pPr>
+        <w:spacing w:line="336" w:lineRule="auto" w:after="180"/>
+      </w:pPr>
+      <w:r>
+        <w:rPr>
+          <w:b w:val="0"/>
+        </w:rPr>
+        <w:t>A definition matters when you can recognize the idea, use it, and contrast it with a near-miss.</w:t>
+      </w:r>
+    </w:p>
+    <w:p>
+      <w:pPr>
+        <w:pStyle w:val="Heading3"/>
+      </w:pPr>
+      <w:r>
+        <w:t>Make the lab runnable</w:t>
+      </w:r>
+    </w:p>
+    <w:p>
+      <w:pPr>
+        <w:spacing w:line="336" w:lineRule="auto" w:after="180"/>
+      </w:pPr>
+      <w:r>
+        <w:rPr>
+          <w:b w:val="0"/>
+        </w:rPr>
+        <w:t>Use the supplied investigation for shared practice. Keep predictions and observed paper-trace results separate. Reserve Scope the equipment assistant independently for the individual first attempt before feedback; do not use the reserved case as a paired lab task.</w:t>
+      </w:r>
+    </w:p>
+    <w:p>
+      <w:pPr>
+        <w:pStyle w:val="Heading3"/>
+      </w:pPr>
+      <w:r>
+        <w:t>Diagnose and reteach</w:t>
+      </w:r>
+    </w:p>
+    <w:p>
+      <w:pPr>
+        <w:spacing w:line="336" w:lineRule="auto" w:after="180"/>
+      </w:pPr>
+      <w:r>
+        <w:rPr>
+          <w:b w:val="0"/>
+        </w:rPr>
+        <w:t>For guessing, return to given facts and request a trace. For vocabulary without application, use one example and one non-example. For arithmetic errors, check the setup before the calculation.</w:t>
+      </w:r>
+    </w:p>
+    <w:p>
+      <w:pPr>
+        <w:spacing w:line="336" w:lineRule="auto" w:after="180"/>
+      </w:pPr>
+      <w:r>
+        <w:rPr>
+          <w:b w:val="0"/>
+        </w:rPr>
+        <w:t>Finish with a different uncoached case before recording mastery.</w:t>
+      </w:r>
+    </w:p>
+    <w:p>
+      <w:pPr>
+        <w:pStyle w:val="Heading3"/>
+      </w:pPr>
+      <w:r>
+        <w:t>Address these additional misconceptions</w:t>
+      </w:r>
+    </w:p>
+    <w:p>
+      <w:pPr>
+        <w:pStyle w:val="Heading3"/>
+      </w:pPr>
+      <w:r>
+        <w:t>Match the support to the first error</w:t>
+      </w:r>
+    </w:p>
+    <w:p>
+      <w:pPr>
         <w:pStyle w:val="Heading1"/>
       </w:pPr>
       <w:r>
-        <w:t>05. Assess and explain the answers</w:t>
-      </w:r>
-    </w:p>
-    <w:p>
-      <w:r>
-        <w:t>Use the User Need and AI Contribution questions, teacher keys and criteria after the relevant attempts. Previously discussed cases are practice; protect the separately selected independent task.</w:t>
+        <w:t>05. Assess the selected new case</w:t>
+      </w:r>
+    </w:p>
+    <w:p>
+      <w:r>
+        <w:t>Keep this key until after the first attempt; accept valid alternatives with defensible reasoning.</w:t>
+      </w:r>
+    </w:p>
+    <w:p>
+      <w:pPr>
+        <w:pStyle w:val="Heading2"/>
+      </w:pPr>
+      <w:r>
+        <w:t>Selected independent question and key</w:t>
+      </w:r>
+    </w:p>
+    <w:p>
+      <w:pPr>
+        <w:spacing w:line="336" w:lineRule="auto" w:after="180"/>
+      </w:pPr>
+      <w:r>
+        <w:rPr>
+          <w:b w:val="0"/>
+        </w:rPr>
+        <w:t>Selected case: Student equipment assistant has public inventory I, restricted purchase ledger L and public booking notice B. Define eligible corpus, baseline and a missing-</w:t>
+      </w:r>
+      <w:r>
+        <w:rPr>
+          <w:b/>
+        </w:rPr>
+        <w:t>evidence</w:t>
+      </w:r>
+      <w:r>
+        <w:rPr>
+          <w:b w:val="0"/>
+        </w:rPr>
+        <w:t xml:space="preserve"> test.</w:t>
+      </w:r>
+    </w:p>
+    <w:p>
+      <w:pPr>
+        <w:spacing w:line="336" w:lineRule="auto" w:after="180"/>
+      </w:pPr>
+      <w:r>
+        <w:rPr>
+          <w:b w:val="0"/>
+        </w:rPr>
+        <w:t xml:space="preserve">Teacher explanation: Use I and B only; exclude L. Baseline manually matches item availability to authorised booking </w:t>
+      </w:r>
+      <w:r>
+        <w:rPr>
+          <w:b/>
+        </w:rPr>
+        <w:t>evidence</w:t>
+      </w:r>
+      <w:r>
+        <w:rPr>
+          <w:b w:val="0"/>
+        </w:rPr>
+        <w:t>. Missing notice should trigger the specified review outcome.</w:t>
+      </w:r>
+    </w:p>
+    <w:p>
+      <w:pPr>
+        <w:pStyle w:val="Heading2"/>
+      </w:pPr>
+      <w:r>
+        <w:t>Judge explanation, trace and limits</w:t>
+      </w:r>
+    </w:p>
+    <w:tbl>
+      <w:tblPr>
+        <w:tblStyle w:val="LightShading-Accent1"/>
+        <w:tblW w:type="auto" w:w="0"/>
+        <w:tblLook w:firstColumn="1" w:firstRow="1" w:lastColumn="0" w:lastRow="0" w:noHBand="0" w:noVBand="1" w:val="04A0"/>
+      </w:tblPr>
+      <w:tblGrid>
+        <w:gridCol w:w="5112"/>
+        <w:gridCol w:w="5112"/>
+      </w:tblGrid>
+      <w:tr>
+        <w:trPr>
+          <w:tblHeader/>
+        </w:trPr>
+        <w:tc>
+          <w:tcPr>
+            <w:tcW w:type="dxa" w:w="5112"/>
+          </w:tcPr>
+          <w:p>
+            <w:r>
+              <w:t>Dimension</w:t>
+            </w:r>
+          </w:p>
+        </w:tc>
+        <w:tc>
+          <w:tcPr>
+            <w:tcW w:type="dxa" w:w="5112"/>
+          </w:tcPr>
+          <w:p>
+            <w:r>
+              <w:t>Evidence required</w:t>
+            </w:r>
+          </w:p>
+        </w:tc>
+      </w:tr>
+      <w:tr>
+        <w:tc>
+          <w:tcPr>
+            <w:tcW w:type="dxa" w:w="5112"/>
+          </w:tcPr>
+          <w:p>
+            <w:r>
+              <w:t>Explanation</w:t>
+            </w:r>
+          </w:p>
+        </w:tc>
+        <w:tc>
+          <w:tcPr>
+            <w:tcW w:type="dxa" w:w="5112"/>
+          </w:tcPr>
+          <w:p>
+            <w:r>
+              <w:t>Names the applicable idea or procedure and ties it to the supplied facts.</w:t>
+            </w:r>
+          </w:p>
+        </w:tc>
+      </w:tr>
+      <w:tr>
+        <w:tc>
+          <w:tcPr>
+            <w:tcW w:type="dxa" w:w="5112"/>
+          </w:tcPr>
+          <w:p>
+            <w:r>
+              <w:t>Trace and result</w:t>
+            </w:r>
+          </w:p>
+        </w:tc>
+        <w:tc>
+          <w:tcPr>
+            <w:tcW w:type="dxa" w:w="5112"/>
+          </w:tcPr>
+          <w:p>
+            <w:r>
+              <w:t>Preserves the given inputs and shows the relevant intermediate steps; distinguishes a prediction from an observed execution.</w:t>
+            </w:r>
+          </w:p>
+        </w:tc>
+      </w:tr>
+      <w:tr>
+        <w:tc>
+          <w:tcPr>
+            <w:tcW w:type="dxa" w:w="5112"/>
+          </w:tcPr>
+          <w:p>
+            <w:r>
+              <w:t>Limits</w:t>
+            </w:r>
+          </w:p>
+        </w:tc>
+        <w:tc>
+          <w:tcPr>
+            <w:tcW w:type="dxa" w:w="5112"/>
+          </w:tcPr>
+          <w:p>
+            <w:r>
+              <w:t>States the assumptions, missing evidence or conditions under which the result would change.</w:t>
+            </w:r>
+          </w:p>
+        </w:tc>
+      </w:tr>
+    </w:tbl>
+    <w:p>
+      <w:pPr>
+        <w:spacing w:line="336" w:lineRule="auto" w:after="180"/>
+      </w:pPr>
+      <w:r>
+        <w:rPr>
+          <w:b w:val="0"/>
+        </w:rPr>
+        <w:t>Record each dimension as not yet, with support, or independent. Accept a valid alternative procedure with a defensible trace.</w:t>
+      </w:r>
+    </w:p>
+    <w:p>
+      <w:pPr>
+        <w:spacing w:line="336" w:lineRule="auto" w:after="180"/>
+      </w:pPr>
+      <w:r>
+        <w:rPr>
+          <w:b w:val="0"/>
+        </w:rPr>
+        <w:t xml:space="preserve">Do not penalise an honestly recorded model failure if the learner correctly explains its </w:t>
+      </w:r>
+      <w:r>
+        <w:rPr>
+          <w:b/>
+        </w:rPr>
+        <w:t>evidence</w:t>
+      </w:r>
+      <w:r>
+        <w:rPr>
+          <w:b w:val="0"/>
+        </w:rPr>
+        <w:t xml:space="preserve"> and limits.</w:t>
+      </w:r>
+    </w:p>
+    <w:p>
+      <w:pPr>
+        <w:pStyle w:val="Heading2"/>
+      </w:pPr>
+      <w:r>
+        <w:t>Give one usable repair action</w:t>
+      </w:r>
+    </w:p>
+    <w:p>
+      <w:pPr>
+        <w:spacing w:line="336" w:lineRule="auto" w:after="180"/>
+      </w:pPr>
+      <w:r>
+        <w:rPr>
+          <w:b w:val="0"/>
+        </w:rPr>
+        <w:t>Name the earliest unsupported step and give one action to repair it. Have the learner make that repair now and explain why. Then assess the relevant skill on a fresh, fully specified case.</w:t>
+      </w:r>
+    </w:p>
+    <w:p>
+      <w:pPr>
+        <w:spacing w:line="336" w:lineRule="auto" w:after="180"/>
+      </w:pPr>
+      <w:r>
+        <w:rPr>
+          <w:b w:val="0"/>
+        </w:rPr>
+        <w:t>Confirm it was not previously practised with feedback; solve and check the new case before assigning it. A follow-up design prompt is a starting brief, not automatically an equivalent test.</w:t>
+      </w:r>
+    </w:p>
+    <w:p>
+      <w:pPr>
+        <w:pStyle w:val="Heading2"/>
+      </w:pPr>
+      <w:r>
+        <w:t>W1 Explain the mechanism</w:t>
+      </w:r>
+    </w:p>
+    <w:p>
+      <w:pPr>
+        <w:spacing w:line="336" w:lineRule="auto" w:after="180"/>
+      </w:pPr>
+      <w:r>
+        <w:rPr>
+          <w:b w:val="0"/>
+        </w:rPr>
+        <w:t xml:space="preserve">Explain the weekly </w:t>
+      </w:r>
+      <w:r>
+        <w:rPr>
+          <w:b/>
+        </w:rPr>
+        <w:t>mechanism</w:t>
+      </w:r>
+      <w:r>
+        <w:rPr>
+          <w:b w:val="0"/>
+        </w:rPr>
+        <w:t xml:space="preserve"> in your own words. Use the worked scenario to name its </w:t>
+      </w:r>
+      <w:r>
+        <w:rPr>
+          <w:b/>
+        </w:rPr>
+        <w:t>input</w:t>
+      </w:r>
+      <w:r>
+        <w:rPr>
+          <w:b w:val="0"/>
+        </w:rPr>
+        <w:t xml:space="preserve">, decision rule and </w:t>
+      </w:r>
+      <w:r>
+        <w:rPr>
+          <w:b/>
+        </w:rPr>
+        <w:t>output</w:t>
+      </w:r>
+      <w:r>
+        <w:rPr>
+          <w:b w:val="0"/>
+        </w:rPr>
+        <w:t>.</w:t>
+      </w:r>
+    </w:p>
+    <w:p>
+      <w:pPr>
+        <w:spacing w:line="336" w:lineRule="auto" w:after="180"/>
+      </w:pPr>
+      <w:r>
+        <w:rPr>
+          <w:b w:val="0"/>
+        </w:rPr>
+        <w:t xml:space="preserve">Teacher explanation: A grounded-assistant capstone begins with bounded </w:t>
+      </w:r>
+      <w:r>
+        <w:rPr>
+          <w:b/>
+        </w:rPr>
+        <w:t>requirement</w:t>
+      </w:r>
+      <w:r>
+        <w:rPr>
+          <w:b w:val="0"/>
+        </w:rPr>
+        <w:t xml:space="preserve">s and a versioned permitted corpus. A baseline can be a manual lookup </w:t>
+      </w:r>
+      <w:r>
+        <w:rPr>
+          <w:b/>
+        </w:rPr>
+        <w:t>process</w:t>
+      </w:r>
+      <w:r>
+        <w:rPr>
+          <w:b w:val="0"/>
+        </w:rPr>
+        <w:t xml:space="preserve"> using the same </w:t>
+      </w:r>
+      <w:r>
+        <w:rPr>
+          <w:b/>
+        </w:rPr>
+        <w:t>evidence</w:t>
+      </w:r>
+      <w:r>
+        <w:rPr>
+          <w:b w:val="0"/>
+        </w:rPr>
+        <w:t>.</w:t>
+      </w:r>
+    </w:p>
+    <w:p>
+      <w:pPr>
+        <w:spacing w:line="336" w:lineRule="auto" w:after="180"/>
+      </w:pPr>
+      <w:r>
+        <w:rPr>
+          <w:b w:val="0"/>
+        </w:rPr>
+        <w:t xml:space="preserve">Specify the </w:t>
+      </w:r>
+      <w:r>
+        <w:rPr>
+          <w:b/>
+        </w:rPr>
+        <w:t>user</w:t>
+      </w:r>
+      <w:r>
+        <w:rPr>
+          <w:b w:val="0"/>
+        </w:rPr>
+        <w:t xml:space="preserve"> question, source authority, access, </w:t>
+      </w:r>
+      <w:r>
+        <w:rPr>
+          <w:b/>
+        </w:rPr>
+        <w:t>output</w:t>
+      </w:r>
+      <w:r>
+        <w:rPr>
+          <w:b w:val="0"/>
+        </w:rPr>
+        <w:t>/fallback contract and evaluation plan. Freeze corpus IDs and split cases before implementation. Keep teacher material out of student retrieval.</w:t>
+      </w:r>
+    </w:p>
+    <w:p>
+      <w:pPr>
+        <w:pStyle w:val="Heading2"/>
+      </w:pPr>
+      <w:r>
+        <w:t>W2 Trace the worked case</w:t>
+      </w:r>
+    </w:p>
+    <w:p>
+      <w:pPr>
+        <w:spacing w:line="336" w:lineRule="auto" w:after="180"/>
+      </w:pPr>
+      <w:r>
+        <w:rPr>
+          <w:b w:val="0"/>
+        </w:rPr>
+        <w:t xml:space="preserve">Student room assistant corpus contains public register P, teacher-only guide T and current approval A. It must report approved room capacity or </w:t>
+      </w:r>
+      <w:r>
+        <w:rPr>
+          <w:b/>
+        </w:rPr>
+        <w:t>need</w:t>
+      </w:r>
+      <w:r>
+        <w:rPr>
+          <w:b w:val="0"/>
+        </w:rPr>
+        <w:t>s_review. Show the intermediate steps and give the conclusion with its scope.</w:t>
+      </w:r>
+    </w:p>
+    <w:p>
+      <w:pPr>
+        <w:spacing w:line="336" w:lineRule="auto" w:after="180"/>
+      </w:pPr>
+      <w:r>
+        <w:rPr>
+          <w:b w:val="0"/>
+        </w:rPr>
+        <w:t>Teacher explanation: Authorised corpus contains P and A, excluding T. Baseline manually checks same-room current approval and capacity. Reserve complete, missing and conflicting cases before development.</w:t>
+      </w:r>
+    </w:p>
+    <w:p>
+      <w:pPr>
+        <w:pStyle w:val="Heading2"/>
+      </w:pPr>
+      <w:r>
+        <w:t>W3 Audit the limit</w:t>
+      </w:r>
+    </w:p>
+    <w:p>
+      <w:pPr>
+        <w:spacing w:line="336" w:lineRule="auto" w:after="180"/>
+      </w:pPr>
+      <w:r>
+        <w:rPr>
+          <w:b w:val="0"/>
+        </w:rPr>
+        <w:t xml:space="preserve">A report omits this qualification: A complete capstone plan is not </w:t>
+      </w:r>
+      <w:r>
+        <w:rPr>
+          <w:b/>
+        </w:rPr>
+        <w:t>evidence</w:t>
+      </w:r>
+      <w:r>
+        <w:rPr>
+          <w:b w:val="0"/>
+        </w:rPr>
+        <w:t xml:space="preserve"> that the implementation meets it; evaluate after building.</w:t>
+      </w:r>
+    </w:p>
+    <w:p>
+      <w:pPr>
+        <w:spacing w:line="336" w:lineRule="auto" w:after="180"/>
+      </w:pPr>
+      <w:r>
+        <w:rPr>
+          <w:b w:val="0"/>
+        </w:rPr>
+        <w:t>Explain how omitting it could change a reader's interpretation, and write an accurate replacement.</w:t>
+      </w:r>
+    </w:p>
+    <w:p>
+      <w:pPr>
+        <w:spacing w:line="336" w:lineRule="auto" w:after="180"/>
+      </w:pPr>
+      <w:r>
+        <w:rPr>
+          <w:b w:val="0"/>
+        </w:rPr>
+        <w:t xml:space="preserve">Teacher explanation: A complete capstone plan is not </w:t>
+      </w:r>
+      <w:r>
+        <w:rPr>
+          <w:b/>
+        </w:rPr>
+        <w:t>evidence</w:t>
+      </w:r>
+      <w:r>
+        <w:rPr>
+          <w:b w:val="0"/>
+        </w:rPr>
+        <w:t xml:space="preserve"> that the implementation meets it; evaluate after building.</w:t>
+      </w:r>
+    </w:p>
+    <w:p>
+      <w:pPr>
+        <w:spacing w:line="336" w:lineRule="auto" w:after="180"/>
+      </w:pPr>
+      <w:r>
+        <w:rPr>
+          <w:b w:val="0"/>
+        </w:rPr>
+        <w:t xml:space="preserve">State the observed result separately from the unverified or out-of-scope claim; preserve the original </w:t>
+      </w:r>
+      <w:r>
+        <w:rPr>
+          <w:b/>
+        </w:rPr>
+        <w:t>evidence</w:t>
+      </w:r>
+      <w:r>
+        <w:rPr>
+          <w:b w:val="0"/>
+        </w:rPr>
+        <w:t xml:space="preserve"> rather than inventing a missing fact.</w:t>
+      </w:r>
+    </w:p>
+    <w:p>
+      <w:pPr>
+        <w:pStyle w:val="Heading2"/>
+      </w:pPr>
+      <w:r>
+        <w:t>W5 Design a revealing follow-up</w:t>
+      </w:r>
+    </w:p>
+    <w:p>
+      <w:pPr>
+        <w:spacing w:line="336" w:lineRule="auto" w:after="180"/>
+      </w:pPr>
+      <w:r>
+        <w:rPr>
+          <w:b w:val="0"/>
+        </w:rPr>
+        <w:t xml:space="preserve">For the worked scenario, propose one additional case that could reveal a failure, describe its expected outcome before running it, and explain what would </w:t>
+      </w:r>
+      <w:r>
+        <w:rPr>
+          <w:b/>
+        </w:rPr>
+        <w:t>need</w:t>
+      </w:r>
+      <w:r>
+        <w:rPr>
+          <w:b w:val="0"/>
+        </w:rPr>
+        <w:t xml:space="preserve"> to remain fixed for a fair comparison.</w:t>
+      </w:r>
+    </w:p>
+    <w:p>
+      <w:pPr>
+        <w:spacing w:line="336" w:lineRule="auto" w:after="180"/>
+      </w:pPr>
+      <w:r>
+        <w:rPr>
+          <w:b w:val="0"/>
+        </w:rPr>
+        <w:t>Do not reuse W4 as a new final test after receiving feedback.</w:t>
+      </w:r>
+    </w:p>
+    <w:p>
+      <w:pPr>
+        <w:spacing w:line="336" w:lineRule="auto" w:after="180"/>
+      </w:pPr>
+      <w:r>
+        <w:rPr>
+          <w:b w:val="0"/>
+        </w:rPr>
+        <w:t xml:space="preserve">Teacher explanation: Accept a concrete variant of the worked </w:t>
+      </w:r>
+      <w:r>
+        <w:rPr>
+          <w:b/>
+        </w:rPr>
+        <w:t>input</w:t>
+      </w:r>
+      <w:r>
+        <w:rPr>
+          <w:b w:val="0"/>
+        </w:rPr>
+        <w:t xml:space="preserve"> or a missing/conflicting/boundary condition, with an expectation derived from the declared procedure.</w:t>
+      </w:r>
+    </w:p>
+    <w:p>
+      <w:pPr>
+        <w:spacing w:line="336" w:lineRule="auto" w:after="180"/>
+      </w:pPr>
+      <w:r>
+        <w:rPr>
+          <w:b w:val="0"/>
+        </w:rPr>
+        <w:t xml:space="preserve">Require preserved settings, original </w:t>
+      </w:r>
+      <w:r>
+        <w:rPr>
+          <w:b/>
+        </w:rPr>
+        <w:t>output</w:t>
+      </w:r>
+      <w:r>
+        <w:rPr>
+          <w:b w:val="0"/>
+        </w:rPr>
+        <w:t xml:space="preserve">s and data roles. A complete capstone plan is not </w:t>
+      </w:r>
+      <w:r>
+        <w:rPr>
+          <w:b/>
+        </w:rPr>
+        <w:t>evidence</w:t>
+      </w:r>
+      <w:r>
+        <w:rPr>
+          <w:b w:val="0"/>
+        </w:rPr>
+        <w:t xml:space="preserve"> that the implementation meets it; evaluate after building.</w:t>
+      </w:r>
+    </w:p>
+    <w:p>
+      <w:pPr>
+        <w:spacing w:line="336" w:lineRule="auto" w:after="180"/>
+      </w:pPr>
+      <w:r>
+        <w:rPr>
+          <w:b w:val="0"/>
+        </w:rPr>
+        <w:t xml:space="preserve">The new case should test this particular </w:t>
+      </w:r>
+      <w:r>
+        <w:rPr>
+          <w:b/>
+        </w:rPr>
+        <w:t>mechanism</w:t>
+      </w:r>
+      <w:r>
+        <w:rPr>
+          <w:b w:val="0"/>
+        </w:rPr>
+        <w:t xml:space="preserve"> rather than merely restate the original result.</w:t>
+      </w:r>
+    </w:p>
+    <w:p>
+      <w:pPr>
+        <w:pStyle w:val="Heading2"/>
+      </w:pPr>
+      <w:r>
+        <w:t>Earlier wording, alternatives and picture transcripts · reference / check after trying</w:t>
+      </w:r>
+    </w:p>
+    <w:p>
+      <w:pPr>
+        <w:spacing w:line="336" w:lineRule="auto" w:after="180"/>
+      </w:pPr>
+      <w:r>
+        <w:rPr>
+          <w:b w:val="0"/>
+        </w:rPr>
+        <w:t>Assess and explain the answers</w:t>
       </w:r>
     </w:p>
     <w:p>
@@ -3857,22 +4614,56 @@
     </w:p>
     <w:p>
       <w:pPr>
+        <w:spacing w:line="336" w:lineRule="auto" w:after="180"/>
+      </w:pPr>
+      <w:r>
+        <w:rPr>
+          <w:b w:val="0"/>
+        </w:rPr>
+        <w:t>Help locate and explain chapter definitions with references and unsupported-question handling. Compare a simple index or search first.</w:t>
+      </w:r>
+    </w:p>
+    <w:p>
+      <w:pPr>
         <w:pStyle w:val="Heading3"/>
       </w:pPr>
       <w:r>
-        <w:t>Teacher key · Worked case answer</w:t>
+        <w:t>Additional transfer practice question</w:t>
       </w:r>
     </w:p>
     <w:p>
       <w:pPr>
         <w:spacing w:line="336" w:lineRule="auto" w:after="180"/>
-        <w:shd w:fill="F1F6FC"/>
-      </w:pPr>
-      <w:r>
-        <w:rPr>
-          <w:b w:val="0"/>
-        </w:rPr>
-        <w:t>Help locate and explain chapter definitions with references and unsupported-question handling. Compare a simple index or search first.</w:t>
+      </w:pPr>
+      <w:r>
+        <w:rPr>
+          <w:b w:val="0"/>
+        </w:rPr>
+        <w:t xml:space="preserve">A student </w:t>
+      </w:r>
+      <w:r>
+        <w:rPr>
+          <w:b/>
+        </w:rPr>
+        <w:t>need</w:t>
+      </w:r>
+      <w:r>
+        <w:rPr>
+          <w:b w:val="0"/>
+        </w:rPr>
+        <w:t xml:space="preserve">s the exact due date from a course notice. Should the design start by generating a plausible date or locating the notice? Explain the </w:t>
+      </w:r>
+      <w:r>
+        <w:rPr>
+          <w:b/>
+        </w:rPr>
+        <w:t>AI contribution</w:t>
+      </w:r>
+      <w:r>
+        <w:rPr>
+          <w:b w:val="0"/>
+        </w:rPr>
+        <w:t>.</w:t>
       </w:r>
     </w:p>
     <w:p>
@@ -3880,73 +4671,12 @@
         <w:pStyle w:val="Heading3"/>
       </w:pPr>
       <w:r>
-        <w:t>Independent question</w:t>
-      </w:r>
-    </w:p>
-    <w:p>
-      <w:pPr>
-        <w:pStyle w:val="Heading3"/>
-      </w:pPr>
-      <w:r>
-        <w:t>Independent question · withhold the key</w:t>
+        <w:t>Reasoned practice answer</w:t>
       </w:r>
     </w:p>
     <w:p>
       <w:pPr>
         <w:spacing w:line="336" w:lineRule="auto" w:after="180"/>
-        <w:shd w:fill="F5F1FB"/>
-      </w:pPr>
-      <w:r>
-        <w:rPr>
-          <w:b w:val="0"/>
-        </w:rPr>
-        <w:t xml:space="preserve">A student </w:t>
-      </w:r>
-      <w:r>
-        <w:rPr>
-          <w:b/>
-        </w:rPr>
-        <w:t>need</w:t>
-      </w:r>
-      <w:r>
-        <w:rPr>
-          <w:b w:val="0"/>
-        </w:rPr>
-        <w:t xml:space="preserve">s the exact due date from a course notice. Should the design start by generating a plausible date or locating the notice? Explain the </w:t>
-      </w:r>
-      <w:r>
-        <w:rPr>
-          <w:b/>
-        </w:rPr>
-        <w:t>AI contribution</w:t>
-      </w:r>
-      <w:r>
-        <w:rPr>
-          <w:b w:val="0"/>
-        </w:rPr>
-        <w:t>.</w:t>
-      </w:r>
-    </w:p>
-    <w:p>
-      <w:pPr>
-        <w:pStyle w:val="Heading3"/>
-      </w:pPr>
-      <w:r>
-        <w:t>Expected independent answer</w:t>
-      </w:r>
-    </w:p>
-    <w:p>
-      <w:pPr>
-        <w:pStyle w:val="Heading3"/>
-      </w:pPr>
-      <w:r>
-        <w:t>Teacher key · Expected independent answer</w:t>
-      </w:r>
-    </w:p>
-    <w:p>
-      <w:pPr>
-        <w:spacing w:line="336" w:lineRule="auto" w:after="180"/>
-        <w:shd w:fill="F1F6FC"/>
       </w:pPr>
       <w:r>
         <w:rPr>
@@ -4276,1199 +5006,444 @@
     </w:p>
     <w:p>
       <w:pPr>
+        <w:spacing w:line="336" w:lineRule="auto" w:after="180"/>
+      </w:pPr>
+      <w:r>
+        <w:rPr>
+          <w:b w:val="0"/>
+        </w:rPr>
+        <w:t xml:space="preserve">Use timed predefined definition queries, recording correctness, page reference and unsupported-question handling. An index may already meet the </w:t>
+      </w:r>
+      <w:r>
+        <w:rPr>
+          <w:b/>
+        </w:rPr>
+        <w:t>need</w:t>
+      </w:r>
+      <w:r>
+        <w:rPr>
+          <w:b w:val="0"/>
+        </w:rPr>
+        <w:t>.</w:t>
+      </w:r>
+    </w:p>
+    <w:p>
+      <w:pPr>
+        <w:spacing w:line="336" w:lineRule="auto" w:after="180"/>
+      </w:pPr>
+      <w:r>
+        <w:rPr>
+          <w:b w:val="0"/>
+        </w:rPr>
+        <w:t>An assistant must add measured value without inventing definitions absent from the handout.</w:t>
+      </w:r>
+    </w:p>
+    <w:p>
+      <w:pPr>
         <w:pStyle w:val="Heading3"/>
       </w:pPr>
       <w:r>
-        <w:t>Teacher key · Original transfer answer</w:t>
+        <w:t>Explanations for the additional workbook examples</w:t>
+      </w:r>
+    </w:p>
+    <w:p>
+      <w:pPr>
+        <w:pStyle w:val="Heading3"/>
+      </w:pPr>
+      <w:r>
+        <w:t>W1 Explain the mechanism</w:t>
+      </w:r>
+    </w:p>
+    <w:p>
+      <w:pPr>
+        <w:pStyle w:val="Heading3"/>
+      </w:pPr>
+      <w:r>
+        <w:t>W2 Trace the worked case</w:t>
+      </w:r>
+    </w:p>
+    <w:p>
+      <w:pPr>
+        <w:pStyle w:val="Heading3"/>
+      </w:pPr>
+      <w:r>
+        <w:t>W3 Audit the limit</w:t>
+      </w:r>
+    </w:p>
+    <w:p>
+      <w:pPr>
+        <w:pStyle w:val="Heading3"/>
+      </w:pPr>
+      <w:r>
+        <w:t>W4 Apply a new case independently</w:t>
       </w:r>
     </w:p>
     <w:p>
       <w:pPr>
         <w:spacing w:line="336" w:lineRule="auto" w:after="180"/>
-        <w:shd w:fill="F1F6FC"/>
-      </w:pPr>
-      <w:r>
-        <w:rPr>
-          <w:b w:val="0"/>
-        </w:rPr>
-        <w:t xml:space="preserve">Use timed predefined definition queries, recording correctness, page reference and unsupported-question handling. An index may already meet the </w:t>
+      </w:pPr>
+      <w:r>
+        <w:rPr>
+          <w:b w:val="0"/>
+        </w:rPr>
+        <w:t>Student equipment assistant has public inventory I, restricted purchase ledger L and public booking notice B. Define eligible corpus, baseline and a missing-</w:t>
       </w:r>
       <w:r>
         <w:rPr>
           <w:b/>
         </w:rPr>
+        <w:t>evidence</w:t>
+      </w:r>
+      <w:r>
+        <w:rPr>
+          <w:b w:val="0"/>
+        </w:rPr>
+        <w:t xml:space="preserve"> test.</w:t>
+      </w:r>
+    </w:p>
+    <w:p>
+      <w:pPr>
+        <w:spacing w:line="336" w:lineRule="auto" w:after="180"/>
+      </w:pPr>
+      <w:r>
+        <w:rPr>
+          <w:b w:val="0"/>
+        </w:rPr>
+        <w:t xml:space="preserve">Teacher explanation: Use I and B only; exclude L. Baseline manually matches item availability to authorised booking </w:t>
+      </w:r>
+      <w:r>
+        <w:rPr>
+          <w:b/>
+        </w:rPr>
+        <w:t>evidence</w:t>
+      </w:r>
+      <w:r>
+        <w:rPr>
+          <w:b w:val="0"/>
+        </w:rPr>
+        <w:t>. Missing notice should trigger the specified review outcome.</w:t>
+      </w:r>
+    </w:p>
+    <w:p>
+      <w:pPr>
+        <w:pStyle w:val="Heading3"/>
+      </w:pPr>
+      <w:r>
+        <w:t>W5 Design a revealing follow-up</w:t>
+      </w:r>
+    </w:p>
+    <w:p>
+      <w:pPr>
+        <w:pStyle w:val="Heading3"/>
+      </w:pPr>
+      <w:r>
+        <w:t>Assess independent transfer</w:t>
+      </w:r>
+    </w:p>
+    <w:p>
+      <w:pPr>
+        <w:pStyle w:val="Heading3"/>
+      </w:pPr>
+      <w:r>
+        <w:t>Selected case answer</w:t>
+      </w:r>
+    </w:p>
+    <w:p>
+      <w:pPr>
+        <w:pStyle w:val="Heading3"/>
+      </w:pPr>
+      <w:r>
+        <w:t>Feedback that the learner uses</w:t>
+      </w:r>
+    </w:p>
+    <w:p>
+      <w:pPr>
+        <w:pStyle w:val="Heading1"/>
+      </w:pPr>
+      <w:r>
+        <w:t>06. Connect, adapt and return</w:t>
+      </w:r>
+    </w:p>
+    <w:p>
+      <w:r>
+        <w:t>Retain the project evidence and revisit the reasoning on a changed case.</w:t>
+      </w:r>
+    </w:p>
+    <w:p>
+      <w:pPr>
+        <w:pStyle w:val="Heading2"/>
+      </w:pPr>
+      <w:r>
+        <w:t>Project evidence to keep</w:t>
+      </w:r>
+    </w:p>
+    <w:p>
+      <w:pPr>
+        <w:spacing w:line="336" w:lineRule="auto" w:after="180"/>
+      </w:pPr>
+      <w:r>
+        <w:rPr>
+          <w:b w:val="0"/>
+        </w:rPr>
+        <w:t>Justify exactly which Study Buddy stage uses AI and which stages remain deterministic.</w:t>
+      </w:r>
+    </w:p>
+    <w:p>
+      <w:pPr>
+        <w:spacing w:line="336" w:lineRule="auto" w:after="180"/>
+      </w:pPr>
+      <w:r>
+        <w:rPr>
+          <w:b w:val="0"/>
+        </w:rPr>
+        <w:t xml:space="preserve">Keep the decision, </w:t>
+      </w:r>
+      <w:r>
+        <w:rPr>
+          <w:b/>
+        </w:rPr>
+        <w:t>input</w:t>
+      </w:r>
+      <w:r>
+        <w:rPr>
+          <w:b w:val="0"/>
+        </w:rPr>
+        <w:t xml:space="preserve">, result, explanation and remaining limitation in the project </w:t>
+      </w:r>
+      <w:r>
+        <w:rPr>
+          <w:b/>
+        </w:rPr>
+        <w:t>evidence</w:t>
+      </w:r>
+      <w:r>
+        <w:rPr>
+          <w:b w:val="0"/>
+        </w:rPr>
+        <w:t xml:space="preserve"> record. Retrieve this record next week rather than restarting the project.</w:t>
+      </w:r>
+    </w:p>
+    <w:p>
+      <w:pPr>
+        <w:spacing w:line="336" w:lineRule="auto" w:after="180"/>
+      </w:pPr>
+      <w:r>
+        <w:rPr>
+          <w:b w:val="0"/>
+        </w:rPr>
+        <w:t xml:space="preserve">For your Verified Study Buddy, save the </w:t>
+      </w:r>
+      <w:r>
+        <w:rPr>
+          <w:b/>
+        </w:rPr>
+        <w:t>input</w:t>
+      </w:r>
+      <w:r>
+        <w:rPr>
+          <w:b w:val="0"/>
+        </w:rPr>
+        <w:t>, procedure, observed result and limitation of this check.</w:t>
+      </w:r>
+    </w:p>
+    <w:p>
+      <w:pPr>
+        <w:spacing w:line="336" w:lineRule="auto" w:after="180"/>
+      </w:pPr>
+      <w:r>
+        <w:rPr>
+          <w:b w:val="0"/>
+        </w:rPr>
+        <w:t>Label this worked example as practice; use a different, previously unreviewed case when checking independent understanding.</w:t>
+      </w:r>
+    </w:p>
+    <w:p>
+      <w:pPr>
+        <w:pStyle w:val="Heading2"/>
+      </w:pPr>
+      <w:r>
+        <w:t>Support while preserving the reasoning goal</w:t>
+      </w:r>
+    </w:p>
+    <w:p>
+      <w:pPr>
+        <w:spacing w:line="336" w:lineRule="auto" w:after="180"/>
+      </w:pPr>
+      <w:r>
+        <w:rPr>
+          <w:b w:val="0"/>
+        </w:rPr>
+        <w:t xml:space="preserve">Provide one short approved passage; separate instruction, </w:t>
+      </w:r>
+      <w:r>
+        <w:rPr>
+          <w:b/>
+        </w:rPr>
+        <w:t>input</w:t>
+      </w:r>
+      <w:r>
+        <w:rPr>
+          <w:b w:val="0"/>
+        </w:rPr>
+        <w:t xml:space="preserve">, </w:t>
+      </w:r>
+      <w:r>
+        <w:rPr>
+          <w:b/>
+        </w:rPr>
+        <w:t>output</w:t>
+      </w:r>
+      <w:r>
+        <w:rPr>
+          <w:b w:val="0"/>
+        </w:rPr>
+        <w:t xml:space="preserve"> and </w:t>
+      </w:r>
+      <w:r>
+        <w:rPr>
+          <w:b/>
+        </w:rPr>
+        <w:t>evidence</w:t>
+      </w:r>
+      <w:r>
+        <w:rPr>
+          <w:b w:val="0"/>
+        </w:rPr>
+        <w:t>. Stretch: introduce an unsupported claim or conflicting source and validate claim by claim with a fallback.</w:t>
+      </w:r>
+    </w:p>
+    <w:p>
+      <w:pPr>
+        <w:spacing w:line="336" w:lineRule="auto" w:after="180"/>
+      </w:pPr>
+      <w:r>
+        <w:rPr>
+          <w:b w:val="0"/>
+        </w:rPr>
+        <w:t xml:space="preserve">Provide an </w:t>
+      </w:r>
+      <w:r>
+        <w:rPr>
+          <w:b/>
+        </w:rPr>
+        <w:t>input</w:t>
+      </w:r>
+      <w:r>
+        <w:rPr>
+          <w:b w:val="0"/>
+        </w:rPr>
+        <w:t xml:space="preserve">/procedure/result/limit frame and a calculator when </w:t>
+      </w:r>
+      <w:r>
+        <w:rPr>
+          <w:b/>
+        </w:rPr>
         <w:t>need</w:t>
       </w:r>
       <w:r>
         <w:rPr>
           <w:b w:val="0"/>
         </w:rPr>
-        <w:t>.</w:t>
+        <w:t>ed. Ask students to identify the first step before completing the whole trace.</w:t>
       </w:r>
     </w:p>
     <w:p>
       <w:pPr>
         <w:spacing w:line="336" w:lineRule="auto" w:after="180"/>
-        <w:shd w:fill="F1F6FC"/>
-      </w:pPr>
-      <w:r>
-        <w:rPr>
-          <w:b w:val="0"/>
-        </w:rPr>
-        <w:t>An assistant must add measured value without inventing definitions absent from the handout.</w:t>
-      </w:r>
-    </w:p>
-    <w:p>
-      <w:pPr>
-        <w:pStyle w:val="Heading3"/>
-      </w:pPr>
-      <w:r>
-        <w:t>Explanations for the additional workbook examples</w:t>
-      </w:r>
-    </w:p>
-    <w:p>
-      <w:pPr>
-        <w:pStyle w:val="Heading3"/>
-      </w:pPr>
-      <w:r>
-        <w:t>W1 Explain the mechanism</w:t>
-      </w:r>
-    </w:p>
-    <w:p>
-      <w:pPr>
-        <w:pStyle w:val="Heading3"/>
-      </w:pPr>
-      <w:r>
-        <w:t>Workbook question · W1</w:t>
+      </w:pPr>
+      <w:r>
+        <w:rPr>
+          <w:b w:val="0"/>
+        </w:rPr>
+        <w:t xml:space="preserve">Extension: compare two concrete variants of this </w:t>
+      </w:r>
+      <w:r>
+        <w:rPr>
+          <w:b/>
+        </w:rPr>
+        <w:t>mechanism</w:t>
+      </w:r>
+      <w:r>
+        <w:rPr>
+          <w:b w:val="0"/>
+        </w:rPr>
+        <w:t xml:space="preserve"> while holding unrelated conditions fixed; report both successful and unsuccessful outcomes.</w:t>
       </w:r>
     </w:p>
     <w:p>
       <w:pPr>
         <w:spacing w:line="336" w:lineRule="auto" w:after="180"/>
-        <w:shd w:fill="F5F1FB"/>
-      </w:pPr>
-      <w:r>
-        <w:rPr>
-          <w:b w:val="0"/>
-        </w:rPr>
-        <w:t xml:space="preserve">Explain the weekly </w:t>
+      </w:pPr>
+      <w:r>
+        <w:rPr>
+          <w:b w:val="0"/>
+        </w:rPr>
+        <w:t xml:space="preserve">W4: Use I and B only; exclude L. Baseline manually matches item availability to authorised booking </w:t>
       </w:r>
       <w:r>
         <w:rPr>
           <w:b/>
         </w:rPr>
-        <w:t>mechanism</w:t>
-      </w:r>
-      <w:r>
-        <w:rPr>
-          <w:b w:val="0"/>
-        </w:rPr>
-        <w:t xml:space="preserve"> in your own words. Use the worked scenario to name its </w:t>
+        <w:t>evidence</w:t>
+      </w:r>
+      <w:r>
+        <w:rPr>
+          <w:b w:val="0"/>
+        </w:rPr>
+        <w:t>. Missing notice should trigger the specified review outcome. Require intermediate reasoning and the stated scope.</w:t>
+      </w:r>
+    </w:p>
+    <w:p>
+      <w:pPr>
+        <w:spacing w:line="336" w:lineRule="auto" w:after="180"/>
+      </w:pPr>
+      <w:r>
+        <w:rPr>
+          <w:b w:val="0"/>
+        </w:rPr>
+        <w:t>Fresh retry: Public timetable S and restricted staff notes N; student assistant reports meeting time. Expected reasoning: Use S only.</w:t>
+      </w:r>
+    </w:p>
+    <w:p>
+      <w:pPr>
+        <w:spacing w:line="336" w:lineRule="auto" w:after="180"/>
+      </w:pPr>
+      <w:r>
+        <w:rPr>
+          <w:b w:val="0"/>
+        </w:rPr>
+        <w:t>Manual timetable lookup is baseline; missing current timetable gives fallback rather than staff-note access.</w:t>
+      </w:r>
+    </w:p>
+    <w:p>
+      <w:pPr>
+        <w:spacing w:line="336" w:lineRule="auto" w:after="180"/>
+      </w:pPr>
+      <w:r>
+        <w:rPr>
+          <w:b w:val="0"/>
+        </w:rPr>
+        <w:t xml:space="preserve">If students </w:t>
       </w:r>
       <w:r>
         <w:rPr>
           <w:b/>
         </w:rPr>
-        <w:t>input</w:t>
-      </w:r>
-      <w:r>
-        <w:rPr>
-          <w:b w:val="0"/>
-        </w:rPr>
-        <w:t xml:space="preserve">, decision rule and </w:t>
-      </w:r>
-      <w:r>
-        <w:rPr>
-          <w:b/>
-        </w:rPr>
-        <w:t>output</w:t>
-      </w:r>
-      <w:r>
-        <w:rPr>
-          <w:b w:val="0"/>
-        </w:rPr>
-        <w:t>.</w:t>
-      </w:r>
-    </w:p>
-    <w:p>
-      <w:pPr>
-        <w:pStyle w:val="Heading3"/>
-      </w:pPr>
-      <w:r>
-        <w:t>Teacher reasoning · W1</w:t>
-      </w:r>
-    </w:p>
-    <w:p>
-      <w:pPr>
-        <w:spacing w:line="336" w:lineRule="auto" w:after="180"/>
-        <w:shd w:fill="F1F6FC"/>
-      </w:pPr>
-      <w:r>
-        <w:rPr>
-          <w:b w:val="0"/>
-        </w:rPr>
-        <w:t xml:space="preserve">Teacher explanation: A grounded-assistant capstone begins with bounded </w:t>
-      </w:r>
-      <w:r>
-        <w:rPr>
-          <w:b/>
-        </w:rPr>
-        <w:t>requirement</w:t>
-      </w:r>
-      <w:r>
-        <w:rPr>
-          <w:b w:val="0"/>
-        </w:rPr>
-        <w:t xml:space="preserve">s and a versioned permitted corpus. A baseline can be a manual lookup </w:t>
-      </w:r>
-      <w:r>
-        <w:rPr>
-          <w:b/>
-        </w:rPr>
-        <w:t>process</w:t>
-      </w:r>
-      <w:r>
-        <w:rPr>
-          <w:b w:val="0"/>
-        </w:rPr>
-        <w:t xml:space="preserve"> using the same </w:t>
-      </w:r>
-      <w:r>
-        <w:rPr>
-          <w:b/>
-        </w:rPr>
-        <w:t>evidence</w:t>
-      </w:r>
-      <w:r>
-        <w:rPr>
-          <w:b w:val="0"/>
-        </w:rPr>
-        <w:t>.</w:t>
-      </w:r>
-    </w:p>
-    <w:p>
-      <w:pPr>
-        <w:spacing w:line="336" w:lineRule="auto" w:after="180"/>
-        <w:shd w:fill="F1F6FC"/>
-      </w:pPr>
-      <w:r>
-        <w:rPr>
-          <w:b w:val="0"/>
-        </w:rPr>
-        <w:t xml:space="preserve">Specify the </w:t>
-      </w:r>
-      <w:r>
-        <w:rPr>
-          <w:b/>
-        </w:rPr>
-        <w:t>user</w:t>
-      </w:r>
-      <w:r>
-        <w:rPr>
-          <w:b w:val="0"/>
-        </w:rPr>
-        <w:t xml:space="preserve"> question, source authority, access, </w:t>
-      </w:r>
-      <w:r>
-        <w:rPr>
-          <w:b/>
-        </w:rPr>
-        <w:t>output</w:t>
-      </w:r>
-      <w:r>
-        <w:rPr>
-          <w:b w:val="0"/>
-        </w:rPr>
-        <w:t>/fallback contract and evaluation plan. Freeze corpus IDs and split cases before implementation. Keep teacher material out of student retrieval.</w:t>
-      </w:r>
-    </w:p>
-    <w:p>
-      <w:pPr>
-        <w:pStyle w:val="Heading3"/>
-      </w:pPr>
-      <w:r>
-        <w:t>W2 Trace the worked case</w:t>
-      </w:r>
-    </w:p>
-    <w:p>
-      <w:pPr>
-        <w:pStyle w:val="Heading3"/>
-      </w:pPr>
-      <w:r>
-        <w:t>Workbook question · W2</w:t>
-      </w:r>
-    </w:p>
-    <w:p>
-      <w:pPr>
-        <w:spacing w:line="336" w:lineRule="auto" w:after="180"/>
-        <w:shd w:fill="F5F1FB"/>
-      </w:pPr>
-      <w:r>
-        <w:rPr>
-          <w:b w:val="0"/>
-        </w:rPr>
-        <w:t xml:space="preserve">Student room assistant corpus contains public register P, teacher-only guide T and current approval A. It must report approved room capacity or </w:t>
-      </w:r>
-      <w:r>
-        <w:rPr>
-          <w:b/>
-        </w:rPr>
         <w:t>need</w:t>
       </w:r>
       <w:r>
         <w:rPr>
           <w:b w:val="0"/>
         </w:rPr>
-        <w:t>s_review. Show the intermediate steps and give the conclusion with its scope.</w:t>
-      </w:r>
-    </w:p>
-    <w:p>
-      <w:pPr>
-        <w:pStyle w:val="Heading3"/>
-      </w:pPr>
-      <w:r>
-        <w:t>Teacher reasoning · W2</w:t>
-      </w:r>
-    </w:p>
-    <w:p>
-      <w:pPr>
-        <w:spacing w:line="336" w:lineRule="auto" w:after="180"/>
-        <w:shd w:fill="F1F6FC"/>
-      </w:pPr>
-      <w:r>
-        <w:rPr>
-          <w:b w:val="0"/>
-        </w:rPr>
-        <w:t>Teacher explanation: Authorised corpus contains P and A, excluding T. Baseline manually checks same-room current approval and capacity. Reserve complete, missing and conflicting cases before development.</w:t>
-      </w:r>
-    </w:p>
-    <w:p>
-      <w:pPr>
-        <w:pStyle w:val="Heading3"/>
-      </w:pPr>
-      <w:r>
-        <w:t>W3 Audit the limit</w:t>
-      </w:r>
-    </w:p>
-    <w:p>
-      <w:pPr>
-        <w:pStyle w:val="Heading3"/>
-      </w:pPr>
-      <w:r>
-        <w:t>Workbook question · W3</w:t>
-      </w:r>
-    </w:p>
-    <w:p>
-      <w:pPr>
-        <w:spacing w:line="336" w:lineRule="auto" w:after="180"/>
-        <w:shd w:fill="F5F1FB"/>
-      </w:pPr>
-      <w:r>
-        <w:rPr>
-          <w:b w:val="0"/>
-        </w:rPr>
-        <w:t xml:space="preserve">A report omits this qualification: A complete capstone plan is not </w:t>
-      </w:r>
-      <w:r>
-        <w:rPr>
-          <w:b/>
-        </w:rPr>
-        <w:t>evidence</w:t>
-      </w:r>
-      <w:r>
-        <w:rPr>
-          <w:b w:val="0"/>
-        </w:rPr>
-        <w:t xml:space="preserve"> that the implementation meets it; evaluate after building.</w:t>
-      </w:r>
-    </w:p>
-    <w:p>
-      <w:pPr>
-        <w:spacing w:line="336" w:lineRule="auto" w:after="180"/>
-        <w:shd w:fill="F5F1FB"/>
-      </w:pPr>
-      <w:r>
-        <w:rPr>
-          <w:b w:val="0"/>
-        </w:rPr>
-        <w:t>Explain how omitting it could change a reader's interpretation, and write an accurate replacement.</w:t>
-      </w:r>
-    </w:p>
-    <w:p>
-      <w:pPr>
-        <w:pStyle w:val="Heading3"/>
-      </w:pPr>
-      <w:r>
-        <w:t>Teacher reasoning · W3</w:t>
-      </w:r>
-    </w:p>
-    <w:p>
-      <w:pPr>
-        <w:spacing w:line="336" w:lineRule="auto" w:after="180"/>
-        <w:shd w:fill="F1F6FC"/>
-      </w:pPr>
-      <w:r>
-        <w:rPr>
-          <w:b w:val="0"/>
-        </w:rPr>
-        <w:t xml:space="preserve">Teacher explanation: A complete capstone plan is not </w:t>
-      </w:r>
-      <w:r>
-        <w:rPr>
-          <w:b/>
-        </w:rPr>
-        <w:t>evidence</w:t>
-      </w:r>
-      <w:r>
-        <w:rPr>
-          <w:b w:val="0"/>
-        </w:rPr>
-        <w:t xml:space="preserve"> that the implementation meets it; evaluate after building.</w:t>
-      </w:r>
-    </w:p>
-    <w:p>
-      <w:pPr>
-        <w:spacing w:line="336" w:lineRule="auto" w:after="180"/>
-        <w:shd w:fill="F1F6FC"/>
-      </w:pPr>
-      <w:r>
-        <w:rPr>
-          <w:b w:val="0"/>
-        </w:rPr>
-        <w:t xml:space="preserve">State the observed result separately from the unverified or out-of-scope claim; preserve the original </w:t>
-      </w:r>
-      <w:r>
-        <w:rPr>
-          <w:b/>
-        </w:rPr>
-        <w:t>evidence</w:t>
-      </w:r>
-      <w:r>
-        <w:rPr>
-          <w:b w:val="0"/>
-        </w:rPr>
-        <w:t xml:space="preserve"> rather than inventing a missing fact.</w:t>
-      </w:r>
-    </w:p>
-    <w:p>
-      <w:pPr>
-        <w:pStyle w:val="Heading3"/>
-      </w:pPr>
-      <w:r>
-        <w:t>W4 Apply a new case independently</w:t>
-      </w:r>
-    </w:p>
-    <w:p>
-      <w:pPr>
-        <w:pStyle w:val="Heading3"/>
-      </w:pPr>
-      <w:r>
-        <w:t>Workbook question · W4</w:t>
-      </w:r>
-    </w:p>
-    <w:p>
-      <w:pPr>
-        <w:spacing w:line="336" w:lineRule="auto" w:after="180"/>
-        <w:shd w:fill="F5F1FB"/>
-      </w:pPr>
-      <w:r>
-        <w:rPr>
-          <w:b w:val="0"/>
-        </w:rPr>
-        <w:t>Student equipment assistant has public inventory I, restricted purchase ledger L and public booking notice B. Define eligible corpus, baseline and a missing-</w:t>
-      </w:r>
-      <w:r>
-        <w:rPr>
-          <w:b/>
-        </w:rPr>
-        <w:t>evidence</w:t>
-      </w:r>
-      <w:r>
-        <w:rPr>
-          <w:b w:val="0"/>
-        </w:rPr>
-        <w:t xml:space="preserve"> test.</w:t>
-      </w:r>
-    </w:p>
-    <w:p>
-      <w:pPr>
-        <w:pStyle w:val="Heading3"/>
-      </w:pPr>
-      <w:r>
-        <w:t>Teacher reasoning · W4</w:t>
-      </w:r>
-    </w:p>
-    <w:p>
-      <w:pPr>
-        <w:spacing w:line="336" w:lineRule="auto" w:after="180"/>
-        <w:shd w:fill="F1F6FC"/>
-      </w:pPr>
-      <w:r>
-        <w:rPr>
-          <w:b w:val="0"/>
-        </w:rPr>
-        <w:t xml:space="preserve">Teacher explanation: Use I and B only; exclude L. Baseline manually matches item availability to authorised booking </w:t>
-      </w:r>
-      <w:r>
-        <w:rPr>
-          <w:b/>
-        </w:rPr>
-        <w:t>evidence</w:t>
-      </w:r>
-      <w:r>
-        <w:rPr>
-          <w:b w:val="0"/>
-        </w:rPr>
-        <w:t>. Missing notice should trigger the specified review outcome.</w:t>
-      </w:r>
-    </w:p>
-    <w:p>
-      <w:pPr>
-        <w:pStyle w:val="Heading3"/>
-      </w:pPr>
-      <w:r>
-        <w:t>W5 Design a revealing follow-up</w:t>
-      </w:r>
-    </w:p>
-    <w:p>
-      <w:pPr>
-        <w:pStyle w:val="Heading3"/>
-      </w:pPr>
-      <w:r>
-        <w:t>Workbook question · W5</w:t>
-      </w:r>
-    </w:p>
-    <w:p>
-      <w:pPr>
-        <w:spacing w:line="336" w:lineRule="auto" w:after="180"/>
-        <w:shd w:fill="F5F1FB"/>
-      </w:pPr>
-      <w:r>
-        <w:rPr>
-          <w:b w:val="0"/>
-        </w:rPr>
-        <w:t xml:space="preserve">For the worked scenario, propose one additional case that could reveal a failure, describe its expected outcome before running it, and explain what would </w:t>
-      </w:r>
-      <w:r>
-        <w:rPr>
-          <w:b/>
-        </w:rPr>
-        <w:t>need</w:t>
-      </w:r>
-      <w:r>
-        <w:rPr>
-          <w:b w:val="0"/>
-        </w:rPr>
-        <w:t xml:space="preserve"> to remain fixed for a fair comparison.</w:t>
-      </w:r>
-    </w:p>
-    <w:p>
-      <w:pPr>
-        <w:spacing w:line="336" w:lineRule="auto" w:after="180"/>
-        <w:shd w:fill="F5F1FB"/>
-      </w:pPr>
-      <w:r>
-        <w:rPr>
-          <w:b w:val="0"/>
-        </w:rPr>
-        <w:t>Do not reuse W4 as a new final test after receiving feedback.</w:t>
-      </w:r>
-    </w:p>
-    <w:p>
-      <w:pPr>
-        <w:pStyle w:val="Heading3"/>
-      </w:pPr>
-      <w:r>
-        <w:t>Teacher reasoning · W5</w:t>
-      </w:r>
-    </w:p>
-    <w:p>
-      <w:pPr>
-        <w:spacing w:line="336" w:lineRule="auto" w:after="180"/>
-        <w:shd w:fill="F1F6FC"/>
-      </w:pPr>
-      <w:r>
-        <w:rPr>
-          <w:b w:val="0"/>
-        </w:rPr>
-        <w:t xml:space="preserve">Teacher explanation: Accept a concrete variant of the worked </w:t>
-      </w:r>
-      <w:r>
-        <w:rPr>
-          <w:b/>
-        </w:rPr>
-        <w:t>input</w:t>
-      </w:r>
-      <w:r>
-        <w:rPr>
-          <w:b w:val="0"/>
-        </w:rPr>
-        <w:t xml:space="preserve"> or a missing/conflicting/boundary condition, with an expectation derived from the declared procedure.</w:t>
-      </w:r>
-    </w:p>
-    <w:p>
-      <w:pPr>
-        <w:spacing w:line="336" w:lineRule="auto" w:after="180"/>
-        <w:shd w:fill="F1F6FC"/>
-      </w:pPr>
-      <w:r>
-        <w:rPr>
-          <w:b w:val="0"/>
-        </w:rPr>
-        <w:t xml:space="preserve">Require preserved settings, original </w:t>
-      </w:r>
-      <w:r>
-        <w:rPr>
-          <w:b/>
-        </w:rPr>
-        <w:t>output</w:t>
-      </w:r>
-      <w:r>
-        <w:rPr>
-          <w:b w:val="0"/>
-        </w:rPr>
-        <w:t xml:space="preserve">s and data roles. A complete capstone plan is not </w:t>
-      </w:r>
-      <w:r>
-        <w:rPr>
-          <w:b/>
-        </w:rPr>
-        <w:t>evidence</w:t>
-      </w:r>
-      <w:r>
-        <w:rPr>
-          <w:b w:val="0"/>
-        </w:rPr>
-        <w:t xml:space="preserve"> that the implementation meets it; evaluate after building.</w:t>
-      </w:r>
-    </w:p>
-    <w:p>
-      <w:pPr>
-        <w:spacing w:line="336" w:lineRule="auto" w:after="180"/>
-        <w:shd w:fill="F1F6FC"/>
-      </w:pPr>
-      <w:r>
-        <w:rPr>
-          <w:b w:val="0"/>
-        </w:rPr>
-        <w:t xml:space="preserve">The new case should test this particular </w:t>
-      </w:r>
-      <w:r>
-        <w:rPr>
-          <w:b/>
-        </w:rPr>
-        <w:t>mechanism</w:t>
-      </w:r>
-      <w:r>
-        <w:rPr>
-          <w:b w:val="0"/>
-        </w:rPr>
-        <w:t xml:space="preserve"> rather than merely restate the original result.</w:t>
-      </w:r>
-    </w:p>
-    <w:p>
-      <w:pPr>
-        <w:pStyle w:val="Heading3"/>
-      </w:pPr>
-      <w:r>
-        <w:t>Assess independent transfer</w:t>
-      </w:r>
-    </w:p>
-    <w:p>
-      <w:pPr>
-        <w:pStyle w:val="Heading3"/>
-      </w:pPr>
-      <w:r>
-        <w:t>Independent question · withhold the key</w:t>
-      </w:r>
-    </w:p>
-    <w:p>
-      <w:pPr>
-        <w:spacing w:line="336" w:lineRule="auto" w:after="180"/>
-        <w:shd w:fill="F5F1FB"/>
-      </w:pPr>
-      <w:r>
-        <w:rPr>
-          <w:b w:val="0"/>
-        </w:rPr>
-        <w:t>Selected case: Student equipment assistant has public inventory I, restricted purchase ledger L and public booking notice B. Define eligible corpus, baseline and a missing-</w:t>
-      </w:r>
-      <w:r>
-        <w:rPr>
-          <w:b/>
-        </w:rPr>
-        <w:t>evidence</w:t>
-      </w:r>
-      <w:r>
-        <w:rPr>
-          <w:b w:val="0"/>
-        </w:rPr>
-        <w:t xml:space="preserve"> test.</w:t>
-      </w:r>
-    </w:p>
-    <w:p>
-      <w:pPr>
-        <w:pStyle w:val="Heading3"/>
-      </w:pPr>
-      <w:r>
-        <w:t>Selected case answer</w:t>
-      </w:r>
-    </w:p>
-    <w:p>
-      <w:pPr>
-        <w:pStyle w:val="Heading3"/>
-      </w:pPr>
-      <w:r>
-        <w:t>Teacher key · Selected case answer</w:t>
-      </w:r>
-    </w:p>
-    <w:p>
-      <w:pPr>
-        <w:spacing w:line="336" w:lineRule="auto" w:after="180"/>
-        <w:shd w:fill="F1F6FC"/>
-      </w:pPr>
-      <w:r>
-        <w:rPr>
-          <w:b w:val="0"/>
-        </w:rPr>
-        <w:t xml:space="preserve">Teacher explanation: Use I and B only; exclude L. Baseline manually matches item availability to authorised booking </w:t>
-      </w:r>
-      <w:r>
-        <w:rPr>
-          <w:b/>
-        </w:rPr>
-        <w:t>evidence</w:t>
-      </w:r>
-      <w:r>
-        <w:rPr>
-          <w:b w:val="0"/>
-        </w:rPr>
-        <w:t>. Missing notice should trigger the specified review outcome.</w:t>
-      </w:r>
-    </w:p>
-    <w:tbl>
-      <w:tblPr>
-        <w:tblStyle w:val="LightShading-Accent1"/>
-        <w:tblW w:type="auto" w:w="0"/>
-        <w:tblLook w:firstColumn="1" w:firstRow="1" w:lastColumn="0" w:lastRow="0" w:noHBand="0" w:noVBand="1" w:val="04A0"/>
-      </w:tblPr>
-      <w:tblGrid>
-        <w:gridCol w:w="5112"/>
-        <w:gridCol w:w="5112"/>
-      </w:tblGrid>
-      <w:tr>
-        <w:trPr>
-          <w:tblHeader/>
-        </w:trPr>
-        <w:tc>
-          <w:tcPr>
-            <w:tcW w:type="dxa" w:w="5112"/>
-          </w:tcPr>
-          <w:p>
-            <w:r>
-              <w:t>Dimension</w:t>
-            </w:r>
-          </w:p>
-        </w:tc>
-        <w:tc>
-          <w:tcPr>
-            <w:tcW w:type="dxa" w:w="5112"/>
-          </w:tcPr>
-          <w:p>
-            <w:r>
-              <w:t>Evidence required</w:t>
-            </w:r>
-          </w:p>
-        </w:tc>
-      </w:tr>
-      <w:tr>
-        <w:tc>
-          <w:tcPr>
-            <w:tcW w:type="dxa" w:w="5112"/>
-          </w:tcPr>
-          <w:p>
-            <w:r>
-              <w:t>Explanation</w:t>
-            </w:r>
-          </w:p>
-        </w:tc>
-        <w:tc>
-          <w:tcPr>
-            <w:tcW w:type="dxa" w:w="5112"/>
-          </w:tcPr>
-          <w:p>
-            <w:r>
-              <w:t>Names the applicable idea or procedure and ties it to the supplied facts.</w:t>
-            </w:r>
-          </w:p>
-        </w:tc>
-      </w:tr>
-      <w:tr>
-        <w:tc>
-          <w:tcPr>
-            <w:tcW w:type="dxa" w:w="5112"/>
-          </w:tcPr>
-          <w:p>
-            <w:r>
-              <w:t>Trace and result</w:t>
-            </w:r>
-          </w:p>
-        </w:tc>
-        <w:tc>
-          <w:tcPr>
-            <w:tcW w:type="dxa" w:w="5112"/>
-          </w:tcPr>
-          <w:p>
-            <w:r>
-              <w:t>Preserves the given inputs and shows the relevant intermediate steps; distinguishes a prediction from an observed execution.</w:t>
-            </w:r>
-          </w:p>
-        </w:tc>
-      </w:tr>
-      <w:tr>
-        <w:tc>
-          <w:tcPr>
-            <w:tcW w:type="dxa" w:w="5112"/>
-          </w:tcPr>
-          <w:p>
-            <w:r>
-              <w:t>Limits</w:t>
-            </w:r>
-          </w:p>
-        </w:tc>
-        <w:tc>
-          <w:tcPr>
-            <w:tcW w:type="dxa" w:w="5112"/>
-          </w:tcPr>
-          <w:p>
-            <w:r>
-              <w:t>States the assumptions, missing evidence or conditions under which the result would change.</w:t>
-            </w:r>
-          </w:p>
-        </w:tc>
-      </w:tr>
-    </w:tbl>
-    <w:p>
-      <w:pPr>
-        <w:pStyle w:val="Heading3"/>
-      </w:pPr>
-      <w:r>
-        <w:t>Teacher key · Selected case answer</w:t>
-      </w:r>
-    </w:p>
-    <w:p>
-      <w:pPr>
-        <w:spacing w:line="336" w:lineRule="auto" w:after="180"/>
-        <w:shd w:fill="F1F6FC"/>
-      </w:pPr>
-      <w:r>
-        <w:rPr>
-          <w:b w:val="0"/>
-        </w:rPr>
-        <w:t>Record each dimension as not yet, with support, or independent. Accept a valid alternative procedure with a defensible trace.</w:t>
-      </w:r>
-    </w:p>
-    <w:p>
-      <w:pPr>
-        <w:spacing w:line="336" w:lineRule="auto" w:after="180"/>
-        <w:shd w:fill="F1F6FC"/>
-      </w:pPr>
-      <w:r>
-        <w:rPr>
-          <w:b w:val="0"/>
-        </w:rPr>
-        <w:t xml:space="preserve">Do not penalise an honestly recorded model failure if the learner correctly explains its </w:t>
-      </w:r>
-      <w:r>
-        <w:rPr>
-          <w:b/>
-        </w:rPr>
-        <w:t>evidence</w:t>
-      </w:r>
-      <w:r>
-        <w:rPr>
-          <w:b w:val="0"/>
-        </w:rPr>
-        <w:t xml:space="preserve"> and limits.</w:t>
-      </w:r>
-    </w:p>
-    <w:p>
-      <w:pPr>
-        <w:pStyle w:val="Heading3"/>
-      </w:pPr>
-      <w:r>
-        <w:t>Feedback that the learner uses</w:t>
-      </w:r>
-    </w:p>
-    <w:p>
-      <w:pPr>
-        <w:spacing w:line="336" w:lineRule="auto" w:after="180"/>
-      </w:pPr>
-      <w:r>
-        <w:rPr>
-          <w:b w:val="0"/>
-        </w:rPr>
-        <w:t>Name the earliest unsupported step and give one action to repair it. Have the learner make that repair now and explain why. Then assess the relevant skill on a fresh, fully specified case.</w:t>
-      </w:r>
-    </w:p>
-    <w:p>
-      <w:pPr>
-        <w:spacing w:line="336" w:lineRule="auto" w:after="180"/>
-      </w:pPr>
-      <w:r>
-        <w:rPr>
-          <w:b w:val="0"/>
-        </w:rPr>
-        <w:t>Confirm it was not previously practised with feedback; solve and check the new case before assigning it. A follow-up design prompt is a starting brief, not automatically an equivalent test.</w:t>
-      </w:r>
-    </w:p>
-    <w:p>
-      <w:pPr>
-        <w:pStyle w:val="Heading1"/>
-      </w:pPr>
-      <w:r>
-        <w:t>06. Connect and extend learning</w:t>
-      </w:r>
-    </w:p>
-    <w:p>
-      <w:r>
-        <w:t>Connect User Need and AI Contribution to Verified Study Buddy, adapt support and plan a later changed-case check.</w:t>
-      </w:r>
-    </w:p>
-    <w:p>
-      <w:pPr>
-        <w:pStyle w:val="Heading3"/>
-      </w:pPr>
-      <w:r>
-        <w:t>Verified Study Buddy</w:t>
-      </w:r>
-    </w:p>
-    <w:p>
-      <w:pPr>
-        <w:spacing w:line="336" w:lineRule="auto" w:after="180"/>
-      </w:pPr>
-      <w:r>
-        <w:rPr>
-          <w:b w:val="0"/>
-        </w:rPr>
-        <w:t>Justify exactly which Study Buddy stage uses AI and which stages remain deterministic.</w:t>
-      </w:r>
-    </w:p>
-    <w:p>
-      <w:pPr>
-        <w:spacing w:line="336" w:lineRule="auto" w:after="180"/>
-      </w:pPr>
-      <w:r>
-        <w:rPr>
-          <w:b w:val="0"/>
-        </w:rPr>
-        <w:t xml:space="preserve">Keep the decision, </w:t>
-      </w:r>
-      <w:r>
-        <w:rPr>
-          <w:b/>
-        </w:rPr>
-        <w:t>input</w:t>
-      </w:r>
-      <w:r>
-        <w:rPr>
-          <w:b w:val="0"/>
-        </w:rPr>
-        <w:t xml:space="preserve">, result, explanation and remaining limitation in the project </w:t>
-      </w:r>
-      <w:r>
-        <w:rPr>
-          <w:b/>
-        </w:rPr>
-        <w:t>evidence</w:t>
-      </w:r>
-      <w:r>
-        <w:rPr>
-          <w:b w:val="0"/>
-        </w:rPr>
-        <w:t xml:space="preserve"> record. Retrieve this record next week rather than restarting the project.</w:t>
-      </w:r>
-    </w:p>
-    <w:p>
-      <w:pPr>
-        <w:pStyle w:val="Heading3"/>
-      </w:pPr>
-      <w:r>
-        <w:t>Support and stretch</w:t>
-      </w:r>
-    </w:p>
-    <w:p>
-      <w:pPr>
-        <w:spacing w:line="336" w:lineRule="auto" w:after="180"/>
-      </w:pPr>
-      <w:r>
-        <w:rPr>
-          <w:b w:val="0"/>
-        </w:rPr>
-        <w:t xml:space="preserve">Provide one short approved passage; separate instruction, </w:t>
-      </w:r>
-      <w:r>
-        <w:rPr>
-          <w:b/>
-        </w:rPr>
-        <w:t>input</w:t>
-      </w:r>
-      <w:r>
-        <w:rPr>
-          <w:b w:val="0"/>
-        </w:rPr>
-        <w:t xml:space="preserve">, </w:t>
-      </w:r>
-      <w:r>
-        <w:rPr>
-          <w:b/>
-        </w:rPr>
-        <w:t>output</w:t>
-      </w:r>
-      <w:r>
-        <w:rPr>
-          <w:b w:val="0"/>
-        </w:rPr>
-        <w:t xml:space="preserve"> and </w:t>
-      </w:r>
-      <w:r>
-        <w:rPr>
-          <w:b/>
-        </w:rPr>
-        <w:t>evidence</w:t>
-      </w:r>
-      <w:r>
-        <w:rPr>
-          <w:b w:val="0"/>
-        </w:rPr>
-        <w:t>. Stretch: introduce an unsupported claim or conflicting source and validate claim by claim with a fallback.</w:t>
-      </w:r>
-    </w:p>
-    <w:p>
-      <w:pPr>
-        <w:pStyle w:val="Heading3"/>
-      </w:pPr>
-      <w:r>
-        <w:t>Exit reflection</w:t>
-      </w:r>
-    </w:p>
-    <w:p>
-      <w:pPr>
-        <w:spacing w:line="336" w:lineRule="auto" w:after="180"/>
-      </w:pPr>
-      <w:r>
-        <w:rPr>
-          <w:b w:val="0"/>
-        </w:rPr>
-        <w:t xml:space="preserve">Ask for one decision the learner can now justify and one situation requiring more </w:t>
-      </w:r>
-      <w:r>
-        <w:rPr>
-          <w:b/>
-        </w:rPr>
-        <w:t>evidence</w:t>
-      </w:r>
-      <w:r>
-        <w:rPr>
-          <w:b w:val="0"/>
-        </w:rPr>
-        <w:t xml:space="preserve"> or human review. Confidence ratings are separate from correct independent performance.</w:t>
-      </w:r>
-    </w:p>
-    <w:p>
-      <w:pPr>
-        <w:pStyle w:val="Heading3"/>
-      </w:pPr>
-      <w:r>
-        <w:t>Bridge to the next week</w:t>
-      </w:r>
-    </w:p>
-    <w:p>
-      <w:pPr>
-        <w:spacing w:line="336" w:lineRule="auto" w:after="180"/>
-      </w:pPr>
-      <w:r>
-        <w:rPr>
-          <w:b w:val="0"/>
-        </w:rPr>
-        <w:t xml:space="preserve">Next: Week 20: Conversation State and Memory. Retrieve today’s </w:t>
-      </w:r>
-      <w:r>
-        <w:rPr>
-          <w:b/>
-        </w:rPr>
-        <w:t>evidence</w:t>
-      </w:r>
-      <w:r>
-        <w:rPr>
-          <w:b w:val="0"/>
-        </w:rPr>
-        <w:t xml:space="preserve"> and identify what carries forward and what is new.</w:t>
-      </w:r>
-    </w:p>
-    <w:p>
-      <w:pPr>
-        <w:pStyle w:val="Heading3"/>
-      </w:pPr>
-      <w:r>
-        <w:t>Support and fresh reassessment</w:t>
-      </w:r>
-    </w:p>
-    <w:p>
-      <w:pPr>
-        <w:spacing w:line="336" w:lineRule="auto" w:after="180"/>
-      </w:pPr>
-      <w:r>
-        <w:rPr>
-          <w:b w:val="0"/>
-        </w:rPr>
-        <w:t xml:space="preserve">Provide an </w:t>
-      </w:r>
-      <w:r>
-        <w:rPr>
-          <w:b/>
-        </w:rPr>
-        <w:t>input</w:t>
-      </w:r>
-      <w:r>
-        <w:rPr>
-          <w:b w:val="0"/>
-        </w:rPr>
-        <w:t xml:space="preserve">/procedure/result/limit frame and a calculator when </w:t>
-      </w:r>
-      <w:r>
-        <w:rPr>
-          <w:b/>
-        </w:rPr>
-        <w:t>need</w:t>
-      </w:r>
-      <w:r>
-        <w:rPr>
-          <w:b w:val="0"/>
-        </w:rPr>
-        <w:t>ed. Ask students to identify the first step before completing the whole trace.</w:t>
-      </w:r>
-    </w:p>
-    <w:p>
-      <w:pPr>
-        <w:spacing w:line="336" w:lineRule="auto" w:after="180"/>
-      </w:pPr>
-      <w:r>
-        <w:rPr>
-          <w:b w:val="0"/>
-        </w:rPr>
-        <w:t xml:space="preserve">Extension: compare two concrete variants of this </w:t>
-      </w:r>
-      <w:r>
-        <w:rPr>
-          <w:b/>
-        </w:rPr>
-        <w:t>mechanism</w:t>
-      </w:r>
-      <w:r>
-        <w:rPr>
-          <w:b w:val="0"/>
-        </w:rPr>
-        <w:t xml:space="preserve"> while holding unrelated conditions fixed; report both successful and unsuccessful outcomes.</w:t>
-      </w:r>
-    </w:p>
-    <w:p>
-      <w:pPr>
-        <w:spacing w:line="336" w:lineRule="auto" w:after="180"/>
-      </w:pPr>
-      <w:r>
-        <w:rPr>
-          <w:b w:val="0"/>
-        </w:rPr>
-        <w:t xml:space="preserve">W4: Use I and B only; exclude L. Baseline manually matches item availability to authorised booking </w:t>
-      </w:r>
-      <w:r>
-        <w:rPr>
-          <w:b/>
-        </w:rPr>
-        <w:t>evidence</w:t>
-      </w:r>
-      <w:r>
-        <w:rPr>
-          <w:b w:val="0"/>
-        </w:rPr>
-        <w:t>. Missing notice should trigger the specified review outcome. Require intermediate reasoning and the stated scope.</w:t>
-      </w:r>
-    </w:p>
-    <w:p>
-      <w:pPr>
-        <w:spacing w:line="336" w:lineRule="auto" w:after="180"/>
-      </w:pPr>
-      <w:r>
-        <w:rPr>
-          <w:b w:val="0"/>
-        </w:rPr>
-        <w:t>Fresh retry: Public timetable S and restricted staff notes N; student assistant reports meeting time. Expected reasoning: Use S only.</w:t>
-      </w:r>
-    </w:p>
-    <w:p>
-      <w:pPr>
-        <w:spacing w:line="336" w:lineRule="auto" w:after="180"/>
-      </w:pPr>
-      <w:r>
-        <w:rPr>
-          <w:b w:val="0"/>
-        </w:rPr>
-        <w:t>Manual timetable lookup is baseline; missing current timetable gives fallback rather than staff-note access.</w:t>
-      </w:r>
-    </w:p>
-    <w:p>
-      <w:pPr>
-        <w:spacing w:line="336" w:lineRule="auto" w:after="180"/>
-      </w:pPr>
-      <w:r>
-        <w:rPr>
-          <w:b w:val="0"/>
-        </w:rPr>
-        <w:t xml:space="preserve">If students </w:t>
-      </w:r>
-      <w:r>
-        <w:rPr>
-          <w:b/>
-        </w:rPr>
-        <w:t>need</w:t>
-      </w:r>
-      <w:r>
-        <w:rPr>
-          <w:b w:val="0"/>
-        </w:rPr>
         <w:t xml:space="preserve"> support, record it and reassess with another new case rather than awarding independence to a copied answer.</w:t>
       </w:r>
     </w:p>
     <w:p>
       <w:pPr>
-        <w:spacing w:line="336" w:lineRule="auto" w:after="180"/>
-      </w:pPr>
-      <w:r>
-        <w:rPr>
-          <w:b w:val="0"/>
-        </w:rPr>
-        <w:t xml:space="preserve">Next connection: Capstone grounded assistant. Preserve the current case record and retrieve its </w:t>
-      </w:r>
-      <w:r>
-        <w:rPr>
-          <w:b/>
-        </w:rPr>
-        <w:t>evidence</w:t>
-      </w:r>
-      <w:r>
-        <w:rPr>
-          <w:b w:val="0"/>
-        </w:rPr>
-        <w:t xml:space="preserve"> boundary before moving on.</w:t>
-      </w:r>
-    </w:p>
-    <w:p>
-      <w:pPr>
-        <w:pStyle w:val="Heading3"/>
-      </w:pPr>
-      <w:r>
-        <w:t>Plan the delayed return</w:t>
+        <w:pStyle w:val="Heading2"/>
+      </w:pPr>
+      <w:r>
+        <w:t>Plan the delayed check</w:t>
       </w:r>
     </w:p>
     <w:p>
@@ -5685,71 +5660,176 @@
     </w:p>
     <w:p>
       <w:pPr>
+        <w:pStyle w:val="Heading2"/>
+      </w:pPr>
+      <w:r>
+        <w:t>Bridge to next week</w:t>
+      </w:r>
+    </w:p>
+    <w:p>
+      <w:pPr>
+        <w:spacing w:line="336" w:lineRule="auto" w:after="180"/>
+      </w:pPr>
+      <w:r>
+        <w:rPr>
+          <w:b w:val="0"/>
+        </w:rPr>
+        <w:t xml:space="preserve">Ask for one decision the learner can now justify and one situation requiring more </w:t>
+      </w:r>
+      <w:r>
+        <w:rPr>
+          <w:b/>
+        </w:rPr>
+        <w:t>evidence</w:t>
+      </w:r>
+      <w:r>
+        <w:rPr>
+          <w:b w:val="0"/>
+        </w:rPr>
+        <w:t xml:space="preserve"> or human review. Confidence ratings are separate from correct independent performance.</w:t>
+      </w:r>
+    </w:p>
+    <w:p>
+      <w:pPr>
+        <w:spacing w:line="336" w:lineRule="auto" w:after="180"/>
+      </w:pPr>
+      <w:r>
+        <w:rPr>
+          <w:b w:val="0"/>
+        </w:rPr>
+        <w:t xml:space="preserve">Next: Week 20: Conversation State and Memory. Retrieve today’s </w:t>
+      </w:r>
+      <w:r>
+        <w:rPr>
+          <w:b/>
+        </w:rPr>
+        <w:t>evidence</w:t>
+      </w:r>
+      <w:r>
+        <w:rPr>
+          <w:b w:val="0"/>
+        </w:rPr>
+        <w:t xml:space="preserve"> and identify what carries forward and what is new.</w:t>
+      </w:r>
+    </w:p>
+    <w:p>
+      <w:pPr>
+        <w:spacing w:line="336" w:lineRule="auto" w:after="180"/>
+      </w:pPr>
+      <w:r>
+        <w:rPr>
+          <w:b w:val="0"/>
+        </w:rPr>
+        <w:t>Next is Week 20: Conversation State and Memory. Carry forward the bounded user need, permitted sources and fallback when deciding what a helper should retain between turns.</w:t>
+      </w:r>
+    </w:p>
+    <w:p>
+      <w:pPr>
+        <w:pStyle w:val="Heading2"/>
+      </w:pPr>
+      <w:r>
+        <w:t>Earlier wording, alternatives and picture transcripts · reference / check after trying</w:t>
+      </w:r>
+    </w:p>
+    <w:p>
+      <w:pPr>
+        <w:spacing w:line="336" w:lineRule="auto" w:after="180"/>
+      </w:pPr>
+      <w:r>
+        <w:rPr>
+          <w:b w:val="0"/>
+        </w:rPr>
+        <w:t>Connect and extend learning</w:t>
+      </w:r>
+    </w:p>
+    <w:p>
+      <w:pPr>
         <w:pStyle w:val="Heading3"/>
       </w:pPr>
       <w:r>
+        <w:t>Verified Study Buddy</w:t>
+      </w:r>
+    </w:p>
+    <w:p>
+      <w:pPr>
+        <w:pStyle w:val="Heading3"/>
+      </w:pPr>
+      <w:r>
+        <w:t>Support and stretch</w:t>
+      </w:r>
+    </w:p>
+    <w:p>
+      <w:pPr>
+        <w:pStyle w:val="Heading3"/>
+      </w:pPr>
+      <w:r>
+        <w:t>Exit reflection</w:t>
+      </w:r>
+    </w:p>
+    <w:p>
+      <w:pPr>
+        <w:pStyle w:val="Heading3"/>
+      </w:pPr>
+      <w:r>
+        <w:t>Bridge to the next week</w:t>
+      </w:r>
+    </w:p>
+    <w:p>
+      <w:pPr>
+        <w:pStyle w:val="Heading3"/>
+      </w:pPr>
+      <w:r>
+        <w:t>Support and fresh reassessment</w:t>
+      </w:r>
+    </w:p>
+    <w:p>
+      <w:pPr>
+        <w:pStyle w:val="Heading3"/>
+      </w:pPr>
+      <w:r>
+        <w:t>Plan the delayed return</w:t>
+      </w:r>
+    </w:p>
+    <w:p>
+      <w:pPr>
+        <w:pStyle w:val="Heading3"/>
+      </w:pPr>
+      <w:r>
         <w:t>Project evidence from this case</w:t>
       </w:r>
     </w:p>
     <w:p>
       <w:pPr>
+        <w:pStyle w:val="Heading1"/>
+      </w:pPr>
+      <w:r>
+        <w:t>Reference bank and extra practice</w:t>
+      </w:r>
+    </w:p>
+    <w:p>
+      <w:pPr>
+        <w:pStyle w:val="Heading1"/>
+      </w:pPr>
+      <w:r>
+        <w:t>07. Reference: alternative planning checklist</w:t>
+      </w:r>
+    </w:p>
+    <w:p>
+      <w:r>
+        <w:t>Use as a reminder alongside the main route rather than teaching the cycle twice.</w:t>
+      </w:r>
+    </w:p>
+    <w:p>
+      <w:pPr>
+        <w:pStyle w:val="Heading2"/>
+      </w:pPr>
+      <w:r>
+        <w:t>Preparation and schedule</w:t>
+      </w:r>
+    </w:p>
+    <w:p>
+      <w:pPr>
         <w:spacing w:line="336" w:lineRule="auto" w:after="180"/>
-      </w:pPr>
-      <w:r>
-        <w:rPr>
-          <w:b w:val="0"/>
-        </w:rPr>
-        <w:t xml:space="preserve">For your Verified Study Buddy, save the </w:t>
-      </w:r>
-      <w:r>
-        <w:rPr>
-          <w:b/>
-        </w:rPr>
-        <w:t>input</w:t>
-      </w:r>
-      <w:r>
-        <w:rPr>
-          <w:b w:val="0"/>
-        </w:rPr>
-        <w:t>, procedure, observed result and limitation of this check.</w:t>
-      </w:r>
-    </w:p>
-    <w:p>
-      <w:pPr>
-        <w:spacing w:line="336" w:lineRule="auto" w:after="180"/>
-      </w:pPr>
-      <w:r>
-        <w:rPr>
-          <w:b w:val="0"/>
-        </w:rPr>
-        <w:t>Label this worked example as practice; use a different, previously unreviewed case when checking independent understanding.</w:t>
-      </w:r>
-    </w:p>
-    <w:p>
-      <w:pPr>
-        <w:pStyle w:val="Heading1"/>
-      </w:pPr>
-      <w:r>
-        <w:t>07. Prepare, teach and assess</w:t>
-      </w:r>
-    </w:p>
-    <w:p>
-      <w:r>
-        <w:t>Use this preparation summary alongside the detailed User Need and AI Contribution lesson; it is a checklist rather than a replacement for the full sequence.</w:t>
-      </w:r>
-    </w:p>
-    <w:p>
-      <w:pPr>
-        <w:pStyle w:val="Heading3"/>
-      </w:pPr>
-      <w:r>
-        <w:t>Teaching target</w:t>
-      </w:r>
-    </w:p>
-    <w:p>
-      <w:pPr>
-        <w:spacing w:line="336" w:lineRule="auto" w:after="180"/>
-        <w:shd w:fill="EDF7F3"/>
       </w:pPr>
       <w:r>
         <w:rPr>
@@ -5950,6 +6030,14 @@
     </w:tbl>
     <w:p>
       <w:pPr>
+        <w:pStyle w:val="Heading2"/>
+      </w:pPr>
+      <w:r>
+        <w:t>Practice and assessment reminders</w:t>
+      </w:r>
+    </w:p>
+    <w:p>
+      <w:pPr>
         <w:spacing w:line="336" w:lineRule="auto" w:after="180"/>
       </w:pPr>
       <w:r>
@@ -5984,16 +6072,7 @@
     </w:p>
     <w:p>
       <w:pPr>
-        <w:pStyle w:val="Heading3"/>
-      </w:pPr>
-      <w:r>
-        <w:t>Supported practice answer</w:t>
-      </w:r>
-    </w:p>
-    <w:p>
-      <w:pPr>
         <w:spacing w:line="336" w:lineRule="auto" w:after="180"/>
-        <w:shd w:fill="F1F6FC"/>
       </w:pPr>
       <w:r>
         <w:rPr>
@@ -6005,7 +6084,6 @@
     <w:p>
       <w:pPr>
         <w:spacing w:line="336" w:lineRule="auto" w:after="180"/>
-        <w:shd w:fill="F1F6FC"/>
       </w:pPr>
       <w:r>
         <w:rPr>
@@ -6062,16 +6140,7 @@
     </w:p>
     <w:p>
       <w:pPr>
-        <w:pStyle w:val="Heading3"/>
-      </w:pPr>
-      <w:r>
-        <w:t>Repair the misconception</w:t>
-      </w:r>
-    </w:p>
-    <w:p>
-      <w:pPr>
         <w:spacing w:line="336" w:lineRule="auto" w:after="180"/>
-        <w:shd w:fill="FFF5E6"/>
       </w:pPr>
       <w:r>
         <w:rPr>
@@ -6094,16 +6163,7 @@
     </w:p>
     <w:p>
       <w:pPr>
-        <w:pStyle w:val="Heading3"/>
-      </w:pPr>
-      <w:r>
-        <w:t>Support without giving away the answer</w:t>
-      </w:r>
-    </w:p>
-    <w:p>
-      <w:pPr>
         <w:spacing w:line="336" w:lineRule="auto" w:after="180"/>
-        <w:shd w:fill="F1F6F8"/>
       </w:pPr>
       <w:r>
         <w:rPr>
@@ -6126,16 +6186,7 @@
     </w:p>
     <w:p>
       <w:pPr>
-        <w:pStyle w:val="Heading3"/>
-      </w:pPr>
-      <w:r>
-        <w:t>Extend the reasoning</w:t>
-      </w:r>
-    </w:p>
-    <w:p>
-      <w:pPr>
         <w:spacing w:line="336" w:lineRule="auto" w:after="180"/>
-        <w:shd w:fill="F5F1FB"/>
       </w:pPr>
       <w:r>
         <w:rPr>
@@ -6159,7 +6210,6 @@
     <w:p>
       <w:pPr>
         <w:spacing w:line="336" w:lineRule="auto" w:after="180"/>
-        <w:shd w:fill="F5F1FB"/>
       </w:pPr>
       <w:r>
         <w:rPr>
@@ -6182,16 +6232,7 @@
     </w:p>
     <w:p>
       <w:pPr>
-        <w:pStyle w:val="Heading3"/>
-      </w:pPr>
-      <w:r>
-        <w:t>Protect the independent attempt</w:t>
-      </w:r>
-    </w:p>
-    <w:p>
-      <w:pPr>
         <w:spacing w:line="336" w:lineRule="auto" w:after="180"/>
-        <w:shd w:fill="FFF5E6"/>
       </w:pPr>
       <w:r>
         <w:rPr>
@@ -6386,16 +6427,7 @@
     </w:tbl>
     <w:p>
       <w:pPr>
-        <w:pStyle w:val="Heading3"/>
-      </w:pPr>
-      <w:r>
-        <w:t>Project checkpoint</w:t>
-      </w:r>
-    </w:p>
-    <w:p>
-      <w:pPr>
         <w:spacing w:line="336" w:lineRule="auto" w:after="180"/>
-        <w:shd w:fill="EDF7F3"/>
       </w:pPr>
       <w:r>
         <w:rPr>
@@ -6432,12 +6464,20 @@
         <w:pStyle w:val="Heading1"/>
       </w:pPr>
       <w:r>
-        <w:t>08. Use feedback, labs and repair paths</w:t>
-      </w:r>
-    </w:p>
-    <w:p>
-      <w:r>
-        <w:t>Use feedback, earlier review and portfolios purposefully. Apply the coding routine only when this lesson has an executable lab.</w:t>
+        <w:t>08. Reference: feedback and records</w:t>
+      </w:r>
+    </w:p>
+    <w:p>
+      <w:r>
+        <w:t>Use digital tools where they help retain an explanation and its evidence.</w:t>
+      </w:r>
+    </w:p>
+    <w:p>
+      <w:pPr>
+        <w:pStyle w:val="Heading2"/>
+      </w:pPr>
+      <w:r>
+        <w:t>Keep practice and independent evidence separate</w:t>
       </w:r>
     </w:p>
     <w:p>
@@ -6476,10 +6516,52 @@
     </w:p>
     <w:p>
       <w:pPr>
-        <w:pStyle w:val="Heading3"/>
-      </w:pPr>
-      <w:r>
-        <w:t>For later coding lessons</w:t>
+        <w:pStyle w:val="Heading2"/>
+      </w:pPr>
+      <w:r>
+        <w:t>Repair and portfolio records</w:t>
+      </w:r>
+    </w:p>
+    <w:p>
+      <w:pPr>
+        <w:spacing w:line="336" w:lineRule="auto" w:after="180"/>
+      </w:pPr>
+      <w:r>
+        <w:rPr>
+          <w:b w:val="0"/>
+        </w:rPr>
+        <w:t>Use the earlier worked-explanation links to address a specific missing building block, then return to the current question. Adapt this suggestion after observing the learner; it is not an automatic diagnosis.</w:t>
+      </w:r>
+    </w:p>
+    <w:p>
+      <w:pPr>
+        <w:spacing w:line="336" w:lineRule="auto" w:after="180"/>
+      </w:pPr>
+      <w:r>
+        <w:rPr>
+          <w:b w:val="0"/>
+        </w:rPr>
+        <w:t xml:space="preserve">Collect the completed-work portfolio as </w:t>
+      </w:r>
+      <w:r>
+        <w:rPr>
+          <w:b/>
+        </w:rPr>
+        <w:t>evidence</w:t>
+      </w:r>
+      <w:r>
+        <w:rPr>
+          <w:b w:val="0"/>
+        </w:rPr>
+        <w:t>. Record support separately from correctness, and assess explanation, trace/test and limitations. Progress ticks and quiz selections alone do not establish mastery.</w:t>
+      </w:r>
+    </w:p>
+    <w:p>
+      <w:pPr>
+        <w:pStyle w:val="Heading2"/>
+      </w:pPr>
+      <w:r>
+        <w:t>Earlier wording, alternatives and picture transcripts · reference / check after trying</w:t>
       </w:r>
     </w:p>
     <w:p>
@@ -6490,7 +6572,6 @@
     <w:p>
       <w:pPr>
         <w:spacing w:line="336" w:lineRule="auto" w:after="180"/>
-        <w:shd w:fill="F1F6F8"/>
       </w:pPr>
       <w:r>
         <w:rPr>
@@ -6513,77 +6594,20 @@
     </w:p>
     <w:p>
       <w:pPr>
-        <w:spacing w:line="336" w:lineRule="auto" w:after="180"/>
-      </w:pPr>
-      <w:r>
-        <w:rPr>
-          <w:b w:val="0"/>
-        </w:rPr>
-        <w:t>Use the earlier worked-explanation links to address a specific missing building block, then return to the current question. Adapt this suggestion after observing the learner; it is not an automatic diagnosis.</w:t>
-      </w:r>
-    </w:p>
-    <w:p>
-      <w:pPr>
-        <w:spacing w:line="336" w:lineRule="auto" w:after="180"/>
-      </w:pPr>
-      <w:r>
-        <w:rPr>
-          <w:b w:val="0"/>
-        </w:rPr>
-        <w:t xml:space="preserve">Collect the completed-work portfolio as </w:t>
-      </w:r>
-      <w:r>
-        <w:rPr>
-          <w:b/>
-        </w:rPr>
-        <w:t>evidence</w:t>
-      </w:r>
-      <w:r>
-        <w:rPr>
-          <w:b w:val="0"/>
-        </w:rPr>
-        <w:t>. Record support separately from correctness, and assess explanation, trace/test and limitations. Progress ticks and quiz selections alone do not establish mastery.</w:t>
-      </w:r>
-    </w:p>
-    <w:p>
-      <w:pPr>
         <w:pStyle w:val="Heading1"/>
       </w:pPr>
       <w:r>
-        <w:t>09. Visual concept journey</w:t>
-      </w:r>
-    </w:p>
-    <w:p>
-      <w:r>
-        <w:t>Show one User Need and AI Contribution graphic at a time, request a prediction and discuss its trace before the independent assessment.</w:t>
-      </w:r>
-    </w:p>
-    <w:p>
-      <w:pPr>
-        <w:spacing w:line="336" w:lineRule="auto" w:after="180"/>
-      </w:pPr>
-      <w:r>
-        <w:rPr>
-          <w:b w:val="0"/>
-        </w:rPr>
-        <w:t xml:space="preserve">Use one picture at a time. Hide a worked result before asking for a </w:t>
-      </w:r>
-      <w:r>
-        <w:rPr>
-          <w:b/>
-        </w:rPr>
-        <w:t>prediction</w:t>
-      </w:r>
-      <w:r>
-        <w:rPr>
-          <w:b w:val="0"/>
-        </w:rPr>
-        <w:t>, then reveal it for feedback. These are supported teaching cases; retain the separate independent assessment for a fresh first attempt.</w:t>
-      </w:r>
-    </w:p>
-    <w:p>
-      <w:pPr>
-        <w:pStyle w:val="Heading3"/>
+        <w:t>09. Reference: teach with the six pictures</w:t>
+      </w:r>
+    </w:p>
+    <w:p>
+      <w:r>
+        <w:t>Choose the picture for the teaching move and connect it to the explanation.</w:t>
+      </w:r>
+    </w:p>
+    <w:p>
+      <w:pPr>
+        <w:pStyle w:val="Heading2"/>
       </w:pPr>
       <w:r>
         <w:t>01. User Need and AI Contribution: the case</w:t>
@@ -6594,7 +6618,7 @@
         <w:drawing>
           <wp:inline xmlns:a="http://schemas.openxmlformats.org/drawingml/2006/main" xmlns:pic="http://schemas.openxmlformats.org/drawingml/2006/picture">
             <wp:extent cx="5486400" cy="3291840"/>
-            <wp:docPr id="2" name="Picture 2" descr="Define a useful reading helper before choosing its AI features. Supplied facts: A pupil needs the meaning of unfamiliar words in an approved glossary. G3 defines habitat as the place an organism lives; no other sources are allowed. All inputs and outcomes in this worked example are invented classroom data; no real model run is claimed."/>
+            <wp:docPr id="3" name="Picture 3" descr="Define a useful reading helper before choosing its AI features. Supplied facts: A pupil needs the meaning of unfamiliar words in an approved glossary. G3 defines habitat as the place an organism lives; no other sources are allowed. All inputs and outcomes in this worked example are invented classroom data; no real model run is claimed."/>
             <wp:cNvGraphicFramePr>
               <a:graphicFrameLocks noChangeAspect="1"/>
             </wp:cNvGraphicFramePr>
@@ -6606,7 +6630,7 @@
                     <pic:cNvPicPr/>
                   </pic:nvPicPr>
                   <pic:blipFill>
-                    <a:blip r:embed="rId10"/>
+                    <a:blip r:embed="rId11"/>
                     <a:stretch>
                       <a:fillRect/>
                     </a:stretch>
@@ -6674,7 +6698,6 @@
     <w:p>
       <w:pPr>
         <w:spacing w:line="336" w:lineRule="auto" w:after="180"/>
-        <w:shd w:fill="F5F1FB"/>
       </w:pPr>
       <w:r>
         <w:rPr>
@@ -6685,16 +6708,7 @@
     </w:p>
     <w:p>
       <w:pPr>
-        <w:pStyle w:val="Heading3"/>
-      </w:pPr>
-      <w:r>
-        <w:t>Discuss while showing the picture</w:t>
-      </w:r>
-    </w:p>
-    <w:p>
-      <w:pPr>
         <w:spacing w:line="336" w:lineRule="auto" w:after="180"/>
-        <w:shd w:fill="F1F6F8"/>
       </w:pPr>
       <w:r>
         <w:rPr>
@@ -6705,7 +6719,7 @@
     </w:p>
     <w:p>
       <w:pPr>
-        <w:pStyle w:val="Heading3"/>
+        <w:pStyle w:val="Heading2"/>
       </w:pPr>
       <w:r>
         <w:t>02. Follow the deciding steps</w:t>
@@ -6716,7 +6730,7 @@
         <w:drawing>
           <wp:inline xmlns:a="http://schemas.openxmlformats.org/drawingml/2006/main" xmlns:pic="http://schemas.openxmlformats.org/drawingml/2006/picture">
             <wp:extent cx="5486400" cy="3648456"/>
-            <wp:docPr id="3" name="Picture 3" descr="Name the need: The pupil wants a glossary meaning, not a made-up example presented as a fact. → Choose contribution: The assistant locates the glossary entry and restates it in clear language with G3. → Bound the service: An absent word produces “not in this glossary”; a direct glossary search is the baseline."/>
+            <wp:docPr id="4" name="Picture 4" descr="Name the need: The pupil wants a glossary meaning, not a made-up example presented as a fact. → Choose contribution: The assistant locates the glossary entry and restates it in clear language with G3. → Bound the service: An absent word produces “not in this glossary”; a direct glossary search is the baseline."/>
             <wp:cNvGraphicFramePr>
               <a:graphicFrameLocks noChangeAspect="1"/>
             </wp:cNvGraphicFramePr>
@@ -6728,7 +6742,7 @@
                     <pic:cNvPicPr/>
                   </pic:nvPicPr>
                   <pic:blipFill>
-                    <a:blip r:embed="rId11"/>
+                    <a:blip r:embed="rId9"/>
                     <a:stretch>
                       <a:fillRect/>
                     </a:stretch>
@@ -6773,7 +6787,6 @@
     <w:p>
       <w:pPr>
         <w:spacing w:line="336" w:lineRule="auto" w:after="180"/>
-        <w:shd w:fill="F5F1FB"/>
       </w:pPr>
       <w:r>
         <w:rPr>
@@ -6796,16 +6809,7 @@
     </w:p>
     <w:p>
       <w:pPr>
-        <w:pStyle w:val="Heading3"/>
-      </w:pPr>
-      <w:r>
-        <w:t>Discuss while showing the picture</w:t>
-      </w:r>
-    </w:p>
-    <w:p>
-      <w:pPr>
         <w:spacing w:line="336" w:lineRule="auto" w:after="180"/>
-        <w:shd w:fill="F1F6F8"/>
       </w:pPr>
       <w:r>
         <w:rPr>
@@ -6828,7 +6832,7 @@
     </w:p>
     <w:p>
       <w:pPr>
-        <w:pStyle w:val="Heading3"/>
+        <w:pStyle w:val="Heading2"/>
       </w:pPr>
       <w:r>
         <w:t>03. Capstone requirements and corpus — evidence trace</w:t>
@@ -6839,7 +6843,7 @@
         <w:drawing>
           <wp:inline xmlns:a="http://schemas.openxmlformats.org/drawingml/2006/main" xmlns:pic="http://schemas.openxmlformats.org/drawingml/2006/picture">
             <wp:extent cx="5486400" cy="3145536"/>
-            <wp:docPr id="4" name="Picture 4" descr="Capstone requirements and corpus — evidence trace. Student room assistant corpus contains public register P, teacher-only guide T and current approval A. It must report approved room capacity or needs_review. | Specify the user question, source authority, access, output/fallback contract and evaluation plan. Freeze corpus IDs and split cases before implementation. Keep teacher material out of student retrieval. | Authorised corpus contains P and A, excluding T. Baseline manually checks same-room current approval and capacity. Reserve complete, missing and conflicting cases before development."/>
+            <wp:docPr id="5" name="Picture 5" descr="Capstone requirements and corpus — evidence trace. Student room assistant corpus contains public register P, teacher-only guide T and current approval A. It must report approved room capacity or needs_review. | Specify the user question, source authority, access, output/fallback contract and evaluation plan. Freeze corpus IDs and split cases before implementation. Keep teacher material out of student retrieval. | Authorised corpus contains P and A, excluding T. Baseline manually checks same-room current approval and capacity. Reserve complete, missing and conflicting cases before development."/>
             <wp:cNvGraphicFramePr>
               <a:graphicFrameLocks noChangeAspect="1"/>
             </wp:cNvGraphicFramePr>
@@ -6977,7 +6981,6 @@
     <w:p>
       <w:pPr>
         <w:spacing w:line="336" w:lineRule="auto" w:after="180"/>
-        <w:shd w:fill="F5F1FB"/>
       </w:pPr>
       <w:r>
         <w:rPr>
@@ -6988,16 +6991,7 @@
     </w:p>
     <w:p>
       <w:pPr>
-        <w:pStyle w:val="Heading3"/>
-      </w:pPr>
-      <w:r>
-        <w:t>Discuss while showing the picture</w:t>
-      </w:r>
-    </w:p>
-    <w:p>
-      <w:pPr>
         <w:spacing w:line="336" w:lineRule="auto" w:after="180"/>
-        <w:shd w:fill="F1F6F8"/>
       </w:pPr>
       <w:r>
         <w:rPr>
@@ -7008,7 +7002,7 @@
     </w:p>
     <w:p>
       <w:pPr>
-        <w:pStyle w:val="Heading3"/>
+        <w:pStyle w:val="Heading2"/>
       </w:pPr>
       <w:r>
         <w:t>04. Change one thing. Trace what follows.</w:t>
@@ -7019,7 +7013,7 @@
         <w:drawing>
           <wp:inline xmlns:a="http://schemas.openxmlformats.org/drawingml/2006/main" xmlns:pic="http://schemas.openxmlformats.org/drawingml/2006/picture">
             <wp:extent cx="5486400" cy="3041904"/>
-            <wp:docPr id="5" name="Picture 5" descr="Original case: An absent word produces “not in this glossary”; a direct glossary search is the baseline. Changed condition: The pupil asks for photosynthesis, which G3 does not contain. Expected result: The assistant reports that the definition is unavailable in its approved glossary. Reason: A helpful interface cannot expand its authorised evidence by guessing."/>
+            <wp:docPr id="6" name="Picture 6" descr="Original case: An absent word produces “not in this glossary”; a direct glossary search is the baseline. Changed condition: The pupil asks for photosynthesis, which G3 does not contain. Expected result: The assistant reports that the definition is unavailable in its approved glossary. Reason: A helpful interface cannot expand its authorised evidence by guessing."/>
             <wp:cNvGraphicFramePr>
               <a:graphicFrameLocks noChangeAspect="1"/>
             </wp:cNvGraphicFramePr>
@@ -7087,7 +7081,6 @@
     <w:p>
       <w:pPr>
         <w:spacing w:line="336" w:lineRule="auto" w:after="180"/>
-        <w:shd w:fill="F5F1FB"/>
       </w:pPr>
       <w:r>
         <w:rPr>
@@ -7098,16 +7091,7 @@
     </w:p>
     <w:p>
       <w:pPr>
-        <w:pStyle w:val="Heading3"/>
-      </w:pPr>
-      <w:r>
-        <w:t>Discuss while showing the picture</w:t>
-      </w:r>
-    </w:p>
-    <w:p>
-      <w:pPr>
         <w:spacing w:line="336" w:lineRule="auto" w:after="180"/>
-        <w:shd w:fill="F1F6F8"/>
       </w:pPr>
       <w:r>
         <w:rPr>
@@ -7119,7 +7103,6 @@
     <w:p>
       <w:pPr>
         <w:spacing w:line="336" w:lineRule="auto" w:after="180"/>
-        <w:shd w:fill="F1F6F8"/>
       </w:pPr>
       <w:r>
         <w:rPr>
@@ -7142,7 +7125,7 @@
     </w:p>
     <w:p>
       <w:pPr>
-        <w:pStyle w:val="Heading3"/>
+        <w:pStyle w:val="Heading2"/>
       </w:pPr>
       <w:r>
         <w:t>05. Connect the explanation to its limit</w:t>
@@ -7153,7 +7136,7 @@
         <w:drawing>
           <wp:inline xmlns:a="http://schemas.openxmlformats.org/drawingml/2006/main" xmlns:pic="http://schemas.openxmlformats.org/drawingml/2006/picture">
             <wp:extent cx="5486400" cy="2834640"/>
-            <wp:docPr id="6" name="Picture 6" descr="Read the picture in order. An absent word produces “not in this glossary”; a direct glossary search is the baseline. The arrows show which recorded input or intermediate result each decision uses. Explain the deciding step aloud before checking the changed case; pointing to the final answer alone does not show how it follows. Limit: A requirements plan identifies intended value; it does not demonstrate actual pupil benefit."/>
+            <wp:docPr id="7" name="Picture 7" descr="Read the picture in order. An absent word produces “not in this glossary”; a direct glossary search is the baseline. The arrows show which recorded input or intermediate result each decision uses. Explain the deciding step aloud before checking the changed case; pointing to the final answer alone does not show how it follows. Limit: A requirements plan identifies intended value; it does not demonstrate actual pupil benefit."/>
             <wp:cNvGraphicFramePr>
               <a:graphicFrameLocks noChangeAspect="1"/>
             </wp:cNvGraphicFramePr>
@@ -7244,7 +7227,6 @@
     <w:p>
       <w:pPr>
         <w:spacing w:line="336" w:lineRule="auto" w:after="180"/>
-        <w:shd w:fill="F5F1FB"/>
       </w:pPr>
       <w:r>
         <w:rPr>
@@ -7255,16 +7237,7 @@
     </w:p>
     <w:p>
       <w:pPr>
-        <w:pStyle w:val="Heading3"/>
-      </w:pPr>
-      <w:r>
-        <w:t>Discuss while showing the picture</w:t>
-      </w:r>
-    </w:p>
-    <w:p>
-      <w:pPr>
         <w:spacing w:line="336" w:lineRule="auto" w:after="180"/>
-        <w:shd w:fill="F1F6F8"/>
       </w:pPr>
       <w:r>
         <w:rPr>
@@ -7276,7 +7249,6 @@
     <w:p>
       <w:pPr>
         <w:spacing w:line="336" w:lineRule="auto" w:after="180"/>
-        <w:shd w:fill="F1F6F8"/>
       </w:pPr>
       <w:r>
         <w:rPr>
@@ -7299,7 +7271,7 @@
     </w:p>
     <w:p>
       <w:pPr>
-        <w:pStyle w:val="Heading3"/>
+        <w:pStyle w:val="Heading2"/>
       </w:pPr>
       <w:r>
         <w:t>06. Make the idea visible in your project</w:t>
@@ -7310,7 +7282,7 @@
         <w:drawing>
           <wp:inline xmlns:a="http://schemas.openxmlformats.org/drawingml/2006/main" xmlns:pic="http://schemas.openxmlformats.org/drawingml/2006/picture">
             <wp:extent cx="5486400" cy="3681984"/>
-            <wp:docPr id="7" name="Picture 7" descr="For your Verified Study Buddy, save the input, procedure, observed result and limitation of this check. Label this worked example as practice; use a different, previously unreviewed case when checking independent understanding. Draw your input, deciding step, result and limit. Supported question: What non-AI baseline would reveal whether this helper adds value? Point to the relevant step in the picture, then write the changed result and the rule or evidence that supports it."/>
+            <wp:docPr id="8" name="Picture 8" descr="For your Verified Study Buddy, save the input, procedure, observed result and limitation of this check. Label this worked example as practice; use a different, previously unreviewed case when checking independent understanding. Draw your input, deciding step, result and limit. Supported question: What non-AI baseline would reveal whether this helper adds value? Point to the relevant step in the picture, then write the changed result and the rule or evidence that supports it."/>
             <wp:cNvGraphicFramePr>
               <a:graphicFrameLocks noChangeAspect="1"/>
             </wp:cNvGraphicFramePr>
@@ -7413,7 +7385,6 @@
     <w:p>
       <w:pPr>
         <w:spacing w:line="336" w:lineRule="auto" w:after="180"/>
-        <w:shd w:fill="F5F1FB"/>
       </w:pPr>
       <w:r>
         <w:rPr>
@@ -7436,70 +7407,138 @@
     </w:p>
     <w:p>
       <w:pPr>
+        <w:spacing w:line="336" w:lineRule="auto" w:after="180"/>
+      </w:pPr>
+      <w:r>
+        <w:rPr>
+          <w:b w:val="0"/>
+        </w:rPr>
+        <w:t xml:space="preserve">Teacher prompt: Draw your project trace and justify the deciding step using </w:t>
+      </w:r>
+      <w:r>
+        <w:rPr>
+          <w:b/>
+        </w:rPr>
+        <w:t>evidence</w:t>
+      </w:r>
+      <w:r>
+        <w:rPr>
+          <w:b w:val="0"/>
+        </w:rPr>
+        <w:t>. Ask learners to describe one label or arrow in ordinary words. Use the adjacent transcript if the image is difficult to see.</w:t>
+      </w:r>
+    </w:p>
+    <w:p>
+      <w:pPr>
+        <w:spacing w:line="336" w:lineRule="auto" w:after="180"/>
+      </w:pPr>
+      <w:r>
+        <w:rPr>
+          <w:b w:val="0"/>
+        </w:rPr>
+        <w:t>Supported practice key: Ask the same pupils to use direct glossary search on the same word tasks; compare supported answers and effort without inventing results.</w:t>
+      </w:r>
+    </w:p>
+    <w:p>
+      <w:pPr>
+        <w:spacing w:line="336" w:lineRule="auto" w:after="180"/>
+      </w:pPr>
+      <w:r>
+        <w:rPr>
+          <w:b w:val="0"/>
+        </w:rPr>
+        <w:t xml:space="preserve">Changed-case check: The assistant reports that the definition is unavailable in its approved glossary. A helpful interface cannot expand its authorised </w:t>
+      </w:r>
+      <w:r>
+        <w:rPr>
+          <w:b/>
+        </w:rPr>
+        <w:t>evidence</w:t>
+      </w:r>
+      <w:r>
+        <w:rPr>
+          <w:b w:val="0"/>
+        </w:rPr>
+        <w:t xml:space="preserve"> by guessing.</w:t>
+      </w:r>
+    </w:p>
+    <w:p>
+      <w:pPr>
+        <w:pStyle w:val="Heading2"/>
+      </w:pPr>
+      <w:r>
+        <w:t>Earlier wording, alternatives and picture transcripts · reference / check after trying</w:t>
+      </w:r>
+    </w:p>
+    <w:p>
+      <w:pPr>
+        <w:spacing w:line="336" w:lineRule="auto" w:after="180"/>
+      </w:pPr>
+      <w:r>
+        <w:rPr>
+          <w:b w:val="0"/>
+        </w:rPr>
+        <w:t xml:space="preserve">Use one picture at a time. Hide a worked result before asking for a </w:t>
+      </w:r>
+      <w:r>
+        <w:rPr>
+          <w:b/>
+        </w:rPr>
+        <w:t>prediction</w:t>
+      </w:r>
+      <w:r>
+        <w:rPr>
+          <w:b w:val="0"/>
+        </w:rPr>
+        <w:t>, then reveal it for feedback. These are supported teaching cases; retain the separate independent assessment for a fresh first attempt.</w:t>
+      </w:r>
+    </w:p>
+    <w:p>
+      <w:pPr>
         <w:pStyle w:val="Heading3"/>
       </w:pPr>
       <w:r>
-        <w:t>Discuss while showing the picture</w:t>
-      </w:r>
-    </w:p>
-    <w:p>
-      <w:pPr>
-        <w:spacing w:line="336" w:lineRule="auto" w:after="180"/>
-        <w:shd w:fill="F1F6F8"/>
-      </w:pPr>
-      <w:r>
-        <w:rPr>
-          <w:b w:val="0"/>
-        </w:rPr>
-        <w:t xml:space="preserve">Teacher prompt: Draw your project trace and justify the deciding step using </w:t>
-      </w:r>
-      <w:r>
-        <w:rPr>
-          <w:b/>
-        </w:rPr>
-        <w:t>evidence</w:t>
-      </w:r>
-      <w:r>
-        <w:rPr>
-          <w:b w:val="0"/>
-        </w:rPr>
-        <w:t>. Ask learners to describe one label or arrow in ordinary words. Use the adjacent transcript if the image is difficult to see.</w:t>
-      </w:r>
-    </w:p>
-    <w:p>
-      <w:pPr>
-        <w:spacing w:line="336" w:lineRule="auto" w:after="180"/>
-        <w:shd w:fill="F1F6F8"/>
-      </w:pPr>
-      <w:r>
-        <w:rPr>
-          <w:b w:val="0"/>
-        </w:rPr>
-        <w:t>Supported practice key: Ask the same pupils to use direct glossary search on the same word tasks; compare supported answers and effort without inventing results.</w:t>
-      </w:r>
-    </w:p>
-    <w:p>
-      <w:pPr>
-        <w:spacing w:line="336" w:lineRule="auto" w:after="180"/>
-        <w:shd w:fill="F1F6F8"/>
-      </w:pPr>
-      <w:r>
-        <w:rPr>
-          <w:b w:val="0"/>
-        </w:rPr>
-        <w:t xml:space="preserve">Changed-case check: The assistant reports that the definition is unavailable in its approved glossary. A helpful interface cannot expand its authorised </w:t>
-      </w:r>
-      <w:r>
-        <w:rPr>
-          <w:b/>
-        </w:rPr>
-        <w:t>evidence</w:t>
-      </w:r>
-      <w:r>
-        <w:rPr>
-          <w:b w:val="0"/>
-        </w:rPr>
-        <w:t xml:space="preserve"> by guessing.</w:t>
+        <w:t>01. User Need and AI Contribution: the case</w:t>
+      </w:r>
+    </w:p>
+    <w:p>
+      <w:pPr>
+        <w:pStyle w:val="Heading3"/>
+      </w:pPr>
+      <w:r>
+        <w:t>02. Follow the deciding steps</w:t>
+      </w:r>
+    </w:p>
+    <w:p>
+      <w:pPr>
+        <w:pStyle w:val="Heading3"/>
+      </w:pPr>
+      <w:r>
+        <w:t>03. Capstone requirements and corpus — evidence trace</w:t>
+      </w:r>
+    </w:p>
+    <w:p>
+      <w:pPr>
+        <w:pStyle w:val="Heading3"/>
+      </w:pPr>
+      <w:r>
+        <w:t>04. Change one thing. Trace what follows.</w:t>
+      </w:r>
+    </w:p>
+    <w:p>
+      <w:pPr>
+        <w:pStyle w:val="Heading3"/>
+      </w:pPr>
+      <w:r>
+        <w:t>05. Connect the explanation to its limit</w:t>
+      </w:r>
+    </w:p>
+    <w:p>
+      <w:pPr>
+        <w:pStyle w:val="Heading3"/>
+      </w:pPr>
+      <w:r>
+        <w:t>06. Make the idea visible in your project</w:t>
       </w:r>
     </w:p>
     <w:sectPr>
